--- a/public/templates/template_smr.docx
+++ b/public/templates/template_smr.docx
@@ -57,12 +57,6 @@
         <w:gridCol w:w="371"/>
       </w:tblGrid>
       <w:tr>
-        <w:tblPrEx>
-          <w:tblCellMar>
-            <w:top w:w="0" w:type="dxa"/>
-            <w:bottom w:w="0" w:type="dxa"/>
-          </w:tblCellMar>
-        </w:tblPrEx>
         <w:tc>
           <w:tcPr>
             <w:tcW w:w="209" w:type="dxa"/>
@@ -1263,12 +1257,6 @@
         </w:tc>
       </w:tr>
       <w:tr>
-        <w:tblPrEx>
-          <w:tblCellMar>
-            <w:top w:w="0" w:type="dxa"/>
-            <w:bottom w:w="0" w:type="dxa"/>
-          </w:tblCellMar>
-        </w:tblPrEx>
         <w:trPr>
           <w:trHeight w:val="258"/>
         </w:trPr>
@@ -1291,11 +1279,15 @@
               </w:rPr>
             </w:pPr>
             <w:r>
-              <w:rPr>
-                <w:sz w:val="22"/>
-                <w:szCs w:val="22"/>
-              </w:rPr>
-              <w:t>{sender_name}</w:t>
+              <w:t>{</w:t>
+            </w:r>
+            <w:proofErr w:type="spellStart"/>
+            <w:r>
+              <w:t>sender_name</w:t>
+            </w:r>
+            <w:proofErr w:type="spellEnd"/>
+            <w:r>
+              <w:t>}</w:t>
             </w:r>
           </w:p>
         </w:tc>
@@ -1335,12 +1327,6 @@
         </w:tc>
       </w:tr>
       <w:tr>
-        <w:tblPrEx>
-          <w:tblCellMar>
-            <w:top w:w="0" w:type="dxa"/>
-            <w:bottom w:w="0" w:type="dxa"/>
-          </w:tblCellMar>
-        </w:tblPrEx>
         <w:tc>
           <w:tcPr>
             <w:tcW w:w="5385" w:type="dxa"/>
@@ -1360,8 +1346,6 @@
               <w:rPr>
                 <w:rFonts w:eastAsia="Calibri"/>
                 <w:bCs/>
-                <w:sz w:val="22"/>
-                <w:szCs w:val="22"/>
                 <w:lang w:val="en-US" w:eastAsia="en-US"/>
               </w:rPr>
             </w:pPr>
@@ -1369,11 +1353,27 @@
               <w:rPr>
                 <w:rFonts w:eastAsia="Calibri"/>
                 <w:bCs/>
-                <w:sz w:val="22"/>
-                <w:szCs w:val="22"/>
                 <w:lang w:val="en-US" w:eastAsia="en-US"/>
               </w:rPr>
-              <w:t>{sender_address}</w:t>
+              <w:t>{</w:t>
+            </w:r>
+            <w:proofErr w:type="spellStart"/>
+            <w:r>
+              <w:rPr>
+                <w:rFonts w:eastAsia="Calibri"/>
+                <w:bCs/>
+                <w:lang w:val="en-US" w:eastAsia="en-US"/>
+              </w:rPr>
+              <w:t>sender_address</w:t>
+            </w:r>
+            <w:proofErr w:type="spellEnd"/>
+            <w:r>
+              <w:rPr>
+                <w:rFonts w:eastAsia="Calibri"/>
+                <w:bCs/>
+                <w:lang w:val="en-US" w:eastAsia="en-US"/>
+              </w:rPr>
+              <w:t>}</w:t>
             </w:r>
           </w:p>
         </w:tc>
@@ -1401,12 +1401,6 @@
         </w:tc>
       </w:tr>
       <w:tr>
-        <w:tblPrEx>
-          <w:tblCellMar>
-            <w:top w:w="0" w:type="dxa"/>
-            <w:bottom w:w="0" w:type="dxa"/>
-          </w:tblCellMar>
-        </w:tblPrEx>
         <w:tc>
           <w:tcPr>
             <w:tcW w:w="5385" w:type="dxa"/>
@@ -1430,11 +1424,27 @@
               <w:rPr>
                 <w:rFonts w:eastAsia="Calibri"/>
                 <w:bCs/>
-                <w:sz w:val="22"/>
-                <w:szCs w:val="22"/>
                 <w:lang w:eastAsia="en-US"/>
               </w:rPr>
-              <w:t>{sender_bin}</w:t>
+              <w:t>{</w:t>
+            </w:r>
+            <w:proofErr w:type="spellStart"/>
+            <w:r>
+              <w:rPr>
+                <w:rFonts w:eastAsia="Calibri"/>
+                <w:bCs/>
+                <w:lang w:eastAsia="en-US"/>
+              </w:rPr>
+              <w:t>sender_bin</w:t>
+            </w:r>
+            <w:proofErr w:type="spellEnd"/>
+            <w:r>
+              <w:rPr>
+                <w:rFonts w:eastAsia="Calibri"/>
+                <w:bCs/>
+                <w:lang w:eastAsia="en-US"/>
+              </w:rPr>
+              <w:t>}</w:t>
             </w:r>
           </w:p>
         </w:tc>
@@ -1461,12 +1471,6 @@
         </w:tc>
       </w:tr>
       <w:tr>
-        <w:tblPrEx>
-          <w:tblCellMar>
-            <w:top w:w="0" w:type="dxa"/>
-            <w:bottom w:w="0" w:type="dxa"/>
-          </w:tblCellMar>
-        </w:tblPrEx>
         <w:tc>
           <w:tcPr>
             <w:tcW w:w="5385" w:type="dxa"/>
@@ -1498,7 +1502,25 @@
                 <w:szCs w:val="24"/>
                 <w:lang w:val="en-US" w:eastAsia="ru-RU"/>
               </w:rPr>
-              <w:t>{smr_sender}</w:t>
+              <w:t>{</w:t>
+            </w:r>
+            <w:proofErr w:type="spellStart"/>
+            <w:r>
+              <w:rPr>
+                <w:color w:val="000000"/>
+                <w:szCs w:val="24"/>
+                <w:lang w:val="en-US" w:eastAsia="ru-RU"/>
+              </w:rPr>
+              <w:t>smr_sender</w:t>
+            </w:r>
+            <w:proofErr w:type="spellEnd"/>
+            <w:r>
+              <w:rPr>
+                <w:color w:val="000000"/>
+                <w:szCs w:val="24"/>
+                <w:lang w:val="en-US" w:eastAsia="ru-RU"/>
+              </w:rPr>
+              <w:t>}</w:t>
             </w:r>
           </w:p>
         </w:tc>
@@ -1526,12 +1548,6 @@
         </w:tc>
       </w:tr>
       <w:tr>
-        <w:tblPrEx>
-          <w:tblCellMar>
-            <w:top w:w="0" w:type="dxa"/>
-            <w:bottom w:w="0" w:type="dxa"/>
-          </w:tblCellMar>
-        </w:tblPrEx>
         <w:tc>
           <w:tcPr>
             <w:tcW w:w="5385" w:type="dxa"/>
@@ -1584,12 +1600,6 @@
         </w:tc>
       </w:tr>
       <w:tr>
-        <w:tblPrEx>
-          <w:tblCellMar>
-            <w:top w:w="0" w:type="dxa"/>
-            <w:bottom w:w="0" w:type="dxa"/>
-          </w:tblCellMar>
-        </w:tblPrEx>
         <w:tc>
           <w:tcPr>
             <w:tcW w:w="209" w:type="dxa"/>
@@ -1713,6 +1723,7 @@
                 <w:lang w:val="ru-RU"/>
               </w:rPr>
             </w:pPr>
+            <w:proofErr w:type="spellStart"/>
             <w:r>
               <w:rPr>
                 <w:color w:val="FF0000"/>
@@ -1721,6 +1732,7 @@
               </w:rPr>
               <w:t>Empf</w:t>
             </w:r>
+            <w:proofErr w:type="spellEnd"/>
             <w:r>
               <w:rPr>
                 <w:color w:val="FF0000"/>
@@ -1729,6 +1741,7 @@
               </w:rPr>
               <w:t>ä</w:t>
             </w:r>
+            <w:proofErr w:type="spellStart"/>
             <w:r>
               <w:rPr>
                 <w:color w:val="FF0000"/>
@@ -1737,6 +1750,7 @@
               </w:rPr>
               <w:t>nger</w:t>
             </w:r>
+            <w:proofErr w:type="spellEnd"/>
             <w:r>
               <w:rPr>
                 <w:color w:val="FF0000"/>
@@ -1761,6 +1775,7 @@
               </w:rPr>
               <w:t xml:space="preserve">, </w:t>
             </w:r>
+            <w:proofErr w:type="spellStart"/>
             <w:r>
               <w:rPr>
                 <w:color w:val="FF0000"/>
@@ -1769,6 +1784,7 @@
               </w:rPr>
               <w:t>Anschrift</w:t>
             </w:r>
+            <w:proofErr w:type="spellEnd"/>
             <w:r>
               <w:rPr>
                 <w:color w:val="FF0000"/>
@@ -1843,21 +1859,125 @@
                 <w:rFonts w:ascii="Arial CYR" w:hAnsi="Arial CYR"/>
                 <w:color w:val="FF0000"/>
                 <w:sz w:val="11"/>
+                <w:lang w:val="ru-RU"/>
+              </w:rPr>
+            </w:pPr>
+            <w:r>
+              <w:rPr>
+                <w:rFonts w:ascii="Arial CYR" w:hAnsi="Arial CYR"/>
+                <w:color w:val="FF0000"/>
+                <w:sz w:val="11"/>
+                <w:lang w:val="ru-RU"/>
+              </w:rPr>
+              <w:t>Перевозчик</w:t>
+            </w:r>
+            <w:r>
+              <w:rPr>
+                <w:rFonts w:ascii="Arial CYR" w:hAnsi="Arial CYR"/>
+                <w:color w:val="FF0000"/>
+                <w:sz w:val="11"/>
+                <w:lang w:val="ru-RU"/>
+              </w:rPr>
+              <w:t xml:space="preserve"> (</w:t>
+            </w:r>
+            <w:r>
+              <w:rPr>
+                <w:rFonts w:ascii="Arial CYR" w:hAnsi="Arial CYR"/>
+                <w:color w:val="FF0000"/>
+                <w:sz w:val="11"/>
+                <w:lang w:val="ru-RU"/>
+              </w:rPr>
+              <w:t>наименование</w:t>
+            </w:r>
+            <w:r>
+              <w:rPr>
+                <w:rFonts w:ascii="Arial CYR" w:hAnsi="Arial CYR"/>
+                <w:color w:val="FF0000"/>
+                <w:sz w:val="11"/>
+                <w:lang w:val="ru-RU"/>
+              </w:rPr>
+              <w:t xml:space="preserve">, </w:t>
+            </w:r>
+            <w:r>
+              <w:rPr>
+                <w:rFonts w:ascii="Arial CYR" w:hAnsi="Arial CYR"/>
+                <w:color w:val="FF0000"/>
+                <w:sz w:val="11"/>
+                <w:lang w:val="ru-RU"/>
+              </w:rPr>
+              <w:t>адрес</w:t>
+            </w:r>
+            <w:r>
+              <w:rPr>
+                <w:rFonts w:ascii="Arial CYR" w:hAnsi="Arial CYR"/>
+                <w:color w:val="FF0000"/>
+                <w:sz w:val="11"/>
+                <w:lang w:val="ru-RU"/>
+              </w:rPr>
+              <w:t xml:space="preserve">, </w:t>
+            </w:r>
+            <w:r>
+              <w:rPr>
+                <w:rFonts w:ascii="Arial CYR" w:hAnsi="Arial CYR"/>
+                <w:color w:val="FF0000"/>
+                <w:sz w:val="11"/>
+                <w:lang w:val="ru-RU"/>
+              </w:rPr>
+              <w:t>страна</w:t>
+            </w:r>
+            <w:r>
+              <w:rPr>
+                <w:rFonts w:ascii="Arial CYR" w:hAnsi="Arial CYR"/>
+                <w:color w:val="FF0000"/>
+                <w:sz w:val="11"/>
+                <w:lang w:val="ru-RU"/>
+              </w:rPr>
+              <w:t>)</w:t>
+            </w:r>
+          </w:p>
+          <w:p>
+            <w:pPr>
+              <w:rPr>
+                <w:rFonts w:ascii="Arial" w:hAnsi="Arial"/>
+                <w:color w:val="FF0000"/>
+                <w:sz w:val="11"/>
+                <w:lang w:val="ru-RU"/>
+              </w:rPr>
+            </w:pPr>
+            <w:proofErr w:type="spellStart"/>
+            <w:r>
+              <w:rPr>
+                <w:rFonts w:ascii="Arial" w:hAnsi="Arial"/>
+                <w:color w:val="FF0000"/>
+                <w:sz w:val="11"/>
                 <w:lang w:val="en-GB"/>
               </w:rPr>
-            </w:pPr>
-            <w:r>
-              <w:rPr>
-                <w:rFonts w:ascii="Arial CYR" w:hAnsi="Arial CYR"/>
-                <w:color w:val="FF0000"/>
-                <w:sz w:val="11"/>
-                <w:lang w:val="ru-RU"/>
-              </w:rPr>
-              <w:t>Перевозчик</w:t>
-            </w:r>
-            <w:r>
-              <w:rPr>
-                <w:rFonts w:ascii="Arial CYR" w:hAnsi="Arial CYR"/>
+              <w:t>Frachtf</w:t>
+            </w:r>
+            <w:proofErr w:type="spellEnd"/>
+            <w:r>
+              <w:rPr>
+                <w:rFonts w:ascii="Arial" w:hAnsi="Arial"/>
+                <w:color w:val="FF0000"/>
+                <w:sz w:val="11"/>
+                <w:lang w:val="ru-RU"/>
+              </w:rPr>
+              <w:t>ü</w:t>
+            </w:r>
+            <w:proofErr w:type="spellStart"/>
+            <w:r>
+              <w:rPr>
+                <w:rFonts w:ascii="Arial" w:hAnsi="Arial"/>
+                <w:color w:val="FF0000"/>
+                <w:sz w:val="11"/>
+                <w:lang w:val="en-GB"/>
+              </w:rPr>
+              <w:t>hrer</w:t>
+            </w:r>
+            <w:proofErr w:type="spellEnd"/>
+            <w:r>
+              <w:rPr>
+                <w:rFonts w:ascii="Arial" w:hAnsi="Arial"/>
                 <w:color w:val="FF0000"/>
                 <w:sz w:val="11"/>
                 <w:lang w:val="ru-RU"/>
@@ -1866,34 +1986,36 @@
             </w:r>
             <w:r>
               <w:rPr>
-                <w:rFonts w:ascii="Arial CYR" w:hAnsi="Arial CYR"/>
-                <w:color w:val="FF0000"/>
-                <w:sz w:val="11"/>
-                <w:lang w:val="ru-RU"/>
-              </w:rPr>
-              <w:t>наименование</w:t>
-            </w:r>
-            <w:r>
-              <w:rPr>
-                <w:rFonts w:ascii="Arial CYR" w:hAnsi="Arial CYR"/>
+                <w:rFonts w:ascii="Arial" w:hAnsi="Arial"/>
+                <w:color w:val="FF0000"/>
+                <w:sz w:val="11"/>
+                <w:lang w:val="en-GB"/>
+              </w:rPr>
+              <w:t>Name</w:t>
+            </w:r>
+            <w:r>
+              <w:rPr>
+                <w:rFonts w:ascii="Arial" w:hAnsi="Arial"/>
                 <w:color w:val="FF0000"/>
                 <w:sz w:val="11"/>
                 <w:lang w:val="ru-RU"/>
               </w:rPr>
               <w:t xml:space="preserve">, </w:t>
             </w:r>
-            <w:r>
-              <w:rPr>
-                <w:rFonts w:ascii="Arial CYR" w:hAnsi="Arial CYR"/>
-                <w:color w:val="FF0000"/>
-                <w:sz w:val="11"/>
-                <w:lang w:val="ru-RU"/>
-              </w:rPr>
-              <w:t>адрес</w:t>
-            </w:r>
-            <w:r>
-              <w:rPr>
-                <w:rFonts w:ascii="Arial CYR" w:hAnsi="Arial CYR"/>
+            <w:proofErr w:type="spellStart"/>
+            <w:r>
+              <w:rPr>
+                <w:rFonts w:ascii="Arial" w:hAnsi="Arial"/>
+                <w:color w:val="FF0000"/>
+                <w:sz w:val="11"/>
+                <w:lang w:val="en-GB"/>
+              </w:rPr>
+              <w:t>Anschrift</w:t>
+            </w:r>
+            <w:proofErr w:type="spellEnd"/>
+            <w:r>
+              <w:rPr>
+                <w:rFonts w:ascii="Arial" w:hAnsi="Arial"/>
                 <w:color w:val="FF0000"/>
                 <w:sz w:val="11"/>
                 <w:lang w:val="ru-RU"/>
@@ -1902,51 +2024,26 @@
             </w:r>
             <w:r>
               <w:rPr>
-                <w:rFonts w:ascii="Arial CYR" w:hAnsi="Arial CYR"/>
-                <w:color w:val="FF0000"/>
-                <w:sz w:val="11"/>
-                <w:lang w:val="ru-RU"/>
-              </w:rPr>
-              <w:t>страна</w:t>
-            </w:r>
-            <w:r>
-              <w:rPr>
-                <w:rFonts w:ascii="Arial CYR" w:hAnsi="Arial CYR"/>
+                <w:rFonts w:ascii="Arial" w:hAnsi="Arial"/>
                 <w:color w:val="FF0000"/>
                 <w:sz w:val="11"/>
                 <w:lang w:val="en-GB"/>
               </w:rPr>
+              <w:t>Land</w:t>
+            </w:r>
+            <w:r>
+              <w:rPr>
+                <w:rFonts w:ascii="Arial" w:hAnsi="Arial"/>
+                <w:color w:val="FF0000"/>
+                <w:sz w:val="11"/>
+                <w:lang w:val="ru-RU"/>
+              </w:rPr>
               <w:t>)</w:t>
-            </w:r>
-          </w:p>
-          <w:p>
-            <w:pPr>
-              <w:rPr>
-                <w:rFonts w:ascii="Arial" w:hAnsi="Arial"/>
-                <w:color w:val="FF0000"/>
-                <w:sz w:val="11"/>
-                <w:lang w:val="en-GB"/>
-              </w:rPr>
-            </w:pPr>
-            <w:r>
-              <w:rPr>
-                <w:rFonts w:ascii="Arial" w:hAnsi="Arial"/>
-                <w:color w:val="FF0000"/>
-                <w:sz w:val="11"/>
-                <w:lang w:val="en-GB"/>
-              </w:rPr>
-              <w:t>Frachtführer (Name, Anschrift, Land)</w:t>
             </w:r>
           </w:p>
         </w:tc>
       </w:tr>
       <w:tr>
-        <w:tblPrEx>
-          <w:tblCellMar>
-            <w:top w:w="0" w:type="dxa"/>
-            <w:bottom w:w="0" w:type="dxa"/>
-          </w:tblCellMar>
-        </w:tblPrEx>
         <w:tc>
           <w:tcPr>
             <w:tcW w:w="5385" w:type="dxa"/>
@@ -1974,6 +2071,7 @@
               <w:rPr>
                 <w:rFonts w:ascii="Times New Roman" w:hAnsi="Times New Roman"/>
                 <w:b w:val="0"/>
+                <w:sz w:val="20"/>
               </w:rPr>
               <w:t>{receiver_company}</w:t>
             </w:r>
@@ -2001,12 +2099,6 @@
         </w:tc>
       </w:tr>
       <w:tr>
-        <w:tblPrEx>
-          <w:tblCellMar>
-            <w:top w:w="0" w:type="dxa"/>
-            <w:bottom w:w="0" w:type="dxa"/>
-          </w:tblCellMar>
-        </w:tblPrEx>
         <w:tc>
           <w:tcPr>
             <w:tcW w:w="5385" w:type="dxa"/>
@@ -2030,7 +2122,23 @@
                 <w:bCs/>
                 <w:lang w:val="en-US"/>
               </w:rPr>
-              <w:t>{receiver_address}</w:t>
+              <w:t>{</w:t>
+            </w:r>
+            <w:proofErr w:type="spellStart"/>
+            <w:r>
+              <w:rPr>
+                <w:bCs/>
+                <w:lang w:val="en-US"/>
+              </w:rPr>
+              <w:t>receiver_address</w:t>
+            </w:r>
+            <w:proofErr w:type="spellEnd"/>
+            <w:r>
+              <w:rPr>
+                <w:bCs/>
+                <w:lang w:val="en-US"/>
+              </w:rPr>
+              <w:t>}</w:t>
             </w:r>
           </w:p>
         </w:tc>
@@ -2057,12 +2165,6 @@
         </w:tc>
       </w:tr>
       <w:tr>
-        <w:tblPrEx>
-          <w:tblCellMar>
-            <w:top w:w="0" w:type="dxa"/>
-            <w:bottom w:w="0" w:type="dxa"/>
-          </w:tblCellMar>
-        </w:tblPrEx>
         <w:tc>
           <w:tcPr>
             <w:tcW w:w="5385" w:type="dxa"/>
@@ -2087,7 +2189,23 @@
                 <w:bCs/>
                 <w:lang w:val="en-US"/>
               </w:rPr>
-              <w:t>{receiver_bin}</w:t>
+              <w:t>{</w:t>
+            </w:r>
+            <w:proofErr w:type="spellStart"/>
+            <w:r>
+              <w:rPr>
+                <w:bCs/>
+                <w:lang w:val="en-US"/>
+              </w:rPr>
+              <w:t>receiver_bin</w:t>
+            </w:r>
+            <w:proofErr w:type="spellEnd"/>
+            <w:r>
+              <w:rPr>
+                <w:bCs/>
+                <w:lang w:val="en-US"/>
+              </w:rPr>
+              <w:t>}</w:t>
             </w:r>
           </w:p>
         </w:tc>
@@ -2114,12 +2232,6 @@
         </w:tc>
       </w:tr>
       <w:tr>
-        <w:tblPrEx>
-          <w:tblCellMar>
-            <w:top w:w="0" w:type="dxa"/>
-            <w:bottom w:w="0" w:type="dxa"/>
-          </w:tblCellMar>
-        </w:tblPrEx>
         <w:tc>
           <w:tcPr>
             <w:tcW w:w="5385" w:type="dxa"/>
@@ -2143,7 +2255,23 @@
                 <w:bCs/>
                 <w:lang w:val="en-US"/>
               </w:rPr>
-              <w:t>{toCity}</w:t>
+              <w:t>{</w:t>
+            </w:r>
+            <w:proofErr w:type="spellStart"/>
+            <w:r>
+              <w:rPr>
+                <w:bCs/>
+                <w:lang w:val="en-US"/>
+              </w:rPr>
+              <w:t>toCity</w:t>
+            </w:r>
+            <w:proofErr w:type="spellEnd"/>
+            <w:r>
+              <w:rPr>
+                <w:bCs/>
+                <w:lang w:val="en-US"/>
+              </w:rPr>
+              <w:t>}</w:t>
             </w:r>
           </w:p>
         </w:tc>
@@ -2172,12 +2300,6 @@
         </w:tc>
       </w:tr>
       <w:tr>
-        <w:tblPrEx>
-          <w:tblCellMar>
-            <w:top w:w="0" w:type="dxa"/>
-            <w:bottom w:w="0" w:type="dxa"/>
-          </w:tblCellMar>
-        </w:tblPrEx>
         <w:tc>
           <w:tcPr>
             <w:tcW w:w="5385" w:type="dxa"/>
@@ -2226,12 +2348,6 @@
         </w:tc>
       </w:tr>
       <w:tr>
-        <w:tblPrEx>
-          <w:tblCellMar>
-            <w:top w:w="0" w:type="dxa"/>
-            <w:bottom w:w="0" w:type="dxa"/>
-          </w:tblCellMar>
-        </w:tblPrEx>
         <w:tc>
           <w:tcPr>
             <w:tcW w:w="209" w:type="dxa"/>
@@ -2282,6 +2398,7 @@
                 <w:lang w:val="ru-RU"/>
               </w:rPr>
             </w:pPr>
+            <w:proofErr w:type="spellStart"/>
             <w:r>
               <w:rPr>
                 <w:color w:val="FF0000"/>
@@ -2289,6 +2406,7 @@
               </w:rPr>
               <w:t>Место</w:t>
             </w:r>
+            <w:proofErr w:type="spellEnd"/>
             <w:r>
               <w:rPr>
                 <w:color w:val="FF0000"/>
@@ -2297,6 +2415,7 @@
               </w:rPr>
               <w:t xml:space="preserve"> </w:t>
             </w:r>
+            <w:proofErr w:type="spellStart"/>
             <w:r>
               <w:rPr>
                 <w:color w:val="FF0000"/>
@@ -2304,6 +2423,7 @@
               </w:rPr>
               <w:t>разгрузки</w:t>
             </w:r>
+            <w:proofErr w:type="spellEnd"/>
             <w:r>
               <w:rPr>
                 <w:color w:val="FF0000"/>
@@ -2312,6 +2432,7 @@
               </w:rPr>
               <w:t xml:space="preserve"> </w:t>
             </w:r>
+            <w:proofErr w:type="spellStart"/>
             <w:r>
               <w:rPr>
                 <w:color w:val="FF0000"/>
@@ -2319,55 +2440,60 @@
               </w:rPr>
               <w:t>груза</w:t>
             </w:r>
-          </w:p>
-          <w:p>
-            <w:pPr>
+            <w:proofErr w:type="spellEnd"/>
+          </w:p>
+          <w:p>
+            <w:pPr>
+              <w:rPr>
+                <w:color w:val="FF0000"/>
+                <w:sz w:val="11"/>
+                <w:lang w:val="ru-RU"/>
+              </w:rPr>
+            </w:pPr>
+            <w:proofErr w:type="spellStart"/>
+            <w:r>
               <w:rPr>
                 <w:color w:val="FF0000"/>
                 <w:sz w:val="11"/>
                 <w:lang w:val="en-GB"/>
               </w:rPr>
-            </w:pPr>
+              <w:t>Auslieferungsort</w:t>
+            </w:r>
+            <w:proofErr w:type="spellEnd"/>
+            <w:r>
+              <w:rPr>
+                <w:color w:val="FF0000"/>
+                <w:sz w:val="11"/>
+                <w:lang w:val="ru-RU"/>
+              </w:rPr>
+              <w:t xml:space="preserve"> </w:t>
+            </w:r>
             <w:r>
               <w:rPr>
                 <w:color w:val="FF0000"/>
                 <w:sz w:val="11"/>
                 <w:lang w:val="en-GB"/>
               </w:rPr>
-              <w:t>Auslieferungsort</w:t>
-            </w:r>
+              <w:t>des</w:t>
+            </w:r>
+            <w:r>
+              <w:rPr>
+                <w:color w:val="FF0000"/>
+                <w:sz w:val="11"/>
+                <w:lang w:val="ru-RU"/>
+              </w:rPr>
+              <w:t xml:space="preserve"> </w:t>
+            </w:r>
+            <w:proofErr w:type="spellStart"/>
             <w:r>
               <w:rPr>
                 <w:color w:val="FF0000"/>
                 <w:sz w:val="11"/>
                 <w:lang w:val="en-GB"/>
               </w:rPr>
-              <w:t xml:space="preserve"> </w:t>
-            </w:r>
-            <w:r>
-              <w:rPr>
-                <w:color w:val="FF0000"/>
-                <w:sz w:val="11"/>
-                <w:lang w:val="en-GB"/>
-              </w:rPr>
-              <w:t>des</w:t>
-            </w:r>
-            <w:r>
-              <w:rPr>
-                <w:color w:val="FF0000"/>
-                <w:sz w:val="11"/>
-                <w:lang w:val="en-GB"/>
-              </w:rPr>
-              <w:t xml:space="preserve"> </w:t>
-            </w:r>
-            <w:r>
-              <w:rPr>
-                <w:color w:val="FF0000"/>
-                <w:sz w:val="11"/>
-                <w:lang w:val="en-GB"/>
-              </w:rPr>
               <w:t>Gutes</w:t>
             </w:r>
+            <w:proofErr w:type="spellEnd"/>
           </w:p>
         </w:tc>
         <w:tc>
@@ -2418,7 +2544,7 @@
                 <w:rFonts w:ascii="Arial CYR" w:hAnsi="Arial CYR"/>
                 <w:color w:val="FF0000"/>
                 <w:sz w:val="11"/>
-                <w:lang w:val="en-GB"/>
+                <w:lang w:val="ru-RU"/>
               </w:rPr>
             </w:pPr>
             <w:r>
@@ -2435,7 +2561,7 @@
                 <w:rFonts w:ascii="Arial CYR" w:hAnsi="Arial CYR"/>
                 <w:color w:val="FF0000"/>
                 <w:sz w:val="11"/>
-                <w:lang w:val="en-GB"/>
+                <w:lang w:val="ru-RU"/>
               </w:rPr>
               <w:t xml:space="preserve"> </w:t>
             </w:r>
@@ -2453,7 +2579,7 @@
                 <w:rFonts w:ascii="Arial CYR" w:hAnsi="Arial CYR"/>
                 <w:color w:val="FF0000"/>
                 <w:sz w:val="11"/>
-                <w:lang w:val="en-GB"/>
+                <w:lang w:val="ru-RU"/>
               </w:rPr>
               <w:t xml:space="preserve"> (</w:t>
             </w:r>
@@ -2471,7 +2597,7 @@
                 <w:rFonts w:ascii="Arial CYR" w:hAnsi="Arial CYR"/>
                 <w:color w:val="FF0000"/>
                 <w:sz w:val="11"/>
-                <w:lang w:val="en-GB"/>
+                <w:lang w:val="ru-RU"/>
               </w:rPr>
               <w:t xml:space="preserve">, </w:t>
             </w:r>
@@ -2489,7 +2615,7 @@
                 <w:rFonts w:ascii="Arial CYR" w:hAnsi="Arial CYR"/>
                 <w:color w:val="FF0000"/>
                 <w:sz w:val="11"/>
-                <w:lang w:val="en-GB"/>
+                <w:lang w:val="ru-RU"/>
               </w:rPr>
               <w:t xml:space="preserve">, </w:t>
             </w:r>
@@ -2507,7 +2633,7 @@
                 <w:rFonts w:ascii="Arial CYR" w:hAnsi="Arial CYR"/>
                 <w:color w:val="FF0000"/>
                 <w:sz w:val="11"/>
-                <w:lang w:val="en-GB"/>
+                <w:lang w:val="ru-RU"/>
               </w:rPr>
               <w:t>)</w:t>
             </w:r>
@@ -2532,12 +2658,6 @@
         </w:tc>
       </w:tr>
       <w:tr>
-        <w:tblPrEx>
-          <w:tblCellMar>
-            <w:top w:w="0" w:type="dxa"/>
-            <w:bottom w:w="0" w:type="dxa"/>
-          </w:tblCellMar>
-        </w:tblPrEx>
         <w:tc>
           <w:tcPr>
             <w:tcW w:w="921" w:type="dxa"/>
@@ -2571,7 +2691,23 @@
                 <w:color w:val="FF0000"/>
                 <w:sz w:val="11"/>
               </w:rPr>
-              <w:t xml:space="preserve">/Or  </w:t>
+              <w:t>/</w:t>
+            </w:r>
+            <w:proofErr w:type="spellStart"/>
+            <w:r>
+              <w:rPr>
+                <w:color w:val="FF0000"/>
+                <w:sz w:val="11"/>
+              </w:rPr>
+              <w:t>Or</w:t>
+            </w:r>
+            <w:proofErr w:type="spellEnd"/>
+            <w:r>
+              <w:rPr>
+                <w:color w:val="FF0000"/>
+                <w:sz w:val="11"/>
+              </w:rPr>
+              <w:t xml:space="preserve">  </w:t>
             </w:r>
             <w:r>
               <w:rPr>
@@ -2625,12 +2761,6 @@
         </w:tc>
       </w:tr>
       <w:tr>
-        <w:tblPrEx>
-          <w:tblCellMar>
-            <w:top w:w="0" w:type="dxa"/>
-            <w:bottom w:w="0" w:type="dxa"/>
-          </w:tblCellMar>
-        </w:tblPrEx>
         <w:tc>
           <w:tcPr>
             <w:tcW w:w="921" w:type="dxa"/>
@@ -2686,7 +2816,15 @@
               </w:rPr>
             </w:pPr>
             <w:r>
-              <w:t>{smr_unloading}</w:t>
+              <w:t>{</w:t>
+            </w:r>
+            <w:proofErr w:type="spellStart"/>
+            <w:r>
+              <w:t>smr_unloading</w:t>
+            </w:r>
+            <w:proofErr w:type="spellEnd"/>
+            <w:r>
+              <w:t>}</w:t>
             </w:r>
           </w:p>
         </w:tc>
@@ -2713,12 +2851,6 @@
         </w:tc>
       </w:tr>
       <w:tr>
-        <w:tblPrEx>
-          <w:tblCellMar>
-            <w:top w:w="0" w:type="dxa"/>
-            <w:bottom w:w="0" w:type="dxa"/>
-          </w:tblCellMar>
-        </w:tblPrEx>
         <w:tc>
           <w:tcPr>
             <w:tcW w:w="5385" w:type="dxa"/>
@@ -2772,12 +2904,6 @@
         </w:tc>
       </w:tr>
       <w:tr>
-        <w:tblPrEx>
-          <w:tblCellMar>
-            <w:top w:w="0" w:type="dxa"/>
-            <w:bottom w:w="0" w:type="dxa"/>
-          </w:tblCellMar>
-        </w:tblPrEx>
         <w:tc>
           <w:tcPr>
             <w:tcW w:w="209" w:type="dxa"/>
@@ -2931,12 +3057,6 @@
         </w:tc>
       </w:tr>
       <w:tr>
-        <w:tblPrEx>
-          <w:tblCellMar>
-            <w:top w:w="0" w:type="dxa"/>
-            <w:bottom w:w="0" w:type="dxa"/>
-          </w:tblCellMar>
-        </w:tblPrEx>
         <w:tc>
           <w:tcPr>
             <w:tcW w:w="914" w:type="dxa"/>
@@ -3010,7 +3130,27 @@
                 <w:sz w:val="20"/>
                 <w:lang w:val="en-US"/>
               </w:rPr>
-              <w:t>{fromAddress}</w:t>
+              <w:t>{</w:t>
+            </w:r>
+            <w:proofErr w:type="spellStart"/>
+            <w:r>
+              <w:rPr>
+                <w:rFonts w:ascii="Times New Roman" w:hAnsi="Times New Roman"/>
+                <w:b w:val="0"/>
+                <w:sz w:val="20"/>
+                <w:lang w:val="en-US"/>
+              </w:rPr>
+              <w:t>fromAddress</w:t>
+            </w:r>
+            <w:proofErr w:type="spellEnd"/>
+            <w:r>
+              <w:rPr>
+                <w:rFonts w:ascii="Times New Roman" w:hAnsi="Times New Roman"/>
+                <w:b w:val="0"/>
+                <w:sz w:val="20"/>
+                <w:lang w:val="en-US"/>
+              </w:rPr>
+              <w:t>}</w:t>
             </w:r>
           </w:p>
         </w:tc>
@@ -3037,12 +3177,6 @@
         </w:tc>
       </w:tr>
       <w:tr>
-        <w:tblPrEx>
-          <w:tblCellMar>
-            <w:top w:w="0" w:type="dxa"/>
-            <w:bottom w:w="0" w:type="dxa"/>
-          </w:tblCellMar>
-        </w:tblPrEx>
         <w:tc>
           <w:tcPr>
             <w:tcW w:w="914" w:type="dxa"/>
@@ -3105,6 +3239,7 @@
               </w:rPr>
               <w:t>{</w:t>
             </w:r>
+            <w:proofErr w:type="spellStart"/>
             <w:r>
               <w:rPr>
                 <w:bCs/>
@@ -3112,6 +3247,7 @@
               </w:rPr>
               <w:t>fromCity</w:t>
             </w:r>
+            <w:proofErr w:type="spellEnd"/>
             <w:r>
               <w:rPr>
                 <w:bCs/>
@@ -3253,12 +3389,6 @@
         </w:tc>
       </w:tr>
       <w:tr>
-        <w:tblPrEx>
-          <w:tblCellMar>
-            <w:top w:w="0" w:type="dxa"/>
-            <w:bottom w:w="0" w:type="dxa"/>
-          </w:tblCellMar>
-        </w:tblPrEx>
         <w:trPr>
           <w:cantSplit/>
         </w:trPr>
@@ -3319,7 +3449,21 @@
               <w:rPr>
                 <w:lang w:val="en-US"/>
               </w:rPr>
-              <w:t>{dateLong}</w:t>
+              <w:t>{</w:t>
+            </w:r>
+            <w:proofErr w:type="spellStart"/>
+            <w:r>
+              <w:rPr>
+                <w:lang w:val="en-US"/>
+              </w:rPr>
+              <w:t>dateLong</w:t>
+            </w:r>
+            <w:proofErr w:type="spellEnd"/>
+            <w:r>
+              <w:rPr>
+                <w:lang w:val="en-US"/>
+              </w:rPr>
+              <w:t>}</w:t>
             </w:r>
           </w:p>
         </w:tc>
@@ -3346,12 +3490,6 @@
         </w:tc>
       </w:tr>
       <w:tr>
-        <w:tblPrEx>
-          <w:tblCellMar>
-            <w:top w:w="0" w:type="dxa"/>
-            <w:bottom w:w="0" w:type="dxa"/>
-          </w:tblCellMar>
-        </w:tblPrEx>
         <w:trPr>
           <w:cantSplit/>
         </w:trPr>
@@ -3468,12 +3606,6 @@
         </w:tc>
       </w:tr>
       <w:tr>
-        <w:tblPrEx>
-          <w:tblCellMar>
-            <w:top w:w="0" w:type="dxa"/>
-            <w:bottom w:w="0" w:type="dxa"/>
-          </w:tblCellMar>
-        </w:tblPrEx>
         <w:tc>
           <w:tcPr>
             <w:tcW w:w="5385" w:type="dxa"/>
@@ -3521,12 +3653,6 @@
         </w:tc>
       </w:tr>
       <w:tr>
-        <w:tblPrEx>
-          <w:tblCellMar>
-            <w:top w:w="0" w:type="dxa"/>
-            <w:bottom w:w="0" w:type="dxa"/>
-          </w:tblCellMar>
-        </w:tblPrEx>
         <w:tc>
           <w:tcPr>
             <w:tcW w:w="5385" w:type="dxa"/>
@@ -3790,12 +3916,6 @@
         </w:tc>
       </w:tr>
       <w:tr>
-        <w:tblPrEx>
-          <w:tblCellMar>
-            <w:top w:w="0" w:type="dxa"/>
-            <w:bottom w:w="0" w:type="dxa"/>
-          </w:tblCellMar>
-        </w:tblPrEx>
         <w:tc>
           <w:tcPr>
             <w:tcW w:w="209" w:type="dxa"/>
@@ -4121,13 +4241,31 @@
                 <w:sz w:val="11"/>
               </w:rPr>
             </w:pPr>
-            <w:r>
-              <w:rPr>
-                <w:color w:val="FF0000"/>
-                <w:sz w:val="11"/>
-              </w:rPr>
-              <w:t>Наименование груза</w:t>
-            </w:r>
+            <w:proofErr w:type="spellStart"/>
+            <w:r>
+              <w:rPr>
+                <w:color w:val="FF0000"/>
+                <w:sz w:val="11"/>
+              </w:rPr>
+              <w:t>Наименование</w:t>
+            </w:r>
+            <w:proofErr w:type="spellEnd"/>
+            <w:r>
+              <w:rPr>
+                <w:color w:val="FF0000"/>
+                <w:sz w:val="11"/>
+              </w:rPr>
+              <w:t xml:space="preserve"> </w:t>
+            </w:r>
+            <w:proofErr w:type="spellStart"/>
+            <w:r>
+              <w:rPr>
+                <w:color w:val="FF0000"/>
+                <w:sz w:val="11"/>
+              </w:rPr>
+              <w:t>груза</w:t>
+            </w:r>
+            <w:proofErr w:type="spellEnd"/>
           </w:p>
           <w:p>
             <w:pPr>
@@ -4192,13 +4330,23 @@
                 <w:sz w:val="11"/>
               </w:rPr>
             </w:pPr>
+            <w:proofErr w:type="spellStart"/>
             <w:r>
               <w:rPr>
                 <w:rFonts w:ascii="Arial CYR" w:hAnsi="Arial CYR"/>
                 <w:color w:val="FF0000"/>
                 <w:sz w:val="11"/>
               </w:rPr>
-              <w:t>Статист №</w:t>
+              <w:t>Статист</w:t>
+            </w:r>
+            <w:proofErr w:type="spellEnd"/>
+            <w:r>
+              <w:rPr>
+                <w:rFonts w:ascii="Arial CYR" w:hAnsi="Arial CYR"/>
+                <w:color w:val="FF0000"/>
+                <w:sz w:val="11"/>
+              </w:rPr>
+              <w:t xml:space="preserve"> №</w:t>
             </w:r>
           </w:p>
           <w:p>
@@ -4267,14 +4415,52 @@
                 <w:sz w:val="11"/>
               </w:rPr>
             </w:pPr>
+            <w:proofErr w:type="spellStart"/>
             <w:r>
               <w:rPr>
                 <w:rFonts w:ascii="Arial CYR" w:hAnsi="Arial CYR"/>
                 <w:color w:val="FF0000"/>
                 <w:sz w:val="11"/>
               </w:rPr>
-              <w:t>Вес брутто, кг</w:t>
-            </w:r>
+              <w:t>Вес</w:t>
+            </w:r>
+            <w:proofErr w:type="spellEnd"/>
+            <w:r>
+              <w:rPr>
+                <w:rFonts w:ascii="Arial CYR" w:hAnsi="Arial CYR"/>
+                <w:color w:val="FF0000"/>
+                <w:sz w:val="11"/>
+              </w:rPr>
+              <w:t xml:space="preserve"> </w:t>
+            </w:r>
+            <w:proofErr w:type="spellStart"/>
+            <w:r>
+              <w:rPr>
+                <w:rFonts w:ascii="Arial CYR" w:hAnsi="Arial CYR"/>
+                <w:color w:val="FF0000"/>
+                <w:sz w:val="11"/>
+              </w:rPr>
+              <w:t>брутто</w:t>
+            </w:r>
+            <w:proofErr w:type="spellEnd"/>
+            <w:r>
+              <w:rPr>
+                <w:rFonts w:ascii="Arial CYR" w:hAnsi="Arial CYR"/>
+                <w:color w:val="FF0000"/>
+                <w:sz w:val="11"/>
+              </w:rPr>
+              <w:t xml:space="preserve">, </w:t>
+            </w:r>
+            <w:proofErr w:type="spellStart"/>
+            <w:r>
+              <w:rPr>
+                <w:rFonts w:ascii="Arial CYR" w:hAnsi="Arial CYR"/>
+                <w:color w:val="FF0000"/>
+                <w:sz w:val="11"/>
+              </w:rPr>
+              <w:t>кг</w:t>
+            </w:r>
+            <w:proofErr w:type="spellEnd"/>
           </w:p>
           <w:p>
             <w:pPr>
@@ -4284,13 +4470,23 @@
                 <w:sz w:val="11"/>
               </w:rPr>
             </w:pPr>
+            <w:proofErr w:type="spellStart"/>
             <w:r>
               <w:rPr>
                 <w:rFonts w:ascii="Arial" w:hAnsi="Arial"/>
                 <w:color w:val="FF0000"/>
                 <w:sz w:val="11"/>
               </w:rPr>
-              <w:t>Bruttogew., kg</w:t>
+              <w:t>Bruttogew</w:t>
+            </w:r>
+            <w:proofErr w:type="spellEnd"/>
+            <w:r>
+              <w:rPr>
+                <w:rFonts w:ascii="Arial" w:hAnsi="Arial"/>
+                <w:color w:val="FF0000"/>
+                <w:sz w:val="11"/>
+              </w:rPr>
+              <w:t>., kg</w:t>
             </w:r>
           </w:p>
         </w:tc>
@@ -4342,13 +4538,23 @@
                 <w:sz w:val="11"/>
               </w:rPr>
             </w:pPr>
+            <w:proofErr w:type="spellStart"/>
             <w:r>
               <w:rPr>
                 <w:rFonts w:ascii="Arial CYR" w:hAnsi="Arial CYR"/>
                 <w:color w:val="FF0000"/>
                 <w:sz w:val="11"/>
               </w:rPr>
-              <w:t>Объём, м</w:t>
+              <w:t>Объём</w:t>
+            </w:r>
+            <w:proofErr w:type="spellEnd"/>
+            <w:r>
+              <w:rPr>
+                <w:rFonts w:ascii="Arial CYR" w:hAnsi="Arial CYR"/>
+                <w:color w:val="FF0000"/>
+                <w:sz w:val="11"/>
+              </w:rPr>
+              <w:t>, м</w:t>
             </w:r>
             <w:r>
               <w:rPr>
@@ -4379,12 +4585,6 @@
         </w:tc>
       </w:tr>
       <w:tr>
-        <w:tblPrEx>
-          <w:tblCellMar>
-            <w:top w:w="0" w:type="dxa"/>
-            <w:bottom w:w="0" w:type="dxa"/>
-          </w:tblCellMar>
-        </w:tblPrEx>
         <w:tc>
           <w:tcPr>
             <w:tcW w:w="6819" w:type="dxa"/>
@@ -4464,12 +4664,6 @@
         </w:tc>
       </w:tr>
       <w:tr>
-        <w:tblPrEx>
-          <w:tblCellMar>
-            <w:top w:w="0" w:type="dxa"/>
-            <w:bottom w:w="0" w:type="dxa"/>
-          </w:tblCellMar>
-        </w:tblPrEx>
         <w:tc>
           <w:tcPr>
             <w:tcW w:w="6819" w:type="dxa"/>
@@ -4513,9 +4707,8 @@
                 <w:sz w:val="20"/>
                 <w:lang w:val="en-US"/>
               </w:rPr>
-              <w:t>{#</w:t>
-            </w:r>
-            <w:proofErr w:type="gramStart"/>
+              <w:t xml:space="preserve">               </w:t>
+            </w:r>
             <w:r>
               <w:rPr>
                 <w:rFonts w:ascii="Times New Roman" w:hAnsi="Times New Roman"/>
@@ -4524,8 +4717,9 @@
                 <w:sz w:val="20"/>
                 <w:lang w:val="en-US"/>
               </w:rPr>
-              <w:t>rows}</w:t>
-            </w:r>
+              <w:t>{#</w:t>
+            </w:r>
+            <w:proofErr w:type="gramStart"/>
             <w:r>
               <w:rPr>
                 <w:rFonts w:ascii="Times New Roman" w:hAnsi="Times New Roman"/>
@@ -4534,28 +4728,7 @@
                 <w:sz w:val="20"/>
                 <w:lang w:val="en-US"/>
               </w:rPr>
-              <w:t xml:space="preserve"> </w:t>
-            </w:r>
-            <w:r>
-              <w:rPr>
-                <w:rFonts w:ascii="Times New Roman" w:hAnsi="Times New Roman"/>
-                <w:b w:val="0"/>
-                <w:color w:val="000000"/>
-                <w:sz w:val="20"/>
-                <w:lang w:val="ru-RU"/>
-              </w:rPr>
-              <w:t xml:space="preserve">  </w:t>
-            </w:r>
-            <w:proofErr w:type="gramEnd"/>
-            <w:r>
-              <w:rPr>
-                <w:rFonts w:ascii="Times New Roman" w:hAnsi="Times New Roman"/>
-                <w:b w:val="0"/>
-                <w:color w:val="000000"/>
-                <w:sz w:val="20"/>
-                <w:lang w:val="ru-RU"/>
-              </w:rPr>
-              <w:t xml:space="preserve">   </w:t>
+              <w:t>rows}</w:t>
             </w:r>
             <w:r>
               <w:rPr>
@@ -4573,10 +4746,11 @@
                 <w:b w:val="0"/>
                 <w:color w:val="000000"/>
                 <w:sz w:val="20"/>
-                <w:lang w:val="en-US"/>
-              </w:rPr>
-              <w:t>{seats}</w:t>
-            </w:r>
+                <w:lang w:val="ru-RU"/>
+              </w:rPr>
+              <w:t xml:space="preserve">  </w:t>
+            </w:r>
+            <w:proofErr w:type="gramEnd"/>
             <w:r>
               <w:rPr>
                 <w:rFonts w:ascii="Times New Roman" w:hAnsi="Times New Roman"/>
@@ -4585,57 +4759,7 @@
                 <w:sz w:val="20"/>
                 <w:lang w:val="ru-RU"/>
               </w:rPr>
-              <w:t xml:space="preserve">  </w:t>
-            </w:r>
-            <w:r>
-              <w:rPr>
-                <w:rFonts w:ascii="Times New Roman" w:hAnsi="Times New Roman"/>
-                <w:b w:val="0"/>
-                <w:color w:val="000000"/>
-                <w:sz w:val="20"/>
-                <w:lang w:val="ru-RU"/>
-              </w:rPr>
-              <w:t xml:space="preserve"> </w:t>
-            </w:r>
-            <w:r>
-              <w:rPr>
-                <w:rFonts w:ascii="Times New Roman" w:hAnsi="Times New Roman"/>
-                <w:b w:val="0"/>
-                <w:color w:val="000000"/>
-                <w:sz w:val="20"/>
-                <w:lang w:val="ru-RU"/>
-              </w:rPr>
-              <w:t xml:space="preserve"> </w:t>
-            </w:r>
-            <w:r>
-              <w:rPr>
-                <w:rFonts w:ascii="Times New Roman" w:hAnsi="Times New Roman"/>
-                <w:b w:val="0"/>
-                <w:color w:val="000000"/>
-                <w:sz w:val="20"/>
-                <w:lang w:val="ru-RU"/>
-              </w:rPr>
-              <w:t xml:space="preserve">            </w:t>
-            </w:r>
-            <w:r>
-              <w:rPr>
-                <w:rFonts w:ascii="Times New Roman" w:hAnsi="Times New Roman"/>
-                <w:b w:val="0"/>
-                <w:color w:val="000000"/>
-                <w:sz w:val="20"/>
-                <w:lang w:val="ru-RU"/>
-              </w:rPr>
-              <w:t xml:space="preserve"> </w:t>
-            </w:r>
-            <w:r>
-              <w:rPr>
-                <w:rFonts w:ascii="Times New Roman" w:hAnsi="Times New Roman"/>
-                <w:b w:val="0"/>
-                <w:color w:val="000000"/>
-                <w:sz w:val="20"/>
-                <w:lang w:val="ru-RU"/>
-              </w:rPr>
-              <w:t xml:space="preserve">    </w:t>
+              <w:t xml:space="preserve">   </w:t>
             </w:r>
             <w:r>
               <w:rPr>
@@ -4645,27 +4769,7 @@
                 <w:sz w:val="20"/>
                 <w:lang w:val="en-US"/>
               </w:rPr>
-              <w:t>{packaging}</w:t>
-            </w:r>
-            <w:r>
-              <w:rPr>
-                <w:rFonts w:ascii="Times New Roman" w:hAnsi="Times New Roman"/>
-                <w:b w:val="0"/>
-                <w:color w:val="000000"/>
-                <w:sz w:val="20"/>
-                <w:lang w:val="ru-RU"/>
-              </w:rPr>
               <w:t xml:space="preserve"> </w:t>
-            </w:r>
-            <w:r>
-              <w:rPr>
-                <w:rFonts w:ascii="Times New Roman" w:hAnsi="Times New Roman"/>
-                <w:b w:val="0"/>
-                <w:color w:val="000000"/>
-                <w:sz w:val="20"/>
-                <w:lang w:val="ru-RU"/>
-              </w:rPr>
-              <w:t xml:space="preserve">       </w:t>
             </w:r>
             <w:r>
               <w:rPr>
@@ -4675,6 +4779,106 @@
                 <w:sz w:val="20"/>
                 <w:lang w:val="en-US"/>
               </w:rPr>
+              <w:t>{seats}</w:t>
+            </w:r>
+            <w:r>
+              <w:rPr>
+                <w:rFonts w:ascii="Times New Roman" w:hAnsi="Times New Roman"/>
+                <w:b w:val="0"/>
+                <w:color w:val="000000"/>
+                <w:sz w:val="20"/>
+                <w:lang w:val="ru-RU"/>
+              </w:rPr>
+              <w:t xml:space="preserve">  </w:t>
+            </w:r>
+            <w:r>
+              <w:rPr>
+                <w:rFonts w:ascii="Times New Roman" w:hAnsi="Times New Roman"/>
+                <w:b w:val="0"/>
+                <w:color w:val="000000"/>
+                <w:sz w:val="20"/>
+                <w:lang w:val="ru-RU"/>
+              </w:rPr>
+              <w:t xml:space="preserve"> </w:t>
+            </w:r>
+            <w:r>
+              <w:rPr>
+                <w:rFonts w:ascii="Times New Roman" w:hAnsi="Times New Roman"/>
+                <w:b w:val="0"/>
+                <w:color w:val="000000"/>
+                <w:sz w:val="20"/>
+                <w:lang w:val="ru-RU"/>
+              </w:rPr>
+              <w:t xml:space="preserve"> </w:t>
+            </w:r>
+            <w:r>
+              <w:rPr>
+                <w:rFonts w:ascii="Times New Roman" w:hAnsi="Times New Roman"/>
+                <w:b w:val="0"/>
+                <w:color w:val="000000"/>
+                <w:sz w:val="20"/>
+                <w:lang w:val="ru-RU"/>
+              </w:rPr>
+              <w:t xml:space="preserve">            </w:t>
+            </w:r>
+            <w:r>
+              <w:rPr>
+                <w:rFonts w:ascii="Times New Roman" w:hAnsi="Times New Roman"/>
+                <w:b w:val="0"/>
+                <w:color w:val="000000"/>
+                <w:sz w:val="20"/>
+                <w:lang w:val="ru-RU"/>
+              </w:rPr>
+              <w:t xml:space="preserve"> </w:t>
+            </w:r>
+            <w:r>
+              <w:rPr>
+                <w:rFonts w:ascii="Times New Roman" w:hAnsi="Times New Roman"/>
+                <w:b w:val="0"/>
+                <w:color w:val="000000"/>
+                <w:sz w:val="20"/>
+                <w:lang w:val="ru-RU"/>
+              </w:rPr>
+              <w:t xml:space="preserve">    </w:t>
+            </w:r>
+            <w:r>
+              <w:rPr>
+                <w:rFonts w:ascii="Times New Roman" w:hAnsi="Times New Roman"/>
+                <w:b w:val="0"/>
+                <w:color w:val="000000"/>
+                <w:sz w:val="20"/>
+                <w:lang w:val="en-US"/>
+              </w:rPr>
+              <w:t>{packaging}</w:t>
+            </w:r>
+            <w:r>
+              <w:rPr>
+                <w:rFonts w:ascii="Times New Roman" w:hAnsi="Times New Roman"/>
+                <w:b w:val="0"/>
+                <w:color w:val="000000"/>
+                <w:sz w:val="20"/>
+                <w:lang w:val="ru-RU"/>
+              </w:rPr>
+              <w:t xml:space="preserve"> </w:t>
+            </w:r>
+            <w:r>
+              <w:rPr>
+                <w:rFonts w:ascii="Times New Roman" w:hAnsi="Times New Roman"/>
+                <w:b w:val="0"/>
+                <w:color w:val="000000"/>
+                <w:sz w:val="20"/>
+                <w:lang w:val="ru-RU"/>
+              </w:rPr>
+              <w:t xml:space="preserve">       </w:t>
+            </w:r>
+            <w:r>
+              <w:rPr>
+                <w:rFonts w:ascii="Times New Roman" w:hAnsi="Times New Roman"/>
+                <w:b w:val="0"/>
+                <w:color w:val="000000"/>
+                <w:sz w:val="20"/>
+                <w:lang w:val="en-US"/>
+              </w:rPr>
               <w:t>{title}</w:t>
             </w:r>
           </w:p>
@@ -4789,12 +4993,6 @@
         </w:tc>
       </w:tr>
       <w:tr>
-        <w:tblPrEx>
-          <w:tblCellMar>
-            <w:top w:w="0" w:type="dxa"/>
-            <w:bottom w:w="0" w:type="dxa"/>
-          </w:tblCellMar>
-        </w:tblPrEx>
         <w:tc>
           <w:tcPr>
             <w:tcW w:w="6819" w:type="dxa"/>
@@ -4877,12 +5075,6 @@
         </w:tc>
       </w:tr>
       <w:tr>
-        <w:tblPrEx>
-          <w:tblCellMar>
-            <w:top w:w="0" w:type="dxa"/>
-            <w:bottom w:w="0" w:type="dxa"/>
-          </w:tblCellMar>
-        </w:tblPrEx>
         <w:tc>
           <w:tcPr>
             <w:tcW w:w="6819" w:type="dxa"/>
@@ -4959,12 +5151,6 @@
         </w:tc>
       </w:tr>
       <w:tr>
-        <w:tblPrEx>
-          <w:tblCellMar>
-            <w:top w:w="0" w:type="dxa"/>
-            <w:bottom w:w="0" w:type="dxa"/>
-          </w:tblCellMar>
-        </w:tblPrEx>
         <w:tc>
           <w:tcPr>
             <w:tcW w:w="6819" w:type="dxa"/>
@@ -5042,12 +5228,6 @@
         </w:tc>
       </w:tr>
       <w:tr>
-        <w:tblPrEx>
-          <w:tblCellMar>
-            <w:top w:w="0" w:type="dxa"/>
-            <w:bottom w:w="0" w:type="dxa"/>
-          </w:tblCellMar>
-        </w:tblPrEx>
         <w:tc>
           <w:tcPr>
             <w:tcW w:w="6819" w:type="dxa"/>
@@ -5122,12 +5302,6 @@
         </w:tc>
       </w:tr>
       <w:tr>
-        <w:tblPrEx>
-          <w:tblCellMar>
-            <w:top w:w="0" w:type="dxa"/>
-            <w:bottom w:w="0" w:type="dxa"/>
-          </w:tblCellMar>
-        </w:tblPrEx>
         <w:tc>
           <w:tcPr>
             <w:tcW w:w="6819" w:type="dxa"/>
@@ -5195,12 +5369,6 @@
         </w:tc>
       </w:tr>
       <w:tr>
-        <w:tblPrEx>
-          <w:tblCellMar>
-            <w:top w:w="0" w:type="dxa"/>
-            <w:bottom w:w="0" w:type="dxa"/>
-          </w:tblCellMar>
-        </w:tblPrEx>
         <w:tc>
           <w:tcPr>
             <w:tcW w:w="1699" w:type="dxa"/>
@@ -5445,12 +5613,6 @@
         </w:tc>
       </w:tr>
       <w:tr>
-        <w:tblPrEx>
-          <w:tblCellMar>
-            <w:top w:w="0" w:type="dxa"/>
-            <w:bottom w:w="0" w:type="dxa"/>
-          </w:tblCellMar>
-        </w:tblPrEx>
         <w:tc>
           <w:tcPr>
             <w:tcW w:w="490" w:type="dxa"/>
@@ -5616,14 +5778,34 @@
                 <w:sz w:val="11"/>
               </w:rPr>
             </w:pPr>
+            <w:proofErr w:type="spellStart"/>
             <w:r>
               <w:rPr>
                 <w:rFonts w:ascii="Arial CYR" w:hAnsi="Arial CYR"/>
                 <w:color w:val="FF0000"/>
                 <w:sz w:val="11"/>
               </w:rPr>
-              <w:t>Подлежит оплате</w:t>
-            </w:r>
+              <w:t>Подлежит</w:t>
+            </w:r>
+            <w:proofErr w:type="spellEnd"/>
+            <w:r>
+              <w:rPr>
+                <w:rFonts w:ascii="Arial CYR" w:hAnsi="Arial CYR"/>
+                <w:color w:val="FF0000"/>
+                <w:sz w:val="11"/>
+              </w:rPr>
+              <w:t xml:space="preserve"> </w:t>
+            </w:r>
+            <w:proofErr w:type="spellStart"/>
+            <w:r>
+              <w:rPr>
+                <w:rFonts w:ascii="Arial CYR" w:hAnsi="Arial CYR"/>
+                <w:color w:val="FF0000"/>
+                <w:sz w:val="11"/>
+              </w:rPr>
+              <w:t>оплате</w:t>
+            </w:r>
+            <w:proofErr w:type="spellEnd"/>
           </w:p>
           <w:p>
             <w:pPr>
@@ -5801,12 +5983,6 @@
         </w:tc>
       </w:tr>
       <w:tr>
-        <w:tblPrEx>
-          <w:tblCellMar>
-            <w:top w:w="0" w:type="dxa"/>
-            <w:bottom w:w="0" w:type="dxa"/>
-          </w:tblCellMar>
-        </w:tblPrEx>
         <w:tc>
           <w:tcPr>
             <w:tcW w:w="5166" w:type="dxa"/>
@@ -6007,12 +6183,6 @@
         </w:tc>
       </w:tr>
       <w:tr>
-        <w:tblPrEx>
-          <w:tblCellMar>
-            <w:top w:w="0" w:type="dxa"/>
-            <w:bottom w:w="0" w:type="dxa"/>
-          </w:tblCellMar>
-        </w:tblPrEx>
         <w:tc>
           <w:tcPr>
             <w:tcW w:w="5166" w:type="dxa"/>
@@ -6220,12 +6390,6 @@
         </w:tc>
       </w:tr>
       <w:tr>
-        <w:tblPrEx>
-          <w:tblCellMar>
-            <w:top w:w="0" w:type="dxa"/>
-            <w:bottom w:w="0" w:type="dxa"/>
-          </w:tblCellMar>
-        </w:tblPrEx>
         <w:tc>
           <w:tcPr>
             <w:tcW w:w="5166" w:type="dxa"/>
@@ -6426,12 +6590,6 @@
         </w:tc>
       </w:tr>
       <w:tr>
-        <w:tblPrEx>
-          <w:tblCellMar>
-            <w:top w:w="0" w:type="dxa"/>
-            <w:bottom w:w="0" w:type="dxa"/>
-          </w:tblCellMar>
-        </w:tblPrEx>
         <w:tc>
           <w:tcPr>
             <w:tcW w:w="5166" w:type="dxa"/>
@@ -6631,12 +6789,6 @@
         </w:tc>
       </w:tr>
       <w:tr>
-        <w:tblPrEx>
-          <w:tblCellMar>
-            <w:top w:w="0" w:type="dxa"/>
-            <w:bottom w:w="0" w:type="dxa"/>
-          </w:tblCellMar>
-        </w:tblPrEx>
         <w:tc>
           <w:tcPr>
             <w:tcW w:w="5166" w:type="dxa"/>
@@ -6836,12 +6988,6 @@
         </w:tc>
       </w:tr>
       <w:tr>
-        <w:tblPrEx>
-          <w:tblCellMar>
-            <w:top w:w="0" w:type="dxa"/>
-            <w:bottom w:w="0" w:type="dxa"/>
-          </w:tblCellMar>
-        </w:tblPrEx>
         <w:tc>
           <w:tcPr>
             <w:tcW w:w="5166" w:type="dxa"/>
@@ -7040,12 +7186,6 @@
         </w:tc>
       </w:tr>
       <w:tr>
-        <w:tblPrEx>
-          <w:tblCellMar>
-            <w:top w:w="0" w:type="dxa"/>
-            <w:bottom w:w="0" w:type="dxa"/>
-          </w:tblCellMar>
-        </w:tblPrEx>
         <w:tc>
           <w:tcPr>
             <w:tcW w:w="5166" w:type="dxa"/>
@@ -7253,12 +7393,6 @@
         </w:tc>
       </w:tr>
       <w:tr>
-        <w:tblPrEx>
-          <w:tblCellMar>
-            <w:top w:w="0" w:type="dxa"/>
-            <w:bottom w:w="0" w:type="dxa"/>
-          </w:tblCellMar>
-        </w:tblPrEx>
         <w:tc>
           <w:tcPr>
             <w:tcW w:w="490" w:type="dxa"/>
@@ -7399,12 +7533,6 @@
         </w:tc>
       </w:tr>
       <w:tr>
-        <w:tblPrEx>
-          <w:tblCellMar>
-            <w:top w:w="0" w:type="dxa"/>
-            <w:bottom w:w="0" w:type="dxa"/>
-          </w:tblCellMar>
-        </w:tblPrEx>
         <w:tc>
           <w:tcPr>
             <w:tcW w:w="490" w:type="dxa"/>
@@ -7603,12 +7731,6 @@
         </w:tc>
       </w:tr>
       <w:tr>
-        <w:tblPrEx>
-          <w:tblCellMar>
-            <w:top w:w="0" w:type="dxa"/>
-            <w:bottom w:w="0" w:type="dxa"/>
-          </w:tblCellMar>
-        </w:tblPrEx>
         <w:tc>
           <w:tcPr>
             <w:tcW w:w="914" w:type="dxa"/>
@@ -7695,12 +7817,6 @@
         </w:tc>
       </w:tr>
       <w:tr>
-        <w:tblPrEx>
-          <w:tblCellMar>
-            <w:top w:w="0" w:type="dxa"/>
-            <w:bottom w:w="0" w:type="dxa"/>
-          </w:tblCellMar>
-        </w:tblPrEx>
         <w:tc>
           <w:tcPr>
             <w:tcW w:w="914" w:type="dxa"/>
@@ -7726,6 +7842,7 @@
               </w:rPr>
               <w:t xml:space="preserve"> </w:t>
             </w:r>
+            <w:proofErr w:type="spellStart"/>
             <w:r>
               <w:rPr>
                 <w:color w:val="FF0000"/>
@@ -7734,6 +7851,7 @@
               </w:rPr>
               <w:t>Нефранко</w:t>
             </w:r>
+            <w:proofErr w:type="spellEnd"/>
           </w:p>
           <w:p>
             <w:pPr>
@@ -7804,12 +7922,6 @@
         </w:tc>
       </w:tr>
       <w:tr>
-        <w:tblPrEx>
-          <w:tblCellMar>
-            <w:top w:w="0" w:type="dxa"/>
-            <w:bottom w:w="0" w:type="dxa"/>
-          </w:tblCellMar>
-        </w:tblPrEx>
         <w:tc>
           <w:tcPr>
             <w:tcW w:w="490" w:type="dxa"/>
@@ -7916,7 +8028,21 @@
               <w:rPr>
                 <w:lang w:val="en-US"/>
               </w:rPr>
-              <w:t>{fromCity}</w:t>
+              <w:t>{</w:t>
+            </w:r>
+            <w:proofErr w:type="spellStart"/>
+            <w:r>
+              <w:rPr>
+                <w:lang w:val="en-US"/>
+              </w:rPr>
+              <w:t>fromCity</w:t>
+            </w:r>
+            <w:proofErr w:type="spellEnd"/>
+            <w:r>
+              <w:rPr>
+                <w:lang w:val="en-US"/>
+              </w:rPr>
+              <w:t>}</w:t>
             </w:r>
           </w:p>
         </w:tc>
@@ -7983,7 +8109,21 @@
               <w:rPr>
                 <w:lang w:val="en-US"/>
               </w:rPr>
-              <w:t>{dateLong}</w:t>
+              <w:t>{</w:t>
+            </w:r>
+            <w:proofErr w:type="spellStart"/>
+            <w:r>
+              <w:rPr>
+                <w:lang w:val="en-US"/>
+              </w:rPr>
+              <w:t>dateLong</w:t>
+            </w:r>
+            <w:proofErr w:type="spellEnd"/>
+            <w:r>
+              <w:rPr>
+                <w:lang w:val="en-US"/>
+              </w:rPr>
+              <w:t>}</w:t>
             </w:r>
           </w:p>
         </w:tc>
@@ -8164,12 +8304,6 @@
         </w:tc>
       </w:tr>
       <w:tr>
-        <w:tblPrEx>
-          <w:tblCellMar>
-            <w:top w:w="0" w:type="dxa"/>
-            <w:bottom w:w="0" w:type="dxa"/>
-          </w:tblCellMar>
-        </w:tblPrEx>
         <w:tc>
           <w:tcPr>
             <w:tcW w:w="490" w:type="dxa"/>
@@ -8366,12 +8500,6 @@
         </w:tc>
       </w:tr>
       <w:tr>
-        <w:tblPrEx>
-          <w:tblCellMar>
-            <w:top w:w="0" w:type="dxa"/>
-            <w:bottom w:w="0" w:type="dxa"/>
-          </w:tblCellMar>
-        </w:tblPrEx>
         <w:tc>
           <w:tcPr>
             <w:tcW w:w="3855" w:type="dxa"/>
@@ -8393,22 +8521,80 @@
                 <w:lang w:val="ru-RU"/>
               </w:rPr>
             </w:pPr>
+            <w:proofErr w:type="spellStart"/>
             <w:r>
               <w:rPr>
                 <w:color w:val="FF0000"/>
                 <w:sz w:val="11"/>
                 <w:szCs w:val="11"/>
               </w:rPr>
-              <w:t>Прибытие под погрузку</w:t>
-            </w:r>
+              <w:t>Прибытие</w:t>
+            </w:r>
+            <w:proofErr w:type="spellEnd"/>
             <w:r>
               <w:rPr>
                 <w:color w:val="FF0000"/>
                 <w:sz w:val="11"/>
                 <w:szCs w:val="11"/>
-                <w:lang w:val="ru-RU"/>
-              </w:rPr>
-              <w:t xml:space="preserve"> ___________________________час____мин.</w:t>
+              </w:rPr>
+              <w:t xml:space="preserve"> </w:t>
+            </w:r>
+            <w:proofErr w:type="spellStart"/>
+            <w:r>
+              <w:rPr>
+                <w:color w:val="FF0000"/>
+                <w:sz w:val="11"/>
+                <w:szCs w:val="11"/>
+              </w:rPr>
+              <w:t>под</w:t>
+            </w:r>
+            <w:proofErr w:type="spellEnd"/>
+            <w:r>
+              <w:rPr>
+                <w:color w:val="FF0000"/>
+                <w:sz w:val="11"/>
+                <w:szCs w:val="11"/>
+              </w:rPr>
+              <w:t xml:space="preserve"> </w:t>
+            </w:r>
+            <w:proofErr w:type="spellStart"/>
+            <w:r>
+              <w:rPr>
+                <w:color w:val="FF0000"/>
+                <w:sz w:val="11"/>
+                <w:szCs w:val="11"/>
+              </w:rPr>
+              <w:t>погрузку</w:t>
+            </w:r>
+            <w:proofErr w:type="spellEnd"/>
+            <w:r>
+              <w:rPr>
+                <w:color w:val="FF0000"/>
+                <w:sz w:val="11"/>
+                <w:szCs w:val="11"/>
+                <w:lang w:val="ru-RU"/>
+              </w:rPr>
+              <w:t xml:space="preserve"> ___________________________</w:t>
+            </w:r>
+            <w:proofErr w:type="spellStart"/>
+            <w:r>
+              <w:rPr>
+                <w:color w:val="FF0000"/>
+                <w:sz w:val="11"/>
+                <w:szCs w:val="11"/>
+                <w:lang w:val="ru-RU"/>
+              </w:rPr>
+              <w:t>час____мин</w:t>
+            </w:r>
+            <w:proofErr w:type="spellEnd"/>
+            <w:r>
+              <w:rPr>
+                <w:color w:val="FF0000"/>
+                <w:sz w:val="11"/>
+                <w:szCs w:val="11"/>
+                <w:lang w:val="ru-RU"/>
+              </w:rPr>
+              <w:t>.</w:t>
             </w:r>
           </w:p>
           <w:p>
@@ -8423,6 +8609,7 @@
                 <w:lang w:val="en-US"/>
               </w:rPr>
             </w:pPr>
+            <w:proofErr w:type="spellStart"/>
             <w:r>
               <w:rPr>
                 <w:color w:val="FF0000"/>
@@ -8432,6 +8619,7 @@
               </w:rPr>
               <w:t>Ankunft</w:t>
             </w:r>
+            <w:proofErr w:type="spellEnd"/>
             <w:r>
               <w:rPr>
                 <w:color w:val="FF0000"/>
@@ -8474,6 +8662,7 @@
               </w:rPr>
               <w:t xml:space="preserve"> </w:t>
             </w:r>
+            <w:proofErr w:type="spellStart"/>
             <w:r>
               <w:rPr>
                 <w:color w:val="FF0000"/>
@@ -8481,7 +8670,37 @@
                 <w:szCs w:val="11"/>
                 <w:lang w:val="en-US"/>
               </w:rPr>
-              <w:t>Einladung                                                        Uhr.       min.</w:t>
+              <w:t>Einladung</w:t>
+            </w:r>
+            <w:proofErr w:type="spellEnd"/>
+            <w:r>
+              <w:rPr>
+                <w:color w:val="FF0000"/>
+                <w:sz w:val="11"/>
+                <w:szCs w:val="11"/>
+                <w:lang w:val="en-US"/>
+              </w:rPr>
+              <w:t xml:space="preserve">                                                        </w:t>
+            </w:r>
+            <w:proofErr w:type="spellStart"/>
+            <w:r>
+              <w:rPr>
+                <w:color w:val="FF0000"/>
+                <w:sz w:val="11"/>
+                <w:szCs w:val="11"/>
+                <w:lang w:val="en-US"/>
+              </w:rPr>
+              <w:t>Uhr</w:t>
+            </w:r>
+            <w:proofErr w:type="spellEnd"/>
+            <w:r>
+              <w:rPr>
+                <w:color w:val="FF0000"/>
+                <w:sz w:val="11"/>
+                <w:szCs w:val="11"/>
+                <w:lang w:val="en-US"/>
+              </w:rPr>
+              <w:t>.       min.</w:t>
             </w:r>
           </w:p>
           <w:p>
@@ -8590,13 +8809,41 @@
                 <w:lang w:val="ru-RU"/>
               </w:rPr>
             </w:pPr>
+            <w:proofErr w:type="spellStart"/>
             <w:r>
               <w:rPr>
                 <w:color w:val="FF0000"/>
                 <w:sz w:val="11"/>
                 <w:szCs w:val="11"/>
               </w:rPr>
-              <w:t>Путевой лист №________________________</w:t>
+              <w:t>Путевой</w:t>
+            </w:r>
+            <w:proofErr w:type="spellEnd"/>
+            <w:r>
+              <w:rPr>
+                <w:color w:val="FF0000"/>
+                <w:sz w:val="11"/>
+                <w:szCs w:val="11"/>
+              </w:rPr>
+              <w:t xml:space="preserve"> </w:t>
+            </w:r>
+            <w:proofErr w:type="spellStart"/>
+            <w:r>
+              <w:rPr>
+                <w:color w:val="FF0000"/>
+                <w:sz w:val="11"/>
+                <w:szCs w:val="11"/>
+              </w:rPr>
+              <w:t>лист</w:t>
+            </w:r>
+            <w:proofErr w:type="spellEnd"/>
+            <w:r>
+              <w:rPr>
+                <w:color w:val="FF0000"/>
+                <w:sz w:val="11"/>
+                <w:szCs w:val="11"/>
+              </w:rPr>
+              <w:t xml:space="preserve"> №________________________</w:t>
             </w:r>
             <w:r>
               <w:rPr>
@@ -8616,6 +8863,7 @@
               </w:rPr>
               <w:t xml:space="preserve">_______20 </w:t>
             </w:r>
+            <w:proofErr w:type="spellStart"/>
             <w:r>
               <w:rPr>
                 <w:color w:val="FF0000"/>
@@ -8625,6 +8873,7 @@
               </w:rPr>
               <w:t>Uhr</w:t>
             </w:r>
+            <w:proofErr w:type="spellEnd"/>
             <w:r>
               <w:rPr>
                 <w:color w:val="FF0000"/>
@@ -8748,12 +8997,6 @@
         </w:tc>
       </w:tr>
       <w:tr>
-        <w:tblPrEx>
-          <w:tblCellMar>
-            <w:top w:w="0" w:type="dxa"/>
-            <w:bottom w:w="0" w:type="dxa"/>
-          </w:tblCellMar>
-        </w:tblPrEx>
         <w:tc>
           <w:tcPr>
             <w:tcW w:w="3855" w:type="dxa"/>
@@ -8777,7 +9020,7 @@
                 <w:color w:val="FF0000"/>
                 <w:sz w:val="11"/>
                 <w:szCs w:val="11"/>
-                <w:lang w:val="en-US"/>
+                <w:lang w:val="ru-RU"/>
                 <w14:shadow w14:blurRad="50800" w14:dist="38100" w14:dir="2700000" w14:sx="100000" w14:sy="100000" w14:kx="0" w14:ky="0" w14:algn="tl">
                   <w14:srgbClr w14:val="000000">
                     <w14:alpha w14:val="60000"/>
@@ -8819,6 +9062,7 @@
                 <w:lang w:val="ru-RU"/>
               </w:rPr>
             </w:pPr>
+            <w:proofErr w:type="spellStart"/>
             <w:r>
               <w:rPr>
                 <w:color w:val="FF0000"/>
@@ -8827,6 +9071,7 @@
               </w:rPr>
               <w:t>Фамилии</w:t>
             </w:r>
+            <w:proofErr w:type="spellEnd"/>
             <w:r>
               <w:rPr>
                 <w:color w:val="FF0000"/>
@@ -8989,12 +9234,6 @@
         </w:tc>
       </w:tr>
       <w:tr>
-        <w:tblPrEx>
-          <w:tblCellMar>
-            <w:top w:w="0" w:type="dxa"/>
-            <w:bottom w:w="0" w:type="dxa"/>
-          </w:tblCellMar>
-        </w:tblPrEx>
         <w:tc>
           <w:tcPr>
             <w:tcW w:w="3855" w:type="dxa"/>
@@ -9013,7 +9252,7 @@
                 <w:color w:val="FF0000"/>
                 <w:sz w:val="11"/>
                 <w:szCs w:val="11"/>
-                <w:lang w:val="en-US"/>
+                <w:lang w:val="ru-RU"/>
               </w:rPr>
             </w:pPr>
           </w:p>
@@ -9027,33 +9266,64 @@
                 <w:lang w:val="ru-RU"/>
               </w:rPr>
             </w:pPr>
+            <w:proofErr w:type="spellStart"/>
             <w:r>
               <w:rPr>
                 <w:color w:val="FF0000"/>
                 <w:sz w:val="11"/>
                 <w:szCs w:val="11"/>
               </w:rPr>
-              <w:t xml:space="preserve">Убытие                           </w:t>
-            </w:r>
+              <w:t>Убытие</w:t>
+            </w:r>
+            <w:proofErr w:type="spellEnd"/>
             <w:r>
               <w:rPr>
                 <w:color w:val="FF0000"/>
                 <w:sz w:val="11"/>
                 <w:szCs w:val="11"/>
-                <w:lang w:val="ru-RU"/>
-              </w:rPr>
-              <w:t>___________________________час____мин.</w:t>
-            </w:r>
-          </w:p>
-          <w:p>
-            <w:pPr>
+              </w:rPr>
+              <w:t xml:space="preserve">                           </w:t>
+            </w:r>
+            <w:r>
               <w:rPr>
                 <w:color w:val="FF0000"/>
                 <w:sz w:val="11"/>
                 <w:szCs w:val="11"/>
                 <w:lang w:val="ru-RU"/>
               </w:rPr>
-            </w:pPr>
+              <w:t>___________________________</w:t>
+            </w:r>
+            <w:proofErr w:type="spellStart"/>
+            <w:r>
+              <w:rPr>
+                <w:color w:val="FF0000"/>
+                <w:sz w:val="11"/>
+                <w:szCs w:val="11"/>
+                <w:lang w:val="ru-RU"/>
+              </w:rPr>
+              <w:t>час____мин</w:t>
+            </w:r>
+            <w:proofErr w:type="spellEnd"/>
+            <w:r>
+              <w:rPr>
+                <w:color w:val="FF0000"/>
+                <w:sz w:val="11"/>
+                <w:szCs w:val="11"/>
+                <w:lang w:val="ru-RU"/>
+              </w:rPr>
+              <w:t>.</w:t>
+            </w:r>
+          </w:p>
+          <w:p>
+            <w:pPr>
+              <w:rPr>
+                <w:color w:val="FF0000"/>
+                <w:sz w:val="11"/>
+                <w:szCs w:val="11"/>
+                <w:lang w:val="ru-RU"/>
+              </w:rPr>
+            </w:pPr>
+            <w:proofErr w:type="spellStart"/>
             <w:r>
               <w:rPr>
                 <w:color w:val="FF0000"/>
@@ -9061,8 +9331,29 @@
                 <w:szCs w:val="11"/>
                 <w:lang w:val="en-US"/>
               </w:rPr>
-              <w:t>Abfahrt                                                                               Uhr</w:t>
-            </w:r>
+              <w:t>Abfahrt</w:t>
+            </w:r>
+            <w:proofErr w:type="spellEnd"/>
+            <w:r>
+              <w:rPr>
+                <w:color w:val="FF0000"/>
+                <w:sz w:val="11"/>
+                <w:szCs w:val="11"/>
+                <w:lang w:val="ru-RU"/>
+              </w:rPr>
+              <w:t xml:space="preserve">                                                                               </w:t>
+            </w:r>
+            <w:proofErr w:type="spellStart"/>
+            <w:r>
+              <w:rPr>
+                <w:color w:val="FF0000"/>
+                <w:sz w:val="11"/>
+                <w:szCs w:val="11"/>
+                <w:lang w:val="en-US"/>
+              </w:rPr>
+              <w:t>Uhr</w:t>
+            </w:r>
+            <w:proofErr w:type="spellEnd"/>
             <w:r>
               <w:rPr>
                 <w:color w:val="FF0000"/>
@@ -9180,6 +9471,7 @@
                 <w:lang w:val="ru-RU"/>
               </w:rPr>
             </w:pPr>
+            <w:proofErr w:type="spellStart"/>
             <w:r>
               <w:rPr>
                 <w:color w:val="FF0000"/>
@@ -9188,6 +9480,7 @@
               </w:rPr>
               <w:t>Водителей</w:t>
             </w:r>
+            <w:proofErr w:type="spellEnd"/>
             <w:r>
               <w:rPr>
                 <w:color w:val="FF0000"/>
@@ -9252,12 +9545,6 @@
         </w:tc>
       </w:tr>
       <w:tr>
-        <w:tblPrEx>
-          <w:tblCellMar>
-            <w:top w:w="0" w:type="dxa"/>
-            <w:bottom w:w="0" w:type="dxa"/>
-          </w:tblCellMar>
-        </w:tblPrEx>
         <w:tc>
           <w:tcPr>
             <w:tcW w:w="3855" w:type="dxa"/>
@@ -9376,14 +9663,52 @@
                 <w:lang w:val="en-US"/>
               </w:rPr>
             </w:pPr>
+            <w:proofErr w:type="spellStart"/>
             <w:r>
               <w:rPr>
                 <w:color w:val="FF0000"/>
                 <w:sz w:val="11"/>
                 <w:szCs w:val="11"/>
               </w:rPr>
-              <w:t>Подпись и штамп перевозчика</w:t>
-            </w:r>
+              <w:t>Подпись</w:t>
+            </w:r>
+            <w:proofErr w:type="spellEnd"/>
+            <w:r>
+              <w:rPr>
+                <w:color w:val="FF0000"/>
+                <w:sz w:val="11"/>
+                <w:szCs w:val="11"/>
+              </w:rPr>
+              <w:t xml:space="preserve"> и </w:t>
+            </w:r>
+            <w:proofErr w:type="spellStart"/>
+            <w:r>
+              <w:rPr>
+                <w:color w:val="FF0000"/>
+                <w:sz w:val="11"/>
+                <w:szCs w:val="11"/>
+              </w:rPr>
+              <w:t>штамп</w:t>
+            </w:r>
+            <w:proofErr w:type="spellEnd"/>
+            <w:r>
+              <w:rPr>
+                <w:color w:val="FF0000"/>
+                <w:sz w:val="11"/>
+                <w:szCs w:val="11"/>
+              </w:rPr>
+              <w:t xml:space="preserve"> </w:t>
+            </w:r>
+            <w:proofErr w:type="spellStart"/>
+            <w:r>
+              <w:rPr>
+                <w:color w:val="FF0000"/>
+                <w:sz w:val="11"/>
+                <w:szCs w:val="11"/>
+              </w:rPr>
+              <w:t>перевозчика</w:t>
+            </w:r>
+            <w:proofErr w:type="spellEnd"/>
           </w:p>
           <w:p>
             <w:pPr>
@@ -9422,7 +9747,7 @@
                 <w:rFonts w:ascii="Arial" w:hAnsi="Arial"/>
                 <w:color w:val="FF0000"/>
                 <w:sz w:val="11"/>
-                <w:lang w:val="ru-RU"/>
+                <w:lang w:val="en-US"/>
               </w:rPr>
             </w:pPr>
             <w:r>
@@ -9515,12 +9840,6 @@
         </w:tc>
       </w:tr>
       <w:tr>
-        <w:tblPrEx>
-          <w:tblCellMar>
-            <w:top w:w="0" w:type="dxa"/>
-            <w:bottom w:w="0" w:type="dxa"/>
-          </w:tblCellMar>
-        </w:tblPrEx>
         <w:tc>
           <w:tcPr>
             <w:tcW w:w="490" w:type="dxa"/>
@@ -9569,13 +9888,23 @@
                 <w:lang w:val="ru-RU"/>
               </w:rPr>
             </w:pPr>
-            <w:r>
-              <w:rPr>
-                <w:color w:val="FF0000"/>
-                <w:sz w:val="11"/>
-                <w:lang w:val="ru-RU"/>
-              </w:rPr>
-              <w:t>Регистрац. номер/</w:t>
+            <w:proofErr w:type="spellStart"/>
+            <w:r>
+              <w:rPr>
+                <w:color w:val="FF0000"/>
+                <w:sz w:val="11"/>
+                <w:lang w:val="ru-RU"/>
+              </w:rPr>
+              <w:t>Регистрац</w:t>
+            </w:r>
+            <w:proofErr w:type="spellEnd"/>
+            <w:r>
+              <w:rPr>
+                <w:color w:val="FF0000"/>
+                <w:sz w:val="11"/>
+                <w:lang w:val="ru-RU"/>
+              </w:rPr>
+              <w:t>. номер/</w:t>
             </w:r>
             <w:r>
               <w:rPr>
@@ -9768,12 +10097,6 @@
         </w:tc>
       </w:tr>
       <w:tr>
-        <w:tblPrEx>
-          <w:tblCellMar>
-            <w:top w:w="0" w:type="dxa"/>
-            <w:bottom w:w="0" w:type="dxa"/>
-          </w:tblCellMar>
-        </w:tblPrEx>
         <w:tc>
           <w:tcPr>
             <w:tcW w:w="3855" w:type="dxa"/>
@@ -9787,11 +10110,36 @@
           </w:tcPr>
           <w:p>
             <w:pPr>
-              <w:jc w:val="center"/>
               <w:rPr>
                 <w:lang w:val="en-US"/>
               </w:rPr>
             </w:pPr>
+            <w:r>
+              <w:rPr>
+                <w:lang w:val="en-US"/>
+              </w:rPr>
+              <w:t>{</w:t>
+            </w:r>
+            <w:proofErr w:type="spellStart"/>
+            <w:r>
+              <w:rPr>
+                <w:lang w:val="en-US"/>
+              </w:rPr>
+              <w:t>transportType</w:t>
+            </w:r>
+            <w:proofErr w:type="spellEnd"/>
+            <w:r>
+              <w:rPr>
+                <w:lang w:val="en-US"/>
+              </w:rPr>
+              <w:t>}</w:t>
+            </w:r>
+            <w:r>
+              <w:rPr>
+                <w:lang w:val="en-US"/>
+              </w:rPr>
+              <w:t xml:space="preserve"> </w:t>
+            </w:r>
           </w:p>
         </w:tc>
         <w:tc>
@@ -9809,9 +10157,71 @@
             <w:pPr>
               <w:rPr>
                 <w:sz w:val="22"/>
-                <w:lang w:val="ru-RU"/>
-              </w:rPr>
-            </w:pPr>
+                <w:lang w:val="en-US"/>
+              </w:rPr>
+            </w:pPr>
+            <w:r>
+              <w:rPr>
+                <w:szCs w:val="18"/>
+                <w:lang w:val="en-US"/>
+              </w:rPr>
+              <w:t>{#has_</w:t>
+            </w:r>
+            <w:proofErr w:type="gramStart"/>
+            <w:r>
+              <w:rPr>
+                <w:szCs w:val="18"/>
+                <w:lang w:val="en-US"/>
+              </w:rPr>
+              <w:t>trailer}</w:t>
+            </w:r>
+            <w:r>
+              <w:rPr>
+                <w:szCs w:val="18"/>
+                <w:lang w:val="kk-KZ"/>
+              </w:rPr>
+              <w:t>Прицеп</w:t>
+            </w:r>
+            <w:proofErr w:type="gramEnd"/>
+            <w:r>
+              <w:rPr>
+                <w:szCs w:val="18"/>
+                <w:lang w:val="en-US"/>
+              </w:rPr>
+              <w:t>:{</w:t>
+            </w:r>
+            <w:proofErr w:type="spellStart"/>
+            <w:r>
+              <w:rPr>
+                <w:szCs w:val="18"/>
+                <w:lang w:val="en-US"/>
+              </w:rPr>
+              <w:t>trailer_number</w:t>
+            </w:r>
+            <w:proofErr w:type="spellEnd"/>
+            <w:r>
+              <w:rPr>
+                <w:szCs w:val="18"/>
+                <w:lang w:val="en-US"/>
+              </w:rPr>
+              <w:t>}{/</w:t>
+            </w:r>
+            <w:proofErr w:type="spellStart"/>
+            <w:r>
+              <w:rPr>
+                <w:szCs w:val="18"/>
+                <w:lang w:val="en-US"/>
+              </w:rPr>
+              <w:t>has_trailer</w:t>
+            </w:r>
+            <w:proofErr w:type="spellEnd"/>
+            <w:r>
+              <w:rPr>
+                <w:szCs w:val="18"/>
+                <w:lang w:val="en-US"/>
+              </w:rPr>
+              <w:t>}</w:t>
+            </w:r>
           </w:p>
         </w:tc>
         <w:tc>
@@ -9837,12 +10247,6 @@
         </w:tc>
       </w:tr>
       <w:tr>
-        <w:tblPrEx>
-          <w:tblCellMar>
-            <w:top w:w="0" w:type="dxa"/>
-            <w:bottom w:w="0" w:type="dxa"/>
-          </w:tblCellMar>
-        </w:tblPrEx>
         <w:tc>
           <w:tcPr>
             <w:tcW w:w="3855" w:type="dxa"/>
@@ -9856,11 +10260,50 @@
           </w:tcPr>
           <w:p>
             <w:pPr>
-              <w:jc w:val="center"/>
               <w:rPr>
                 <w:b/>
               </w:rPr>
             </w:pPr>
+            <w:r>
+              <w:rPr>
+                <w:bCs/>
+              </w:rPr>
+              <w:t>{</w:t>
+            </w:r>
+            <w:proofErr w:type="spellStart"/>
+            <w:r>
+              <w:rPr>
+                <w:bCs/>
+              </w:rPr>
+              <w:t>vehicle</w:t>
+            </w:r>
+            <w:proofErr w:type="spellEnd"/>
+            <w:r>
+              <w:rPr>
+                <w:bCs/>
+              </w:rPr>
+              <w:t>} {</w:t>
+            </w:r>
+            <w:proofErr w:type="spellStart"/>
+            <w:r>
+              <w:rPr>
+                <w:bCs/>
+              </w:rPr>
+              <w:t>driver</w:t>
+            </w:r>
+            <w:proofErr w:type="spellEnd"/>
+            <w:r>
+              <w:rPr>
+                <w:bCs/>
+              </w:rPr>
+              <w:t>}</w:t>
+            </w:r>
+            <w:r>
+              <w:rPr>
+                <w:b/>
+              </w:rPr>
+              <w:t xml:space="preserve"> </w:t>
+            </w:r>
           </w:p>
         </w:tc>
         <w:tc>
@@ -9879,6 +10322,7 @@
               <w:rPr>
                 <w:color w:val="FF0000"/>
                 <w:sz w:val="22"/>
+                <w:lang w:val="kk-KZ"/>
               </w:rPr>
             </w:pPr>
           </w:p>
@@ -9951,6 +10395,50 @@
     <w:lsdException w:name="Subtitle" w:qFormat="1"/>
     <w:lsdException w:name="Strong" w:qFormat="1"/>
     <w:lsdException w:name="Emphasis" w:qFormat="1"/>
+    <w:lsdException w:name="Normal Table" w:semiHidden="1" w:unhideWhenUsed="1"/>
+    <w:lsdException w:name="Table Simple 1" w:semiHidden="1" w:unhideWhenUsed="1"/>
+    <w:lsdException w:name="Table Simple 2" w:semiHidden="1" w:unhideWhenUsed="1"/>
+    <w:lsdException w:name="Table Simple 3" w:semiHidden="1" w:unhideWhenUsed="1"/>
+    <w:lsdException w:name="Table Classic 1" w:semiHidden="1" w:unhideWhenUsed="1"/>
+    <w:lsdException w:name="Table Classic 2" w:semiHidden="1" w:unhideWhenUsed="1"/>
+    <w:lsdException w:name="Table Classic 3" w:semiHidden="1" w:unhideWhenUsed="1"/>
+    <w:lsdException w:name="Table Classic 4" w:semiHidden="1" w:unhideWhenUsed="1"/>
+    <w:lsdException w:name="Table Colorful 1" w:semiHidden="1" w:unhideWhenUsed="1"/>
+    <w:lsdException w:name="Table Colorful 2" w:semiHidden="1" w:unhideWhenUsed="1"/>
+    <w:lsdException w:name="Table Colorful 3" w:semiHidden="1" w:unhideWhenUsed="1"/>
+    <w:lsdException w:name="Table Columns 1" w:semiHidden="1" w:unhideWhenUsed="1"/>
+    <w:lsdException w:name="Table Columns 2" w:semiHidden="1" w:unhideWhenUsed="1"/>
+    <w:lsdException w:name="Table Columns 3" w:semiHidden="1" w:unhideWhenUsed="1"/>
+    <w:lsdException w:name="Table Columns 4" w:semiHidden="1" w:unhideWhenUsed="1"/>
+    <w:lsdException w:name="Table Columns 5" w:semiHidden="1" w:unhideWhenUsed="1"/>
+    <w:lsdException w:name="Table Grid 1" w:semiHidden="1" w:unhideWhenUsed="1"/>
+    <w:lsdException w:name="Table Grid 2" w:semiHidden="1" w:unhideWhenUsed="1"/>
+    <w:lsdException w:name="Table Grid 3" w:semiHidden="1" w:unhideWhenUsed="1"/>
+    <w:lsdException w:name="Table Grid 4" w:semiHidden="1" w:unhideWhenUsed="1"/>
+    <w:lsdException w:name="Table Grid 5" w:semiHidden="1" w:unhideWhenUsed="1"/>
+    <w:lsdException w:name="Table Grid 6" w:semiHidden="1" w:unhideWhenUsed="1"/>
+    <w:lsdException w:name="Table Grid 7" w:semiHidden="1" w:unhideWhenUsed="1"/>
+    <w:lsdException w:name="Table Grid 8" w:semiHidden="1" w:unhideWhenUsed="1"/>
+    <w:lsdException w:name="Table List 1" w:semiHidden="1" w:unhideWhenUsed="1"/>
+    <w:lsdException w:name="Table List 2" w:semiHidden="1" w:unhideWhenUsed="1"/>
+    <w:lsdException w:name="Table List 3" w:semiHidden="1" w:unhideWhenUsed="1"/>
+    <w:lsdException w:name="Table List 4" w:semiHidden="1" w:unhideWhenUsed="1"/>
+    <w:lsdException w:name="Table List 5" w:semiHidden="1" w:unhideWhenUsed="1"/>
+    <w:lsdException w:name="Table List 6" w:semiHidden="1" w:unhideWhenUsed="1"/>
+    <w:lsdException w:name="Table List 7" w:semiHidden="1" w:unhideWhenUsed="1"/>
+    <w:lsdException w:name="Table List 8" w:semiHidden="1" w:unhideWhenUsed="1"/>
+    <w:lsdException w:name="Table 3D effects 1" w:semiHidden="1" w:unhideWhenUsed="1"/>
+    <w:lsdException w:name="Table 3D effects 2" w:semiHidden="1" w:unhideWhenUsed="1"/>
+    <w:lsdException w:name="Table 3D effects 3" w:semiHidden="1" w:unhideWhenUsed="1"/>
+    <w:lsdException w:name="Table Contemporary" w:semiHidden="1" w:unhideWhenUsed="1"/>
+    <w:lsdException w:name="Table Elegant" w:semiHidden="1" w:unhideWhenUsed="1"/>
+    <w:lsdException w:name="Table Professional" w:semiHidden="1" w:unhideWhenUsed="1"/>
+    <w:lsdException w:name="Table Subtle 1" w:semiHidden="1" w:unhideWhenUsed="1"/>
+    <w:lsdException w:name="Table Subtle 2" w:semiHidden="1" w:unhideWhenUsed="1"/>
+    <w:lsdException w:name="Table Web 1" w:semiHidden="1" w:unhideWhenUsed="1"/>
+    <w:lsdException w:name="Table Web 2" w:semiHidden="1" w:unhideWhenUsed="1"/>
+    <w:lsdException w:name="Table Web 3" w:semiHidden="1" w:unhideWhenUsed="1"/>
+    <w:lsdException w:name="Table Theme" w:semiHidden="1" w:unhideWhenUsed="1"/>
     <w:lsdException w:name="Placeholder Text" w:semiHidden="1" w:uiPriority="99"/>
     <w:lsdException w:name="No Spacing" w:uiPriority="1" w:qFormat="1"/>
     <w:lsdException w:name="Light Shading" w:uiPriority="60"/>
@@ -10312,11 +10800,15 @@
   </w:style>
   <w:style w:type="character" w:default="1" w:styleId="a0">
     <w:name w:val="Default Paragraph Font"/>
+    <w:uiPriority w:val="1"/>
     <w:semiHidden/>
+    <w:unhideWhenUsed/>
   </w:style>
   <w:style w:type="table" w:default="1" w:styleId="a1">
     <w:name w:val="Normal Table"/>
+    <w:uiPriority w:val="99"/>
     <w:semiHidden/>
+    <w:unhideWhenUsed/>
     <w:tblPr>
       <w:tblInd w:w="0" w:type="dxa"/>
       <w:tblCellMar>
@@ -10329,7 +10821,9 @@
   </w:style>
   <w:style w:type="numbering" w:default="1" w:styleId="a2">
     <w:name w:val="No List"/>
+    <w:uiPriority w:val="99"/>
     <w:semiHidden/>
+    <w:unhideWhenUsed/>
   </w:style>
   <w:style w:type="paragraph" w:customStyle="1" w:styleId="BalloonText2">
     <w:name w:val="Balloon Text2"/>
@@ -10347,8 +10841,8 @@
       <w:sz w:val="16"/>
     </w:rPr>
   </w:style>
-  <w:style w:type="paragraph" w:customStyle="1" w:styleId="BalloonText">
-    <w:name w:val="Balloon Text"/>
+  <w:style w:type="paragraph" w:customStyle="1" w:styleId="10">
+    <w:name w:val="Текст выноски1"/>
     <w:basedOn w:val="a"/>
     <w:semiHidden/>
     <w:rPr>

--- a/public/templates/template_smr.docx
+++ b/public/templates/template_smr.docx
@@ -1275,18 +1275,32 @@
             <w:pPr>
               <w:rPr>
                 <w:bCs/>
-                <w:lang w:val="kk-KZ"/>
-              </w:rPr>
-            </w:pPr>
-            <w:r>
+              </w:rPr>
+            </w:pPr>
+            <w:r>
+              <w:rPr>
+                <w:color w:val="000000"/>
+                <w:szCs w:val="24"/>
+                <w:lang w:val="en-US" w:eastAsia="ru-RU"/>
+              </w:rPr>
               <w:t>{</w:t>
             </w:r>
             <w:proofErr w:type="spellStart"/>
             <w:r>
-              <w:t>sender_name</w:t>
+              <w:rPr>
+                <w:color w:val="000000"/>
+                <w:szCs w:val="24"/>
+                <w:lang w:val="en-US" w:eastAsia="ru-RU"/>
+              </w:rPr>
+              <w:t>smr_sender</w:t>
             </w:r>
             <w:proofErr w:type="spellEnd"/>
             <w:r>
+              <w:rPr>
+                <w:color w:val="000000"/>
+                <w:szCs w:val="24"/>
+                <w:lang w:val="en-US" w:eastAsia="ru-RU"/>
+              </w:rPr>
               <w:t>}</w:t>
             </w:r>
           </w:p>
@@ -1311,7 +1325,7 @@
                 <w:rFonts w:ascii="Arial" w:hAnsi="Arial"/>
                 <w:color w:val="FF0000"/>
                 <w:sz w:val="14"/>
-                <w:lang w:val="en-US"/>
+                <w:lang w:val="ru-RU"/>
               </w:rPr>
             </w:pPr>
             <w:r>
@@ -1319,7 +1333,7 @@
                 <w:rFonts w:ascii="Arial" w:hAnsi="Arial"/>
                 <w:color w:val="FF0000"/>
                 <w:sz w:val="14"/>
-                <w:lang w:val="en-US"/>
+                <w:lang w:val="ru-RU"/>
               </w:rPr>
               <w:tab/>
             </w:r>
@@ -1346,35 +1360,9 @@
               <w:rPr>
                 <w:rFonts w:eastAsia="Calibri"/>
                 <w:bCs/>
-                <w:lang w:val="en-US" w:eastAsia="en-US"/>
-              </w:rPr>
-            </w:pPr>
-            <w:r>
-              <w:rPr>
-                <w:rFonts w:eastAsia="Calibri"/>
-                <w:bCs/>
-                <w:lang w:val="en-US" w:eastAsia="en-US"/>
-              </w:rPr>
-              <w:t>{</w:t>
-            </w:r>
-            <w:proofErr w:type="spellStart"/>
-            <w:r>
-              <w:rPr>
-                <w:rFonts w:eastAsia="Calibri"/>
-                <w:bCs/>
-                <w:lang w:val="en-US" w:eastAsia="en-US"/>
-              </w:rPr>
-              <w:t>sender_address</w:t>
-            </w:r>
-            <w:proofErr w:type="spellEnd"/>
-            <w:r>
-              <w:rPr>
-                <w:rFonts w:eastAsia="Calibri"/>
-                <w:bCs/>
-                <w:lang w:val="en-US" w:eastAsia="en-US"/>
-              </w:rPr>
-              <w:t>}</w:t>
-            </w:r>
+                <w:lang w:val="ru-RU" w:eastAsia="en-US"/>
+              </w:rPr>
+            </w:pPr>
           </w:p>
         </w:tc>
         <w:tc>
@@ -1420,32 +1408,6 @@
                 <w:lang w:val="ru-RU"/>
               </w:rPr>
             </w:pPr>
-            <w:r>
-              <w:rPr>
-                <w:rFonts w:eastAsia="Calibri"/>
-                <w:bCs/>
-                <w:lang w:eastAsia="en-US"/>
-              </w:rPr>
-              <w:t>{</w:t>
-            </w:r>
-            <w:proofErr w:type="spellStart"/>
-            <w:r>
-              <w:rPr>
-                <w:rFonts w:eastAsia="Calibri"/>
-                <w:bCs/>
-                <w:lang w:eastAsia="en-US"/>
-              </w:rPr>
-              <w:t>sender_bin</w:t>
-            </w:r>
-            <w:proofErr w:type="spellEnd"/>
-            <w:r>
-              <w:rPr>
-                <w:rFonts w:eastAsia="Calibri"/>
-                <w:bCs/>
-                <w:lang w:eastAsia="en-US"/>
-              </w:rPr>
-              <w:t>}</w:t>
-            </w:r>
           </w:p>
         </w:tc>
         <w:tc>
@@ -1496,32 +1458,6 @@
                 <w:lang w:val="en-US" w:eastAsia="ru-RU"/>
               </w:rPr>
             </w:pPr>
-            <w:r>
-              <w:rPr>
-                <w:color w:val="000000"/>
-                <w:szCs w:val="24"/>
-                <w:lang w:val="en-US" w:eastAsia="ru-RU"/>
-              </w:rPr>
-              <w:t>{</w:t>
-            </w:r>
-            <w:proofErr w:type="spellStart"/>
-            <w:r>
-              <w:rPr>
-                <w:color w:val="000000"/>
-                <w:szCs w:val="24"/>
-                <w:lang w:val="en-US" w:eastAsia="ru-RU"/>
-              </w:rPr>
-              <w:t>smr_sender</w:t>
-            </w:r>
-            <w:proofErr w:type="spellEnd"/>
-            <w:r>
-              <w:rPr>
-                <w:color w:val="000000"/>
-                <w:szCs w:val="24"/>
-                <w:lang w:val="en-US" w:eastAsia="ru-RU"/>
-              </w:rPr>
-              <w:t>}</w:t>
-            </w:r>
           </w:p>
         </w:tc>
         <w:tc>
@@ -2092,9 +2028,39 @@
             <w:pPr>
               <w:rPr>
                 <w:bCs/>
-                <w:lang w:val="ru-RU"/>
-              </w:rPr>
-            </w:pPr>
+                <w:lang w:val="en-US"/>
+              </w:rPr>
+            </w:pPr>
+            <w:r>
+              <w:rPr>
+                <w:bCs/>
+                <w:lang w:val="en-US"/>
+              </w:rPr>
+              <w:t>{</w:t>
+            </w:r>
+            <w:proofErr w:type="spellStart"/>
+            <w:r>
+              <w:rPr>
+                <w:bCs/>
+                <w:lang w:val="en-US"/>
+              </w:rPr>
+              <w:t>expeditor_</w:t>
+            </w:r>
+            <w:r>
+              <w:rPr>
+                <w:bCs/>
+                <w:lang w:val="en-US"/>
+              </w:rPr>
+              <w:t>name</w:t>
+            </w:r>
+            <w:proofErr w:type="spellEnd"/>
+            <w:r>
+              <w:rPr>
+                <w:bCs/>
+                <w:lang w:val="en-US"/>
+              </w:rPr>
+              <w:t>}</w:t>
+            </w:r>
           </w:p>
         </w:tc>
       </w:tr>
@@ -2158,9 +2124,35 @@
               <w:rPr>
                 <w:bCs/>
                 <w:szCs w:val="18"/>
-                <w:lang w:val="ru-RU"/>
-              </w:rPr>
-            </w:pPr>
+                <w:lang w:val="en-US"/>
+              </w:rPr>
+            </w:pPr>
+            <w:r>
+              <w:rPr>
+                <w:bCs/>
+                <w:szCs w:val="18"/>
+                <w:lang w:val="en-US"/>
+              </w:rPr>
+              <w:t>{</w:t>
+            </w:r>
+            <w:proofErr w:type="spellStart"/>
+            <w:r>
+              <w:rPr>
+                <w:bCs/>
+                <w:szCs w:val="18"/>
+                <w:lang w:val="en-US"/>
+              </w:rPr>
+              <w:t>expeditor_address</w:t>
+            </w:r>
+            <w:proofErr w:type="spellEnd"/>
+            <w:r>
+              <w:rPr>
+                <w:bCs/>
+                <w:szCs w:val="18"/>
+                <w:lang w:val="en-US"/>
+              </w:rPr>
+              <w:t>}</w:t>
+            </w:r>
           </w:p>
         </w:tc>
       </w:tr>
@@ -2187,6 +2179,13 @@
             <w:r>
               <w:rPr>
                 <w:bCs/>
+                <w:lang w:val="kk-KZ"/>
+              </w:rPr>
+              <w:t xml:space="preserve">БИН </w:t>
+            </w:r>
+            <w:r>
+              <w:rPr>
+                <w:bCs/>
                 <w:lang w:val="en-US"/>
               </w:rPr>
               <w:t>{</w:t>
@@ -2225,9 +2224,43 @@
               <w:rPr>
                 <w:bCs/>
                 <w:szCs w:val="18"/>
-                <w:lang w:val="ru-RU"/>
-              </w:rPr>
-            </w:pPr>
+                <w:lang w:val="en-US"/>
+              </w:rPr>
+            </w:pPr>
+            <w:r>
+              <w:rPr>
+                <w:bCs/>
+                <w:szCs w:val="18"/>
+                <w:lang w:val="kk-KZ"/>
+              </w:rPr>
+              <w:t xml:space="preserve">БИН </w:t>
+            </w:r>
+            <w:r>
+              <w:rPr>
+                <w:bCs/>
+                <w:szCs w:val="18"/>
+                <w:lang w:val="en-US"/>
+              </w:rPr>
+              <w:t>{</w:t>
+            </w:r>
+            <w:proofErr w:type="spellStart"/>
+            <w:r>
+              <w:rPr>
+                <w:bCs/>
+                <w:szCs w:val="18"/>
+                <w:lang w:val="en-US"/>
+              </w:rPr>
+              <w:t>expeditor_bin</w:t>
+            </w:r>
+            <w:proofErr w:type="spellEnd"/>
+            <w:r>
+              <w:rPr>
+                <w:bCs/>
+                <w:szCs w:val="18"/>
+                <w:lang w:val="en-US"/>
+              </w:rPr>
+              <w:t>}</w:t>
+            </w:r>
           </w:p>
         </w:tc>
       </w:tr>
@@ -2250,29 +2283,6 @@
                 <w:lang w:val="en-US"/>
               </w:rPr>
             </w:pPr>
-            <w:r>
-              <w:rPr>
-                <w:bCs/>
-                <w:lang w:val="en-US"/>
-              </w:rPr>
-              <w:t>{</w:t>
-            </w:r>
-            <w:proofErr w:type="spellStart"/>
-            <w:r>
-              <w:rPr>
-                <w:bCs/>
-                <w:lang w:val="en-US"/>
-              </w:rPr>
-              <w:t>toCity</w:t>
-            </w:r>
-            <w:proofErr w:type="spellEnd"/>
-            <w:r>
-              <w:rPr>
-                <w:bCs/>
-                <w:lang w:val="en-US"/>
-              </w:rPr>
-              <w:t>}</w:t>
-            </w:r>
           </w:p>
         </w:tc>
         <w:tc>
@@ -2293,7 +2303,7 @@
                 <w:bCs/>
                 <w:sz w:val="18"/>
                 <w:szCs w:val="18"/>
-                <w:lang w:val="ru-RU"/>
+                <w:lang w:val="en-US"/>
               </w:rPr>
             </w:pPr>
           </w:p>
@@ -2317,7 +2327,7 @@
               <w:rPr>
                 <w:b/>
                 <w:bCs/>
-                <w:lang w:val="ru-RU"/>
+                <w:lang w:val="en-US"/>
               </w:rPr>
             </w:pPr>
           </w:p>
@@ -2341,7 +2351,7 @@
                 <w:bCs/>
                 <w:sz w:val="18"/>
                 <w:szCs w:val="18"/>
-                <w:lang w:val="ru-RU"/>
+                <w:lang w:val="en-US"/>
               </w:rPr>
             </w:pPr>
           </w:p>
@@ -9097,7 +9107,38 @@
                 <w:szCs w:val="11"/>
                 <w:lang w:val="kk-KZ"/>
               </w:rPr>
-              <w:t xml:space="preserve">     ____________________________</w:t>
+              <w:t xml:space="preserve">  </w:t>
+            </w:r>
+            <w:proofErr w:type="gramStart"/>
+            <w:r>
+              <w:rPr>
+                <w:color w:val="FF0000"/>
+                <w:sz w:val="11"/>
+                <w:szCs w:val="11"/>
+                <w:lang w:val="kk-KZ"/>
+              </w:rPr>
+              <w:t xml:space="preserve">   </w:t>
+            </w:r>
+            <w:r>
+              <w:rPr>
+                <w:color w:val="FF0000"/>
+                <w:sz w:val="11"/>
+                <w:szCs w:val="11"/>
+                <w:u w:val="single"/>
+                <w:lang w:val="en-US"/>
+              </w:rPr>
+              <w:t>{</w:t>
+            </w:r>
+            <w:proofErr w:type="gramEnd"/>
+            <w:r>
+              <w:rPr>
+                <w:color w:val="FF0000"/>
+                <w:sz w:val="11"/>
+                <w:szCs w:val="11"/>
+                <w:u w:val="single"/>
+                <w:lang w:val="en-US"/>
+              </w:rPr>
+              <w:t>driver}</w:t>
             </w:r>
           </w:p>
         </w:tc>
@@ -10116,16 +10157,22 @@
             </w:pPr>
             <w:r>
               <w:rPr>
-                <w:lang w:val="en-US"/>
-              </w:rPr>
-              <w:t>{</w:t>
+                <w:lang w:val="kk-KZ"/>
+              </w:rPr>
+              <w:t>ГРНЗ</w:t>
+            </w:r>
+            <w:r>
+              <w:rPr>
+                <w:lang w:val="en-US"/>
+              </w:rPr>
+              <w:t>: {</w:t>
             </w:r>
             <w:proofErr w:type="spellStart"/>
             <w:r>
               <w:rPr>
                 <w:lang w:val="en-US"/>
               </w:rPr>
-              <w:t>transportType</w:t>
+              <w:t>vehicle_number</w:t>
             </w:r>
             <w:proofErr w:type="spellEnd"/>
             <w:r>
@@ -10162,62 +10209,30 @@
             </w:pPr>
             <w:r>
               <w:rPr>
-                <w:szCs w:val="18"/>
-                <w:lang w:val="en-US"/>
-              </w:rPr>
-              <w:t>{#has_</w:t>
-            </w:r>
-            <w:proofErr w:type="gramStart"/>
-            <w:r>
-              <w:rPr>
-                <w:szCs w:val="18"/>
-                <w:lang w:val="en-US"/>
-              </w:rPr>
-              <w:t>trailer}</w:t>
-            </w:r>
-            <w:r>
-              <w:rPr>
-                <w:szCs w:val="18"/>
+                <w:sz w:val="22"/>
                 <w:lang w:val="kk-KZ"/>
               </w:rPr>
-              <w:t>Прицеп</w:t>
-            </w:r>
-            <w:proofErr w:type="gramEnd"/>
-            <w:r>
-              <w:rPr>
-                <w:szCs w:val="18"/>
-                <w:lang w:val="en-US"/>
-              </w:rPr>
-              <w:t>:{</w:t>
+              <w:t>Марка</w:t>
+            </w:r>
+            <w:r>
+              <w:rPr>
+                <w:sz w:val="22"/>
+                <w:lang w:val="en-US"/>
+              </w:rPr>
+              <w:t>: {</w:t>
             </w:r>
             <w:proofErr w:type="spellStart"/>
             <w:r>
               <w:rPr>
-                <w:szCs w:val="18"/>
-                <w:lang w:val="en-US"/>
-              </w:rPr>
-              <w:t>trailer_number</w:t>
+                <w:sz w:val="22"/>
+                <w:lang w:val="en-US"/>
+              </w:rPr>
+              <w:t>vehicle_model</w:t>
             </w:r>
             <w:proofErr w:type="spellEnd"/>
             <w:r>
               <w:rPr>
-                <w:szCs w:val="18"/>
-                <w:lang w:val="en-US"/>
-              </w:rPr>
-              <w:t>}{/</w:t>
-            </w:r>
-            <w:proofErr w:type="spellStart"/>
-            <w:r>
-              <w:rPr>
-                <w:szCs w:val="18"/>
-                <w:lang w:val="en-US"/>
-              </w:rPr>
-              <w:t>has_trailer</w:t>
-            </w:r>
-            <w:proofErr w:type="spellEnd"/>
-            <w:r>
-              <w:rPr>
-                <w:szCs w:val="18"/>
+                <w:sz w:val="22"/>
                 <w:lang w:val="en-US"/>
               </w:rPr>
               <w:t>}</w:t>
@@ -10266,43 +10281,100 @@
             </w:pPr>
             <w:r>
               <w:rPr>
-                <w:bCs/>
+                <w:szCs w:val="18"/>
+                <w:lang w:val="en-US"/>
+              </w:rPr>
+              <w:t>{#has_</w:t>
+            </w:r>
+            <w:proofErr w:type="gramStart"/>
+            <w:r>
+              <w:rPr>
+                <w:szCs w:val="18"/>
+                <w:lang w:val="en-US"/>
+              </w:rPr>
+              <w:t>trailer}</w:t>
+            </w:r>
+            <w:r>
+              <w:rPr>
+                <w:szCs w:val="18"/>
+                <w:lang w:val="kk-KZ"/>
+              </w:rPr>
+              <w:t>ГРНЗ</w:t>
+            </w:r>
+            <w:proofErr w:type="gramEnd"/>
+            <w:r>
+              <w:rPr>
+                <w:szCs w:val="18"/>
+                <w:lang w:val="kk-KZ"/>
+              </w:rPr>
+              <w:t xml:space="preserve"> п</w:t>
+            </w:r>
+            <w:r>
+              <w:rPr>
+                <w:szCs w:val="18"/>
+                <w:lang w:val="kk-KZ"/>
+              </w:rPr>
+              <w:t>рице</w:t>
+            </w:r>
+            <w:r>
+              <w:rPr>
+                <w:szCs w:val="18"/>
+                <w:lang w:val="kk-KZ"/>
+              </w:rPr>
+              <w:t>па</w:t>
+            </w:r>
+            <w:r>
+              <w:rPr>
+                <w:szCs w:val="18"/>
+                <w:lang w:val="en-US"/>
+              </w:rPr>
+              <w:t>:</w:t>
+            </w:r>
+            <w:r>
+              <w:rPr>
+                <w:szCs w:val="18"/>
+                <w:lang w:val="en-US"/>
+              </w:rPr>
+              <w:t xml:space="preserve"> </w:t>
+            </w:r>
+            <w:r>
+              <w:rPr>
+                <w:szCs w:val="18"/>
+                <w:lang w:val="en-US"/>
               </w:rPr>
               <w:t>{</w:t>
             </w:r>
             <w:proofErr w:type="spellStart"/>
             <w:r>
               <w:rPr>
-                <w:bCs/>
-              </w:rPr>
-              <w:t>vehicle</w:t>
+                <w:szCs w:val="18"/>
+                <w:lang w:val="en-US"/>
+              </w:rPr>
+              <w:t>trailer_number</w:t>
             </w:r>
             <w:proofErr w:type="spellEnd"/>
             <w:r>
               <w:rPr>
-                <w:bCs/>
-              </w:rPr>
-              <w:t>} {</w:t>
+                <w:szCs w:val="18"/>
+                <w:lang w:val="en-US"/>
+              </w:rPr>
+              <w:t>}{/</w:t>
             </w:r>
             <w:proofErr w:type="spellStart"/>
             <w:r>
               <w:rPr>
-                <w:bCs/>
-              </w:rPr>
-              <w:t>driver</w:t>
+                <w:szCs w:val="18"/>
+                <w:lang w:val="en-US"/>
+              </w:rPr>
+              <w:t>has_trailer</w:t>
             </w:r>
             <w:proofErr w:type="spellEnd"/>
             <w:r>
               <w:rPr>
-                <w:bCs/>
+                <w:szCs w:val="18"/>
+                <w:lang w:val="en-US"/>
               </w:rPr>
               <w:t>}</w:t>
-            </w:r>
-            <w:r>
-              <w:rPr>
-                <w:b/>
-              </w:rPr>
-              <w:t xml:space="preserve"> </w:t>
             </w:r>
           </w:p>
         </w:tc>
@@ -10325,6 +10397,96 @@
                 <w:lang w:val="kk-KZ"/>
               </w:rPr>
             </w:pPr>
+            <w:r>
+              <w:rPr>
+                <w:szCs w:val="18"/>
+                <w:lang w:val="en-US"/>
+              </w:rPr>
+              <w:t>{#has_</w:t>
+            </w:r>
+            <w:proofErr w:type="gramStart"/>
+            <w:r>
+              <w:rPr>
+                <w:szCs w:val="18"/>
+                <w:lang w:val="en-US"/>
+              </w:rPr>
+              <w:t>trailer}</w:t>
+            </w:r>
+            <w:r>
+              <w:rPr>
+                <w:szCs w:val="18"/>
+                <w:lang w:val="kk-KZ"/>
+              </w:rPr>
+              <w:t>Марка</w:t>
+            </w:r>
+            <w:proofErr w:type="gramEnd"/>
+            <w:r>
+              <w:rPr>
+                <w:szCs w:val="18"/>
+                <w:lang w:val="kk-KZ"/>
+              </w:rPr>
+              <w:t xml:space="preserve"> прицепа</w:t>
+            </w:r>
+            <w:r>
+              <w:rPr>
+                <w:szCs w:val="18"/>
+                <w:lang w:val="en-US"/>
+              </w:rPr>
+              <w:t>:</w:t>
+            </w:r>
+            <w:r>
+              <w:rPr>
+                <w:szCs w:val="18"/>
+                <w:lang w:val="en-US"/>
+              </w:rPr>
+              <w:t xml:space="preserve"> </w:t>
+            </w:r>
+            <w:r>
+              <w:rPr>
+                <w:szCs w:val="18"/>
+                <w:lang w:val="en-US"/>
+              </w:rPr>
+              <w:t>{</w:t>
+            </w:r>
+            <w:proofErr w:type="spellStart"/>
+            <w:r>
+              <w:rPr>
+                <w:szCs w:val="18"/>
+                <w:lang w:val="en-US"/>
+              </w:rPr>
+              <w:t>trailer</w:t>
+            </w:r>
+            <w:r>
+              <w:rPr>
+                <w:szCs w:val="18"/>
+                <w:lang w:val="en-US"/>
+              </w:rPr>
+              <w:t>_model</w:t>
+            </w:r>
+            <w:proofErr w:type="spellEnd"/>
+            <w:r>
+              <w:rPr>
+                <w:szCs w:val="18"/>
+                <w:lang w:val="en-US"/>
+              </w:rPr>
+              <w:t>}{/</w:t>
+            </w:r>
+            <w:proofErr w:type="spellStart"/>
+            <w:r>
+              <w:rPr>
+                <w:szCs w:val="18"/>
+                <w:lang w:val="en-US"/>
+              </w:rPr>
+              <w:t>has_trailer</w:t>
+            </w:r>
+            <w:proofErr w:type="spellEnd"/>
+            <w:r>
+              <w:rPr>
+                <w:szCs w:val="18"/>
+                <w:lang w:val="en-US"/>
+              </w:rPr>
+              <w:t>}</w:t>
+            </w:r>
           </w:p>
         </w:tc>
         <w:tc>

--- a/public/templates/template_smr.docx
+++ b/public/templates/template_smr.docx
@@ -8,6 +8,28 @@
           <w:lang w:val="ru-RU"/>
         </w:rPr>
       </w:pPr>
+      <w:r>
+        <w:rPr>
+          <w:lang w:val="ru-RU"/>
+        </w:rPr>
+        <w:t>{%logo}</w:t>
+      </w:r>
+    </w:p>
+    <w:p>
+      <w:pPr>
+        <w:jc w:val="right"/>
+        <w:rPr>
+          <w:sz w:val="16"/>
+          <w:lang w:val="ru-RU"/>
+        </w:rPr>
+      </w:pPr>
+      <w:r>
+        <w:rPr>
+          <w:sz w:val="16"/>
+          <w:lang w:val="ru-RU"/>
+        </w:rPr>
+        <w:t>{%watermark_corner}</w:t>
+      </w:r>
     </w:p>
     <w:tbl>
       <w:tblPr>
@@ -891,8 +913,8 @@
                 </mc:Choice>
                 <mc:Fallback>
                   <w:pict>
-                    <v:group w14:anchorId="5EB51C44" id="Group 44" o:spid="_x0000_s1026" style="position:absolute;margin-left:9.45pt;margin-top:-.05pt;width:252.05pt;height:72.05pt;z-index:251657216" coordorigin="1,-1" coordsize="19997,20002" o:gfxdata="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">
-                      <v:rect id="Rectangle 45" o:spid="_x0000_s1027" style="position:absolute;left:6856;top:2026;width:4574;height:6010;visibility:visible;mso-wrap-style:square;v-text-anchor:top" o:gfxdata="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" filled="f" stroked="f" strokeweight="0">
+                    <v:group w14:anchorId="5EB51C44" id="Group 44" o:spid="_x0000_s1026" style="position:absolute;margin-left:9.45pt;margin-top:-.05pt;width:252.05pt;height:72.05pt;z-index:251657216" coordorigin="1,-1" coordsize="19997,20002" o:gfxdata="UEsDBBQABgAIAAAAIQC2gziS/gAAAOEBAAATAAAAW0NvbnRlbnRfVHlwZXNdLnhtbJSRQU7DMBBF 90jcwfIWJU67QAgl6YK0S0CoHGBkTxKLZGx5TGhvj5O2G0SRWNoz/78nu9wcxkFMGNg6quQqL6RA 0s5Y6ir5vt9lD1JwBDIwOMJKHpHlpr69KfdHjyxSmriSfYz+USnWPY7AufNIadK6MEJMx9ApD/oD OlTrorhX2lFEilmcO2RdNtjC5xDF9pCuTyYBB5bi6bQ4syoJ3g9WQ0ymaiLzg5KdCXlKLjvcW893 SUOqXwnz5DrgnHtJTxOsQfEKIT7DmDSUCaxw7Rqn8787ZsmRM9e2VmPeBN4uqYvTtW7jvijg9N/y JsXecLq0q+WD6m8AAAD//wMAUEsDBBQABgAIAAAAIQA4/SH/1gAAAJQBAAALAAAAX3JlbHMvLnJl bHOkkMFqwzAMhu+DvYPRfXGawxijTi+j0GvpHsDYimMaW0Yy2fr2M4PBMnrbUb/Q94l/f/hMi1qR JVI2sOt6UJgd+ZiDgffL8ekFlFSbvV0oo4EbChzGx4f9GRdb25HMsYhqlCwG5lrLq9biZkxWOiqY 22YiTra2kYMu1l1tQD30/bPm3wwYN0x18gb45AdQl1tp5j/sFB2T0FQ7R0nTNEV3j6o9feQzro1i OWA14Fm+Q8a1a8+Bvu/d/dMb2JY5uiPbhG/ktn4cqGU/er3pcvwCAAD//wMAUEsDBBQABgAIAAAA IQARxHpyewMAAGgQAAAOAAAAZHJzL2Uyb0RvYy54bWzsWNtu2zAMfR+wfxD03tpOnDQx6hRFbxiw rcW6fYBiyxfMljxJidN9/SjKTpr0oV2HpR26PBiUqAt5eEhJOT5Z1RVZcqVLKWIaHPqUcJHItBR5 TL99vTyYUKINEymrpOAxveOanszevztum4gPZCGrlCsCiwgdtU1MC2OayPN0UvCa6UPZcAHKTKqa GWiq3EsVa2H1uvIGvj/2WqnSRsmEaw29505JZ7h+lvHEXGeZ5oZUMQXbDH4Vfuf2682OWZQr1hRl 0pnBnmFFzUoBm66XOmeGkYUqHyxVl4mSWmbmMJG1J7OsTDj6AN4E/o43V0ouGvQlj9q8WcME0O7g 9Oxlk8/LG0XKNKYDSgSrIUS4KwlDi03b5BEMuVLNbXOjnIMgfpTJdw1qb1dv27kbTObtJ5nCemxh JGKzylRtlwCvyQpDcLcOAV8ZkkDn0MIwHFGSgG4ajKyMMUoKCKSdFlACqoOg777oZgbT6fTIzQNi +AOr91jkNkVDO8OsV0A2vcFT/xmetwVrOIZJW7A6PIc9nl+AhEzkFSch+mJ3h2E9oNqhSYQ8K2AY P1VKtgVnKViFToLt9ybYhoZYPArveDIaI1QDfzB2YPUgh6Oj0CE1BrS3gGJRo7S54rImVoipAusx emz5URuHaT/EBlPIy7KqMESV2OoA8F0PxzzsZvf2uyiY1XwFc23nXKZ34JaSLkehpoBQSPWTkhby M6b6x4IpTkn1QQA0Npl7QfXCvBeYSGBqTA0lTjwzLukXjSrzAlYO0CkhT4GdWYmObaxAZiNH9kQW CIdLvuslq0iI8bLm7IEnR5A3HU8CTBoW9TwZhkPINpuJj/OEV1XZaJsGLHoKVUgLJWcU+j7O0LIq U0skO12rfH5WKQJQQJzx13F0axgUR5Ei8Wy2XHSyYWXl5Kfw7zdJNw3CcE08yKIBNBz5Oo0jYKf5 10gIVdeR8F7FOrLI74mJ25W9J+F4MIE7hCVhACV++NLVCs9KrMubcvFGixYcLw/4MtknX4APcOJb ZkynuPGmdMHpB1XtaaXr7x9x3QXr/0kXUwjYA9JM90kaJAyceVhJNoSxBdwRBnR4911fHl/gToSE QQvffJWB4r9LmBHeWfd1Km2qDFxF8DzcsGbi+90N6dWwpnu3vd4LNb7F4DmLz7Pu6W3fy/fbeAHf /EEw+wUAAP//AwBQSwMEFAAGAAgAAAAhAPokyODfAAAACAEAAA8AAABkcnMvZG93bnJldi54bWxM j09Lw0AQxe+C32EZwVu7Sf9IjdmUUtRTEdoK4m2aTJPQ7GzIbpP02zue9PjmPd78XroebaN66nzt 2EA8jUAR566ouTTweXybrED5gFxg45gM3MjDOru/SzEp3MB76g+hVFLCPkEDVQhtorXPK7Lop64l Fu/sOotBZFfqosNBym2jZ1H0pC3WLB8qbGlbUX45XK2B9wGHzTx+7XeX8/b2fVx+fO1iMubxYdy8 gAo0hr8w/OILOmTCdHJXLrxqRK+eJWlgEoMSezmby7ST3BeLCHSW6v8Dsh8AAAD//wMAUEsBAi0A FAAGAAgAAAAhALaDOJL+AAAA4QEAABMAAAAAAAAAAAAAAAAAAAAAAFtDb250ZW50X1R5cGVzXS54 bWxQSwECLQAUAAYACAAAACEAOP0h/9YAAACUAQAACwAAAAAAAAAAAAAAAAAvAQAAX3JlbHMvLnJl bHNQSwECLQAUAAYACAAAACEAEcR6cnsDAABoEAAADgAAAAAAAAAAAAAAAAAuAgAAZHJzL2Uyb0Rv Yy54bWxQSwECLQAUAAYACAAAACEA+iTI4N8AAAAIAQAADwAAAAAAAAAAAAAAAADVBQAAZHJzL2Rv d25yZXYueG1sUEsFBgAAAAAEAAQA8wAAAOEGAAAAAA== ">
+                      <v:rect id="Rectangle 45" o:spid="_x0000_s1027" style="position:absolute;left:6856;top:2026;width:4574;height:6010;visibility:visible;mso-wrap-style:square;v-text-anchor:top" o:gfxdata="UEsDBBQABgAIAAAAIQDb4fbL7gAAAIUBAAATAAAAW0NvbnRlbnRfVHlwZXNdLnhtbHyQz07DMAyH 70i8Q+QralM4IITa7kDhCAiNB7ASt43WOlEcyvb2pNu4IODoPz9/n1xv9vOkForiPDdwXVagiI23 jocG3rdPxR0oScgWJ8/UwIEENu3lRb09BBKV0ywNjCmFe63FjDSjlD4Q50nv44wpl3HQAc0OB9I3 VXWrjedEnIq03oC27qjHjympx31un0wiTQLq4bS4shrAECZnMGVTvbD9QSnOhDInjzsyuiBXWQP0 r4R18jfgnHvJr4nOknrFmJ5xzhraRtHWf3Kkpfz/yGo5S+H73hkquyhdjr3R8m2lj09svwAAAP// AwBQSwMEFAAGAAgAAAAhAFr0LFu/AAAAFQEAAAsAAABfcmVscy8ucmVsc2zPwWrDMAwG4Ptg72B0 X5TuUMaI01uh19I+gLGVxCy2jGSy9e1nemrHjpL4P0nD4SetZiPRyNnCruvBUPYcYp4tXC/Htw8w Wl0ObuVMFm6kcBhfX4Yzra62kC6xqGlKVgtLreUTUf1CyWnHhXKbTCzJ1VbKjMX5LzcTvvf9HuXR gPHJNKdgQU5hB+ZyK23zHztFL6w81c5zQp6m6P9TMfB3PtPWFCczVQtB9N4U2rp2HOA44NMz4y8A AAD//wMAUEsDBBQABgAIAAAAIQAguzO2wgAAANoAAAAPAAAAZHJzL2Rvd25yZXYueG1sRI/NasMw EITvhbyD2EBvjZwUQupGCSHGkN7yd+ltsba2ibWyJdV2374KBHIcZuYbZr0dTSN6cr62rGA+S0AQ F1bXXCq4XvK3FQgfkDU2lknBH3nYbiYva0y1HfhE/TmUIkLYp6igCqFNpfRFRQb9zLbE0fuxzmCI 0pVSOxwi3DRykSRLabDmuFBhS/uKitv51yjI3FLnfn/I8o/vIQtfx67vZKfU63TcfYIINIZn+NE+ aAXvcL8Sb4Dc/AMAAP//AwBQSwECLQAUAAYACAAAACEA2+H2y+4AAACFAQAAEwAAAAAAAAAAAAAA AAAAAAAAW0NvbnRlbnRfVHlwZXNdLnhtbFBLAQItABQABgAIAAAAIQBa9CxbvwAAABUBAAALAAAA AAAAAAAAAAAAAB8BAABfcmVscy8ucmVsc1BLAQItABQABgAIAAAAIQAguzO2wgAAANoAAAAPAAAA AAAAAAAAAAAAAAcCAABkcnMvZG93bnJldi54bWxQSwUGAAAAAAMAAwC3AAAA9gIAAAAA " filled="f" stroked="f" strokeweight="0">
                         <v:textbox inset="0,0,0,0">
                           <w:txbxContent>
                             <w:p>
@@ -915,8 +937,8 @@
                           </w:txbxContent>
                         </v:textbox>
                       </v:rect>
-                      <v:oval id="Oval 46" o:spid="_x0000_s1028" style="position:absolute;left:7999;top:2012;width:3431;height:6010;visibility:visible;mso-wrap-style:square;v-text-anchor:top" o:gfxdata="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" filled="f" strokeweight="2pt"/>
-                      <v:rect id="Rectangle 47" o:spid="_x0000_s1029" style="position:absolute;left:1;top:-1;width:6288;height:11993;visibility:visible;mso-wrap-style:square;v-text-anchor:top" o:gfxdata="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" filled="f" stroked="f" strokeweight="0">
+                      <v:oval id="Oval 46" o:spid="_x0000_s1028" style="position:absolute;left:7999;top:2012;width:3431;height:6010;visibility:visible;mso-wrap-style:square;v-text-anchor:top" o:gfxdata="UEsDBBQABgAIAAAAIQDb4fbL7gAAAIUBAAATAAAAW0NvbnRlbnRfVHlwZXNdLnhtbHyQz07DMAyH 70i8Q+QralM4IITa7kDhCAiNB7ASt43WOlEcyvb2pNu4IODoPz9/n1xv9vOkForiPDdwXVagiI23 jocG3rdPxR0oScgWJ8/UwIEENu3lRb09BBKV0ywNjCmFe63FjDSjlD4Q50nv44wpl3HQAc0OB9I3 VXWrjedEnIq03oC27qjHjympx31un0wiTQLq4bS4shrAECZnMGVTvbD9QSnOhDInjzsyuiBXWQP0 r4R18jfgnHvJr4nOknrFmJ5xzhraRtHWf3Kkpfz/yGo5S+H73hkquyhdjr3R8m2lj09svwAAAP// AwBQSwMEFAAGAAgAAAAhAFr0LFu/AAAAFQEAAAsAAABfcmVscy8ucmVsc2zPwWrDMAwG4Ptg72B0 X5TuUMaI01uh19I+gLGVxCy2jGSy9e1nemrHjpL4P0nD4SetZiPRyNnCruvBUPYcYp4tXC/Htw8w Wl0ObuVMFm6kcBhfX4Yzra62kC6xqGlKVgtLreUTUf1CyWnHhXKbTCzJ1VbKjMX5LzcTvvf9HuXR gPHJNKdgQU5hB+ZyK23zHztFL6w81c5zQp6m6P9TMfB3PtPWFCczVQtB9N4U2rp2HOA44NMz4y8A AAD//wMAUEsDBBQABgAIAAAAIQD2ezNqwwAAANoAAAAPAAAAZHJzL2Rvd25yZXYueG1sRI9Ba8JA FITvgv9heUIvUjfaWkrMKlKo9FaqHnp8ZN9mQ7JvQ3Y1qb/eLRR6HGbmG6bYja4VV+pD7VnBcpGB IC69rrlScD69P76CCBFZY+uZFPxQgN12Oikw137gL7oeYyUShEOOCmyMXS5lKC05DAvfESfP+N5h TLKvpO5xSHDXylWWvUiHNacFix29WSqb48Up+DzY1jwNXYj+1hxWcm7W38Yo9TAb9xsQkcb4H/5r f2gFz/B7Jd0Aub0DAAD//wMAUEsBAi0AFAAGAAgAAAAhANvh9svuAAAAhQEAABMAAAAAAAAAAAAA AAAAAAAAAFtDb250ZW50X1R5cGVzXS54bWxQSwECLQAUAAYACAAAACEAWvQsW78AAAAVAQAACwAA AAAAAAAAAAAAAAAfAQAAX3JlbHMvLnJlbHNQSwECLQAUAAYACAAAACEA9nszasMAAADaAAAADwAA AAAAAAAAAAAAAAAHAgAAZHJzL2Rvd25yZXYueG1sUEsFBgAAAAADAAMAtwAAAPcCAAAAAA== " filled="f" strokeweight="2pt"/>
+                      <v:rect id="Rectangle 47" o:spid="_x0000_s1029" style="position:absolute;left:1;top:-1;width:6288;height:11993;visibility:visible;mso-wrap-style:square;v-text-anchor:top" o:gfxdata="UEsDBBQABgAIAAAAIQDb4fbL7gAAAIUBAAATAAAAW0NvbnRlbnRfVHlwZXNdLnhtbHyQz07DMAyH 70i8Q+QralM4IITa7kDhCAiNB7ASt43WOlEcyvb2pNu4IODoPz9/n1xv9vOkForiPDdwXVagiI23 jocG3rdPxR0oScgWJ8/UwIEENu3lRb09BBKV0ywNjCmFe63FjDSjlD4Q50nv44wpl3HQAc0OB9I3 VXWrjedEnIq03oC27qjHjympx31un0wiTQLq4bS4shrAECZnMGVTvbD9QSnOhDInjzsyuiBXWQP0 r4R18jfgnHvJr4nOknrFmJ5xzhraRtHWf3Kkpfz/yGo5S+H73hkquyhdjr3R8m2lj09svwAAAP// AwBQSwMEFAAGAAgAAAAhAFr0LFu/AAAAFQEAAAsAAABfcmVscy8ucmVsc2zPwWrDMAwG4Ptg72B0 X5TuUMaI01uh19I+gLGVxCy2jGSy9e1nemrHjpL4P0nD4SetZiPRyNnCruvBUPYcYp4tXC/Htw8w Wl0ObuVMFm6kcBhfX4Yzra62kC6xqGlKVgtLreUTUf1CyWnHhXKbTCzJ1VbKjMX5LzcTvvf9HuXR gPHJNKdgQU5hB+ZyK23zHztFL6w81c5zQp6m6P9TMfB3PtPWFCczVQtB9N4U2rp2HOA44NMz4y8A AAD//wMAUEsDBBQABgAIAAAAIQDAHg5ZwgAAANoAAAAPAAAAZHJzL2Rvd25yZXYueG1sRI/NasMw EITvhbyD2EBvjZxAQ+pGCSHGkN7yd+ltsba2ibWyJdV2374KBHIcZuYbZr0dTSN6cr62rGA+S0AQ F1bXXCq4XvK3FQgfkDU2lknBH3nYbiYva0y1HfhE/TmUIkLYp6igCqFNpfRFRQb9zLbE0fuxzmCI 0pVSOxwi3DRykSRLabDmuFBhS/uKitv51yjI3FLnfn/I8o/vIQtfx67vZKfU63TcfYIINIZn+NE+ aAXvcL8Sb4Dc/AMAAP//AwBQSwECLQAUAAYACAAAACEA2+H2y+4AAACFAQAAEwAAAAAAAAAAAAAA AAAAAAAAW0NvbnRlbnRfVHlwZXNdLnhtbFBLAQItABQABgAIAAAAIQBa9CxbvwAAABUBAAALAAAA AAAAAAAAAAAAAB8BAABfcmVscy8ucmVsc1BLAQItABQABgAIAAAAIQDAHg5ZwgAAANoAAAAPAAAA AAAAAAAAAAAAAAcCAABkcnMvZG93bnJldi54bWxQSwUGAAAAAAMAAwC3AAAA9gIAAAAA " filled="f" stroked="f" strokeweight="0">
                         <v:textbox inset="0,0,0,0">
                           <w:txbxContent>
                             <w:p>
@@ -1025,7 +1047,7 @@
                           </w:txbxContent>
                         </v:textbox>
                       </v:rect>
-                      <v:rect id="Rectangle 48" o:spid="_x0000_s1030" style="position:absolute;left:11997;top:1998;width:6859;height:6010;visibility:visible;mso-wrap-style:square;v-text-anchor:top" o:gfxdata="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" filled="f" stroked="f" strokeweight="0">
+                      <v:rect id="Rectangle 48" o:spid="_x0000_s1030" style="position:absolute;left:11997;top:1998;width:6859;height:6010;visibility:visible;mso-wrap-style:square;v-text-anchor:top" o:gfxdata="UEsDBBQABgAIAAAAIQDb4fbL7gAAAIUBAAATAAAAW0NvbnRlbnRfVHlwZXNdLnhtbHyQz07DMAyH 70i8Q+QralM4IITa7kDhCAiNB7ASt43WOlEcyvb2pNu4IODoPz9/n1xv9vOkForiPDdwXVagiI23 jocG3rdPxR0oScgWJ8/UwIEENu3lRb09BBKV0ywNjCmFe63FjDSjlD4Q50nv44wpl3HQAc0OB9I3 VXWrjedEnIq03oC27qjHjympx31un0wiTQLq4bS4shrAECZnMGVTvbD9QSnOhDInjzsyuiBXWQP0 r4R18jfgnHvJr4nOknrFmJ5xzhraRtHWf3Kkpfz/yGo5S+H73hkquyhdjr3R8m2lj09svwAAAP// AwBQSwMEFAAGAAgAAAAhAFr0LFu/AAAAFQEAAAsAAABfcmVscy8ucmVsc2zPwWrDMAwG4Ptg72B0 X5TuUMaI01uh19I+gLGVxCy2jGSy9e1nemrHjpL4P0nD4SetZiPRyNnCruvBUPYcYp4tXC/Htw8w Wl0ObuVMFm6kcBhfX4Yzra62kC6xqGlKVgtLreUTUf1CyWnHhXKbTCzJ1VbKjMX5LzcTvvf9HuXR gPHJNKdgQU5hB+ZyK23zHztFL6w81c5zQp6m6P9TMfB3PtPWFCczVQtB9N4U2rp2HOA44NMz4y8A AAD//wMAUEsDBBQABgAIAAAAIQAwzJAuwgAAANoAAAAPAAAAZHJzL2Rvd25yZXYueG1sRI9Ba8JA FITvBf/D8oTe6qYeQo2uUgwBe2vVi7dH9jUJzb5Ndtck/nu3IHgcZuYbZrObTCsGcr6xrOB9kYAg Lq1uuFJwPhVvHyB8QNbYWiYFN/Kw285eNphpO/IPDcdQiQhhn6GCOoQuk9KXNRn0C9sRR+/XOoMh SldJ7XCMcNPKZZKk0mDDcaHGjvY1lX/Hq1GQu1QXfn/Ii9VlzMPXdz/0slfqdT59rkEEmsIz/Ggf tIIU/q/EGyC3dwAAAP//AwBQSwECLQAUAAYACAAAACEA2+H2y+4AAACFAQAAEwAAAAAAAAAAAAAA AAAAAAAAW0NvbnRlbnRfVHlwZXNdLnhtbFBLAQItABQABgAIAAAAIQBa9CxbvwAAABUBAAALAAAA AAAAAAAAAAAAAB8BAABfcmVscy8ucmVsc1BLAQItABQABgAIAAAAIQAwzJAuwgAAANoAAAAPAAAA AAAAAAAAAAAAAAcCAABkcnMvZG93bnJldi54bWxQSwUGAAAAAAMAAwC3AAAA9gIAAAAA " filled="f" stroked="f" strokeweight="0">
                         <v:textbox inset="0,0,0,0">
                           <w:txbxContent>
                             <w:p>
@@ -1046,7 +1068,7 @@
                           </w:txbxContent>
                         </v:textbox>
                       </v:rect>
-                      <v:rect id="Rectangle 49" o:spid="_x0000_s1031" style="position:absolute;left:1;top:9993;width:9144;height:9994;visibility:visible;mso-wrap-style:square;v-text-anchor:top" o:gfxdata="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" filled="f" stroked="f" strokeweight="0">
+                      <v:rect id="Rectangle 49" o:spid="_x0000_s1031" style="position:absolute;left:1;top:9993;width:9144;height:9994;visibility:visible;mso-wrap-style:square;v-text-anchor:top" o:gfxdata="UEsDBBQABgAIAAAAIQDb4fbL7gAAAIUBAAATAAAAW0NvbnRlbnRfVHlwZXNdLnhtbHyQz07DMAyH 70i8Q+QralM4IITa7kDhCAiNB7ASt43WOlEcyvb2pNu4IODoPz9/n1xv9vOkForiPDdwXVagiI23 jocG3rdPxR0oScgWJ8/UwIEENu3lRb09BBKV0ywNjCmFe63FjDSjlD4Q50nv44wpl3HQAc0OB9I3 VXWrjedEnIq03oC27qjHjympx31un0wiTQLq4bS4shrAECZnMGVTvbD9QSnOhDInjzsyuiBXWQP0 r4R18jfgnHvJr4nOknrFmJ5xzhraRtHWf3Kkpfz/yGo5S+H73hkquyhdjr3R8m2lj09svwAAAP// AwBQSwMEFAAGAAgAAAAhAFr0LFu/AAAAFQEAAAsAAABfcmVscy8ucmVsc2zPwWrDMAwG4Ptg72B0 X5TuUMaI01uh19I+gLGVxCy2jGSy9e1nemrHjpL4P0nD4SetZiPRyNnCruvBUPYcYp4tXC/Htw8w Wl0ObuVMFm6kcBhfX4Yzra62kC6xqGlKVgtLreUTUf1CyWnHhXKbTCzJ1VbKjMX5LzcTvvf9HuXR gPHJNKdgQU5hB+ZyK23zHztFL6w81c5zQp6m6P9TMfB3PtPWFCczVQtB9N4U2rp2HOA44NMz4y8A AAD//wMAUEsDBBQABgAIAAAAIQBfgDW1wgAAANoAAAAPAAAAZHJzL2Rvd25yZXYueG1sRI9Ba8JA FITvBf/D8gRvdaMHbVNXEUPA3tT20tsj+5oEs2+T3TVJ/70rCD0OM/MNs9mNphE9OV9bVrCYJyCI C6trLhV8f+WvbyB8QNbYWCYFf+Rht528bDDVduAz9ZdQighhn6KCKoQ2ldIXFRn0c9sSR+/XOoMh SldK7XCIcNPIZZKspMGa40KFLR0qKq6Xm1GQuZXO/eGY5e8/QxY+T13fyU6p2XTcf4AINIb/8LN9 1ArW8LgSb4Dc3gEAAP//AwBQSwECLQAUAAYACAAAACEA2+H2y+4AAACFAQAAEwAAAAAAAAAAAAAA AAAAAAAAW0NvbnRlbnRfVHlwZXNdLnhtbFBLAQItABQABgAIAAAAIQBa9CxbvwAAABUBAAALAAAA AAAAAAAAAAAAAB8BAABfcmVscy8ucmVsc1BLAQItABQABgAIAAAAIQBfgDW1wgAAANoAAAAPAAAA AAAAAAAAAAAAAAcCAABkcnMvZG93bnJldi54bWxQSwUGAAAAAAMAAwC3AAAA9gIAAAAA " filled="f" stroked="f" strokeweight="0">
                         <v:textbox inset="0,0,0,0">
                           <w:txbxContent>
                             <w:p>
@@ -1152,7 +1174,7 @@
                           </w:txbxContent>
                         </v:textbox>
                       </v:rect>
-                      <v:rect id="Rectangle 50" o:spid="_x0000_s1032" style="position:absolute;left:11997;top:10007;width:8001;height:9994;visibility:visible;mso-wrap-style:square;v-text-anchor:top" o:gfxdata="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" filled="f" stroked="f" strokeweight="0">
+                      <v:rect id="Rectangle 50" o:spid="_x0000_s1032" style="position:absolute;left:11997;top:10007;width:8001;height:9994;visibility:visible;mso-wrap-style:square;v-text-anchor:top" o:gfxdata="UEsDBBQABgAIAAAAIQDb4fbL7gAAAIUBAAATAAAAW0NvbnRlbnRfVHlwZXNdLnhtbHyQz07DMAyH 70i8Q+QralM4IITa7kDhCAiNB7ASt43WOlEcyvb2pNu4IODoPz9/n1xv9vOkForiPDdwXVagiI23 jocG3rdPxR0oScgWJ8/UwIEENu3lRb09BBKV0ywNjCmFe63FjDSjlD4Q50nv44wpl3HQAc0OB9I3 VXWrjedEnIq03oC27qjHjympx31un0wiTQLq4bS4shrAECZnMGVTvbD9QSnOhDInjzsyuiBXWQP0 r4R18jfgnHvJr4nOknrFmJ5xzhraRtHWf3Kkpfz/yGo5S+H73hkquyhdjr3R8m2lj09svwAAAP// AwBQSwMEFAAGAAgAAAAhAFr0LFu/AAAAFQEAAAsAAABfcmVscy8ucmVsc2zPwWrDMAwG4Ptg72B0 X5TuUMaI01uh19I+gLGVxCy2jGSy9e1nemrHjpL4P0nD4SetZiPRyNnCruvBUPYcYp4tXC/Htw8w Wl0ObuVMFm6kcBhfX4Yzra62kC6xqGlKVgtLreUTUf1CyWnHhXKbTCzJ1VbKjMX5LzcTvvf9HuXR gPHJNKdgQU5hB+ZyK23zHztFL6w81c5zQp6m6P9TMfB3PtPWFCczVQtB9N4U2rp2HOA44NMz4y8A AAD//wMAUEsDBBQABgAIAAAAIQAuH6HHvwAAANoAAAAPAAAAZHJzL2Rvd25yZXYueG1sRE89b4Mw EN0r5T9YFylbMcmAWooTVUFI6ZbSLt1O+Aqo+Ay2C+Tfx0Oljk/vuzitZhAzOd9bVrBPUhDEjdU9 two+P6rHJxA+IGscLJOCG3k4HTcPBebaLvxOcx1aEUPY56igC2HMpfRNRwZ9YkfiyH1bZzBE6Fqp HS4x3AzykKaZNNhzbOhwpHNHzU/9axSULtOVP1/K6vlrKcPbdZonOSm1266vLyACreFf/Oe+aAVx a7wSb4A83gEAAP//AwBQSwECLQAUAAYACAAAACEA2+H2y+4AAACFAQAAEwAAAAAAAAAAAAAAAAAA AAAAW0NvbnRlbnRfVHlwZXNdLnhtbFBLAQItABQABgAIAAAAIQBa9CxbvwAAABUBAAALAAAAAAAA AAAAAAAAAB8BAABfcmVscy8ucmVsc1BLAQItABQABgAIAAAAIQAuH6HHvwAAANoAAAAPAAAAAAAA AAAAAAAAAAcCAABkcnMvZG93bnJldi54bWxQSwUGAAAAAAMAAwC3AAAA8wIAAAAA " filled="f" stroked="f" strokeweight="0">
                         <v:textbox inset="0,0,0,0">
                           <w:txbxContent>
                             <w:p>
@@ -1283,25 +1305,7 @@
                 <w:szCs w:val="24"/>
                 <w:lang w:val="en-US" w:eastAsia="ru-RU"/>
               </w:rPr>
-              <w:t>{</w:t>
-            </w:r>
-            <w:proofErr w:type="spellStart"/>
-            <w:r>
-              <w:rPr>
-                <w:color w:val="000000"/>
-                <w:szCs w:val="24"/>
-                <w:lang w:val="en-US" w:eastAsia="ru-RU"/>
-              </w:rPr>
-              <w:t>smr_sender</w:t>
-            </w:r>
-            <w:proofErr w:type="spellEnd"/>
-            <w:r>
-              <w:rPr>
-                <w:color w:val="000000"/>
-                <w:szCs w:val="24"/>
-                <w:lang w:val="en-US" w:eastAsia="ru-RU"/>
-              </w:rPr>
-              <w:t>}</w:t>
+              <w:t>{smr_sender}</w:t>
             </w:r>
           </w:p>
         </w:tc>
@@ -1592,7 +1596,40 @@
                 <w:sz w:val="11"/>
                 <w:lang w:val="ru-RU"/>
               </w:rPr>
-              <w:t>Получатель</w:t>
+              <w:t>Получатель (наименование, адрес, страна)</w:t>
+            </w:r>
+          </w:p>
+          <w:p>
+            <w:pPr>
+              <w:rPr>
+                <w:color w:val="FF0000"/>
+                <w:sz w:val="11"/>
+                <w:lang w:val="ru-RU"/>
+              </w:rPr>
+            </w:pPr>
+            <w:r>
+              <w:rPr>
+                <w:color w:val="FF0000"/>
+                <w:sz w:val="11"/>
+                <w:lang w:val="en-GB"/>
+              </w:rPr>
+              <w:t>Empf</w:t>
+            </w:r>
+            <w:r>
+              <w:rPr>
+                <w:color w:val="FF0000"/>
+                <w:sz w:val="11"/>
+                <w:lang w:val="ru-RU"/>
+              </w:rPr>
+              <w:t>ä</w:t>
+            </w:r>
+            <w:r>
+              <w:rPr>
+                <w:color w:val="FF0000"/>
+                <w:sz w:val="11"/>
+                <w:lang w:val="en-GB"/>
+              </w:rPr>
+              <w:t>nger</w:t>
             </w:r>
             <w:r>
               <w:rPr>
@@ -1606,9 +1643,9 @@
               <w:rPr>
                 <w:color w:val="FF0000"/>
                 <w:sz w:val="11"/>
-                <w:lang w:val="ru-RU"/>
-              </w:rPr>
-              <w:t>наименование</w:t>
+                <w:lang w:val="en-GB"/>
+              </w:rPr>
+              <w:t>Name</w:t>
             </w:r>
             <w:r>
               <w:rPr>
@@ -1622,105 +1659,10 @@
               <w:rPr>
                 <w:color w:val="FF0000"/>
                 <w:sz w:val="11"/>
-                <w:lang w:val="ru-RU"/>
-              </w:rPr>
-              <w:t>адрес</w:t>
-            </w:r>
-            <w:r>
-              <w:rPr>
-                <w:color w:val="FF0000"/>
-                <w:sz w:val="11"/>
-                <w:lang w:val="ru-RU"/>
-              </w:rPr>
-              <w:t xml:space="preserve">, </w:t>
-            </w:r>
-            <w:r>
-              <w:rPr>
-                <w:color w:val="FF0000"/>
-                <w:sz w:val="11"/>
-                <w:lang w:val="ru-RU"/>
-              </w:rPr>
-              <w:t>страна</w:t>
-            </w:r>
-            <w:r>
-              <w:rPr>
-                <w:color w:val="FF0000"/>
-                <w:sz w:val="11"/>
-                <w:lang w:val="ru-RU"/>
-              </w:rPr>
-              <w:t>)</w:t>
-            </w:r>
-          </w:p>
-          <w:p>
-            <w:pPr>
-              <w:rPr>
-                <w:color w:val="FF0000"/>
-                <w:sz w:val="11"/>
-                <w:lang w:val="ru-RU"/>
-              </w:rPr>
-            </w:pPr>
-            <w:proofErr w:type="spellStart"/>
-            <w:r>
-              <w:rPr>
-                <w:color w:val="FF0000"/>
-                <w:sz w:val="11"/>
                 <w:lang w:val="en-GB"/>
               </w:rPr>
-              <w:t>Empf</w:t>
-            </w:r>
-            <w:proofErr w:type="spellEnd"/>
-            <w:r>
-              <w:rPr>
-                <w:color w:val="FF0000"/>
-                <w:sz w:val="11"/>
-                <w:lang w:val="ru-RU"/>
-              </w:rPr>
-              <w:t>ä</w:t>
-            </w:r>
-            <w:proofErr w:type="spellStart"/>
-            <w:r>
-              <w:rPr>
-                <w:color w:val="FF0000"/>
-                <w:sz w:val="11"/>
-                <w:lang w:val="en-GB"/>
-              </w:rPr>
-              <w:t>nger</w:t>
-            </w:r>
-            <w:proofErr w:type="spellEnd"/>
-            <w:r>
-              <w:rPr>
-                <w:color w:val="FF0000"/>
-                <w:sz w:val="11"/>
-                <w:lang w:val="ru-RU"/>
-              </w:rPr>
-              <w:t xml:space="preserve"> (</w:t>
-            </w:r>
-            <w:r>
-              <w:rPr>
-                <w:color w:val="FF0000"/>
-                <w:sz w:val="11"/>
-                <w:lang w:val="en-GB"/>
-              </w:rPr>
-              <w:t>Name</w:t>
-            </w:r>
-            <w:r>
-              <w:rPr>
-                <w:color w:val="FF0000"/>
-                <w:sz w:val="11"/>
-                <w:lang w:val="ru-RU"/>
-              </w:rPr>
-              <w:t xml:space="preserve">, </w:t>
-            </w:r>
-            <w:proofErr w:type="spellStart"/>
-            <w:r>
-              <w:rPr>
-                <w:color w:val="FF0000"/>
-                <w:sz w:val="11"/>
-                <w:lang w:val="en-GB"/>
-              </w:rPr>
               <w:t>Anschrift</w:t>
             </w:r>
-            <w:proofErr w:type="spellEnd"/>
             <w:r>
               <w:rPr>
                 <w:color w:val="FF0000"/>
@@ -1805,11 +1747,48 @@
                 <w:sz w:val="11"/>
                 <w:lang w:val="ru-RU"/>
               </w:rPr>
-              <w:t>Перевозчик</w:t>
-            </w:r>
-            <w:r>
-              <w:rPr>
-                <w:rFonts w:ascii="Arial CYR" w:hAnsi="Arial CYR"/>
+              <w:t>Перевозчик (наименование, адрес, страна)</w:t>
+            </w:r>
+          </w:p>
+          <w:p>
+            <w:pPr>
+              <w:rPr>
+                <w:rFonts w:ascii="Arial" w:hAnsi="Arial"/>
+                <w:color w:val="FF0000"/>
+                <w:sz w:val="11"/>
+                <w:lang w:val="ru-RU"/>
+              </w:rPr>
+            </w:pPr>
+            <w:r>
+              <w:rPr>
+                <w:rFonts w:ascii="Arial" w:hAnsi="Arial"/>
+                <w:color w:val="FF0000"/>
+                <w:sz w:val="11"/>
+                <w:lang w:val="en-GB"/>
+              </w:rPr>
+              <w:t>Frachtf</w:t>
+            </w:r>
+            <w:r>
+              <w:rPr>
+                <w:rFonts w:ascii="Arial" w:hAnsi="Arial"/>
+                <w:color w:val="FF0000"/>
+                <w:sz w:val="11"/>
+                <w:lang w:val="ru-RU"/>
+              </w:rPr>
+              <w:t>ü</w:t>
+            </w:r>
+            <w:r>
+              <w:rPr>
+                <w:rFonts w:ascii="Arial" w:hAnsi="Arial"/>
+                <w:color w:val="FF0000"/>
+                <w:sz w:val="11"/>
+                <w:lang w:val="en-GB"/>
+              </w:rPr>
+              <w:t>hrer</w:t>
+            </w:r>
+            <w:r>
+              <w:rPr>
+                <w:rFonts w:ascii="Arial" w:hAnsi="Arial"/>
                 <w:color w:val="FF0000"/>
                 <w:sz w:val="11"/>
                 <w:lang w:val="ru-RU"/>
@@ -1818,16 +1797,16 @@
             </w:r>
             <w:r>
               <w:rPr>
-                <w:rFonts w:ascii="Arial CYR" w:hAnsi="Arial CYR"/>
-                <w:color w:val="FF0000"/>
-                <w:sz w:val="11"/>
-                <w:lang w:val="ru-RU"/>
-              </w:rPr>
-              <w:t>наименование</w:t>
-            </w:r>
-            <w:r>
-              <w:rPr>
-                <w:rFonts w:ascii="Arial CYR" w:hAnsi="Arial CYR"/>
+                <w:rFonts w:ascii="Arial" w:hAnsi="Arial"/>
+                <w:color w:val="FF0000"/>
+                <w:sz w:val="11"/>
+                <w:lang w:val="en-GB"/>
+              </w:rPr>
+              <w:t>Name</w:t>
+            </w:r>
+            <w:r>
+              <w:rPr>
+                <w:rFonts w:ascii="Arial" w:hAnsi="Arial"/>
                 <w:color w:val="FF0000"/>
                 <w:sz w:val="11"/>
                 <w:lang w:val="ru-RU"/>
@@ -1836,119 +1815,13 @@
             </w:r>
             <w:r>
               <w:rPr>
-                <w:rFonts w:ascii="Arial CYR" w:hAnsi="Arial CYR"/>
-                <w:color w:val="FF0000"/>
-                <w:sz w:val="11"/>
-                <w:lang w:val="ru-RU"/>
-              </w:rPr>
-              <w:t>адрес</w:t>
-            </w:r>
-            <w:r>
-              <w:rPr>
-                <w:rFonts w:ascii="Arial CYR" w:hAnsi="Arial CYR"/>
-                <w:color w:val="FF0000"/>
-                <w:sz w:val="11"/>
-                <w:lang w:val="ru-RU"/>
-              </w:rPr>
-              <w:t xml:space="preserve">, </w:t>
-            </w:r>
-            <w:r>
-              <w:rPr>
-                <w:rFonts w:ascii="Arial CYR" w:hAnsi="Arial CYR"/>
-                <w:color w:val="FF0000"/>
-                <w:sz w:val="11"/>
-                <w:lang w:val="ru-RU"/>
-              </w:rPr>
-              <w:t>страна</w:t>
-            </w:r>
-            <w:r>
-              <w:rPr>
-                <w:rFonts w:ascii="Arial CYR" w:hAnsi="Arial CYR"/>
-                <w:color w:val="FF0000"/>
-                <w:sz w:val="11"/>
-                <w:lang w:val="ru-RU"/>
-              </w:rPr>
-              <w:t>)</w:t>
-            </w:r>
-          </w:p>
-          <w:p>
-            <w:pPr>
-              <w:rPr>
-                <w:rFonts w:ascii="Arial" w:hAnsi="Arial"/>
-                <w:color w:val="FF0000"/>
-                <w:sz w:val="11"/>
-                <w:lang w:val="ru-RU"/>
-              </w:rPr>
-            </w:pPr>
-            <w:proofErr w:type="spellStart"/>
-            <w:r>
-              <w:rPr>
                 <w:rFonts w:ascii="Arial" w:hAnsi="Arial"/>
                 <w:color w:val="FF0000"/>
                 <w:sz w:val="11"/>
                 <w:lang w:val="en-GB"/>
               </w:rPr>
-              <w:t>Frachtf</w:t>
-            </w:r>
-            <w:proofErr w:type="spellEnd"/>
-            <w:r>
-              <w:rPr>
-                <w:rFonts w:ascii="Arial" w:hAnsi="Arial"/>
-                <w:color w:val="FF0000"/>
-                <w:sz w:val="11"/>
-                <w:lang w:val="ru-RU"/>
-              </w:rPr>
-              <w:t>ü</w:t>
-            </w:r>
-            <w:proofErr w:type="spellStart"/>
-            <w:r>
-              <w:rPr>
-                <w:rFonts w:ascii="Arial" w:hAnsi="Arial"/>
-                <w:color w:val="FF0000"/>
-                <w:sz w:val="11"/>
-                <w:lang w:val="en-GB"/>
-              </w:rPr>
-              <w:t>hrer</w:t>
-            </w:r>
-            <w:proofErr w:type="spellEnd"/>
-            <w:r>
-              <w:rPr>
-                <w:rFonts w:ascii="Arial" w:hAnsi="Arial"/>
-                <w:color w:val="FF0000"/>
-                <w:sz w:val="11"/>
-                <w:lang w:val="ru-RU"/>
-              </w:rPr>
-              <w:t xml:space="preserve"> (</w:t>
-            </w:r>
-            <w:r>
-              <w:rPr>
-                <w:rFonts w:ascii="Arial" w:hAnsi="Arial"/>
-                <w:color w:val="FF0000"/>
-                <w:sz w:val="11"/>
-                <w:lang w:val="en-GB"/>
-              </w:rPr>
-              <w:t>Name</w:t>
-            </w:r>
-            <w:r>
-              <w:rPr>
-                <w:rFonts w:ascii="Arial" w:hAnsi="Arial"/>
-                <w:color w:val="FF0000"/>
-                <w:sz w:val="11"/>
-                <w:lang w:val="ru-RU"/>
-              </w:rPr>
-              <w:t xml:space="preserve">, </w:t>
-            </w:r>
-            <w:proofErr w:type="spellStart"/>
-            <w:r>
-              <w:rPr>
-                <w:rFonts w:ascii="Arial" w:hAnsi="Arial"/>
-                <w:color w:val="FF0000"/>
-                <w:sz w:val="11"/>
-                <w:lang w:val="en-GB"/>
-              </w:rPr>
               <w:t>Anschrift</w:t>
             </w:r>
-            <w:proofErr w:type="spellEnd"/>
             <w:r>
               <w:rPr>
                 <w:rFonts w:ascii="Arial" w:hAnsi="Arial"/>
@@ -2036,30 +1909,7 @@
                 <w:bCs/>
                 <w:lang w:val="en-US"/>
               </w:rPr>
-              <w:t>{</w:t>
-            </w:r>
-            <w:proofErr w:type="spellStart"/>
-            <w:r>
-              <w:rPr>
-                <w:bCs/>
-                <w:lang w:val="en-US"/>
-              </w:rPr>
-              <w:t>expeditor_</w:t>
-            </w:r>
-            <w:r>
-              <w:rPr>
-                <w:bCs/>
-                <w:lang w:val="en-US"/>
-              </w:rPr>
-              <w:t>name</w:t>
-            </w:r>
-            <w:proofErr w:type="spellEnd"/>
-            <w:r>
-              <w:rPr>
-                <w:bCs/>
-                <w:lang w:val="en-US"/>
-              </w:rPr>
-              <w:t>}</w:t>
+              <w:t>{expeditor_name}</w:t>
             </w:r>
           </w:p>
         </w:tc>
@@ -2088,23 +1938,7 @@
                 <w:bCs/>
                 <w:lang w:val="en-US"/>
               </w:rPr>
-              <w:t>{</w:t>
-            </w:r>
-            <w:proofErr w:type="spellStart"/>
-            <w:r>
-              <w:rPr>
-                <w:bCs/>
-                <w:lang w:val="en-US"/>
-              </w:rPr>
-              <w:t>receiver_address</w:t>
-            </w:r>
-            <w:proofErr w:type="spellEnd"/>
-            <w:r>
-              <w:rPr>
-                <w:bCs/>
-                <w:lang w:val="en-US"/>
-              </w:rPr>
-              <w:t>}</w:t>
+              <w:t>{receiver_address}</w:t>
             </w:r>
           </w:p>
         </w:tc>
@@ -2133,25 +1967,7 @@
                 <w:szCs w:val="18"/>
                 <w:lang w:val="en-US"/>
               </w:rPr>
-              <w:t>{</w:t>
-            </w:r>
-            <w:proofErr w:type="spellStart"/>
-            <w:r>
-              <w:rPr>
-                <w:bCs/>
-                <w:szCs w:val="18"/>
-                <w:lang w:val="en-US"/>
-              </w:rPr>
-              <w:t>expeditor_address</w:t>
-            </w:r>
-            <w:proofErr w:type="spellEnd"/>
-            <w:r>
-              <w:rPr>
-                <w:bCs/>
-                <w:szCs w:val="18"/>
-                <w:lang w:val="en-US"/>
-              </w:rPr>
-              <w:t>}</w:t>
+              <w:t>{expeditor_address}</w:t>
             </w:r>
           </w:p>
         </w:tc>
@@ -2188,23 +2004,7 @@
                 <w:bCs/>
                 <w:lang w:val="en-US"/>
               </w:rPr>
-              <w:t>{</w:t>
-            </w:r>
-            <w:proofErr w:type="spellStart"/>
-            <w:r>
-              <w:rPr>
-                <w:bCs/>
-                <w:lang w:val="en-US"/>
-              </w:rPr>
-              <w:t>receiver_bin</w:t>
-            </w:r>
-            <w:proofErr w:type="spellEnd"/>
-            <w:r>
-              <w:rPr>
-                <w:bCs/>
-                <w:lang w:val="en-US"/>
-              </w:rPr>
-              <w:t>}</w:t>
+              <w:t>{receiver_bin}</w:t>
             </w:r>
           </w:p>
         </w:tc>
@@ -2241,25 +2041,7 @@
                 <w:szCs w:val="18"/>
                 <w:lang w:val="en-US"/>
               </w:rPr>
-              <w:t>{</w:t>
-            </w:r>
-            <w:proofErr w:type="spellStart"/>
-            <w:r>
-              <w:rPr>
-                <w:bCs/>
-                <w:szCs w:val="18"/>
-                <w:lang w:val="en-US"/>
-              </w:rPr>
-              <w:t>expeditor_bin</w:t>
-            </w:r>
-            <w:proofErr w:type="spellEnd"/>
-            <w:r>
-              <w:rPr>
-                <w:bCs/>
-                <w:szCs w:val="18"/>
-                <w:lang w:val="en-US"/>
-              </w:rPr>
-              <w:t>}</w:t>
+              <w:t>{expeditor_bin}</w:t>
             </w:r>
           </w:p>
         </w:tc>
@@ -2408,7 +2190,6 @@
                 <w:lang w:val="ru-RU"/>
               </w:rPr>
             </w:pPr>
-            <w:proofErr w:type="spellStart"/>
             <w:r>
               <w:rPr>
                 <w:color w:val="FF0000"/>
@@ -2416,7 +2197,6 @@
               </w:rPr>
               <w:t>Место</w:t>
             </w:r>
-            <w:proofErr w:type="spellEnd"/>
             <w:r>
               <w:rPr>
                 <w:color w:val="FF0000"/>
@@ -2425,7 +2205,6 @@
               </w:rPr>
               <w:t xml:space="preserve"> </w:t>
             </w:r>
-            <w:proofErr w:type="spellStart"/>
             <w:r>
               <w:rPr>
                 <w:color w:val="FF0000"/>
@@ -2433,7 +2212,6 @@
               </w:rPr>
               <w:t>разгрузки</w:t>
             </w:r>
-            <w:proofErr w:type="spellEnd"/>
             <w:r>
               <w:rPr>
                 <w:color w:val="FF0000"/>
@@ -2442,7 +2220,6 @@
               </w:rPr>
               <w:t xml:space="preserve"> </w:t>
             </w:r>
-            <w:proofErr w:type="spellStart"/>
             <w:r>
               <w:rPr>
                 <w:color w:val="FF0000"/>
@@ -2450,17 +2227,15 @@
               </w:rPr>
               <w:t>груза</w:t>
             </w:r>
-            <w:proofErr w:type="spellEnd"/>
-          </w:p>
-          <w:p>
-            <w:pPr>
-              <w:rPr>
-                <w:color w:val="FF0000"/>
-                <w:sz w:val="11"/>
-                <w:lang w:val="ru-RU"/>
-              </w:rPr>
-            </w:pPr>
-            <w:proofErr w:type="spellStart"/>
+          </w:p>
+          <w:p>
+            <w:pPr>
+              <w:rPr>
+                <w:color w:val="FF0000"/>
+                <w:sz w:val="11"/>
+                <w:lang w:val="ru-RU"/>
+              </w:rPr>
+            </w:pPr>
             <w:r>
               <w:rPr>
                 <w:color w:val="FF0000"/>
@@ -2469,7 +2244,6 @@
               </w:rPr>
               <w:t>Auslieferungsort</w:t>
             </w:r>
-            <w:proofErr w:type="spellEnd"/>
             <w:r>
               <w:rPr>
                 <w:color w:val="FF0000"/>
@@ -2494,7 +2268,6 @@
               </w:rPr>
               <w:t xml:space="preserve"> </w:t>
             </w:r>
-            <w:proofErr w:type="spellStart"/>
             <w:r>
               <w:rPr>
                 <w:color w:val="FF0000"/>
@@ -2503,7 +2276,6 @@
               </w:rPr>
               <w:t>Gutes</w:t>
             </w:r>
-            <w:proofErr w:type="spellEnd"/>
           </w:p>
         </w:tc>
         <w:tc>
@@ -2564,88 +2336,7 @@
                 <w:sz w:val="11"/>
                 <w:lang w:val="ru-RU"/>
               </w:rPr>
-              <w:t>Последующий</w:t>
-            </w:r>
-            <w:r>
-              <w:rPr>
-                <w:rFonts w:ascii="Arial CYR" w:hAnsi="Arial CYR"/>
-                <w:color w:val="FF0000"/>
-                <w:sz w:val="11"/>
-                <w:lang w:val="ru-RU"/>
-              </w:rPr>
-              <w:t xml:space="preserve"> </w:t>
-            </w:r>
-            <w:r>
-              <w:rPr>
-                <w:rFonts w:ascii="Arial CYR" w:hAnsi="Arial CYR"/>
-                <w:color w:val="FF0000"/>
-                <w:sz w:val="11"/>
-                <w:lang w:val="ru-RU"/>
-              </w:rPr>
-              <w:t>перевозчик</w:t>
-            </w:r>
-            <w:r>
-              <w:rPr>
-                <w:rFonts w:ascii="Arial CYR" w:hAnsi="Arial CYR"/>
-                <w:color w:val="FF0000"/>
-                <w:sz w:val="11"/>
-                <w:lang w:val="ru-RU"/>
-              </w:rPr>
-              <w:t xml:space="preserve"> (</w:t>
-            </w:r>
-            <w:r>
-              <w:rPr>
-                <w:rFonts w:ascii="Arial CYR" w:hAnsi="Arial CYR"/>
-                <w:color w:val="FF0000"/>
-                <w:sz w:val="11"/>
-                <w:lang w:val="ru-RU"/>
-              </w:rPr>
-              <w:t>наименование</w:t>
-            </w:r>
-            <w:r>
-              <w:rPr>
-                <w:rFonts w:ascii="Arial CYR" w:hAnsi="Arial CYR"/>
-                <w:color w:val="FF0000"/>
-                <w:sz w:val="11"/>
-                <w:lang w:val="ru-RU"/>
-              </w:rPr>
-              <w:t xml:space="preserve">, </w:t>
-            </w:r>
-            <w:r>
-              <w:rPr>
-                <w:rFonts w:ascii="Arial CYR" w:hAnsi="Arial CYR"/>
-                <w:color w:val="FF0000"/>
-                <w:sz w:val="11"/>
-                <w:lang w:val="ru-RU"/>
-              </w:rPr>
-              <w:t>адрес</w:t>
-            </w:r>
-            <w:r>
-              <w:rPr>
-                <w:rFonts w:ascii="Arial CYR" w:hAnsi="Arial CYR"/>
-                <w:color w:val="FF0000"/>
-                <w:sz w:val="11"/>
-                <w:lang w:val="ru-RU"/>
-              </w:rPr>
-              <w:t xml:space="preserve">, </w:t>
-            </w:r>
-            <w:r>
-              <w:rPr>
-                <w:rFonts w:ascii="Arial CYR" w:hAnsi="Arial CYR"/>
-                <w:color w:val="FF0000"/>
-                <w:sz w:val="11"/>
-                <w:lang w:val="ru-RU"/>
-              </w:rPr>
-              <w:t>страна</w:t>
-            </w:r>
-            <w:r>
-              <w:rPr>
-                <w:rFonts w:ascii="Arial CYR" w:hAnsi="Arial CYR"/>
-                <w:color w:val="FF0000"/>
-                <w:sz w:val="11"/>
-                <w:lang w:val="ru-RU"/>
-              </w:rPr>
-              <w:t>)</w:t>
+              <w:t>Последующий перевозчик (наименование, адрес, страна)</w:t>
             </w:r>
           </w:p>
           <w:p>
@@ -2701,23 +2392,7 @@
                 <w:color w:val="FF0000"/>
                 <w:sz w:val="11"/>
               </w:rPr>
-              <w:t>/</w:t>
-            </w:r>
-            <w:proofErr w:type="spellStart"/>
-            <w:r>
-              <w:rPr>
-                <w:color w:val="FF0000"/>
-                <w:sz w:val="11"/>
-              </w:rPr>
-              <w:t>Or</w:t>
-            </w:r>
-            <w:proofErr w:type="spellEnd"/>
-            <w:r>
-              <w:rPr>
-                <w:color w:val="FF0000"/>
-                <w:sz w:val="11"/>
-              </w:rPr>
-              <w:t xml:space="preserve">  </w:t>
+              <w:t xml:space="preserve">/Or  </w:t>
             </w:r>
             <w:r>
               <w:rPr>
@@ -2826,15 +2501,7 @@
               </w:rPr>
             </w:pPr>
             <w:r>
-              <w:t>{</w:t>
-            </w:r>
-            <w:proofErr w:type="spellStart"/>
-            <w:r>
-              <w:t>smr_unloading</w:t>
-            </w:r>
-            <w:proofErr w:type="spellEnd"/>
-            <w:r>
-              <w:t>}</w:t>
+              <w:t>{smr_unloading}</w:t>
             </w:r>
           </w:p>
         </w:tc>
@@ -3140,27 +2807,7 @@
                 <w:sz w:val="20"/>
                 <w:lang w:val="en-US"/>
               </w:rPr>
-              <w:t>{</w:t>
-            </w:r>
-            <w:proofErr w:type="spellStart"/>
-            <w:r>
-              <w:rPr>
-                <w:rFonts w:ascii="Times New Roman" w:hAnsi="Times New Roman"/>
-                <w:b w:val="0"/>
-                <w:sz w:val="20"/>
-                <w:lang w:val="en-US"/>
-              </w:rPr>
-              <w:t>fromAddress</w:t>
-            </w:r>
-            <w:proofErr w:type="spellEnd"/>
-            <w:r>
-              <w:rPr>
-                <w:rFonts w:ascii="Times New Roman" w:hAnsi="Times New Roman"/>
-                <w:b w:val="0"/>
-                <w:sz w:val="20"/>
-                <w:lang w:val="en-US"/>
-              </w:rPr>
-              <w:t>}</w:t>
+              <w:t>{fromAddress}</w:t>
             </w:r>
           </w:p>
         </w:tc>
@@ -3247,23 +2894,7 @@
                 <w:bCs/>
                 <w:lang w:val="en-US"/>
               </w:rPr>
-              <w:t>{</w:t>
-            </w:r>
-            <w:proofErr w:type="spellStart"/>
-            <w:r>
-              <w:rPr>
-                <w:bCs/>
-                <w:lang w:val="en-US"/>
-              </w:rPr>
-              <w:t>fromCity</w:t>
-            </w:r>
-            <w:proofErr w:type="spellEnd"/>
-            <w:r>
-              <w:rPr>
-                <w:bCs/>
-                <w:lang w:val="en-US"/>
-              </w:rPr>
-              <w:t>}</w:t>
+              <w:t>{fromCity}</w:t>
             </w:r>
           </w:p>
         </w:tc>
@@ -3459,21 +3090,7 @@
               <w:rPr>
                 <w:lang w:val="en-US"/>
               </w:rPr>
-              <w:t>{</w:t>
-            </w:r>
-            <w:proofErr w:type="spellStart"/>
-            <w:r>
-              <w:rPr>
-                <w:lang w:val="en-US"/>
-              </w:rPr>
-              <w:t>dateLong</w:t>
-            </w:r>
-            <w:proofErr w:type="spellEnd"/>
-            <w:r>
-              <w:rPr>
-                <w:lang w:val="en-US"/>
-              </w:rPr>
-              <w:t>}</w:t>
+              <w:t>{dateLong}</w:t>
             </w:r>
           </w:p>
         </w:tc>
@@ -3824,7 +3441,7 @@
                       <v:stroke joinstyle="miter"/>
                       <v:path gradientshapeok="t" o:connecttype="rect"/>
                     </v:shapetype>
-                    <v:shape id="Text Box 62" o:spid="_x0000_s1033" type="#_x0000_t202" style="position:absolute;margin-left:53.45pt;margin-top:1.05pt;width:438pt;height:167.25pt;z-index:-251658240;visibility:visible;mso-wrap-style:square;mso-width-percent:0;mso-height-percent:0;mso-wrap-distance-left:9pt;mso-wrap-distance-top:0;mso-wrap-distance-right:9pt;mso-wrap-distance-bottom:0;mso-position-horizontal:absolute;mso-position-horizontal-relative:text;mso-position-vertical:absolute;mso-position-vertical-relative:text;mso-width-percent:0;mso-height-percent:0;mso-width-relative:page;mso-height-relative:page;v-text-anchor:top" o:gfxdata="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" o:allowincell="f" filled="f" stroked="f">
+                    <v:shape id="Text Box 62" o:spid="_x0000_s1033" type="#_x0000_t202" style="position:absolute;margin-left:53.45pt;margin-top:1.05pt;width:438pt;height:167.25pt;z-index:-251658240;visibility:visible;mso-wrap-style:square;mso-width-percent:0;mso-height-percent:0;mso-wrap-distance-left:9pt;mso-wrap-distance-top:0;mso-wrap-distance-right:9pt;mso-wrap-distance-bottom:0;mso-position-horizontal:absolute;mso-position-horizontal-relative:text;mso-position-vertical:absolute;mso-position-vertical-relative:text;mso-width-percent:0;mso-height-percent:0;mso-width-relative:page;mso-height-relative:page;v-text-anchor:top" o:gfxdata="UEsDBBQABgAIAAAAIQC2gziS/gAAAOEBAAATAAAAW0NvbnRlbnRfVHlwZXNdLnhtbJSRQU7DMBBF 90jcwfIWJU67QAgl6YK0S0CoHGBkTxKLZGx5TGhvj5O2G0SRWNoz/78nu9wcxkFMGNg6quQqL6RA 0s5Y6ir5vt9lD1JwBDIwOMJKHpHlpr69KfdHjyxSmriSfYz+USnWPY7AufNIadK6MEJMx9ApD/oD OlTrorhX2lFEilmcO2RdNtjC5xDF9pCuTyYBB5bi6bQ4syoJ3g9WQ0ymaiLzg5KdCXlKLjvcW893 SUOqXwnz5DrgnHtJTxOsQfEKIT7DmDSUCaxw7Rqn8787ZsmRM9e2VmPeBN4uqYvTtW7jvijg9N/y JsXecLq0q+WD6m8AAAD//wMAUEsDBBQABgAIAAAAIQA4/SH/1gAAAJQBAAALAAAAX3JlbHMvLnJl bHOkkMFqwzAMhu+DvYPRfXGawxijTi+j0GvpHsDYimMaW0Yy2fr2M4PBMnrbUb/Q94l/f/hMi1qR JVI2sOt6UJgd+ZiDgffL8ekFlFSbvV0oo4EbChzGx4f9GRdb25HMsYhqlCwG5lrLq9biZkxWOiqY 22YiTra2kYMu1l1tQD30/bPm3wwYN0x18gb45AdQl1tp5j/sFB2T0FQ7R0nTNEV3j6o9feQzro1i OWA14Fm+Q8a1a8+Bvu/d/dMb2JY5uiPbhG/ktn4cqGU/er3pcvwCAAD//wMAUEsDBBQABgAIAAAA IQC6Md6R9AEAAM8DAAAOAAAAZHJzL2Uyb0RvYy54bWysU9tu2zAMfR+wfxD0vtgxknQz4hRdiw4D ugvQ7gMYWY6F2aJGKbGzrx8lp2m2vQ17EcSLDs8hqfX12HfioMkbtJWcz3IptFVYG7ur5Len+zdv pfABbA0dWl3Jo/byevP61XpwpS6wxa7WJBjE+nJwlWxDcGWWedXqHvwMnbYcbJB6CGzSLqsJBkbv u6zI81U2INWOUGnv2Xs3BeUm4TeNVuFL03gdRFdJ5hbSSencxjPbrKHcEbjWqBMN+AcWPRjLRc9Q dxBA7Mn8BdUbReixCTOFfYZNY5ROGljNPP9DzWMLTict3Bzvzm3y/w9WfT58JWFqnp0UFnoe0ZMe g3iPo1gVsT2D8yVnPTrOCyP7Y2qU6t0Dqu9eWLxtwe70DREOrYaa6c3jy+zi6YTjI8h2+IQ114F9 wAQ0NtRHQO6GYHQe0/E8mshFsXO5XBWrnEOKY8W8WORXy1QDyufnjnz4oLEX8VJJ4tkneDg8+BDp QPmcEqtZvDddl+bf2d8cnBg9iX5kPHEP43ZMjUp1o7Qt1kfWQzhtFf8CvrRIP6UYeKMq6X/sgbQU 3UfLPXk3XyziCiZjsbwq2KDLyPYyAlYxVCWDFNP1Nkxru3dkdi1XmqZg8Yb72Jik8IXViT5vTRJ+ 2vC4lpd2ynr5h5tfAAAA//8DAFBLAwQUAAYACAAAACEAEhqHP9wAAAAJAQAADwAAAGRycy9kb3du cmV2LnhtbEyPwU7DMBBE70j9B2srcaN2U4iaEKeqiriCKFCpNzfeJhHxOordJvw9ywmOTzOafVts JteJKw6h9aRhuVAgkCpvW6o1fLw/361BhGjIms4TavjGAJtydlOY3PqR3vC6j7XgEQq50dDE2OdS hqpBZ8LC90icnf3gTGQcamkHM/K462SiVCqdaYkvNKbHXYPV1/7iNHy+nI+He/VaP7mHfvSTkuQy qfXtfNo+gog4xb8y/OqzOpTsdPIXskF0zCrNuKohWYLgPFsnzCcNq1WagiwL+f+D8gcAAP//AwBQ SwECLQAUAAYACAAAACEAtoM4kv4AAADhAQAAEwAAAAAAAAAAAAAAAAAAAAAAW0NvbnRlbnRfVHlw ZXNdLnhtbFBLAQItABQABgAIAAAAIQA4/SH/1gAAAJQBAAALAAAAAAAAAAAAAAAAAC8BAABfcmVs cy8ucmVsc1BLAQItABQABgAIAAAAIQC6Md6R9AEAAM8DAAAOAAAAAAAAAAAAAAAAAC4CAABkcnMv ZTJvRG9jLnhtbFBLAQItABQABgAIAAAAIQASGoc/3AAAAAkBAAAPAAAAAAAAAAAAAAAAAE4EAABk cnMvZG93bnJldi54bWxQSwUGAAAAAAQABADzAAAAVwUAAAAA " o:allowincell="f" filled="f" stroked="f">
                       <v:textbox>
                         <w:txbxContent>
                           <w:p>
@@ -4194,14 +3811,7 @@
                 <w:color w:val="FF0000"/>
                 <w:sz w:val="11"/>
               </w:rPr>
-              <w:t xml:space="preserve">Art der </w:t>
-            </w:r>
-            <w:r>
-              <w:rPr>
-                <w:color w:val="FF0000"/>
-                <w:sz w:val="11"/>
-              </w:rPr>
-              <w:t>Verpackung</w:t>
+              <w:t>Art der Verpackung</w:t>
             </w:r>
           </w:p>
         </w:tc>
@@ -4251,31 +3861,13 @@
                 <w:sz w:val="11"/>
               </w:rPr>
             </w:pPr>
-            <w:proofErr w:type="spellStart"/>
-            <w:r>
-              <w:rPr>
-                <w:color w:val="FF0000"/>
-                <w:sz w:val="11"/>
-              </w:rPr>
-              <w:t>Наименование</w:t>
-            </w:r>
-            <w:proofErr w:type="spellEnd"/>
-            <w:r>
-              <w:rPr>
-                <w:color w:val="FF0000"/>
-                <w:sz w:val="11"/>
-              </w:rPr>
-              <w:t xml:space="preserve"> </w:t>
-            </w:r>
-            <w:proofErr w:type="spellStart"/>
-            <w:r>
-              <w:rPr>
-                <w:color w:val="FF0000"/>
-                <w:sz w:val="11"/>
-              </w:rPr>
-              <w:t>груза</w:t>
-            </w:r>
-            <w:proofErr w:type="spellEnd"/>
+            <w:r>
+              <w:rPr>
+                <w:color w:val="FF0000"/>
+                <w:sz w:val="11"/>
+              </w:rPr>
+              <w:t>Наименование груза</w:t>
+            </w:r>
           </w:p>
           <w:p>
             <w:pPr>
@@ -4340,23 +3932,13 @@
                 <w:sz w:val="11"/>
               </w:rPr>
             </w:pPr>
-            <w:proofErr w:type="spellStart"/>
             <w:r>
               <w:rPr>
                 <w:rFonts w:ascii="Arial CYR" w:hAnsi="Arial CYR"/>
                 <w:color w:val="FF0000"/>
                 <w:sz w:val="11"/>
               </w:rPr>
-              <w:t>Статист</w:t>
-            </w:r>
-            <w:proofErr w:type="spellEnd"/>
-            <w:r>
-              <w:rPr>
-                <w:rFonts w:ascii="Arial CYR" w:hAnsi="Arial CYR"/>
-                <w:color w:val="FF0000"/>
-                <w:sz w:val="11"/>
-              </w:rPr>
-              <w:t xml:space="preserve"> №</w:t>
+              <w:t>Статист №</w:t>
             </w:r>
           </w:p>
           <w:p>
@@ -4425,78 +4007,30 @@
                 <w:sz w:val="11"/>
               </w:rPr>
             </w:pPr>
-            <w:proofErr w:type="spellStart"/>
             <w:r>
               <w:rPr>
                 <w:rFonts w:ascii="Arial CYR" w:hAnsi="Arial CYR"/>
                 <w:color w:val="FF0000"/>
                 <w:sz w:val="11"/>
               </w:rPr>
-              <w:t>Вес</w:t>
-            </w:r>
-            <w:proofErr w:type="spellEnd"/>
-            <w:r>
-              <w:rPr>
-                <w:rFonts w:ascii="Arial CYR" w:hAnsi="Arial CYR"/>
-                <w:color w:val="FF0000"/>
-                <w:sz w:val="11"/>
-              </w:rPr>
-              <w:t xml:space="preserve"> </w:t>
-            </w:r>
-            <w:proofErr w:type="spellStart"/>
-            <w:r>
-              <w:rPr>
-                <w:rFonts w:ascii="Arial CYR" w:hAnsi="Arial CYR"/>
-                <w:color w:val="FF0000"/>
-                <w:sz w:val="11"/>
-              </w:rPr>
-              <w:t>брутто</w:t>
-            </w:r>
-            <w:proofErr w:type="spellEnd"/>
-            <w:r>
-              <w:rPr>
-                <w:rFonts w:ascii="Arial CYR" w:hAnsi="Arial CYR"/>
-                <w:color w:val="FF0000"/>
-                <w:sz w:val="11"/>
-              </w:rPr>
-              <w:t xml:space="preserve">, </w:t>
-            </w:r>
-            <w:proofErr w:type="spellStart"/>
-            <w:r>
-              <w:rPr>
-                <w:rFonts w:ascii="Arial CYR" w:hAnsi="Arial CYR"/>
-                <w:color w:val="FF0000"/>
-                <w:sz w:val="11"/>
-              </w:rPr>
-              <w:t>кг</w:t>
-            </w:r>
-            <w:proofErr w:type="spellEnd"/>
-          </w:p>
-          <w:p>
-            <w:pPr>
-              <w:rPr>
-                <w:rFonts w:ascii="Arial" w:hAnsi="Arial"/>
-                <w:color w:val="FF0000"/>
-                <w:sz w:val="11"/>
-              </w:rPr>
-            </w:pPr>
-            <w:proofErr w:type="spellStart"/>
-            <w:r>
-              <w:rPr>
-                <w:rFonts w:ascii="Arial" w:hAnsi="Arial"/>
-                <w:color w:val="FF0000"/>
-                <w:sz w:val="11"/>
-              </w:rPr>
-              <w:t>Bruttogew</w:t>
-            </w:r>
-            <w:proofErr w:type="spellEnd"/>
-            <w:r>
-              <w:rPr>
-                <w:rFonts w:ascii="Arial" w:hAnsi="Arial"/>
-                <w:color w:val="FF0000"/>
-                <w:sz w:val="11"/>
-              </w:rPr>
-              <w:t>., kg</w:t>
+              <w:t>Вес брутто, кг</w:t>
+            </w:r>
+          </w:p>
+          <w:p>
+            <w:pPr>
+              <w:rPr>
+                <w:rFonts w:ascii="Arial" w:hAnsi="Arial"/>
+                <w:color w:val="FF0000"/>
+                <w:sz w:val="11"/>
+              </w:rPr>
+            </w:pPr>
+            <w:r>
+              <w:rPr>
+                <w:rFonts w:ascii="Arial" w:hAnsi="Arial"/>
+                <w:color w:val="FF0000"/>
+                <w:sz w:val="11"/>
+              </w:rPr>
+              <w:t>Bruttogew., kg</w:t>
             </w:r>
           </w:p>
         </w:tc>
@@ -4548,23 +4082,13 @@
                 <w:sz w:val="11"/>
               </w:rPr>
             </w:pPr>
-            <w:proofErr w:type="spellStart"/>
             <w:r>
               <w:rPr>
                 <w:rFonts w:ascii="Arial CYR" w:hAnsi="Arial CYR"/>
                 <w:color w:val="FF0000"/>
                 <w:sz w:val="11"/>
               </w:rPr>
-              <w:t>Объём</w:t>
-            </w:r>
-            <w:proofErr w:type="spellEnd"/>
-            <w:r>
-              <w:rPr>
-                <w:rFonts w:ascii="Arial CYR" w:hAnsi="Arial CYR"/>
-                <w:color w:val="FF0000"/>
-                <w:sz w:val="11"/>
-              </w:rPr>
-              <w:t>, м</w:t>
+              <w:t>Объём, м</w:t>
             </w:r>
             <w:r>
               <w:rPr>
@@ -4685,6 +4209,24 @@
               <w:right w:val="single" w:sz="6" w:space="0" w:color="FF0000"/>
             </w:tcBorders>
           </w:tcPr>
+          <w:p>
+            <w:pPr>
+              <w:jc w:val="right"/>
+              <w:rPr>
+                <w:rFonts w:ascii="Times New Roman" w:hAnsi="Times New Roman"/>
+                <w:sz w:val="16"/>
+                <w:lang w:val="ru-RU"/>
+              </w:rPr>
+            </w:pPr>
+            <w:r>
+              <w:rPr>
+                <w:rFonts w:ascii="Times New Roman" w:hAnsi="Times New Roman"/>
+                <w:sz w:val="16"/>
+                <w:lang w:val="ru-RU"/>
+              </w:rPr>
+              <w:t>{%watermark_8910}</w:t>
+            </w:r>
+          </w:p>
           <w:p>
             <w:pPr>
               <w:pStyle w:val="2"/>
@@ -4717,7 +4259,17 @@
                 <w:sz w:val="20"/>
                 <w:lang w:val="en-US"/>
               </w:rPr>
-              <w:t xml:space="preserve">               </w:t>
+              <w:t xml:space="preserve">               {#rows} </w:t>
+            </w:r>
+            <w:r>
+              <w:rPr>
+                <w:rFonts w:ascii="Times New Roman" w:hAnsi="Times New Roman"/>
+                <w:b w:val="0"/>
+                <w:color w:val="000000"/>
+                <w:sz w:val="20"/>
+                <w:lang w:val="ru-RU"/>
+              </w:rPr>
+              <w:t xml:space="preserve">     </w:t>
             </w:r>
             <w:r>
               <w:rPr>
@@ -4727,9 +4279,18 @@
                 <w:sz w:val="20"/>
                 <w:lang w:val="en-US"/>
               </w:rPr>
-              <w:t>{#</w:t>
-            </w:r>
-            <w:proofErr w:type="gramStart"/>
+              <w:t xml:space="preserve"> {seats}</w:t>
+            </w:r>
+            <w:r>
+              <w:rPr>
+                <w:rFonts w:ascii="Times New Roman" w:hAnsi="Times New Roman"/>
+                <w:b w:val="0"/>
+                <w:color w:val="000000"/>
+                <w:sz w:val="20"/>
+                <w:lang w:val="ru-RU"/>
+              </w:rPr>
+              <w:t xml:space="preserve">                     </w:t>
+            </w:r>
             <w:r>
               <w:rPr>
                 <w:rFonts w:ascii="Times New Roman" w:hAnsi="Times New Roman"/>
@@ -4738,7 +4299,17 @@
                 <w:sz w:val="20"/>
                 <w:lang w:val="en-US"/>
               </w:rPr>
-              <w:t>rows}</w:t>
+              <w:t>{packaging}</w:t>
+            </w:r>
+            <w:r>
+              <w:rPr>
+                <w:rFonts w:ascii="Times New Roman" w:hAnsi="Times New Roman"/>
+                <w:b w:val="0"/>
+                <w:color w:val="000000"/>
+                <w:sz w:val="20"/>
+                <w:lang w:val="ru-RU"/>
+              </w:rPr>
+              <w:t xml:space="preserve">        </w:t>
             </w:r>
             <w:r>
               <w:rPr>
@@ -4748,147 +4319,6 @@
                 <w:sz w:val="20"/>
                 <w:lang w:val="en-US"/>
               </w:rPr>
-              <w:t xml:space="preserve"> </w:t>
-            </w:r>
-            <w:r>
-              <w:rPr>
-                <w:rFonts w:ascii="Times New Roman" w:hAnsi="Times New Roman"/>
-                <w:b w:val="0"/>
-                <w:color w:val="000000"/>
-                <w:sz w:val="20"/>
-                <w:lang w:val="ru-RU"/>
-              </w:rPr>
-              <w:t xml:space="preserve">  </w:t>
-            </w:r>
-            <w:proofErr w:type="gramEnd"/>
-            <w:r>
-              <w:rPr>
-                <w:rFonts w:ascii="Times New Roman" w:hAnsi="Times New Roman"/>
-                <w:b w:val="0"/>
-                <w:color w:val="000000"/>
-                <w:sz w:val="20"/>
-                <w:lang w:val="ru-RU"/>
-              </w:rPr>
-              <w:t xml:space="preserve">   </w:t>
-            </w:r>
-            <w:r>
-              <w:rPr>
-                <w:rFonts w:ascii="Times New Roman" w:hAnsi="Times New Roman"/>
-                <w:b w:val="0"/>
-                <w:color w:val="000000"/>
-                <w:sz w:val="20"/>
-                <w:lang w:val="en-US"/>
-              </w:rPr>
-              <w:t xml:space="preserve"> </w:t>
-            </w:r>
-            <w:r>
-              <w:rPr>
-                <w:rFonts w:ascii="Times New Roman" w:hAnsi="Times New Roman"/>
-                <w:b w:val="0"/>
-                <w:color w:val="000000"/>
-                <w:sz w:val="20"/>
-                <w:lang w:val="en-US"/>
-              </w:rPr>
-              <w:t>{seats}</w:t>
-            </w:r>
-            <w:r>
-              <w:rPr>
-                <w:rFonts w:ascii="Times New Roman" w:hAnsi="Times New Roman"/>
-                <w:b w:val="0"/>
-                <w:color w:val="000000"/>
-                <w:sz w:val="20"/>
-                <w:lang w:val="ru-RU"/>
-              </w:rPr>
-              <w:t xml:space="preserve">  </w:t>
-            </w:r>
-            <w:r>
-              <w:rPr>
-                <w:rFonts w:ascii="Times New Roman" w:hAnsi="Times New Roman"/>
-                <w:b w:val="0"/>
-                <w:color w:val="000000"/>
-                <w:sz w:val="20"/>
-                <w:lang w:val="ru-RU"/>
-              </w:rPr>
-              <w:t xml:space="preserve"> </w:t>
-            </w:r>
-            <w:r>
-              <w:rPr>
-                <w:rFonts w:ascii="Times New Roman" w:hAnsi="Times New Roman"/>
-                <w:b w:val="0"/>
-                <w:color w:val="000000"/>
-                <w:sz w:val="20"/>
-                <w:lang w:val="ru-RU"/>
-              </w:rPr>
-              <w:t xml:space="preserve"> </w:t>
-            </w:r>
-            <w:r>
-              <w:rPr>
-                <w:rFonts w:ascii="Times New Roman" w:hAnsi="Times New Roman"/>
-                <w:b w:val="0"/>
-                <w:color w:val="000000"/>
-                <w:sz w:val="20"/>
-                <w:lang w:val="ru-RU"/>
-              </w:rPr>
-              <w:t xml:space="preserve">            </w:t>
-            </w:r>
-            <w:r>
-              <w:rPr>
-                <w:rFonts w:ascii="Times New Roman" w:hAnsi="Times New Roman"/>
-                <w:b w:val="0"/>
-                <w:color w:val="000000"/>
-                <w:sz w:val="20"/>
-                <w:lang w:val="ru-RU"/>
-              </w:rPr>
-              <w:t xml:space="preserve"> </w:t>
-            </w:r>
-            <w:r>
-              <w:rPr>
-                <w:rFonts w:ascii="Times New Roman" w:hAnsi="Times New Roman"/>
-                <w:b w:val="0"/>
-                <w:color w:val="000000"/>
-                <w:sz w:val="20"/>
-                <w:lang w:val="ru-RU"/>
-              </w:rPr>
-              <w:t xml:space="preserve">    </w:t>
-            </w:r>
-            <w:r>
-              <w:rPr>
-                <w:rFonts w:ascii="Times New Roman" w:hAnsi="Times New Roman"/>
-                <w:b w:val="0"/>
-                <w:color w:val="000000"/>
-                <w:sz w:val="20"/>
-                <w:lang w:val="en-US"/>
-              </w:rPr>
-              <w:t>{packaging}</w:t>
-            </w:r>
-            <w:r>
-              <w:rPr>
-                <w:rFonts w:ascii="Times New Roman" w:hAnsi="Times New Roman"/>
-                <w:b w:val="0"/>
-                <w:color w:val="000000"/>
-                <w:sz w:val="20"/>
-                <w:lang w:val="ru-RU"/>
-              </w:rPr>
-              <w:t xml:space="preserve"> </w:t>
-            </w:r>
-            <w:r>
-              <w:rPr>
-                <w:rFonts w:ascii="Times New Roman" w:hAnsi="Times New Roman"/>
-                <w:b w:val="0"/>
-                <w:color w:val="000000"/>
-                <w:sz w:val="20"/>
-                <w:lang w:val="ru-RU"/>
-              </w:rPr>
-              <w:t xml:space="preserve">       </w:t>
-            </w:r>
-            <w:r>
-              <w:rPr>
-                <w:rFonts w:ascii="Times New Roman" w:hAnsi="Times New Roman"/>
-                <w:b w:val="0"/>
-                <w:color w:val="000000"/>
-                <w:sz w:val="20"/>
-                <w:lang w:val="en-US"/>
-              </w:rPr>
               <w:t>{title}</w:t>
             </w:r>
           </w:p>
@@ -4971,27 +4401,13 @@
               <w:rPr>
                 <w:lang w:val="en-US"/>
               </w:rPr>
-              <w:t>{volumeM</w:t>
-            </w:r>
-            <w:proofErr w:type="gramStart"/>
-            <w:r>
-              <w:rPr>
-                <w:lang w:val="en-US"/>
-              </w:rPr>
-              <w:t>3}</w:t>
+              <w:t>{volumeM3}</w:t>
             </w:r>
             <w:r>
               <w:rPr>
                 <w:lang w:val="kk-KZ"/>
               </w:rPr>
-              <w:t>м</w:t>
-            </w:r>
-            <w:proofErr w:type="gramEnd"/>
-            <w:r>
-              <w:rPr>
-                <w:lang w:val="kk-KZ"/>
-              </w:rPr>
-              <w:t>3</w:t>
+              <w:t>м3</w:t>
             </w:r>
             <w:r>
               <w:rPr>
@@ -5418,14 +4834,7 @@
                 <w:color w:val="FF0000"/>
                 <w:sz w:val="11"/>
               </w:rPr>
-              <w:t>Klas</w:t>
-            </w:r>
-            <w:r>
-              <w:rPr>
-                <w:color w:val="FF0000"/>
-                <w:sz w:val="11"/>
-              </w:rPr>
-              <w:t>se</w:t>
+              <w:t>Klasse</w:t>
             </w:r>
           </w:p>
         </w:tc>
@@ -5691,39 +5100,7 @@
                 <w:sz w:val="11"/>
                 <w:lang w:val="ru-RU"/>
               </w:rPr>
-              <w:t>отправителя</w:t>
-            </w:r>
-            <w:r>
-              <w:rPr>
-                <w:color w:val="FF0000"/>
-                <w:sz w:val="11"/>
-                <w:lang w:val="ru-RU"/>
-              </w:rPr>
-              <w:t xml:space="preserve"> (</w:t>
-            </w:r>
-            <w:r>
-              <w:rPr>
-                <w:color w:val="FF0000"/>
-                <w:sz w:val="11"/>
-                <w:lang w:val="ru-RU"/>
-              </w:rPr>
-              <w:t>таможенная</w:t>
-            </w:r>
-            <w:r>
-              <w:rPr>
-                <w:color w:val="FF0000"/>
-                <w:sz w:val="11"/>
-                <w:lang w:val="ru-RU"/>
-              </w:rPr>
-              <w:t xml:space="preserve"> </w:t>
-            </w:r>
-            <w:r>
-              <w:rPr>
-                <w:color w:val="FF0000"/>
-                <w:sz w:val="11"/>
-                <w:lang w:val="ru-RU"/>
-              </w:rPr>
-              <w:t>и прочая обработка)</w:t>
+              <w:t>отправителя (таможенная и прочая обработка)</w:t>
             </w:r>
           </w:p>
           <w:p>
@@ -5788,34 +5165,14 @@
                 <w:sz w:val="11"/>
               </w:rPr>
             </w:pPr>
-            <w:proofErr w:type="spellStart"/>
             <w:r>
               <w:rPr>
                 <w:rFonts w:ascii="Arial CYR" w:hAnsi="Arial CYR"/>
                 <w:color w:val="FF0000"/>
                 <w:sz w:val="11"/>
               </w:rPr>
-              <w:t>Подлежит</w:t>
-            </w:r>
-            <w:proofErr w:type="spellEnd"/>
-            <w:r>
-              <w:rPr>
-                <w:rFonts w:ascii="Arial CYR" w:hAnsi="Arial CYR"/>
-                <w:color w:val="FF0000"/>
-                <w:sz w:val="11"/>
-              </w:rPr>
-              <w:t xml:space="preserve"> </w:t>
-            </w:r>
-            <w:proofErr w:type="spellStart"/>
-            <w:r>
-              <w:rPr>
-                <w:rFonts w:ascii="Arial CYR" w:hAnsi="Arial CYR"/>
-                <w:color w:val="FF0000"/>
-                <w:sz w:val="11"/>
-              </w:rPr>
-              <w:t>оплате</w:t>
-            </w:r>
-            <w:proofErr w:type="spellEnd"/>
+              <w:t>Подлежит оплате</w:t>
+            </w:r>
           </w:p>
           <w:p>
             <w:pPr>
@@ -7621,15 +6978,7 @@
                 <w:sz w:val="12"/>
                 <w:lang w:val="ru-RU"/>
               </w:rPr>
-              <w:t xml:space="preserve">  </w:t>
-            </w:r>
-            <w:r>
-              <w:rPr>
-                <w:color w:val="FF0000"/>
-                <w:sz w:val="12"/>
-                <w:lang w:val="ru-RU"/>
-              </w:rPr>
-              <w:t xml:space="preserve"> </w:t>
+              <w:t xml:space="preserve">   </w:t>
             </w:r>
             <w:r>
               <w:rPr>
@@ -7852,7 +7201,6 @@
               </w:rPr>
               <w:t xml:space="preserve"> </w:t>
             </w:r>
-            <w:proofErr w:type="spellStart"/>
             <w:r>
               <w:rPr>
                 <w:color w:val="FF0000"/>
@@ -7861,7 +7209,6 @@
               </w:rPr>
               <w:t>Нефранко</w:t>
             </w:r>
-            <w:proofErr w:type="spellEnd"/>
           </w:p>
           <w:p>
             <w:pPr>
@@ -8038,21 +7385,7 @@
               <w:rPr>
                 <w:lang w:val="en-US"/>
               </w:rPr>
-              <w:t>{</w:t>
-            </w:r>
-            <w:proofErr w:type="spellStart"/>
-            <w:r>
-              <w:rPr>
-                <w:lang w:val="en-US"/>
-              </w:rPr>
-              <w:t>fromCity</w:t>
-            </w:r>
-            <w:proofErr w:type="spellEnd"/>
-            <w:r>
-              <w:rPr>
-                <w:lang w:val="en-US"/>
-              </w:rPr>
-              <w:t>}</w:t>
+              <w:t>{fromCity}</w:t>
             </w:r>
           </w:p>
         </w:tc>
@@ -8119,21 +7452,7 @@
               <w:rPr>
                 <w:lang w:val="en-US"/>
               </w:rPr>
-              <w:t>{</w:t>
-            </w:r>
-            <w:proofErr w:type="spellStart"/>
-            <w:r>
-              <w:rPr>
-                <w:lang w:val="en-US"/>
-              </w:rPr>
-              <w:t>dateLong</w:t>
-            </w:r>
-            <w:proofErr w:type="spellEnd"/>
-            <w:r>
-              <w:rPr>
-                <w:lang w:val="en-US"/>
-              </w:rPr>
-              <w:t>}</w:t>
+              <w:t>{dateLong}</w:t>
             </w:r>
           </w:p>
         </w:tc>
@@ -8486,25 +7805,7 @@
                 <w:color w:val="FF0000"/>
                 <w:sz w:val="11"/>
               </w:rPr>
-              <w:t xml:space="preserve">Am </w:t>
-            </w:r>
-            <w:proofErr w:type="gramStart"/>
-            <w:r>
-              <w:rPr>
-                <w:rFonts w:ascii="Arial" w:hAnsi="Arial"/>
-                <w:color w:val="FF0000"/>
-                <w:sz w:val="11"/>
-              </w:rPr>
-              <w:t>„ _</w:t>
-            </w:r>
-            <w:proofErr w:type="gramEnd"/>
-            <w:r>
-              <w:rPr>
-                <w:rFonts w:ascii="Arial" w:hAnsi="Arial"/>
-                <w:color w:val="FF0000"/>
-                <w:sz w:val="11"/>
-              </w:rPr>
-              <w:t>____ “ ______________20</w:t>
+              <w:t>Am „ _____ “ ______________20</w:t>
             </w:r>
           </w:p>
         </w:tc>
@@ -8531,80 +7832,22 @@
                 <w:lang w:val="ru-RU"/>
               </w:rPr>
             </w:pPr>
-            <w:proofErr w:type="spellStart"/>
             <w:r>
               <w:rPr>
                 <w:color w:val="FF0000"/>
                 <w:sz w:val="11"/>
                 <w:szCs w:val="11"/>
               </w:rPr>
-              <w:t>Прибытие</w:t>
-            </w:r>
-            <w:proofErr w:type="spellEnd"/>
+              <w:t>Прибытие под погрузку</w:t>
+            </w:r>
             <w:r>
               <w:rPr>
                 <w:color w:val="FF0000"/>
                 <w:sz w:val="11"/>
                 <w:szCs w:val="11"/>
-              </w:rPr>
-              <w:t xml:space="preserve"> </w:t>
-            </w:r>
-            <w:proofErr w:type="spellStart"/>
-            <w:r>
-              <w:rPr>
-                <w:color w:val="FF0000"/>
-                <w:sz w:val="11"/>
-                <w:szCs w:val="11"/>
-              </w:rPr>
-              <w:t>под</w:t>
-            </w:r>
-            <w:proofErr w:type="spellEnd"/>
-            <w:r>
-              <w:rPr>
-                <w:color w:val="FF0000"/>
-                <w:sz w:val="11"/>
-                <w:szCs w:val="11"/>
-              </w:rPr>
-              <w:t xml:space="preserve"> </w:t>
-            </w:r>
-            <w:proofErr w:type="spellStart"/>
-            <w:r>
-              <w:rPr>
-                <w:color w:val="FF0000"/>
-                <w:sz w:val="11"/>
-                <w:szCs w:val="11"/>
-              </w:rPr>
-              <w:t>погрузку</w:t>
-            </w:r>
-            <w:proofErr w:type="spellEnd"/>
-            <w:r>
-              <w:rPr>
-                <w:color w:val="FF0000"/>
-                <w:sz w:val="11"/>
-                <w:szCs w:val="11"/>
-                <w:lang w:val="ru-RU"/>
-              </w:rPr>
-              <w:t xml:space="preserve"> ___________________________</w:t>
-            </w:r>
-            <w:proofErr w:type="spellStart"/>
-            <w:r>
-              <w:rPr>
-                <w:color w:val="FF0000"/>
-                <w:sz w:val="11"/>
-                <w:szCs w:val="11"/>
-                <w:lang w:val="ru-RU"/>
-              </w:rPr>
-              <w:t>час____мин</w:t>
-            </w:r>
-            <w:proofErr w:type="spellEnd"/>
-            <w:r>
-              <w:rPr>
-                <w:color w:val="FF0000"/>
-                <w:sz w:val="11"/>
-                <w:szCs w:val="11"/>
-                <w:lang w:val="ru-RU"/>
-              </w:rPr>
-              <w:t>.</w:t>
+                <w:lang w:val="ru-RU"/>
+              </w:rPr>
+              <w:t xml:space="preserve"> ___________________________час____мин.</w:t>
             </w:r>
           </w:p>
           <w:p>
@@ -8619,7 +7862,6 @@
                 <w:lang w:val="en-US"/>
               </w:rPr>
             </w:pPr>
-            <w:proofErr w:type="spellStart"/>
             <w:r>
               <w:rPr>
                 <w:color w:val="FF0000"/>
@@ -8629,7 +7871,6 @@
               </w:rPr>
               <w:t>Ankunft</w:t>
             </w:r>
-            <w:proofErr w:type="spellEnd"/>
             <w:r>
               <w:rPr>
                 <w:color w:val="FF0000"/>
@@ -8672,7 +7913,6 @@
               </w:rPr>
               <w:t xml:space="preserve"> </w:t>
             </w:r>
-            <w:proofErr w:type="spellStart"/>
             <w:r>
               <w:rPr>
                 <w:color w:val="FF0000"/>
@@ -8680,37 +7920,7 @@
                 <w:szCs w:val="11"/>
                 <w:lang w:val="en-US"/>
               </w:rPr>
-              <w:t>Einladung</w:t>
-            </w:r>
-            <w:proofErr w:type="spellEnd"/>
-            <w:r>
-              <w:rPr>
-                <w:color w:val="FF0000"/>
-                <w:sz w:val="11"/>
-                <w:szCs w:val="11"/>
-                <w:lang w:val="en-US"/>
-              </w:rPr>
-              <w:t xml:space="preserve">                                                        </w:t>
-            </w:r>
-            <w:proofErr w:type="spellStart"/>
-            <w:r>
-              <w:rPr>
-                <w:color w:val="FF0000"/>
-                <w:sz w:val="11"/>
-                <w:szCs w:val="11"/>
-                <w:lang w:val="en-US"/>
-              </w:rPr>
-              <w:t>Uhr</w:t>
-            </w:r>
-            <w:proofErr w:type="spellEnd"/>
-            <w:r>
-              <w:rPr>
-                <w:color w:val="FF0000"/>
-                <w:sz w:val="11"/>
-                <w:szCs w:val="11"/>
-                <w:lang w:val="en-US"/>
-              </w:rPr>
-              <w:t>.       min.</w:t>
+              <w:t>Einladung                                                        Uhr.       min.</w:t>
             </w:r>
           </w:p>
           <w:p>
@@ -8819,41 +8029,13 @@
                 <w:lang w:val="ru-RU"/>
               </w:rPr>
             </w:pPr>
-            <w:proofErr w:type="spellStart"/>
             <w:r>
               <w:rPr>
                 <w:color w:val="FF0000"/>
                 <w:sz w:val="11"/>
                 <w:szCs w:val="11"/>
               </w:rPr>
-              <w:t>Путевой</w:t>
-            </w:r>
-            <w:proofErr w:type="spellEnd"/>
-            <w:r>
-              <w:rPr>
-                <w:color w:val="FF0000"/>
-                <w:sz w:val="11"/>
-                <w:szCs w:val="11"/>
-              </w:rPr>
-              <w:t xml:space="preserve"> </w:t>
-            </w:r>
-            <w:proofErr w:type="spellStart"/>
-            <w:r>
-              <w:rPr>
-                <w:color w:val="FF0000"/>
-                <w:sz w:val="11"/>
-                <w:szCs w:val="11"/>
-              </w:rPr>
-              <w:t>лист</w:t>
-            </w:r>
-            <w:proofErr w:type="spellEnd"/>
-            <w:r>
-              <w:rPr>
-                <w:color w:val="FF0000"/>
-                <w:sz w:val="11"/>
-                <w:szCs w:val="11"/>
-              </w:rPr>
-              <w:t xml:space="preserve"> №________________________</w:t>
+              <w:t>Путевой лист №________________________</w:t>
             </w:r>
             <w:r>
               <w:rPr>
@@ -8873,7 +8055,6 @@
               </w:rPr>
               <w:t xml:space="preserve">_______20 </w:t>
             </w:r>
-            <w:proofErr w:type="spellStart"/>
             <w:r>
               <w:rPr>
                 <w:color w:val="FF0000"/>
@@ -8883,7 +8064,6 @@
               </w:rPr>
               <w:t>Uhr</w:t>
             </w:r>
-            <w:proofErr w:type="spellEnd"/>
             <w:r>
               <w:rPr>
                 <w:color w:val="FF0000"/>
@@ -9072,7 +8252,6 @@
                 <w:lang w:val="ru-RU"/>
               </w:rPr>
             </w:pPr>
-            <w:proofErr w:type="spellStart"/>
             <w:r>
               <w:rPr>
                 <w:color w:val="FF0000"/>
@@ -9081,7 +8260,6 @@
               </w:rPr>
               <w:t>Фамилии</w:t>
             </w:r>
-            <w:proofErr w:type="spellEnd"/>
             <w:r>
               <w:rPr>
                 <w:color w:val="FF0000"/>
@@ -9107,17 +8285,7 @@
                 <w:szCs w:val="11"/>
                 <w:lang w:val="kk-KZ"/>
               </w:rPr>
-              <w:t xml:space="preserve">  </w:t>
-            </w:r>
-            <w:proofErr w:type="gramStart"/>
-            <w:r>
-              <w:rPr>
-                <w:color w:val="FF0000"/>
-                <w:sz w:val="11"/>
-                <w:szCs w:val="11"/>
-                <w:lang w:val="kk-KZ"/>
-              </w:rPr>
-              <w:t xml:space="preserve">   </w:t>
+              <w:t xml:space="preserve">     </w:t>
             </w:r>
             <w:r>
               <w:rPr>
@@ -9127,18 +8295,7 @@
                 <w:u w:val="single"/>
                 <w:lang w:val="en-US"/>
               </w:rPr>
-              <w:t>{</w:t>
-            </w:r>
-            <w:proofErr w:type="gramEnd"/>
-            <w:r>
-              <w:rPr>
-                <w:color w:val="FF0000"/>
-                <w:sz w:val="11"/>
-                <w:szCs w:val="11"/>
-                <w:u w:val="single"/>
-                <w:lang w:val="en-US"/>
-              </w:rPr>
-              <w:t>driver}</w:t>
+              <w:t>{driver}</w:t>
             </w:r>
           </w:p>
         </w:tc>
@@ -9307,64 +8464,33 @@
                 <w:lang w:val="ru-RU"/>
               </w:rPr>
             </w:pPr>
-            <w:proofErr w:type="spellStart"/>
             <w:r>
               <w:rPr>
                 <w:color w:val="FF0000"/>
                 <w:sz w:val="11"/>
                 <w:szCs w:val="11"/>
               </w:rPr>
-              <w:t>Убытие</w:t>
-            </w:r>
-            <w:proofErr w:type="spellEnd"/>
+              <w:t xml:space="preserve">Убытие                           </w:t>
+            </w:r>
             <w:r>
               <w:rPr>
                 <w:color w:val="FF0000"/>
                 <w:sz w:val="11"/>
                 <w:szCs w:val="11"/>
-              </w:rPr>
-              <w:t xml:space="preserve">                           </w:t>
-            </w:r>
-            <w:r>
+                <w:lang w:val="ru-RU"/>
+              </w:rPr>
+              <w:t>___________________________час____мин.</w:t>
+            </w:r>
+          </w:p>
+          <w:p>
+            <w:pPr>
               <w:rPr>
                 <w:color w:val="FF0000"/>
                 <w:sz w:val="11"/>
                 <w:szCs w:val="11"/>
                 <w:lang w:val="ru-RU"/>
               </w:rPr>
-              <w:t>___________________________</w:t>
-            </w:r>
-            <w:proofErr w:type="spellStart"/>
-            <w:r>
-              <w:rPr>
-                <w:color w:val="FF0000"/>
-                <w:sz w:val="11"/>
-                <w:szCs w:val="11"/>
-                <w:lang w:val="ru-RU"/>
-              </w:rPr>
-              <w:t>час____мин</w:t>
-            </w:r>
-            <w:proofErr w:type="spellEnd"/>
-            <w:r>
-              <w:rPr>
-                <w:color w:val="FF0000"/>
-                <w:sz w:val="11"/>
-                <w:szCs w:val="11"/>
-                <w:lang w:val="ru-RU"/>
-              </w:rPr>
-              <w:t>.</w:t>
-            </w:r>
-          </w:p>
-          <w:p>
-            <w:pPr>
-              <w:rPr>
-                <w:color w:val="FF0000"/>
-                <w:sz w:val="11"/>
-                <w:szCs w:val="11"/>
-                <w:lang w:val="ru-RU"/>
-              </w:rPr>
-            </w:pPr>
-            <w:proofErr w:type="spellStart"/>
+            </w:pPr>
             <w:r>
               <w:rPr>
                 <w:color w:val="FF0000"/>
@@ -9374,7 +8500,6 @@
               </w:rPr>
               <w:t>Abfahrt</w:t>
             </w:r>
-            <w:proofErr w:type="spellEnd"/>
             <w:r>
               <w:rPr>
                 <w:color w:val="FF0000"/>
@@ -9384,7 +8509,6 @@
               </w:rPr>
               <w:t xml:space="preserve">                                                                               </w:t>
             </w:r>
-            <w:proofErr w:type="spellStart"/>
             <w:r>
               <w:rPr>
                 <w:color w:val="FF0000"/>
@@ -9394,7 +8518,6 @@
               </w:rPr>
               <w:t>Uhr</w:t>
             </w:r>
-            <w:proofErr w:type="spellEnd"/>
             <w:r>
               <w:rPr>
                 <w:color w:val="FF0000"/>
@@ -9512,7 +8635,6 @@
                 <w:lang w:val="ru-RU"/>
               </w:rPr>
             </w:pPr>
-            <w:proofErr w:type="spellStart"/>
             <w:r>
               <w:rPr>
                 <w:color w:val="FF0000"/>
@@ -9521,7 +8643,6 @@
               </w:rPr>
               <w:t>Водителей</w:t>
             </w:r>
-            <w:proofErr w:type="spellEnd"/>
             <w:r>
               <w:rPr>
                 <w:color w:val="FF0000"/>
@@ -9529,16 +8650,7 @@
                 <w:szCs w:val="11"/>
                 <w:lang w:val="ru-RU"/>
               </w:rPr>
-              <w:t xml:space="preserve">     ___________________________</w:t>
-            </w:r>
-            <w:r>
-              <w:rPr>
-                <w:color w:val="FF0000"/>
-                <w:sz w:val="11"/>
-                <w:szCs w:val="11"/>
-                <w:lang w:val="ru-RU"/>
-              </w:rPr>
-              <w:t>_</w:t>
+              <w:t xml:space="preserve">     ____________________________</w:t>
             </w:r>
           </w:p>
         </w:tc>
@@ -9704,52 +8816,14 @@
                 <w:lang w:val="en-US"/>
               </w:rPr>
             </w:pPr>
-            <w:proofErr w:type="spellStart"/>
             <w:r>
               <w:rPr>
                 <w:color w:val="FF0000"/>
                 <w:sz w:val="11"/>
                 <w:szCs w:val="11"/>
               </w:rPr>
-              <w:t>Подпись</w:t>
-            </w:r>
-            <w:proofErr w:type="spellEnd"/>
-            <w:r>
-              <w:rPr>
-                <w:color w:val="FF0000"/>
-                <w:sz w:val="11"/>
-                <w:szCs w:val="11"/>
-              </w:rPr>
-              <w:t xml:space="preserve"> и </w:t>
-            </w:r>
-            <w:proofErr w:type="spellStart"/>
-            <w:r>
-              <w:rPr>
-                <w:color w:val="FF0000"/>
-                <w:sz w:val="11"/>
-                <w:szCs w:val="11"/>
-              </w:rPr>
-              <w:t>штамп</w:t>
-            </w:r>
-            <w:proofErr w:type="spellEnd"/>
-            <w:r>
-              <w:rPr>
-                <w:color w:val="FF0000"/>
-                <w:sz w:val="11"/>
-                <w:szCs w:val="11"/>
-              </w:rPr>
-              <w:t xml:space="preserve"> </w:t>
-            </w:r>
-            <w:proofErr w:type="spellStart"/>
-            <w:r>
-              <w:rPr>
-                <w:color w:val="FF0000"/>
-                <w:sz w:val="11"/>
-                <w:szCs w:val="11"/>
-              </w:rPr>
-              <w:t>перевозчика</w:t>
-            </w:r>
-            <w:proofErr w:type="spellEnd"/>
+              <w:t>Подпись и штамп перевозчика</w:t>
+            </w:r>
           </w:p>
           <w:p>
             <w:pPr>
@@ -9929,23 +9003,13 @@
                 <w:lang w:val="ru-RU"/>
               </w:rPr>
             </w:pPr>
-            <w:proofErr w:type="spellStart"/>
-            <w:r>
-              <w:rPr>
-                <w:color w:val="FF0000"/>
-                <w:sz w:val="11"/>
-                <w:lang w:val="ru-RU"/>
-              </w:rPr>
-              <w:t>Регистрац</w:t>
-            </w:r>
-            <w:proofErr w:type="spellEnd"/>
-            <w:r>
-              <w:rPr>
-                <w:color w:val="FF0000"/>
-                <w:sz w:val="11"/>
-                <w:lang w:val="ru-RU"/>
-              </w:rPr>
-              <w:t>. номер/</w:t>
+            <w:r>
+              <w:rPr>
+                <w:color w:val="FF0000"/>
+                <w:sz w:val="11"/>
+                <w:lang w:val="ru-RU"/>
+              </w:rPr>
+              <w:t>Регистрац. номер/</w:t>
             </w:r>
             <w:r>
               <w:rPr>
@@ -10165,27 +9229,7 @@
               <w:rPr>
                 <w:lang w:val="en-US"/>
               </w:rPr>
-              <w:t>: {</w:t>
-            </w:r>
-            <w:proofErr w:type="spellStart"/>
-            <w:r>
-              <w:rPr>
-                <w:lang w:val="en-US"/>
-              </w:rPr>
-              <w:t>vehicle_number</w:t>
-            </w:r>
-            <w:proofErr w:type="spellEnd"/>
-            <w:r>
-              <w:rPr>
-                <w:lang w:val="en-US"/>
-              </w:rPr>
-              <w:t>}</w:t>
-            </w:r>
-            <w:r>
-              <w:rPr>
-                <w:lang w:val="en-US"/>
-              </w:rPr>
-              <w:t xml:space="preserve"> </w:t>
+              <w:t xml:space="preserve">: {vehicle_number} </w:t>
             </w:r>
           </w:p>
         </w:tc>
@@ -10219,23 +9263,7 @@
                 <w:sz w:val="22"/>
                 <w:lang w:val="en-US"/>
               </w:rPr>
-              <w:t>: {</w:t>
-            </w:r>
-            <w:proofErr w:type="spellStart"/>
-            <w:r>
-              <w:rPr>
-                <w:sz w:val="22"/>
-                <w:lang w:val="en-US"/>
-              </w:rPr>
-              <w:t>vehicle_model</w:t>
-            </w:r>
-            <w:proofErr w:type="spellEnd"/>
-            <w:r>
-              <w:rPr>
-                <w:sz w:val="22"/>
-                <w:lang w:val="en-US"/>
-              </w:rPr>
-              <w:t>}</w:t>
+              <w:t>: {vehicle_model}</w:t>
             </w:r>
           </w:p>
         </w:tc>
@@ -10284,97 +9312,21 @@
                 <w:szCs w:val="18"/>
                 <w:lang w:val="en-US"/>
               </w:rPr>
-              <w:t>{#has_</w:t>
-            </w:r>
-            <w:proofErr w:type="gramStart"/>
+              <w:t>{#has_trailer}</w:t>
+            </w:r>
+            <w:r>
+              <w:rPr>
+                <w:szCs w:val="18"/>
+                <w:lang w:val="kk-KZ"/>
+              </w:rPr>
+              <w:t>ГРНЗ прицепа</w:t>
+            </w:r>
             <w:r>
               <w:rPr>
                 <w:szCs w:val="18"/>
                 <w:lang w:val="en-US"/>
               </w:rPr>
-              <w:t>trailer}</w:t>
-            </w:r>
-            <w:r>
-              <w:rPr>
-                <w:szCs w:val="18"/>
-                <w:lang w:val="kk-KZ"/>
-              </w:rPr>
-              <w:t>ГРНЗ</w:t>
-            </w:r>
-            <w:proofErr w:type="gramEnd"/>
-            <w:r>
-              <w:rPr>
-                <w:szCs w:val="18"/>
-                <w:lang w:val="kk-KZ"/>
-              </w:rPr>
-              <w:t xml:space="preserve"> п</w:t>
-            </w:r>
-            <w:r>
-              <w:rPr>
-                <w:szCs w:val="18"/>
-                <w:lang w:val="kk-KZ"/>
-              </w:rPr>
-              <w:t>рице</w:t>
-            </w:r>
-            <w:r>
-              <w:rPr>
-                <w:szCs w:val="18"/>
-                <w:lang w:val="kk-KZ"/>
-              </w:rPr>
-              <w:t>па</w:t>
-            </w:r>
-            <w:r>
-              <w:rPr>
-                <w:szCs w:val="18"/>
-                <w:lang w:val="en-US"/>
-              </w:rPr>
-              <w:t>:</w:t>
-            </w:r>
-            <w:r>
-              <w:rPr>
-                <w:szCs w:val="18"/>
-                <w:lang w:val="en-US"/>
-              </w:rPr>
-              <w:t xml:space="preserve"> </w:t>
-            </w:r>
-            <w:r>
-              <w:rPr>
-                <w:szCs w:val="18"/>
-                <w:lang w:val="en-US"/>
-              </w:rPr>
-              <w:t>{</w:t>
-            </w:r>
-            <w:proofErr w:type="spellStart"/>
-            <w:r>
-              <w:rPr>
-                <w:szCs w:val="18"/>
-                <w:lang w:val="en-US"/>
-              </w:rPr>
-              <w:t>trailer_number</w:t>
-            </w:r>
-            <w:proofErr w:type="spellEnd"/>
-            <w:r>
-              <w:rPr>
-                <w:szCs w:val="18"/>
-                <w:lang w:val="en-US"/>
-              </w:rPr>
-              <w:t>}{/</w:t>
-            </w:r>
-            <w:proofErr w:type="spellStart"/>
-            <w:r>
-              <w:rPr>
-                <w:szCs w:val="18"/>
-                <w:lang w:val="en-US"/>
-              </w:rPr>
-              <w:t>has_trailer</w:t>
-            </w:r>
-            <w:proofErr w:type="spellEnd"/>
-            <w:r>
-              <w:rPr>
-                <w:szCs w:val="18"/>
-                <w:lang w:val="en-US"/>
-              </w:rPr>
-              <w:t>}</w:t>
+              <w:t>: {trailer_number}{/has_trailer}</w:t>
             </w:r>
           </w:p>
         </w:tc>
@@ -10402,90 +9354,21 @@
                 <w:szCs w:val="18"/>
                 <w:lang w:val="en-US"/>
               </w:rPr>
-              <w:t>{#has_</w:t>
-            </w:r>
-            <w:proofErr w:type="gramStart"/>
+              <w:t>{#has_trailer}</w:t>
+            </w:r>
+            <w:r>
+              <w:rPr>
+                <w:szCs w:val="18"/>
+                <w:lang w:val="kk-KZ"/>
+              </w:rPr>
+              <w:t>Марка прицепа</w:t>
+            </w:r>
             <w:r>
               <w:rPr>
                 <w:szCs w:val="18"/>
                 <w:lang w:val="en-US"/>
               </w:rPr>
-              <w:t>trailer}</w:t>
-            </w:r>
-            <w:r>
-              <w:rPr>
-                <w:szCs w:val="18"/>
-                <w:lang w:val="kk-KZ"/>
-              </w:rPr>
-              <w:t>Марка</w:t>
-            </w:r>
-            <w:proofErr w:type="gramEnd"/>
-            <w:r>
-              <w:rPr>
-                <w:szCs w:val="18"/>
-                <w:lang w:val="kk-KZ"/>
-              </w:rPr>
-              <w:t xml:space="preserve"> прицепа</w:t>
-            </w:r>
-            <w:r>
-              <w:rPr>
-                <w:szCs w:val="18"/>
-                <w:lang w:val="en-US"/>
-              </w:rPr>
-              <w:t>:</w:t>
-            </w:r>
-            <w:r>
-              <w:rPr>
-                <w:szCs w:val="18"/>
-                <w:lang w:val="en-US"/>
-              </w:rPr>
-              <w:t xml:space="preserve"> </w:t>
-            </w:r>
-            <w:r>
-              <w:rPr>
-                <w:szCs w:val="18"/>
-                <w:lang w:val="en-US"/>
-              </w:rPr>
-              <w:t>{</w:t>
-            </w:r>
-            <w:proofErr w:type="spellStart"/>
-            <w:r>
-              <w:rPr>
-                <w:szCs w:val="18"/>
-                <w:lang w:val="en-US"/>
-              </w:rPr>
-              <w:t>trailer</w:t>
-            </w:r>
-            <w:r>
-              <w:rPr>
-                <w:szCs w:val="18"/>
-                <w:lang w:val="en-US"/>
-              </w:rPr>
-              <w:t>_model</w:t>
-            </w:r>
-            <w:proofErr w:type="spellEnd"/>
-            <w:r>
-              <w:rPr>
-                <w:szCs w:val="18"/>
-                <w:lang w:val="en-US"/>
-              </w:rPr>
-              <w:t>}{/</w:t>
-            </w:r>
-            <w:proofErr w:type="spellStart"/>
-            <w:r>
-              <w:rPr>
-                <w:szCs w:val="18"/>
-                <w:lang w:val="en-US"/>
-              </w:rPr>
-              <w:t>has_trailer</w:t>
-            </w:r>
-            <w:proofErr w:type="spellEnd"/>
-            <w:r>
-              <w:rPr>
-                <w:szCs w:val="18"/>
-                <w:lang w:val="en-US"/>
-              </w:rPr>
-              <w:t>}</w:t>
+              <w:t>: {trailer_model}{/has_trailer}</w:t>
             </w:r>
           </w:p>
         </w:tc>

--- a/public/templates/template_smr.docx
+++ b/public/templates/template_smr.docx
@@ -8844,6 +8844,14 @@
               <w:t>Unterschrift und Stempel des Frachtführers</w:t>
             </w:r>
           </w:p>
+          <w:p>
+            <w:pPr>
+              <w:jc w:val="center"/>
+            </w:pPr>
+            <w:r>
+              <w:t>{%stamp}</w:t>
+            </w:r>
+          </w:p>
         </w:tc>
         <w:tc>
           <w:tcPr>

--- a/public/templates/template_smr.docx
+++ b/public/templates/template_smr.docx
@@ -3392,18 +3392,6 @@
                                       <w:lang w:val="en-US"/>
                                     </w:rPr>
                                   </w:pPr>
-                                  <w:r>
-                                    <w:rPr>
-                                      <w:rFonts w:ascii="Arial" w:hAnsi="Arial" w:cs="Arial"/>
-                                      <w:b/>
-                                      <w:bCs/>
-                                      <w:color w:val="C0C0C0"/>
-                                      <w:sz w:val="144"/>
-                                      <w:szCs w:val="144"/>
-                                      <w:lang w:val="en-US"/>
-                                    </w:rPr>
-                                    <w:t>CMR</w:t>
-                                  </w:r>
                                 </w:p>
                                 <w:p>
                                   <w:pPr>
@@ -3441,7 +3429,7 @@
                       <v:stroke joinstyle="miter"/>
                       <v:path gradientshapeok="t" o:connecttype="rect"/>
                     </v:shapetype>
-                    <v:shape id="Text Box 62" o:spid="_x0000_s1033" type="#_x0000_t202" style="position:absolute;margin-left:53.45pt;margin-top:1.05pt;width:438pt;height:167.25pt;z-index:-251658240;visibility:visible;mso-wrap-style:square;mso-width-percent:0;mso-height-percent:0;mso-wrap-distance-left:9pt;mso-wrap-distance-top:0;mso-wrap-distance-right:9pt;mso-wrap-distance-bottom:0;mso-position-horizontal:absolute;mso-position-horizontal-relative:text;mso-position-vertical:absolute;mso-position-vertical-relative:text;mso-width-percent:0;mso-height-percent:0;mso-width-relative:page;mso-height-relative:page;v-text-anchor:top" o:gfxdata="UEsDBBQABgAIAAAAIQC2gziS/gAAAOEBAAATAAAAW0NvbnRlbnRfVHlwZXNdLnhtbJSRQU7DMBBF 90jcwfIWJU67QAgl6YK0S0CoHGBkTxKLZGx5TGhvj5O2G0SRWNoz/78nu9wcxkFMGNg6quQqL6RA 0s5Y6ir5vt9lD1JwBDIwOMJKHpHlpr69KfdHjyxSmriSfYz+USnWPY7AufNIadK6MEJMx9ApD/oD OlTrorhX2lFEilmcO2RdNtjC5xDF9pCuTyYBB5bi6bQ4syoJ3g9WQ0ymaiLzg5KdCXlKLjvcW893 SUOqXwnz5DrgnHtJTxOsQfEKIT7DmDSUCaxw7Rqn8787ZsmRM9e2VmPeBN4uqYvTtW7jvijg9N/y JsXecLq0q+WD6m8AAAD//wMAUEsDBBQABgAIAAAAIQA4/SH/1gAAAJQBAAALAAAAX3JlbHMvLnJl bHOkkMFqwzAMhu+DvYPRfXGawxijTi+j0GvpHsDYimMaW0Yy2fr2M4PBMnrbUb/Q94l/f/hMi1qR JVI2sOt6UJgd+ZiDgffL8ekFlFSbvV0oo4EbChzGx4f9GRdb25HMsYhqlCwG5lrLq9biZkxWOiqY 22YiTra2kYMu1l1tQD30/bPm3wwYN0x18gb45AdQl1tp5j/sFB2T0FQ7R0nTNEV3j6o9feQzro1i OWA14Fm+Q8a1a8+Bvu/d/dMb2JY5uiPbhG/ktn4cqGU/er3pcvwCAAD//wMAUEsDBBQABgAIAAAA IQC6Md6R9AEAAM8DAAAOAAAAZHJzL2Uyb0RvYy54bWysU9tu2zAMfR+wfxD0vtgxknQz4hRdiw4D ugvQ7gMYWY6F2aJGKbGzrx8lp2m2vQ17EcSLDs8hqfX12HfioMkbtJWcz3IptFVYG7ur5Len+zdv pfABbA0dWl3Jo/byevP61XpwpS6wxa7WJBjE+nJwlWxDcGWWedXqHvwMnbYcbJB6CGzSLqsJBkbv u6zI81U2INWOUGnv2Xs3BeUm4TeNVuFL03gdRFdJ5hbSSencxjPbrKHcEbjWqBMN+AcWPRjLRc9Q dxBA7Mn8BdUbReixCTOFfYZNY5ROGljNPP9DzWMLTict3Bzvzm3y/w9WfT58JWFqnp0UFnoe0ZMe g3iPo1gVsT2D8yVnPTrOCyP7Y2qU6t0Dqu9eWLxtwe70DREOrYaa6c3jy+zi6YTjI8h2+IQ114F9 wAQ0NtRHQO6GYHQe0/E8mshFsXO5XBWrnEOKY8W8WORXy1QDyufnjnz4oLEX8VJJ4tkneDg8+BDp QPmcEqtZvDddl+bf2d8cnBg9iX5kPHEP43ZMjUp1o7Qt1kfWQzhtFf8CvrRIP6UYeKMq6X/sgbQU 3UfLPXk3XyziCiZjsbwq2KDLyPYyAlYxVCWDFNP1Nkxru3dkdi1XmqZg8Yb72Jik8IXViT5vTRJ+ 2vC4lpd2ynr5h5tfAAAA//8DAFBLAwQUAAYACAAAACEAEhqHP9wAAAAJAQAADwAAAGRycy9kb3du cmV2LnhtbEyPwU7DMBBE70j9B2srcaN2U4iaEKeqiriCKFCpNzfeJhHxOordJvw9ywmOTzOafVts JteJKw6h9aRhuVAgkCpvW6o1fLw/361BhGjIms4TavjGAJtydlOY3PqR3vC6j7XgEQq50dDE2OdS hqpBZ8LC90icnf3gTGQcamkHM/K462SiVCqdaYkvNKbHXYPV1/7iNHy+nI+He/VaP7mHfvSTkuQy qfXtfNo+gog4xb8y/OqzOpTsdPIXskF0zCrNuKohWYLgPFsnzCcNq1WagiwL+f+D8gcAAP//AwBQ SwECLQAUAAYACAAAACEAtoM4kv4AAADhAQAAEwAAAAAAAAAAAAAAAAAAAAAAW0NvbnRlbnRfVHlw ZXNdLnhtbFBLAQItABQABgAIAAAAIQA4/SH/1gAAAJQBAAALAAAAAAAAAAAAAAAAAC8BAABfcmVs cy8ucmVsc1BLAQItABQABgAIAAAAIQC6Md6R9AEAAM8DAAAOAAAAAAAAAAAAAAAAAC4CAABkcnMv ZTJvRG9jLnhtbFBLAQItABQABgAIAAAAIQASGoc/3AAAAAkBAAAPAAAAAAAAAAAAAAAAAE4EAABk cnMvZG93bnJldi54bWxQSwUGAAAAAAQABADzAAAAVwUAAAAA " o:allowincell="f" filled="f" stroked="f">
+                    <v:shape id="Text Box 62" o:spid="_x0000_s1033" type="#_x0000_t202" style="position:absolute;margin-left:53.45pt;margin-top:1.05pt;width:438pt;height:167.25pt;z-index:-251658240;visibility:visible;mso-wrap-style:square;mso-width-percent:0;mso-height-percent:0;mso-wrap-distance-left:9pt;mso-wrap-distance-top:0;mso-wrap-distance-right:9pt;mso-wrap-distance-bottom:0;mso-position-horizontal:absolute;mso-position-horizontal-relative:text;mso-position-vertical:absolute;mso-position-vertical-relative:text;mso-width-percent:0;mso-height-percent:0;mso-width-relative:page;mso-height-relative:page;v-text-anchor:top" o:gfxdata="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" o:allowincell="f" filled="f" stroked="f">
                       <v:textbox>
                         <w:txbxContent>
                           <w:p>
@@ -3470,18 +3458,6 @@
                                 <w:lang w:val="en-US"/>
                               </w:rPr>
                             </w:pPr>
-                            <w:r>
-                              <w:rPr>
-                                <w:rFonts w:ascii="Arial" w:hAnsi="Arial" w:cs="Arial"/>
-                                <w:b/>
-                                <w:bCs/>
-                                <w:color w:val="C0C0C0"/>
-                                <w:sz w:val="144"/>
-                                <w:szCs w:val="144"/>
-                                <w:lang w:val="en-US"/>
-                              </w:rPr>
-                              <w:t>CMR</w:t>
-                            </w:r>
                           </w:p>
                           <w:p>
                             <w:pPr>
@@ -4213,16 +4189,14 @@
             <w:pPr>
               <w:jc w:val="right"/>
               <w:rPr>
-                <w:rFonts w:ascii="Times New Roman" w:hAnsi="Times New Roman"/>
                 <w:sz w:val="16"/>
-                <w:lang w:val="ru-RU"/>
-              </w:rPr>
-            </w:pPr>
-            <w:r>
-              <w:rPr>
-                <w:rFonts w:ascii="Times New Roman" w:hAnsi="Times New Roman"/>
+                <w:lang w:val="en-US"/>
+              </w:rPr>
+            </w:pPr>
+            <w:r>
+              <w:rPr>
                 <w:sz w:val="16"/>
-                <w:lang w:val="ru-RU"/>
+                <w:lang w:val="en-US"/>
               </w:rPr>
               <w:t>{%watermark_8910}</w:t>
             </w:r>
@@ -4247,7 +4221,7 @@
                 <w:b w:val="0"/>
                 <w:color w:val="000000"/>
                 <w:sz w:val="20"/>
-                <w:lang w:val="ru-RU"/>
+                <w:lang w:val="en-US"/>
               </w:rPr>
               <w:t xml:space="preserve">                    </w:t>
             </w:r>
@@ -4259,18 +4233,9 @@
                 <w:sz w:val="20"/>
                 <w:lang w:val="en-US"/>
               </w:rPr>
-              <w:t xml:space="preserve">               {#rows} </w:t>
-            </w:r>
-            <w:r>
-              <w:rPr>
-                <w:rFonts w:ascii="Times New Roman" w:hAnsi="Times New Roman"/>
-                <w:b w:val="0"/>
-                <w:color w:val="000000"/>
-                <w:sz w:val="20"/>
-                <w:lang w:val="ru-RU"/>
-              </w:rPr>
-              <w:t xml:space="preserve">     </w:t>
-            </w:r>
+              <w:t xml:space="preserve">               {#</w:t>
+            </w:r>
+            <w:proofErr w:type="gramStart"/>
             <w:r>
               <w:rPr>
                 <w:rFonts w:ascii="Times New Roman" w:hAnsi="Times New Roman"/>
@@ -4279,17 +4244,7 @@
                 <w:sz w:val="20"/>
                 <w:lang w:val="en-US"/>
               </w:rPr>
-              <w:t xml:space="preserve"> {seats}</w:t>
-            </w:r>
-            <w:r>
-              <w:rPr>
-                <w:rFonts w:ascii="Times New Roman" w:hAnsi="Times New Roman"/>
-                <w:b w:val="0"/>
-                <w:color w:val="000000"/>
-                <w:sz w:val="20"/>
-                <w:lang w:val="ru-RU"/>
-              </w:rPr>
-              <w:t xml:space="preserve">                     </w:t>
+              <w:t xml:space="preserve">rows} </w:t>
             </w:r>
             <w:r>
               <w:rPr>
@@ -4299,18 +4254,9 @@
                 <w:sz w:val="20"/>
                 <w:lang w:val="en-US"/>
               </w:rPr>
-              <w:t>{packaging}</w:t>
-            </w:r>
-            <w:r>
-              <w:rPr>
-                <w:rFonts w:ascii="Times New Roman" w:hAnsi="Times New Roman"/>
-                <w:b w:val="0"/>
-                <w:color w:val="000000"/>
-                <w:sz w:val="20"/>
-                <w:lang w:val="ru-RU"/>
-              </w:rPr>
-              <w:t xml:space="preserve">        </w:t>
-            </w:r>
+              <w:t xml:space="preserve">  </w:t>
+            </w:r>
+            <w:proofErr w:type="gramEnd"/>
             <w:r>
               <w:rPr>
                 <w:rFonts w:ascii="Times New Roman" w:hAnsi="Times New Roman"/>
@@ -4319,6 +4265,56 @@
                 <w:sz w:val="20"/>
                 <w:lang w:val="en-US"/>
               </w:rPr>
+              <w:t xml:space="preserve">   </w:t>
+            </w:r>
+            <w:r>
+              <w:rPr>
+                <w:rFonts w:ascii="Times New Roman" w:hAnsi="Times New Roman"/>
+                <w:b w:val="0"/>
+                <w:color w:val="000000"/>
+                <w:sz w:val="20"/>
+                <w:lang w:val="en-US"/>
+              </w:rPr>
+              <w:t xml:space="preserve"> {seats}</w:t>
+            </w:r>
+            <w:r>
+              <w:rPr>
+                <w:rFonts w:ascii="Times New Roman" w:hAnsi="Times New Roman"/>
+                <w:b w:val="0"/>
+                <w:color w:val="000000"/>
+                <w:sz w:val="20"/>
+                <w:lang w:val="en-US"/>
+              </w:rPr>
+              <w:t xml:space="preserve">                     </w:t>
+            </w:r>
+            <w:r>
+              <w:rPr>
+                <w:rFonts w:ascii="Times New Roman" w:hAnsi="Times New Roman"/>
+                <w:b w:val="0"/>
+                <w:color w:val="000000"/>
+                <w:sz w:val="20"/>
+                <w:lang w:val="en-US"/>
+              </w:rPr>
+              <w:t>{packaging}</w:t>
+            </w:r>
+            <w:r>
+              <w:rPr>
+                <w:rFonts w:ascii="Times New Roman" w:hAnsi="Times New Roman"/>
+                <w:b w:val="0"/>
+                <w:color w:val="000000"/>
+                <w:sz w:val="20"/>
+                <w:lang w:val="en-US"/>
+              </w:rPr>
+              <w:t xml:space="preserve">        </w:t>
+            </w:r>
+            <w:r>
+              <w:rPr>
+                <w:rFonts w:ascii="Times New Roman" w:hAnsi="Times New Roman"/>
+                <w:b w:val="0"/>
+                <w:color w:val="000000"/>
+                <w:sz w:val="20"/>
+                <w:lang w:val="en-US"/>
+              </w:rPr>
               <w:t>{title}</w:t>
             </w:r>
           </w:p>
@@ -4338,7 +4334,7 @@
             <w:pPr>
               <w:jc w:val="center"/>
               <w:rPr>
-                <w:lang w:val="ru-RU"/>
+                <w:lang w:val="en-US"/>
               </w:rPr>
             </w:pPr>
           </w:p>

--- a/public/templates/template_smr.docx
+++ b/public/templates/template_smr.docx
@@ -332,7 +332,7 @@
                                       <w:t xml:space="preserve"> </w:t>
                                     </w:r>
                                     <w:r>
-                                      <w:t>CMR</w:t>
+                                      <w:t>{watermark_label}</w:t>
                                     </w:r>
                                   </w:p>
                                 </w:txbxContent>
@@ -931,7 +931,7 @@
                                 <w:t xml:space="preserve"> </w:t>
                               </w:r>
                               <w:r>
-                                <w:t>CMR</w:t>
+                                <w:t>{watermark_label}</w:t>
                               </w:r>
                             </w:p>
                           </w:txbxContent>

--- a/public/templates/template_smr.docx
+++ b/public/templates/template_smr.docx
@@ -17,23 +17,16 @@
     </w:p>
     <w:p>
       <w:pPr>
-        <w:jc w:val="right"/>
+        <w:jc w:val="center"/>
         <w:rPr>
           <w:sz w:val="16"/>
           <w:lang w:val="ru-RU"/>
         </w:rPr>
       </w:pPr>
-      <w:r>
-        <w:rPr>
-          <w:sz w:val="16"/>
-          <w:lang w:val="ru-RU"/>
-        </w:rPr>
-        <w:t>{%watermark_corner}</w:t>
-      </w:r>
     </w:p>
     <w:tbl>
       <w:tblPr>
-        <w:tblW w:w="10924" w:type="dxa"/>
+        <w:tblW w:w="16463" w:type="dxa"/>
         <w:tblLayout w:type="fixed"/>
         <w:tblCellMar>
           <w:left w:w="70" w:type="dxa"/>
@@ -77,6 +70,7 @@
         <w:gridCol w:w="453"/>
         <w:gridCol w:w="557"/>
         <w:gridCol w:w="371"/>
+        <w:gridCol w:w="5539"/>
       </w:tblGrid>
       <w:tr>
         <w:tc>
@@ -244,7 +238,7 @@
               <mc:AlternateContent>
                 <mc:Choice Requires="wpg">
                   <w:drawing>
-                    <wp:anchor distT="0" distB="0" distL="114300" distR="114300" simplePos="0" relativeHeight="251657216" behindDoc="0" locked="0" layoutInCell="1" allowOverlap="1" wp14:anchorId="5EB51C44" wp14:editId="4A4A9170">
+                    <wp:anchor distT="0" distB="0" distL="114300" distR="114300" simplePos="0" relativeHeight="251660288" behindDoc="0" locked="0" layoutInCell="1" allowOverlap="1" wp14:anchorId="5EB51C44" wp14:editId="4A4A9170">
                       <wp:simplePos x="0" y="0"/>
                       <wp:positionH relativeFrom="column">
                         <wp:posOffset>120015</wp:posOffset>
@@ -913,8 +907,8 @@
                 </mc:Choice>
                 <mc:Fallback>
                   <w:pict>
-                    <v:group w14:anchorId="5EB51C44" id="Group 44" o:spid="_x0000_s1026" style="position:absolute;margin-left:9.45pt;margin-top:-.05pt;width:252.05pt;height:72.05pt;z-index:251657216" coordorigin="1,-1" coordsize="19997,20002" o:gfxdata="UEsDBBQABgAIAAAAIQC2gziS/gAAAOEBAAATAAAAW0NvbnRlbnRfVHlwZXNdLnhtbJSRQU7DMBBF 90jcwfIWJU67QAgl6YK0S0CoHGBkTxKLZGx5TGhvj5O2G0SRWNoz/78nu9wcxkFMGNg6quQqL6RA 0s5Y6ir5vt9lD1JwBDIwOMJKHpHlpr69KfdHjyxSmriSfYz+USnWPY7AufNIadK6MEJMx9ApD/oD OlTrorhX2lFEilmcO2RdNtjC5xDF9pCuTyYBB5bi6bQ4syoJ3g9WQ0ymaiLzg5KdCXlKLjvcW893 SUOqXwnz5DrgnHtJTxOsQfEKIT7DmDSUCaxw7Rqn8787ZsmRM9e2VmPeBN4uqYvTtW7jvijg9N/y JsXecLq0q+WD6m8AAAD//wMAUEsDBBQABgAIAAAAIQA4/SH/1gAAAJQBAAALAAAAX3JlbHMvLnJl bHOkkMFqwzAMhu+DvYPRfXGawxijTi+j0GvpHsDYimMaW0Yy2fr2M4PBMnrbUb/Q94l/f/hMi1qR JVI2sOt6UJgd+ZiDgffL8ekFlFSbvV0oo4EbChzGx4f9GRdb25HMsYhqlCwG5lrLq9biZkxWOiqY 22YiTra2kYMu1l1tQD30/bPm3wwYN0x18gb45AdQl1tp5j/sFB2T0FQ7R0nTNEV3j6o9feQzro1i OWA14Fm+Q8a1a8+Bvu/d/dMb2JY5uiPbhG/ktn4cqGU/er3pcvwCAAD//wMAUEsDBBQABgAIAAAA IQARxHpyewMAAGgQAAAOAAAAZHJzL2Uyb0RvYy54bWzsWNtu2zAMfR+wfxD03tpOnDQx6hRFbxiw rcW6fYBiyxfMljxJidN9/SjKTpr0oV2HpR26PBiUqAt5eEhJOT5Z1RVZcqVLKWIaHPqUcJHItBR5 TL99vTyYUKINEymrpOAxveOanszevztum4gPZCGrlCsCiwgdtU1MC2OayPN0UvCa6UPZcAHKTKqa GWiq3EsVa2H1uvIGvj/2WqnSRsmEaw29505JZ7h+lvHEXGeZ5oZUMQXbDH4Vfuf2682OWZQr1hRl 0pnBnmFFzUoBm66XOmeGkYUqHyxVl4mSWmbmMJG1J7OsTDj6AN4E/o43V0ouGvQlj9q8WcME0O7g 9Oxlk8/LG0XKNKYDSgSrIUS4KwlDi03b5BEMuVLNbXOjnIMgfpTJdw1qb1dv27kbTObtJ5nCemxh JGKzylRtlwCvyQpDcLcOAV8ZkkDn0MIwHFGSgG4ajKyMMUoKCKSdFlACqoOg777oZgbT6fTIzQNi +AOr91jkNkVDO8OsV0A2vcFT/xmetwVrOIZJW7A6PIc9nl+AhEzkFSch+mJ3h2E9oNqhSYQ8K2AY P1VKtgVnKViFToLt9ybYhoZYPArveDIaI1QDfzB2YPUgh6Oj0CE1BrS3gGJRo7S54rImVoipAusx emz5URuHaT/EBlPIy7KqMESV2OoA8F0PxzzsZvf2uyiY1XwFc23nXKZ34JaSLkehpoBQSPWTkhby M6b6x4IpTkn1QQA0Npl7QfXCvBeYSGBqTA0lTjwzLukXjSrzAlYO0CkhT4GdWYmObaxAZiNH9kQW CIdLvuslq0iI8bLm7IEnR5A3HU8CTBoW9TwZhkPINpuJj/OEV1XZaJsGLHoKVUgLJWcU+j7O0LIq U0skO12rfH5WKQJQQJzx13F0axgUR5Ei8Wy2XHSyYWXl5Kfw7zdJNw3CcE08yKIBNBz5Oo0jYKf5 10gIVdeR8F7FOrLI74mJ25W9J+F4MIE7hCVhACV++NLVCs9KrMubcvFGixYcLw/4MtknX4APcOJb ZkynuPGmdMHpB1XtaaXr7x9x3QXr/0kXUwjYA9JM90kaJAyceVhJNoSxBdwRBnR4911fHl/gToSE QQvffJWB4r9LmBHeWfd1Km2qDFxF8DzcsGbi+90N6dWwpnu3vd4LNb7F4DmLz7Pu6W3fy/fbeAHf /EEw+wUAAP//AwBQSwMEFAAGAAgAAAAhAPokyODfAAAACAEAAA8AAABkcnMvZG93bnJldi54bWxM j09Lw0AQxe+C32EZwVu7Sf9IjdmUUtRTEdoK4m2aTJPQ7GzIbpP02zue9PjmPd78XroebaN66nzt 2EA8jUAR566ouTTweXybrED5gFxg45gM3MjDOru/SzEp3MB76g+hVFLCPkEDVQhtorXPK7Lop64l Fu/sOotBZFfqosNBym2jZ1H0pC3WLB8qbGlbUX45XK2B9wGHzTx+7XeX8/b2fVx+fO1iMubxYdy8 gAo0hr8w/OILOmTCdHJXLrxqRK+eJWlgEoMSezmby7ST3BeLCHSW6v8Dsh8AAAD//wMAUEsBAi0A FAAGAAgAAAAhALaDOJL+AAAA4QEAABMAAAAAAAAAAAAAAAAAAAAAAFtDb250ZW50X1R5cGVzXS54 bWxQSwECLQAUAAYACAAAACEAOP0h/9YAAACUAQAACwAAAAAAAAAAAAAAAAAvAQAAX3JlbHMvLnJl bHNQSwECLQAUAAYACAAAACEAEcR6cnsDAABoEAAADgAAAAAAAAAAAAAAAAAuAgAAZHJzL2Uyb0Rv Yy54bWxQSwECLQAUAAYACAAAACEA+iTI4N8AAAAIAQAADwAAAAAAAAAAAAAAAADVBQAAZHJzL2Rv d25yZXYueG1sUEsFBgAAAAAEAAQA8wAAAOEGAAAAAA== ">
-                      <v:rect id="Rectangle 45" o:spid="_x0000_s1027" style="position:absolute;left:6856;top:2026;width:4574;height:6010;visibility:visible;mso-wrap-style:square;v-text-anchor:top" o:gfxdata="UEsDBBQABgAIAAAAIQDb4fbL7gAAAIUBAAATAAAAW0NvbnRlbnRfVHlwZXNdLnhtbHyQz07DMAyH 70i8Q+QralM4IITa7kDhCAiNB7ASt43WOlEcyvb2pNu4IODoPz9/n1xv9vOkForiPDdwXVagiI23 jocG3rdPxR0oScgWJ8/UwIEENu3lRb09BBKV0ywNjCmFe63FjDSjlD4Q50nv44wpl3HQAc0OB9I3 VXWrjedEnIq03oC27qjHjympx31un0wiTQLq4bS4shrAECZnMGVTvbD9QSnOhDInjzsyuiBXWQP0 r4R18jfgnHvJr4nOknrFmJ5xzhraRtHWf3Kkpfz/yGo5S+H73hkquyhdjr3R8m2lj09svwAAAP// AwBQSwMEFAAGAAgAAAAhAFr0LFu/AAAAFQEAAAsAAABfcmVscy8ucmVsc2zPwWrDMAwG4Ptg72B0 X5TuUMaI01uh19I+gLGVxCy2jGSy9e1nemrHjpL4P0nD4SetZiPRyNnCruvBUPYcYp4tXC/Htw8w Wl0ObuVMFm6kcBhfX4Yzra62kC6xqGlKVgtLreUTUf1CyWnHhXKbTCzJ1VbKjMX5LzcTvvf9HuXR gPHJNKdgQU5hB+ZyK23zHztFL6w81c5zQp6m6P9TMfB3PtPWFCczVQtB9N4U2rp2HOA44NMz4y8A AAD//wMAUEsDBBQABgAIAAAAIQAguzO2wgAAANoAAAAPAAAAZHJzL2Rvd25yZXYueG1sRI/NasMw EITvhbyD2EBvjZwUQupGCSHGkN7yd+ltsba2ibWyJdV2374KBHIcZuYbZr0dTSN6cr62rGA+S0AQ F1bXXCq4XvK3FQgfkDU2lknBH3nYbiYva0y1HfhE/TmUIkLYp6igCqFNpfRFRQb9zLbE0fuxzmCI 0pVSOxwi3DRykSRLabDmuFBhS/uKitv51yjI3FLnfn/I8o/vIQtfx67vZKfU63TcfYIINIZn+NE+ aAXvcL8Sb4Dc/AMAAP//AwBQSwECLQAUAAYACAAAACEA2+H2y+4AAACFAQAAEwAAAAAAAAAAAAAA AAAAAAAAW0NvbnRlbnRfVHlwZXNdLnhtbFBLAQItABQABgAIAAAAIQBa9CxbvwAAABUBAAALAAAA AAAAAAAAAAAAAB8BAABfcmVscy8ucmVsc1BLAQItABQABgAIAAAAIQAguzO2wgAAANoAAAAPAAAA AAAAAAAAAAAAAAcCAABkcnMvZG93bnJldi54bWxQSwUGAAAAAAMAAwC3AAAA9gIAAAAA " filled="f" stroked="f" strokeweight="0">
+                    <v:group w14:anchorId="5EB51C44" id="Group 44" o:spid="_x0000_s1026" style="position:absolute;margin-left:9.45pt;margin-top:-.05pt;width:252.05pt;height:72.05pt;z-index:251660288" coordorigin="1,-1" coordsize="19997,20002" o:gfxdata="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">
+                      <v:rect id="Rectangle 45" o:spid="_x0000_s1027" style="position:absolute;left:6856;top:2026;width:4574;height:6010;visibility:visible;mso-wrap-style:square;v-text-anchor:top" o:gfxdata="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" filled="f" stroked="f" strokeweight="0">
                         <v:textbox inset="0,0,0,0">
                           <w:txbxContent>
                             <w:p>
@@ -937,8 +931,8 @@
                           </w:txbxContent>
                         </v:textbox>
                       </v:rect>
-                      <v:oval id="Oval 46" o:spid="_x0000_s1028" style="position:absolute;left:7999;top:2012;width:3431;height:6010;visibility:visible;mso-wrap-style:square;v-text-anchor:top" o:gfxdata="UEsDBBQABgAIAAAAIQDb4fbL7gAAAIUBAAATAAAAW0NvbnRlbnRfVHlwZXNdLnhtbHyQz07DMAyH 70i8Q+QralM4IITa7kDhCAiNB7ASt43WOlEcyvb2pNu4IODoPz9/n1xv9vOkForiPDdwXVagiI23 jocG3rdPxR0oScgWJ8/UwIEENu3lRb09BBKV0ywNjCmFe63FjDSjlD4Q50nv44wpl3HQAc0OB9I3 VXWrjedEnIq03oC27qjHjympx31un0wiTQLq4bS4shrAECZnMGVTvbD9QSnOhDInjzsyuiBXWQP0 r4R18jfgnHvJr4nOknrFmJ5xzhraRtHWf3Kkpfz/yGo5S+H73hkquyhdjr3R8m2lj09svwAAAP// AwBQSwMEFAAGAAgAAAAhAFr0LFu/AAAAFQEAAAsAAABfcmVscy8ucmVsc2zPwWrDMAwG4Ptg72B0 X5TuUMaI01uh19I+gLGVxCy2jGSy9e1nemrHjpL4P0nD4SetZiPRyNnCruvBUPYcYp4tXC/Htw8w Wl0ObuVMFm6kcBhfX4Yzra62kC6xqGlKVgtLreUTUf1CyWnHhXKbTCzJ1VbKjMX5LzcTvvf9HuXR gPHJNKdgQU5hB+ZyK23zHztFL6w81c5zQp6m6P9TMfB3PtPWFCczVQtB9N4U2rp2HOA44NMz4y8A AAD//wMAUEsDBBQABgAIAAAAIQD2ezNqwwAAANoAAAAPAAAAZHJzL2Rvd25yZXYueG1sRI9Ba8JA FITvgv9heUIvUjfaWkrMKlKo9FaqHnp8ZN9mQ7JvQ3Y1qb/eLRR6HGbmG6bYja4VV+pD7VnBcpGB IC69rrlScD69P76CCBFZY+uZFPxQgN12Oikw137gL7oeYyUShEOOCmyMXS5lKC05DAvfESfP+N5h TLKvpO5xSHDXylWWvUiHNacFix29WSqb48Up+DzY1jwNXYj+1hxWcm7W38Yo9TAb9xsQkcb4H/5r f2gFz/B7Jd0Aub0DAAD//wMAUEsBAi0AFAAGAAgAAAAhANvh9svuAAAAhQEAABMAAAAAAAAAAAAA AAAAAAAAAFtDb250ZW50X1R5cGVzXS54bWxQSwECLQAUAAYACAAAACEAWvQsW78AAAAVAQAACwAA AAAAAAAAAAAAAAAfAQAAX3JlbHMvLnJlbHNQSwECLQAUAAYACAAAACEA9nszasMAAADaAAAADwAA AAAAAAAAAAAAAAAHAgAAZHJzL2Rvd25yZXYueG1sUEsFBgAAAAADAAMAtwAAAPcCAAAAAA== " filled="f" strokeweight="2pt"/>
-                      <v:rect id="Rectangle 47" o:spid="_x0000_s1029" style="position:absolute;left:1;top:-1;width:6288;height:11993;visibility:visible;mso-wrap-style:square;v-text-anchor:top" o:gfxdata="UEsDBBQABgAIAAAAIQDb4fbL7gAAAIUBAAATAAAAW0NvbnRlbnRfVHlwZXNdLnhtbHyQz07DMAyH 70i8Q+QralM4IITa7kDhCAiNB7ASt43WOlEcyvb2pNu4IODoPz9/n1xv9vOkForiPDdwXVagiI23 jocG3rdPxR0oScgWJ8/UwIEENu3lRb09BBKV0ywNjCmFe63FjDSjlD4Q50nv44wpl3HQAc0OB9I3 VXWrjedEnIq03oC27qjHjympx31un0wiTQLq4bS4shrAECZnMGVTvbD9QSnOhDInjzsyuiBXWQP0 r4R18jfgnHvJr4nOknrFmJ5xzhraRtHWf3Kkpfz/yGo5S+H73hkquyhdjr3R8m2lj09svwAAAP// AwBQSwMEFAAGAAgAAAAhAFr0LFu/AAAAFQEAAAsAAABfcmVscy8ucmVsc2zPwWrDMAwG4Ptg72B0 X5TuUMaI01uh19I+gLGVxCy2jGSy9e1nemrHjpL4P0nD4SetZiPRyNnCruvBUPYcYp4tXC/Htw8w Wl0ObuVMFm6kcBhfX4Yzra62kC6xqGlKVgtLreUTUf1CyWnHhXKbTCzJ1VbKjMX5LzcTvvf9HuXR gPHJNKdgQU5hB+ZyK23zHztFL6w81c5zQp6m6P9TMfB3PtPWFCczVQtB9N4U2rp2HOA44NMz4y8A AAD//wMAUEsDBBQABgAIAAAAIQDAHg5ZwgAAANoAAAAPAAAAZHJzL2Rvd25yZXYueG1sRI/NasMw EITvhbyD2EBvjZxAQ+pGCSHGkN7yd+ltsba2ibWyJdV2374KBHIcZuYbZr0dTSN6cr62rGA+S0AQ F1bXXCq4XvK3FQgfkDU2lknBH3nYbiYva0y1HfhE/TmUIkLYp6igCqFNpfRFRQb9zLbE0fuxzmCI 0pVSOxwi3DRykSRLabDmuFBhS/uKitv51yjI3FLnfn/I8o/vIQtfx67vZKfU63TcfYIINIZn+NE+ aAXvcL8Sb4Dc/AMAAP//AwBQSwECLQAUAAYACAAAACEA2+H2y+4AAACFAQAAEwAAAAAAAAAAAAAA AAAAAAAAW0NvbnRlbnRfVHlwZXNdLnhtbFBLAQItABQABgAIAAAAIQBa9CxbvwAAABUBAAALAAAA AAAAAAAAAAAAAB8BAABfcmVscy8ucmVsc1BLAQItABQABgAIAAAAIQDAHg5ZwgAAANoAAAAPAAAA AAAAAAAAAAAAAAcCAABkcnMvZG93bnJldi54bWxQSwUGAAAAAAMAAwC3AAAA9gIAAAAA " filled="f" stroked="f" strokeweight="0">
+                      <v:oval id="Oval 46" o:spid="_x0000_s1028" style="position:absolute;left:7999;top:2012;width:3431;height:6010;visibility:visible;mso-wrap-style:square;v-text-anchor:top" o:gfxdata="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" filled="f" strokeweight="2pt"/>
+                      <v:rect id="Rectangle 47" o:spid="_x0000_s1029" style="position:absolute;left:1;top:-1;width:6288;height:11993;visibility:visible;mso-wrap-style:square;v-text-anchor:top" o:gfxdata="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" filled="f" stroked="f" strokeweight="0">
                         <v:textbox inset="0,0,0,0">
                           <w:txbxContent>
                             <w:p>
@@ -1047,7 +1041,7 @@
                           </w:txbxContent>
                         </v:textbox>
                       </v:rect>
-                      <v:rect id="Rectangle 48" o:spid="_x0000_s1030" style="position:absolute;left:11997;top:1998;width:6859;height:6010;visibility:visible;mso-wrap-style:square;v-text-anchor:top" o:gfxdata="UEsDBBQABgAIAAAAIQDb4fbL7gAAAIUBAAATAAAAW0NvbnRlbnRfVHlwZXNdLnhtbHyQz07DMAyH 70i8Q+QralM4IITa7kDhCAiNB7ASt43WOlEcyvb2pNu4IODoPz9/n1xv9vOkForiPDdwXVagiI23 jocG3rdPxR0oScgWJ8/UwIEENu3lRb09BBKV0ywNjCmFe63FjDSjlD4Q50nv44wpl3HQAc0OB9I3 VXWrjedEnIq03oC27qjHjympx31un0wiTQLq4bS4shrAECZnMGVTvbD9QSnOhDInjzsyuiBXWQP0 r4R18jfgnHvJr4nOknrFmJ5xzhraRtHWf3Kkpfz/yGo5S+H73hkquyhdjr3R8m2lj09svwAAAP// AwBQSwMEFAAGAAgAAAAhAFr0LFu/AAAAFQEAAAsAAABfcmVscy8ucmVsc2zPwWrDMAwG4Ptg72B0 X5TuUMaI01uh19I+gLGVxCy2jGSy9e1nemrHjpL4P0nD4SetZiPRyNnCruvBUPYcYp4tXC/Htw8w Wl0ObuVMFm6kcBhfX4Yzra62kC6xqGlKVgtLreUTUf1CyWnHhXKbTCzJ1VbKjMX5LzcTvvf9HuXR gPHJNKdgQU5hB+ZyK23zHztFL6w81c5zQp6m6P9TMfB3PtPWFCczVQtB9N4U2rp2HOA44NMz4y8A AAD//wMAUEsDBBQABgAIAAAAIQAwzJAuwgAAANoAAAAPAAAAZHJzL2Rvd25yZXYueG1sRI9Ba8JA FITvBf/D8oTe6qYeQo2uUgwBe2vVi7dH9jUJzb5Ndtck/nu3IHgcZuYbZrObTCsGcr6xrOB9kYAg Lq1uuFJwPhVvHyB8QNbYWiYFN/Kw285eNphpO/IPDcdQiQhhn6GCOoQuk9KXNRn0C9sRR+/XOoMh SldJ7XCMcNPKZZKk0mDDcaHGjvY1lX/Hq1GQu1QXfn/Ii9VlzMPXdz/0slfqdT59rkEEmsIz/Ggf tIIU/q/EGyC3dwAAAP//AwBQSwECLQAUAAYACAAAACEA2+H2y+4AAACFAQAAEwAAAAAAAAAAAAAA AAAAAAAAW0NvbnRlbnRfVHlwZXNdLnhtbFBLAQItABQABgAIAAAAIQBa9CxbvwAAABUBAAALAAAA AAAAAAAAAAAAAB8BAABfcmVscy8ucmVsc1BLAQItABQABgAIAAAAIQAwzJAuwgAAANoAAAAPAAAA AAAAAAAAAAAAAAcCAABkcnMvZG93bnJldi54bWxQSwUGAAAAAAMAAwC3AAAA9gIAAAAA " filled="f" stroked="f" strokeweight="0">
+                      <v:rect id="Rectangle 48" o:spid="_x0000_s1030" style="position:absolute;left:11997;top:1998;width:6859;height:6010;visibility:visible;mso-wrap-style:square;v-text-anchor:top" o:gfxdata="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" filled="f" stroked="f" strokeweight="0">
                         <v:textbox inset="0,0,0,0">
                           <w:txbxContent>
                             <w:p>
@@ -1068,7 +1062,7 @@
                           </w:txbxContent>
                         </v:textbox>
                       </v:rect>
-                      <v:rect id="Rectangle 49" o:spid="_x0000_s1031" style="position:absolute;left:1;top:9993;width:9144;height:9994;visibility:visible;mso-wrap-style:square;v-text-anchor:top" o:gfxdata="UEsDBBQABgAIAAAAIQDb4fbL7gAAAIUBAAATAAAAW0NvbnRlbnRfVHlwZXNdLnhtbHyQz07DMAyH 70i8Q+QralM4IITa7kDhCAiNB7ASt43WOlEcyvb2pNu4IODoPz9/n1xv9vOkForiPDdwXVagiI23 jocG3rdPxR0oScgWJ8/UwIEENu3lRb09BBKV0ywNjCmFe63FjDSjlD4Q50nv44wpl3HQAc0OB9I3 VXWrjedEnIq03oC27qjHjympx31un0wiTQLq4bS4shrAECZnMGVTvbD9QSnOhDInjzsyuiBXWQP0 r4R18jfgnHvJr4nOknrFmJ5xzhraRtHWf3Kkpfz/yGo5S+H73hkquyhdjr3R8m2lj09svwAAAP// AwBQSwMEFAAGAAgAAAAhAFr0LFu/AAAAFQEAAAsAAABfcmVscy8ucmVsc2zPwWrDMAwG4Ptg72B0 X5TuUMaI01uh19I+gLGVxCy2jGSy9e1nemrHjpL4P0nD4SetZiPRyNnCruvBUPYcYp4tXC/Htw8w Wl0ObuVMFm6kcBhfX4Yzra62kC6xqGlKVgtLreUTUf1CyWnHhXKbTCzJ1VbKjMX5LzcTvvf9HuXR gPHJNKdgQU5hB+ZyK23zHztFL6w81c5zQp6m6P9TMfB3PtPWFCczVQtB9N4U2rp2HOA44NMz4y8A AAD//wMAUEsDBBQABgAIAAAAIQBfgDW1wgAAANoAAAAPAAAAZHJzL2Rvd25yZXYueG1sRI9Ba8JA FITvBf/D8gRvdaMHbVNXEUPA3tT20tsj+5oEs2+T3TVJ/70rCD0OM/MNs9mNphE9OV9bVrCYJyCI C6trLhV8f+WvbyB8QNbYWCYFf+Rht528bDDVduAz9ZdQighhn6KCKoQ2ldIXFRn0c9sSR+/XOoMh SldK7XCIcNPIZZKspMGa40KFLR0qKq6Xm1GQuZXO/eGY5e8/QxY+T13fyU6p2XTcf4AINIb/8LN9 1ArW8LgSb4Dc3gEAAP//AwBQSwECLQAUAAYACAAAACEA2+H2y+4AAACFAQAAEwAAAAAAAAAAAAAA AAAAAAAAW0NvbnRlbnRfVHlwZXNdLnhtbFBLAQItABQABgAIAAAAIQBa9CxbvwAAABUBAAALAAAA AAAAAAAAAAAAAB8BAABfcmVscy8ucmVsc1BLAQItABQABgAIAAAAIQBfgDW1wgAAANoAAAAPAAAA AAAAAAAAAAAAAAcCAABkcnMvZG93bnJldi54bWxQSwUGAAAAAAMAAwC3AAAA9gIAAAAA " filled="f" stroked="f" strokeweight="0">
+                      <v:rect id="Rectangle 49" o:spid="_x0000_s1031" style="position:absolute;left:1;top:9993;width:9144;height:9994;visibility:visible;mso-wrap-style:square;v-text-anchor:top" o:gfxdata="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" filled="f" stroked="f" strokeweight="0">
                         <v:textbox inset="0,0,0,0">
                           <w:txbxContent>
                             <w:p>
@@ -1174,7 +1168,7 @@
                           </w:txbxContent>
                         </v:textbox>
                       </v:rect>
-                      <v:rect id="Rectangle 50" o:spid="_x0000_s1032" style="position:absolute;left:11997;top:10007;width:8001;height:9994;visibility:visible;mso-wrap-style:square;v-text-anchor:top" o:gfxdata="UEsDBBQABgAIAAAAIQDb4fbL7gAAAIUBAAATAAAAW0NvbnRlbnRfVHlwZXNdLnhtbHyQz07DMAyH 70i8Q+QralM4IITa7kDhCAiNB7ASt43WOlEcyvb2pNu4IODoPz9/n1xv9vOkForiPDdwXVagiI23 jocG3rdPxR0oScgWJ8/UwIEENu3lRb09BBKV0ywNjCmFe63FjDSjlD4Q50nv44wpl3HQAc0OB9I3 VXWrjedEnIq03oC27qjHjympx31un0wiTQLq4bS4shrAECZnMGVTvbD9QSnOhDInjzsyuiBXWQP0 r4R18jfgnHvJr4nOknrFmJ5xzhraRtHWf3Kkpfz/yGo5S+H73hkquyhdjr3R8m2lj09svwAAAP// AwBQSwMEFAAGAAgAAAAhAFr0LFu/AAAAFQEAAAsAAABfcmVscy8ucmVsc2zPwWrDMAwG4Ptg72B0 X5TuUMaI01uh19I+gLGVxCy2jGSy9e1nemrHjpL4P0nD4SetZiPRyNnCruvBUPYcYp4tXC/Htw8w Wl0ObuVMFm6kcBhfX4Yzra62kC6xqGlKVgtLreUTUf1CyWnHhXKbTCzJ1VbKjMX5LzcTvvf9HuXR gPHJNKdgQU5hB+ZyK23zHztFL6w81c5zQp6m6P9TMfB3PtPWFCczVQtB9N4U2rp2HOA44NMz4y8A AAD//wMAUEsDBBQABgAIAAAAIQAuH6HHvwAAANoAAAAPAAAAZHJzL2Rvd25yZXYueG1sRE89b4Mw EN0r5T9YFylbMcmAWooTVUFI6ZbSLt1O+Aqo+Ay2C+Tfx0Oljk/vuzitZhAzOd9bVrBPUhDEjdU9 two+P6rHJxA+IGscLJOCG3k4HTcPBebaLvxOcx1aEUPY56igC2HMpfRNRwZ9YkfiyH1bZzBE6Fqp HS4x3AzykKaZNNhzbOhwpHNHzU/9axSULtOVP1/K6vlrKcPbdZonOSm1266vLyACreFf/Oe+aAVx a7wSb4A83gEAAP//AwBQSwECLQAUAAYACAAAACEA2+H2y+4AAACFAQAAEwAAAAAAAAAAAAAAAAAA AAAAW0NvbnRlbnRfVHlwZXNdLnhtbFBLAQItABQABgAIAAAAIQBa9CxbvwAAABUBAAALAAAAAAAA AAAAAAAAAB8BAABfcmVscy8ucmVsc1BLAQItABQABgAIAAAAIQAuH6HHvwAAANoAAAAPAAAAAAAA AAAAAAAAAAcCAABkcnMvZG93bnJldi54bWxQSwUGAAAAAAMAAwC3AAAA8wIAAAAA " filled="f" stroked="f" strokeweight="0">
+                      <v:rect id="Rectangle 50" o:spid="_x0000_s1032" style="position:absolute;left:11997;top:10007;width:8001;height:9994;visibility:visible;mso-wrap-style:square;v-text-anchor:top" o:gfxdata="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" filled="f" stroked="f" strokeweight="0">
                         <v:textbox inset="0,0,0,0">
                           <w:txbxContent>
                             <w:p>
@@ -1277,6 +1271,25 @@
             </w:r>
           </w:p>
         </w:tc>
+        <w:tc>
+          <w:tcPr>
+            <w:tcW w:w="5539" w:type="dxa"/>
+            <w:tcBorders>
+              <w:top w:val="single" w:sz="12" w:space="0" w:color="FF0000"/>
+              <w:left w:val="single" w:sz="6" w:space="0" w:color="FF0000"/>
+              <w:bottom w:val="nil"/>
+              <w:right w:val="single" w:sz="12" w:space="0" w:color="FF0000"/>
+            </w:tcBorders>
+          </w:tcPr>
+          <w:p>
+            <w:pPr>
+              <w:rPr>
+                <w:noProof/>
+                <w:color w:val="FF0000"/>
+              </w:rPr>
+            </w:pPr>
+          </w:p>
+        </w:tc>
       </w:tr>
       <w:tr>
         <w:trPr>
@@ -1305,7 +1318,25 @@
                 <w:szCs w:val="24"/>
                 <w:lang w:val="en-US" w:eastAsia="ru-RU"/>
               </w:rPr>
-              <w:t>{smr_sender}</w:t>
+              <w:t>{</w:t>
+            </w:r>
+            <w:proofErr w:type="spellStart"/>
+            <w:r>
+              <w:rPr>
+                <w:color w:val="000000"/>
+                <w:szCs w:val="24"/>
+                <w:lang w:val="en-US" w:eastAsia="ru-RU"/>
+              </w:rPr>
+              <w:t>smr_sender</w:t>
+            </w:r>
+            <w:proofErr w:type="spellEnd"/>
+            <w:r>
+              <w:rPr>
+                <w:color w:val="000000"/>
+                <w:szCs w:val="24"/>
+                <w:lang w:val="en-US" w:eastAsia="ru-RU"/>
+              </w:rPr>
+              <w:t>}</w:t>
             </w:r>
           </w:p>
         </w:tc>
@@ -1341,6 +1372,30 @@
               </w:rPr>
               <w:tab/>
             </w:r>
+          </w:p>
+        </w:tc>
+        <w:tc>
+          <w:tcPr>
+            <w:tcW w:w="5539" w:type="dxa"/>
+            <w:tcBorders>
+              <w:top w:val="nil"/>
+              <w:left w:val="single" w:sz="6" w:space="0" w:color="FF0000"/>
+              <w:bottom w:val="nil"/>
+              <w:right w:val="single" w:sz="12" w:space="0" w:color="FF0000"/>
+            </w:tcBorders>
+          </w:tcPr>
+          <w:p>
+            <w:pPr>
+              <w:tabs>
+                <w:tab w:val="left" w:pos="3180"/>
+              </w:tabs>
+              <w:rPr>
+                <w:rFonts w:ascii="Arial" w:hAnsi="Arial"/>
+                <w:color w:val="FF0000"/>
+                <w:sz w:val="14"/>
+                <w:lang w:val="ru-RU"/>
+              </w:rPr>
+            </w:pPr>
           </w:p>
         </w:tc>
       </w:tr>
@@ -1391,6 +1446,27 @@
             </w:pPr>
           </w:p>
         </w:tc>
+        <w:tc>
+          <w:tcPr>
+            <w:tcW w:w="5539" w:type="dxa"/>
+            <w:tcBorders>
+              <w:top w:val="nil"/>
+              <w:left w:val="single" w:sz="6" w:space="0" w:color="FF0000"/>
+              <w:bottom w:val="nil"/>
+              <w:right w:val="single" w:sz="12" w:space="0" w:color="FF0000"/>
+            </w:tcBorders>
+          </w:tcPr>
+          <w:p>
+            <w:pPr>
+              <w:rPr>
+                <w:rFonts w:ascii="Arial" w:hAnsi="Arial"/>
+                <w:color w:val="FF0000"/>
+                <w:sz w:val="14"/>
+                <w:lang w:val="fr-FR"/>
+              </w:rPr>
+            </w:pPr>
+          </w:p>
+        </w:tc>
       </w:tr>
       <w:tr>
         <w:tc>
@@ -1418,6 +1494,26 @@
           <w:tcPr>
             <w:tcW w:w="5539" w:type="dxa"/>
             <w:gridSpan w:val="15"/>
+            <w:tcBorders>
+              <w:top w:val="nil"/>
+              <w:left w:val="single" w:sz="6" w:space="0" w:color="FF0000"/>
+              <w:bottom w:val="nil"/>
+              <w:right w:val="single" w:sz="12" w:space="0" w:color="FF0000"/>
+            </w:tcBorders>
+          </w:tcPr>
+          <w:p>
+            <w:pPr>
+              <w:rPr>
+                <w:rFonts w:ascii="Arial" w:hAnsi="Arial"/>
+                <w:color w:val="FF0000"/>
+                <w:sz w:val="14"/>
+              </w:rPr>
+            </w:pPr>
+          </w:p>
+        </w:tc>
+        <w:tc>
+          <w:tcPr>
+            <w:tcW w:w="5539" w:type="dxa"/>
             <w:tcBorders>
               <w:top w:val="nil"/>
               <w:left w:val="single" w:sz="6" w:space="0" w:color="FF0000"/>
@@ -1486,6 +1582,27 @@
             </w:pPr>
           </w:p>
         </w:tc>
+        <w:tc>
+          <w:tcPr>
+            <w:tcW w:w="5539" w:type="dxa"/>
+            <w:tcBorders>
+              <w:top w:val="nil"/>
+              <w:left w:val="single" w:sz="6" w:space="0" w:color="FF0000"/>
+              <w:bottom w:val="nil"/>
+              <w:right w:val="single" w:sz="12" w:space="0" w:color="FF0000"/>
+            </w:tcBorders>
+          </w:tcPr>
+          <w:p>
+            <w:pPr>
+              <w:rPr>
+                <w:rFonts w:ascii="Arial" w:hAnsi="Arial"/>
+                <w:color w:val="FF0000"/>
+                <w:sz w:val="14"/>
+                <w:lang w:val="ru-RU"/>
+              </w:rPr>
+            </w:pPr>
+          </w:p>
+        </w:tc>
       </w:tr>
       <w:tr>
         <w:tc>
@@ -1538,6 +1655,27 @@
             </w:pPr>
           </w:p>
         </w:tc>
+        <w:tc>
+          <w:tcPr>
+            <w:tcW w:w="5539" w:type="dxa"/>
+            <w:tcBorders>
+              <w:top w:val="nil"/>
+              <w:left w:val="single" w:sz="6" w:space="0" w:color="FF0000"/>
+              <w:bottom w:val="single" w:sz="12" w:space="0" w:color="FF0000"/>
+              <w:right w:val="single" w:sz="12" w:space="0" w:color="FF0000"/>
+            </w:tcBorders>
+          </w:tcPr>
+          <w:p>
+            <w:pPr>
+              <w:rPr>
+                <w:rFonts w:ascii="Courier New" w:hAnsi="Courier New"/>
+                <w:color w:val="FF0000"/>
+                <w:sz w:val="22"/>
+                <w:lang w:val="ru-RU"/>
+              </w:rPr>
+            </w:pPr>
+          </w:p>
+        </w:tc>
       </w:tr>
       <w:tr>
         <w:tc>
@@ -1851,6 +1989,27 @@
             </w:r>
           </w:p>
         </w:tc>
+        <w:tc>
+          <w:tcPr>
+            <w:tcW w:w="5539" w:type="dxa"/>
+            <w:tcBorders>
+              <w:top w:val="nil"/>
+              <w:left w:val="nil"/>
+              <w:bottom w:val="single" w:sz="6" w:space="0" w:color="FF0000"/>
+              <w:right w:val="single" w:sz="12" w:space="0" w:color="FF0000"/>
+            </w:tcBorders>
+          </w:tcPr>
+          <w:p>
+            <w:pPr>
+              <w:rPr>
+                <w:rFonts w:ascii="Arial CYR" w:hAnsi="Arial CYR"/>
+                <w:color w:val="FF0000"/>
+                <w:sz w:val="11"/>
+                <w:lang w:val="ru-RU"/>
+              </w:rPr>
+            </w:pPr>
+          </w:p>
+        </w:tc>
       </w:tr>
       <w:tr>
         <w:tc>
@@ -1913,6 +2072,25 @@
             </w:r>
           </w:p>
         </w:tc>
+        <w:tc>
+          <w:tcPr>
+            <w:tcW w:w="5539" w:type="dxa"/>
+            <w:tcBorders>
+              <w:top w:val="nil"/>
+              <w:left w:val="single" w:sz="12" w:space="0" w:color="FF0000"/>
+              <w:bottom w:val="dotted" w:sz="4" w:space="0" w:color="auto"/>
+              <w:right w:val="single" w:sz="12" w:space="0" w:color="FF0000"/>
+            </w:tcBorders>
+          </w:tcPr>
+          <w:p>
+            <w:pPr>
+              <w:rPr>
+                <w:bCs/>
+                <w:lang w:val="en-US"/>
+              </w:rPr>
+            </w:pPr>
+          </w:p>
+        </w:tc>
       </w:tr>
       <w:tr>
         <w:tc>
@@ -1938,7 +2116,23 @@
                 <w:bCs/>
                 <w:lang w:val="en-US"/>
               </w:rPr>
-              <w:t>{receiver_address}</w:t>
+              <w:t>{</w:t>
+            </w:r>
+            <w:proofErr w:type="spellStart"/>
+            <w:r>
+              <w:rPr>
+                <w:bCs/>
+                <w:lang w:val="en-US"/>
+              </w:rPr>
+              <w:t>receiver_address</w:t>
+            </w:r>
+            <w:proofErr w:type="spellEnd"/>
+            <w:r>
+              <w:rPr>
+                <w:bCs/>
+                <w:lang w:val="en-US"/>
+              </w:rPr>
+              <w:t>}</w:t>
             </w:r>
           </w:p>
         </w:tc>
@@ -1971,12 +2165,9 @@
             </w:r>
           </w:p>
         </w:tc>
-      </w:tr>
-      <w:tr>
-        <w:tc>
-          <w:tcPr>
-            <w:tcW w:w="5385" w:type="dxa"/>
-            <w:gridSpan w:val="20"/>
+        <w:tc>
+          <w:tcPr>
+            <w:tcW w:w="5539" w:type="dxa"/>
             <w:tcBorders>
               <w:top w:val="dotted" w:sz="4" w:space="0" w:color="auto"/>
               <w:left w:val="single" w:sz="12" w:space="0" w:color="FF0000"/>
@@ -1986,32 +2177,20 @@
           </w:tcPr>
           <w:p>
             <w:pPr>
-              <w:ind w:left="227" w:hanging="227"/>
               <w:rPr>
                 <w:bCs/>
+                <w:szCs w:val="18"/>
                 <w:lang w:val="en-US"/>
               </w:rPr>
             </w:pPr>
-            <w:r>
-              <w:rPr>
-                <w:bCs/>
-                <w:lang w:val="kk-KZ"/>
-              </w:rPr>
-              <w:t xml:space="preserve">БИН </w:t>
-            </w:r>
-            <w:r>
-              <w:rPr>
-                <w:bCs/>
-                <w:lang w:val="en-US"/>
-              </w:rPr>
-              <w:t>{receiver_bin}</w:t>
-            </w:r>
-          </w:p>
-        </w:tc>
-        <w:tc>
-          <w:tcPr>
-            <w:tcW w:w="5539" w:type="dxa"/>
-            <w:gridSpan w:val="15"/>
+          </w:p>
+        </w:tc>
+      </w:tr>
+      <w:tr>
+        <w:tc>
+          <w:tcPr>
+            <w:tcW w:w="5385" w:type="dxa"/>
+            <w:gridSpan w:val="20"/>
             <w:tcBorders>
               <w:top w:val="dotted" w:sz="4" w:space="0" w:color="auto"/>
               <w:left w:val="single" w:sz="12" w:space="0" w:color="FF0000"/>
@@ -2021,6 +2200,57 @@
           </w:tcPr>
           <w:p>
             <w:pPr>
+              <w:ind w:left="227" w:hanging="227"/>
+              <w:rPr>
+                <w:bCs/>
+                <w:lang w:val="en-US"/>
+              </w:rPr>
+            </w:pPr>
+            <w:r>
+              <w:rPr>
+                <w:bCs/>
+                <w:lang w:val="kk-KZ"/>
+              </w:rPr>
+              <w:t xml:space="preserve">БИН </w:t>
+            </w:r>
+            <w:r>
+              <w:rPr>
+                <w:bCs/>
+                <w:lang w:val="en-US"/>
+              </w:rPr>
+              <w:t>{</w:t>
+            </w:r>
+            <w:proofErr w:type="spellStart"/>
+            <w:r>
+              <w:rPr>
+                <w:bCs/>
+                <w:lang w:val="en-US"/>
+              </w:rPr>
+              <w:t>receiver_bin</w:t>
+            </w:r>
+            <w:proofErr w:type="spellEnd"/>
+            <w:r>
+              <w:rPr>
+                <w:bCs/>
+                <w:lang w:val="en-US"/>
+              </w:rPr>
+              <w:t>}</w:t>
+            </w:r>
+          </w:p>
+        </w:tc>
+        <w:tc>
+          <w:tcPr>
+            <w:tcW w:w="5539" w:type="dxa"/>
+            <w:gridSpan w:val="15"/>
+            <w:tcBorders>
+              <w:top w:val="dotted" w:sz="4" w:space="0" w:color="auto"/>
+              <w:left w:val="single" w:sz="12" w:space="0" w:color="FF0000"/>
+              <w:bottom w:val="dotted" w:sz="4" w:space="0" w:color="auto"/>
+              <w:right w:val="single" w:sz="12" w:space="0" w:color="FF0000"/>
+            </w:tcBorders>
+          </w:tcPr>
+          <w:p>
+            <w:pPr>
               <w:rPr>
                 <w:bCs/>
                 <w:szCs w:val="18"/>
@@ -2043,6 +2273,26 @@
               </w:rPr>
               <w:t>{expeditor_bin}</w:t>
             </w:r>
+          </w:p>
+        </w:tc>
+        <w:tc>
+          <w:tcPr>
+            <w:tcW w:w="5539" w:type="dxa"/>
+            <w:tcBorders>
+              <w:top w:val="dotted" w:sz="4" w:space="0" w:color="auto"/>
+              <w:left w:val="single" w:sz="12" w:space="0" w:color="FF0000"/>
+              <w:bottom w:val="dotted" w:sz="4" w:space="0" w:color="auto"/>
+              <w:right w:val="single" w:sz="12" w:space="0" w:color="FF0000"/>
+            </w:tcBorders>
+          </w:tcPr>
+          <w:p>
+            <w:pPr>
+              <w:rPr>
+                <w:bCs/>
+                <w:szCs w:val="18"/>
+                <w:lang w:val="kk-KZ"/>
+              </w:rPr>
+            </w:pPr>
           </w:p>
         </w:tc>
       </w:tr>
@@ -2090,44 +2340,18 @@
             </w:pPr>
           </w:p>
         </w:tc>
-      </w:tr>
-      <w:tr>
-        <w:tc>
-          <w:tcPr>
-            <w:tcW w:w="5385" w:type="dxa"/>
-            <w:gridSpan w:val="20"/>
+        <w:tc>
+          <w:tcPr>
+            <w:tcW w:w="5539" w:type="dxa"/>
             <w:tcBorders>
               <w:top w:val="dotted" w:sz="4" w:space="0" w:color="auto"/>
               <w:left w:val="single" w:sz="12" w:space="0" w:color="FF0000"/>
-              <w:bottom w:val="single" w:sz="6" w:space="0" w:color="FF0000"/>
-              <w:right w:val="single" w:sz="12" w:space="0" w:color="FF0000"/>
-            </w:tcBorders>
-          </w:tcPr>
-          <w:p>
-            <w:pPr>
-              <w:ind w:left="227" w:hanging="227"/>
-              <w:rPr>
-                <w:b/>
-                <w:bCs/>
-                <w:lang w:val="en-US"/>
-              </w:rPr>
-            </w:pPr>
-          </w:p>
-        </w:tc>
-        <w:tc>
-          <w:tcPr>
-            <w:tcW w:w="5539" w:type="dxa"/>
-            <w:gridSpan w:val="15"/>
-            <w:tcBorders>
-              <w:top w:val="dotted" w:sz="4" w:space="0" w:color="auto"/>
-              <w:left w:val="single" w:sz="12" w:space="0" w:color="FF0000"/>
-              <w:bottom w:val="single" w:sz="6" w:space="0" w:color="00FFFF"/>
-              <w:right w:val="single" w:sz="12" w:space="0" w:color="FF0000"/>
-            </w:tcBorders>
-          </w:tcPr>
-          <w:p>
-            <w:pPr>
-              <w:jc w:val="center"/>
+              <w:bottom w:val="dotted" w:sz="4" w:space="0" w:color="auto"/>
+              <w:right w:val="single" w:sz="12" w:space="0" w:color="FF0000"/>
+            </w:tcBorders>
+          </w:tcPr>
+          <w:p>
+            <w:pPr>
               <w:rPr>
                 <w:b/>
                 <w:bCs/>
@@ -2142,6 +2366,77 @@
       <w:tr>
         <w:tc>
           <w:tcPr>
+            <w:tcW w:w="5385" w:type="dxa"/>
+            <w:gridSpan w:val="20"/>
+            <w:tcBorders>
+              <w:top w:val="dotted" w:sz="4" w:space="0" w:color="auto"/>
+              <w:left w:val="single" w:sz="12" w:space="0" w:color="FF0000"/>
+              <w:bottom w:val="single" w:sz="6" w:space="0" w:color="FF0000"/>
+              <w:right w:val="single" w:sz="12" w:space="0" w:color="FF0000"/>
+            </w:tcBorders>
+          </w:tcPr>
+          <w:p>
+            <w:pPr>
+              <w:ind w:left="227" w:hanging="227"/>
+              <w:rPr>
+                <w:b/>
+                <w:bCs/>
+                <w:lang w:val="en-US"/>
+              </w:rPr>
+            </w:pPr>
+          </w:p>
+        </w:tc>
+        <w:tc>
+          <w:tcPr>
+            <w:tcW w:w="5539" w:type="dxa"/>
+            <w:gridSpan w:val="15"/>
+            <w:tcBorders>
+              <w:top w:val="dotted" w:sz="4" w:space="0" w:color="auto"/>
+              <w:left w:val="single" w:sz="12" w:space="0" w:color="FF0000"/>
+              <w:bottom w:val="single" w:sz="6" w:space="0" w:color="00FFFF"/>
+              <w:right w:val="single" w:sz="12" w:space="0" w:color="FF0000"/>
+            </w:tcBorders>
+          </w:tcPr>
+          <w:p>
+            <w:pPr>
+              <w:jc w:val="center"/>
+              <w:rPr>
+                <w:b/>
+                <w:bCs/>
+                <w:sz w:val="18"/>
+                <w:szCs w:val="18"/>
+                <w:lang w:val="en-US"/>
+              </w:rPr>
+            </w:pPr>
+          </w:p>
+        </w:tc>
+        <w:tc>
+          <w:tcPr>
+            <w:tcW w:w="5539" w:type="dxa"/>
+            <w:tcBorders>
+              <w:top w:val="dotted" w:sz="4" w:space="0" w:color="auto"/>
+              <w:left w:val="single" w:sz="12" w:space="0" w:color="FF0000"/>
+              <w:bottom w:val="single" w:sz="6" w:space="0" w:color="00FFFF"/>
+              <w:right w:val="single" w:sz="12" w:space="0" w:color="FF0000"/>
+            </w:tcBorders>
+          </w:tcPr>
+          <w:p>
+            <w:pPr>
+              <w:jc w:val="center"/>
+              <w:rPr>
+                <w:b/>
+                <w:bCs/>
+                <w:sz w:val="18"/>
+                <w:szCs w:val="18"/>
+                <w:lang w:val="en-US"/>
+              </w:rPr>
+            </w:pPr>
+          </w:p>
+        </w:tc>
+      </w:tr>
+      <w:tr>
+        <w:tc>
+          <w:tcPr>
             <w:tcW w:w="209" w:type="dxa"/>
             <w:tcBorders>
               <w:top w:val="single" w:sz="6" w:space="0" w:color="FF0000"/>
@@ -2357,6 +2652,27 @@
             </w:r>
           </w:p>
         </w:tc>
+        <w:tc>
+          <w:tcPr>
+            <w:tcW w:w="5539" w:type="dxa"/>
+            <w:tcBorders>
+              <w:top w:val="single" w:sz="6" w:space="0" w:color="FF0000"/>
+              <w:left w:val="nil"/>
+              <w:bottom w:val="single" w:sz="6" w:space="0" w:color="FF0000"/>
+              <w:right w:val="single" w:sz="12" w:space="0" w:color="FF0000"/>
+            </w:tcBorders>
+          </w:tcPr>
+          <w:p>
+            <w:pPr>
+              <w:rPr>
+                <w:rFonts w:ascii="Arial CYR" w:hAnsi="Arial CYR"/>
+                <w:color w:val="FF0000"/>
+                <w:sz w:val="11"/>
+                <w:lang w:val="en-US"/>
+              </w:rPr>
+            </w:pPr>
+          </w:p>
+        </w:tc>
       </w:tr>
       <w:tr>
         <w:tc>
@@ -2392,7 +2708,23 @@
                 <w:color w:val="FF0000"/>
                 <w:sz w:val="11"/>
               </w:rPr>
-              <w:t xml:space="preserve">/Or  </w:t>
+              <w:t>/</w:t>
+            </w:r>
+            <w:proofErr w:type="spellStart"/>
+            <w:r>
+              <w:rPr>
+                <w:color w:val="FF0000"/>
+                <w:sz w:val="11"/>
+              </w:rPr>
+              <w:t>Or</w:t>
+            </w:r>
+            <w:proofErr w:type="spellEnd"/>
+            <w:r>
+              <w:rPr>
+                <w:color w:val="FF0000"/>
+                <w:sz w:val="11"/>
+              </w:rPr>
+              <w:t xml:space="preserve">  </w:t>
             </w:r>
             <w:r>
               <w:rPr>
@@ -2429,6 +2761,24 @@
           <w:tcPr>
             <w:tcW w:w="5539" w:type="dxa"/>
             <w:gridSpan w:val="15"/>
+            <w:tcBorders>
+              <w:top w:val="nil"/>
+              <w:left w:val="single" w:sz="12" w:space="0" w:color="FF0000"/>
+              <w:bottom w:val="dotted" w:sz="4" w:space="0" w:color="auto"/>
+              <w:right w:val="single" w:sz="12" w:space="0" w:color="FF0000"/>
+            </w:tcBorders>
+          </w:tcPr>
+          <w:p>
+            <w:pPr>
+              <w:rPr>
+                <w:sz w:val="22"/>
+              </w:rPr>
+            </w:pPr>
+          </w:p>
+        </w:tc>
+        <w:tc>
+          <w:tcPr>
+            <w:tcW w:w="5539" w:type="dxa"/>
             <w:tcBorders>
               <w:top w:val="nil"/>
               <w:left w:val="single" w:sz="12" w:space="0" w:color="FF0000"/>
@@ -2526,6 +2876,26 @@
             </w:pPr>
           </w:p>
         </w:tc>
+        <w:tc>
+          <w:tcPr>
+            <w:tcW w:w="5539" w:type="dxa"/>
+            <w:tcBorders>
+              <w:top w:val="dotted" w:sz="4" w:space="0" w:color="auto"/>
+              <w:left w:val="single" w:sz="12" w:space="0" w:color="FF0000"/>
+              <w:bottom w:val="dotted" w:sz="4" w:space="0" w:color="auto"/>
+              <w:right w:val="single" w:sz="12" w:space="0" w:color="FF0000"/>
+            </w:tcBorders>
+          </w:tcPr>
+          <w:p>
+            <w:pPr>
+              <w:pStyle w:val="8"/>
+              <w:rPr>
+                <w:bCs/>
+                <w:lang w:val="ru-RU"/>
+              </w:rPr>
+            </w:pPr>
+          </w:p>
+        </w:tc>
       </w:tr>
       <w:tr>
         <w:tc>
@@ -2562,6 +2932,26 @@
           <w:tcPr>
             <w:tcW w:w="5539" w:type="dxa"/>
             <w:gridSpan w:val="15"/>
+            <w:tcBorders>
+              <w:top w:val="dotted" w:sz="4" w:space="0" w:color="auto"/>
+              <w:left w:val="single" w:sz="12" w:space="0" w:color="FF0000"/>
+              <w:bottom w:val="dotted" w:sz="4" w:space="0" w:color="auto"/>
+              <w:right w:val="single" w:sz="12" w:space="0" w:color="FF0000"/>
+            </w:tcBorders>
+          </w:tcPr>
+          <w:p>
+            <w:pPr>
+              <w:rPr>
+                <w:b/>
+                <w:bCs/>
+                <w:lang w:val="ru-RU"/>
+              </w:rPr>
+            </w:pPr>
+          </w:p>
+        </w:tc>
+        <w:tc>
+          <w:tcPr>
+            <w:tcW w:w="5539" w:type="dxa"/>
             <w:tcBorders>
               <w:top w:val="dotted" w:sz="4" w:space="0" w:color="auto"/>
               <w:left w:val="single" w:sz="12" w:space="0" w:color="FF0000"/>
@@ -2732,6 +3122,24 @@
             </w:pPr>
           </w:p>
         </w:tc>
+        <w:tc>
+          <w:tcPr>
+            <w:tcW w:w="5539" w:type="dxa"/>
+            <w:tcBorders>
+              <w:top w:val="dotted" w:sz="4" w:space="0" w:color="auto"/>
+              <w:left w:val="single" w:sz="12" w:space="0" w:color="FF0000"/>
+              <w:bottom w:val="dotted" w:sz="4" w:space="0" w:color="auto"/>
+              <w:right w:val="single" w:sz="12" w:space="0" w:color="FF0000"/>
+            </w:tcBorders>
+          </w:tcPr>
+          <w:p>
+            <w:pPr>
+              <w:rPr>
+                <w:sz w:val="22"/>
+              </w:rPr>
+            </w:pPr>
+          </w:p>
+        </w:tc>
       </w:tr>
       <w:tr>
         <w:tc>
@@ -2832,6 +3240,26 @@
             </w:pPr>
           </w:p>
         </w:tc>
+        <w:tc>
+          <w:tcPr>
+            <w:tcW w:w="5539" w:type="dxa"/>
+            <w:tcBorders>
+              <w:top w:val="dotted" w:sz="4" w:space="0" w:color="auto"/>
+              <w:left w:val="single" w:sz="12" w:space="0" w:color="FF0000"/>
+              <w:bottom w:val="single" w:sz="6" w:space="0" w:color="FF0000"/>
+              <w:right w:val="single" w:sz="12" w:space="0" w:color="FF0000"/>
+            </w:tcBorders>
+          </w:tcPr>
+          <w:p>
+            <w:pPr>
+              <w:rPr>
+                <w:rFonts w:ascii="Courier New" w:hAnsi="Courier New"/>
+                <w:color w:val="FF0000"/>
+                <w:sz w:val="22"/>
+              </w:rPr>
+            </w:pPr>
+          </w:p>
+        </w:tc>
       </w:tr>
       <w:tr>
         <w:tc>
@@ -3026,6 +3454,27 @@
               </w:rPr>
               <w:t>Vorbehalte und Bemerkungen der Frachtführer</w:t>
             </w:r>
+          </w:p>
+        </w:tc>
+        <w:tc>
+          <w:tcPr>
+            <w:tcW w:w="5539" w:type="dxa"/>
+            <w:tcBorders>
+              <w:top w:val="single" w:sz="6" w:space="0" w:color="FF0000"/>
+              <w:left w:val="nil"/>
+              <w:bottom w:val="single" w:sz="6" w:space="0" w:color="FF0000"/>
+              <w:right w:val="single" w:sz="12" w:space="0" w:color="FF0000"/>
+            </w:tcBorders>
+          </w:tcPr>
+          <w:p>
+            <w:pPr>
+              <w:rPr>
+                <w:rFonts w:ascii="Arial CYR" w:hAnsi="Arial CYR"/>
+                <w:color w:val="FF0000"/>
+                <w:sz w:val="11"/>
+                <w:lang w:val="ru-RU"/>
+              </w:rPr>
+            </w:pPr>
           </w:p>
         </w:tc>
       </w:tr>
@@ -3115,6 +3564,26 @@
             </w:pPr>
           </w:p>
         </w:tc>
+        <w:tc>
+          <w:tcPr>
+            <w:tcW w:w="5539" w:type="dxa"/>
+            <w:tcBorders>
+              <w:top w:val="nil"/>
+              <w:left w:val="single" w:sz="12" w:space="0" w:color="FF0000"/>
+              <w:bottom w:val="single" w:sz="4" w:space="0" w:color="808080"/>
+              <w:right w:val="single" w:sz="12" w:space="0" w:color="FF0000"/>
+            </w:tcBorders>
+          </w:tcPr>
+          <w:p>
+            <w:pPr>
+              <w:rPr>
+                <w:rFonts w:ascii="Courier New" w:hAnsi="Courier New"/>
+                <w:color w:val="FF0000"/>
+                <w:sz w:val="22"/>
+              </w:rPr>
+            </w:pPr>
+          </w:p>
+        </w:tc>
       </w:tr>
       <w:tr>
         <w:trPr>
@@ -3231,6 +3700,25 @@
             </w:pPr>
           </w:p>
         </w:tc>
+        <w:tc>
+          <w:tcPr>
+            <w:tcW w:w="5539" w:type="dxa"/>
+            <w:tcBorders>
+              <w:top w:val="single" w:sz="4" w:space="0" w:color="808080"/>
+              <w:left w:val="single" w:sz="12" w:space="0" w:color="FF0000"/>
+              <w:right w:val="single" w:sz="12" w:space="0" w:color="FF0000"/>
+            </w:tcBorders>
+          </w:tcPr>
+          <w:p>
+            <w:pPr>
+              <w:rPr>
+                <w:rFonts w:ascii="Courier New" w:hAnsi="Courier New"/>
+                <w:sz w:val="22"/>
+                <w:lang w:val="ru-RU"/>
+              </w:rPr>
+            </w:pPr>
+          </w:p>
+        </w:tc>
       </w:tr>
       <w:tr>
         <w:tc>
@@ -3262,6 +3750,25 @@
           <w:tcPr>
             <w:tcW w:w="5539" w:type="dxa"/>
             <w:gridSpan w:val="15"/>
+            <w:tcBorders>
+              <w:top w:val="dotted" w:sz="4" w:space="0" w:color="auto"/>
+              <w:left w:val="single" w:sz="12" w:space="0" w:color="FF0000"/>
+              <w:bottom w:val="dotted" w:sz="4" w:space="0" w:color="808080"/>
+              <w:right w:val="single" w:sz="12" w:space="0" w:color="FF0000"/>
+            </w:tcBorders>
+          </w:tcPr>
+          <w:p>
+            <w:pPr>
+              <w:rPr>
+                <w:rFonts w:ascii="Courier New" w:hAnsi="Courier New"/>
+                <w:sz w:val="22"/>
+              </w:rPr>
+            </w:pPr>
+          </w:p>
+        </w:tc>
+        <w:tc>
+          <w:tcPr>
+            <w:tcW w:w="5539" w:type="dxa"/>
             <w:tcBorders>
               <w:top w:val="dotted" w:sz="4" w:space="0" w:color="auto"/>
               <w:left w:val="single" w:sz="12" w:space="0" w:color="FF0000"/>
@@ -3311,7 +3818,7 @@
               <mc:AlternateContent>
                 <mc:Choice Requires="wps">
                   <w:drawing>
-                    <wp:anchor distT="0" distB="0" distL="114300" distR="114300" simplePos="0" relativeHeight="251658240" behindDoc="1" locked="0" layoutInCell="0" allowOverlap="1" wp14:anchorId="650A4C1F" wp14:editId="35715282">
+                    <wp:anchor distT="0" distB="0" distL="114300" distR="114300" simplePos="0" relativeHeight="251661312" behindDoc="1" locked="0" layoutInCell="0" allowOverlap="1" wp14:anchorId="650A4C1F" wp14:editId="35715282">
                       <wp:simplePos x="0" y="0"/>
                       <wp:positionH relativeFrom="column">
                         <wp:posOffset>678815</wp:posOffset>
@@ -3429,7 +3936,7 @@
                       <v:stroke joinstyle="miter"/>
                       <v:path gradientshapeok="t" o:connecttype="rect"/>
                     </v:shapetype>
-                    <v:shape id="Text Box 62" o:spid="_x0000_s1033" type="#_x0000_t202" style="position:absolute;margin-left:53.45pt;margin-top:1.05pt;width:438pt;height:167.25pt;z-index:-251658240;visibility:visible;mso-wrap-style:square;mso-width-percent:0;mso-height-percent:0;mso-wrap-distance-left:9pt;mso-wrap-distance-top:0;mso-wrap-distance-right:9pt;mso-wrap-distance-bottom:0;mso-position-horizontal:absolute;mso-position-horizontal-relative:text;mso-position-vertical:absolute;mso-position-vertical-relative:text;mso-width-percent:0;mso-height-percent:0;mso-width-relative:page;mso-height-relative:page;v-text-anchor:top" o:gfxdata="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" o:allowincell="f" filled="f" stroked="f">
+                    <v:shape id="Text Box 62" o:spid="_x0000_s1033" type="#_x0000_t202" style="position:absolute;margin-left:53.45pt;margin-top:1.05pt;width:438pt;height:167.25pt;z-index:-251655168;visibility:visible;mso-wrap-style:square;mso-width-percent:0;mso-height-percent:0;mso-wrap-distance-left:9pt;mso-wrap-distance-top:0;mso-wrap-distance-right:9pt;mso-wrap-distance-bottom:0;mso-position-horizontal:absolute;mso-position-horizontal-relative:text;mso-position-vertical:absolute;mso-position-vertical-relative:text;mso-width-percent:0;mso-height-percent:0;mso-width-relative:page;mso-height-relative:page;v-text-anchor:top" o:gfxdata="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" o:allowincell="f" filled="f" stroked="f">
                       <v:textbox>
                         <w:txbxContent>
                           <w:p>
@@ -3517,6 +4024,25 @@
             </w:pPr>
           </w:p>
         </w:tc>
+        <w:tc>
+          <w:tcPr>
+            <w:tcW w:w="5539" w:type="dxa"/>
+            <w:tcBorders>
+              <w:top w:val="dotted" w:sz="4" w:space="0" w:color="808080"/>
+              <w:left w:val="single" w:sz="12" w:space="0" w:color="FF0000"/>
+              <w:bottom w:val="dotted" w:sz="4" w:space="0" w:color="auto"/>
+              <w:right w:val="single" w:sz="12" w:space="0" w:color="FF0000"/>
+            </w:tcBorders>
+          </w:tcPr>
+          <w:p>
+            <w:pPr>
+              <w:rPr>
+                <w:rFonts w:ascii="Courier New" w:hAnsi="Courier New"/>
+                <w:sz w:val="22"/>
+              </w:rPr>
+            </w:pPr>
+          </w:p>
+        </w:tc>
       </w:tr>
       <w:tr>
         <w:tc>
@@ -4093,6 +4619,26 @@
             </w:r>
           </w:p>
         </w:tc>
+        <w:tc>
+          <w:tcPr>
+            <w:tcW w:w="5539" w:type="dxa"/>
+            <w:tcBorders>
+              <w:top w:val="single" w:sz="12" w:space="0" w:color="FF0000"/>
+              <w:left w:val="nil"/>
+              <w:bottom w:val="single" w:sz="6" w:space="0" w:color="00FFFF"/>
+              <w:right w:val="single" w:sz="12" w:space="0" w:color="FF0000"/>
+            </w:tcBorders>
+          </w:tcPr>
+          <w:p>
+            <w:pPr>
+              <w:rPr>
+                <w:rFonts w:ascii="Arial CYR" w:hAnsi="Arial CYR"/>
+                <w:color w:val="FF0000"/>
+                <w:sz w:val="11"/>
+              </w:rPr>
+            </w:pPr>
+          </w:p>
+        </w:tc>
       </w:tr>
       <w:tr>
         <w:tc>
@@ -4163,6 +4709,18 @@
           <w:tcPr>
             <w:tcW w:w="1381" w:type="dxa"/>
             <w:gridSpan w:val="3"/>
+            <w:tcBorders>
+              <w:top w:val="single" w:sz="6" w:space="0" w:color="auto"/>
+              <w:left w:val="single" w:sz="6" w:space="0" w:color="FF0000"/>
+              <w:bottom w:val="dotted" w:sz="4" w:space="0" w:color="808080"/>
+              <w:right w:val="single" w:sz="12" w:space="0" w:color="FF0000"/>
+            </w:tcBorders>
+          </w:tcPr>
+          <w:p/>
+        </w:tc>
+        <w:tc>
+          <w:tcPr>
+            <w:tcW w:w="5539" w:type="dxa"/>
             <w:tcBorders>
               <w:top w:val="single" w:sz="6" w:space="0" w:color="auto"/>
               <w:left w:val="single" w:sz="6" w:space="0" w:color="FF0000"/>
@@ -4413,6 +4971,24 @@
             </w:r>
           </w:p>
         </w:tc>
+        <w:tc>
+          <w:tcPr>
+            <w:tcW w:w="5539" w:type="dxa"/>
+            <w:tcBorders>
+              <w:top w:val="dotted" w:sz="4" w:space="0" w:color="808080"/>
+              <w:left w:val="single" w:sz="6" w:space="0" w:color="FF0000"/>
+              <w:bottom w:val="dotted" w:sz="4" w:space="0" w:color="808080"/>
+              <w:right w:val="single" w:sz="12" w:space="0" w:color="FF0000"/>
+            </w:tcBorders>
+          </w:tcPr>
+          <w:p>
+            <w:pPr>
+              <w:rPr>
+                <w:lang w:val="en-US"/>
+              </w:rPr>
+            </w:pPr>
+          </w:p>
+        </w:tc>
       </w:tr>
       <w:tr>
         <w:tc>
@@ -4495,6 +5071,24 @@
             </w:pPr>
           </w:p>
         </w:tc>
+        <w:tc>
+          <w:tcPr>
+            <w:tcW w:w="5539" w:type="dxa"/>
+            <w:tcBorders>
+              <w:top w:val="dotted" w:sz="4" w:space="0" w:color="808080"/>
+              <w:left w:val="single" w:sz="6" w:space="0" w:color="FF0000"/>
+              <w:bottom w:val="dotted" w:sz="4" w:space="0" w:color="808080"/>
+              <w:right w:val="single" w:sz="12" w:space="0" w:color="FF0000"/>
+            </w:tcBorders>
+          </w:tcPr>
+          <w:p>
+            <w:pPr>
+              <w:rPr>
+                <w:b/>
+              </w:rPr>
+            </w:pPr>
+          </w:p>
+        </w:tc>
       </w:tr>
       <w:tr>
         <w:tc>
@@ -4571,6 +5165,18 @@
           </w:tcPr>
           <w:p/>
         </w:tc>
+        <w:tc>
+          <w:tcPr>
+            <w:tcW w:w="5539" w:type="dxa"/>
+            <w:tcBorders>
+              <w:top w:val="dotted" w:sz="4" w:space="0" w:color="808080"/>
+              <w:left w:val="single" w:sz="6" w:space="0" w:color="FF0000"/>
+              <w:bottom w:val="dotted" w:sz="4" w:space="0" w:color="808080"/>
+              <w:right w:val="single" w:sz="12" w:space="0" w:color="FF0000"/>
+            </w:tcBorders>
+          </w:tcPr>
+          <w:p/>
+        </w:tc>
       </w:tr>
       <w:tr>
         <w:tc>
@@ -4648,6 +5254,18 @@
           </w:tcPr>
           <w:p/>
         </w:tc>
+        <w:tc>
+          <w:tcPr>
+            <w:tcW w:w="5539" w:type="dxa"/>
+            <w:tcBorders>
+              <w:top w:val="dotted" w:sz="4" w:space="0" w:color="808080"/>
+              <w:left w:val="single" w:sz="6" w:space="0" w:color="FF0000"/>
+              <w:bottom w:val="dotted" w:sz="4" w:space="0" w:color="808080"/>
+              <w:right w:val="single" w:sz="12" w:space="0" w:color="FF0000"/>
+            </w:tcBorders>
+          </w:tcPr>
+          <w:p/>
+        </w:tc>
       </w:tr>
       <w:tr>
         <w:tc>
@@ -4722,6 +5340,18 @@
           </w:tcPr>
           <w:p/>
         </w:tc>
+        <w:tc>
+          <w:tcPr>
+            <w:tcW w:w="5539" w:type="dxa"/>
+            <w:tcBorders>
+              <w:top w:val="dotted" w:sz="4" w:space="0" w:color="808080"/>
+              <w:left w:val="single" w:sz="6" w:space="0" w:color="FF0000"/>
+              <w:bottom w:val="dotted" w:sz="4" w:space="0" w:color="808080"/>
+              <w:right w:val="single" w:sz="12" w:space="0" w:color="FF0000"/>
+            </w:tcBorders>
+          </w:tcPr>
+          <w:p/>
+        </w:tc>
       </w:tr>
       <w:tr>
         <w:tc>
@@ -4789,6 +5419,18 @@
           </w:tcPr>
           <w:p/>
         </w:tc>
+        <w:tc>
+          <w:tcPr>
+            <w:tcW w:w="5539" w:type="dxa"/>
+            <w:tcBorders>
+              <w:top w:val="dotted" w:sz="4" w:space="0" w:color="808080"/>
+              <w:left w:val="single" w:sz="6" w:space="0" w:color="FF0000"/>
+              <w:bottom w:val="single" w:sz="6" w:space="0" w:color="FF0000"/>
+              <w:right w:val="single" w:sz="12" w:space="0" w:color="FF0000"/>
+            </w:tcBorders>
+          </w:tcPr>
+          <w:p/>
+        </w:tc>
       </w:tr>
       <w:tr>
         <w:tc>
@@ -5026,6 +5668,26 @@
             </w:pPr>
           </w:p>
         </w:tc>
+        <w:tc>
+          <w:tcPr>
+            <w:tcW w:w="5539" w:type="dxa"/>
+            <w:tcBorders>
+              <w:top w:val="single" w:sz="6" w:space="0" w:color="FF0000"/>
+              <w:left w:val="single" w:sz="6" w:space="0" w:color="FF0000"/>
+              <w:bottom w:val="single" w:sz="12" w:space="0" w:color="FF0000"/>
+              <w:right w:val="single" w:sz="12" w:space="0" w:color="FF0000"/>
+            </w:tcBorders>
+          </w:tcPr>
+          <w:p>
+            <w:pPr>
+              <w:rPr>
+                <w:rFonts w:ascii="Courier New" w:hAnsi="Courier New"/>
+                <w:color w:val="FF0000"/>
+                <w:sz w:val="22"/>
+              </w:rPr>
+            </w:pPr>
+          </w:p>
+        </w:tc>
       </w:tr>
       <w:tr>
         <w:tc>
@@ -5344,6 +6006,27 @@
             </w:r>
           </w:p>
         </w:tc>
+        <w:tc>
+          <w:tcPr>
+            <w:tcW w:w="5539" w:type="dxa"/>
+            <w:tcBorders>
+              <w:top w:val="single" w:sz="12" w:space="0" w:color="FF0000"/>
+              <w:left w:val="single" w:sz="6" w:space="0" w:color="FF0000"/>
+              <w:bottom w:val="single" w:sz="6" w:space="0" w:color="FF0000"/>
+              <w:right w:val="single" w:sz="12" w:space="0" w:color="FF0000"/>
+            </w:tcBorders>
+          </w:tcPr>
+          <w:p>
+            <w:pPr>
+              <w:rPr>
+                <w:rFonts w:ascii="Arial CYR" w:hAnsi="Arial CYR"/>
+                <w:color w:val="FF0000"/>
+                <w:sz w:val="11"/>
+                <w:lang w:val="ru-RU"/>
+              </w:rPr>
+            </w:pPr>
+          </w:p>
+        </w:tc>
       </w:tr>
       <w:tr>
         <w:tc>
@@ -5544,6 +6227,27 @@
             </w:pPr>
           </w:p>
         </w:tc>
+        <w:tc>
+          <w:tcPr>
+            <w:tcW w:w="5539" w:type="dxa"/>
+            <w:tcBorders>
+              <w:top w:val="single" w:sz="6" w:space="0" w:color="FF0000"/>
+              <w:left w:val="dotted" w:sz="4" w:space="0" w:color="808080"/>
+              <w:bottom w:val="dotted" w:sz="4" w:space="0" w:color="808080"/>
+              <w:right w:val="single" w:sz="12" w:space="0" w:color="FF0000"/>
+            </w:tcBorders>
+          </w:tcPr>
+          <w:p>
+            <w:pPr>
+              <w:rPr>
+                <w:rFonts w:ascii="Courier New" w:hAnsi="Courier New"/>
+                <w:color w:val="FF0000"/>
+                <w:sz w:val="22"/>
+                <w:lang w:val="ru-RU"/>
+              </w:rPr>
+            </w:pPr>
+          </w:p>
+        </w:tc>
       </w:tr>
       <w:tr>
         <w:tc>
@@ -5751,6 +6455,27 @@
             </w:pPr>
           </w:p>
         </w:tc>
+        <w:tc>
+          <w:tcPr>
+            <w:tcW w:w="5539" w:type="dxa"/>
+            <w:tcBorders>
+              <w:top w:val="dotted" w:sz="4" w:space="0" w:color="808080"/>
+              <w:left w:val="dotted" w:sz="4" w:space="0" w:color="808080"/>
+              <w:bottom w:val="dotted" w:sz="4" w:space="0" w:color="808080"/>
+              <w:right w:val="single" w:sz="12" w:space="0" w:color="FF0000"/>
+            </w:tcBorders>
+          </w:tcPr>
+          <w:p>
+            <w:pPr>
+              <w:rPr>
+                <w:rFonts w:ascii="Courier New" w:hAnsi="Courier New"/>
+                <w:color w:val="FF0000"/>
+                <w:sz w:val="22"/>
+                <w:lang w:val="ru-RU"/>
+              </w:rPr>
+            </w:pPr>
+          </w:p>
+        </w:tc>
       </w:tr>
       <w:tr>
         <w:tc>
@@ -5951,6 +6676,27 @@
             </w:pPr>
           </w:p>
         </w:tc>
+        <w:tc>
+          <w:tcPr>
+            <w:tcW w:w="5539" w:type="dxa"/>
+            <w:tcBorders>
+              <w:top w:val="dotted" w:sz="4" w:space="0" w:color="808080"/>
+              <w:left w:val="dotted" w:sz="4" w:space="0" w:color="808080"/>
+              <w:bottom w:val="dotted" w:sz="4" w:space="0" w:color="808080"/>
+              <w:right w:val="single" w:sz="12" w:space="0" w:color="FF0000"/>
+            </w:tcBorders>
+          </w:tcPr>
+          <w:p>
+            <w:pPr>
+              <w:rPr>
+                <w:rFonts w:ascii="Courier New" w:hAnsi="Courier New"/>
+                <w:color w:val="FF0000"/>
+                <w:sz w:val="22"/>
+                <w:lang w:val="ru-RU"/>
+              </w:rPr>
+            </w:pPr>
+          </w:p>
+        </w:tc>
       </w:tr>
       <w:tr>
         <w:tc>
@@ -6150,6 +6896,27 @@
             </w:pPr>
           </w:p>
         </w:tc>
+        <w:tc>
+          <w:tcPr>
+            <w:tcW w:w="5539" w:type="dxa"/>
+            <w:tcBorders>
+              <w:top w:val="dotted" w:sz="4" w:space="0" w:color="808080"/>
+              <w:left w:val="dotted" w:sz="4" w:space="0" w:color="808080"/>
+              <w:bottom w:val="dotted" w:sz="4" w:space="0" w:color="808080"/>
+              <w:right w:val="single" w:sz="12" w:space="0" w:color="FF0000"/>
+            </w:tcBorders>
+          </w:tcPr>
+          <w:p>
+            <w:pPr>
+              <w:rPr>
+                <w:rFonts w:ascii="Courier New" w:hAnsi="Courier New"/>
+                <w:color w:val="FF0000"/>
+                <w:sz w:val="22"/>
+                <w:lang w:val="ru-RU"/>
+              </w:rPr>
+            </w:pPr>
+          </w:p>
+        </w:tc>
       </w:tr>
       <w:tr>
         <w:tc>
@@ -6349,6 +7116,27 @@
             </w:pPr>
           </w:p>
         </w:tc>
+        <w:tc>
+          <w:tcPr>
+            <w:tcW w:w="5539" w:type="dxa"/>
+            <w:tcBorders>
+              <w:top w:val="dotted" w:sz="4" w:space="0" w:color="808080"/>
+              <w:left w:val="dotted" w:sz="4" w:space="0" w:color="808080"/>
+              <w:bottom w:val="dotted" w:sz="4" w:space="0" w:color="808080"/>
+              <w:right w:val="single" w:sz="12" w:space="0" w:color="FF0000"/>
+            </w:tcBorders>
+          </w:tcPr>
+          <w:p>
+            <w:pPr>
+              <w:rPr>
+                <w:rFonts w:ascii="Courier New" w:hAnsi="Courier New"/>
+                <w:color w:val="FF0000"/>
+                <w:sz w:val="22"/>
+                <w:lang w:val="ru-RU"/>
+              </w:rPr>
+            </w:pPr>
+          </w:p>
+        </w:tc>
       </w:tr>
       <w:tr>
         <w:tc>
@@ -6547,6 +7335,27 @@
             </w:pPr>
           </w:p>
         </w:tc>
+        <w:tc>
+          <w:tcPr>
+            <w:tcW w:w="5539" w:type="dxa"/>
+            <w:tcBorders>
+              <w:top w:val="dotted" w:sz="4" w:space="0" w:color="808080"/>
+              <w:left w:val="dotted" w:sz="4" w:space="0" w:color="808080"/>
+              <w:bottom w:val="dotted" w:sz="4" w:space="0" w:color="808080"/>
+              <w:right w:val="single" w:sz="12" w:space="0" w:color="FF0000"/>
+            </w:tcBorders>
+          </w:tcPr>
+          <w:p>
+            <w:pPr>
+              <w:rPr>
+                <w:rFonts w:ascii="Courier New" w:hAnsi="Courier New"/>
+                <w:color w:val="FF0000"/>
+                <w:sz w:val="22"/>
+                <w:lang w:val="ru-RU"/>
+              </w:rPr>
+            </w:pPr>
+          </w:p>
+        </w:tc>
       </w:tr>
       <w:tr>
         <w:tc>
@@ -6754,6 +7563,26 @@
             </w:pPr>
           </w:p>
         </w:tc>
+        <w:tc>
+          <w:tcPr>
+            <w:tcW w:w="5539" w:type="dxa"/>
+            <w:tcBorders>
+              <w:top w:val="dotted" w:sz="4" w:space="0" w:color="808080"/>
+              <w:left w:val="dotted" w:sz="4" w:space="0" w:color="808080"/>
+              <w:bottom w:val="single" w:sz="12" w:space="0" w:color="FF0000"/>
+              <w:right w:val="single" w:sz="12" w:space="0" w:color="FF0000"/>
+            </w:tcBorders>
+          </w:tcPr>
+          <w:p>
+            <w:pPr>
+              <w:rPr>
+                <w:rFonts w:ascii="Courier New" w:hAnsi="Courier New"/>
+                <w:color w:val="FF0000"/>
+                <w:sz w:val="22"/>
+              </w:rPr>
+            </w:pPr>
+          </w:p>
+        </w:tc>
       </w:tr>
       <w:tr>
         <w:tc>
@@ -6894,6 +7723,26 @@
             </w:pPr>
           </w:p>
         </w:tc>
+        <w:tc>
+          <w:tcPr>
+            <w:tcW w:w="5539" w:type="dxa"/>
+            <w:tcBorders>
+              <w:top w:val="single" w:sz="6" w:space="0" w:color="FF0000"/>
+              <w:left w:val="nil"/>
+              <w:bottom w:val="single" w:sz="6" w:space="0" w:color="FF0000"/>
+              <w:right w:val="single" w:sz="12" w:space="0" w:color="FF0000"/>
+            </w:tcBorders>
+          </w:tcPr>
+          <w:p>
+            <w:pPr>
+              <w:rPr>
+                <w:color w:val="FF0000"/>
+                <w:sz w:val="22"/>
+                <w:lang w:val="ru-RU"/>
+              </w:rPr>
+            </w:pPr>
+          </w:p>
+        </w:tc>
       </w:tr>
       <w:tr>
         <w:tc>
@@ -7084,6 +7933,27 @@
             </w:r>
           </w:p>
         </w:tc>
+        <w:tc>
+          <w:tcPr>
+            <w:tcW w:w="5539" w:type="dxa"/>
+            <w:tcBorders>
+              <w:top w:val="single" w:sz="6" w:space="0" w:color="FF0000"/>
+              <w:left w:val="nil"/>
+              <w:bottom w:val="single" w:sz="6" w:space="0" w:color="FF0000"/>
+              <w:right w:val="single" w:sz="12" w:space="0" w:color="FF0000"/>
+            </w:tcBorders>
+          </w:tcPr>
+          <w:p>
+            <w:pPr>
+              <w:rPr>
+                <w:rFonts w:ascii="Arial CYR" w:hAnsi="Arial CYR"/>
+                <w:color w:val="FF0000"/>
+                <w:sz w:val="12"/>
+                <w:lang w:val="ru-RU"/>
+              </w:rPr>
+            </w:pPr>
+          </w:p>
+        </w:tc>
       </w:tr>
       <w:tr>
         <w:tc>
@@ -7153,6 +8023,26 @@
           <w:tcPr>
             <w:tcW w:w="5539" w:type="dxa"/>
             <w:gridSpan w:val="15"/>
+            <w:tcBorders>
+              <w:top w:val="single" w:sz="6" w:space="0" w:color="FF0000"/>
+              <w:left w:val="single" w:sz="6" w:space="0" w:color="FF0000"/>
+              <w:bottom w:val="dotted" w:sz="4" w:space="0" w:color="808080"/>
+              <w:right w:val="single" w:sz="12" w:space="0" w:color="FF0000"/>
+            </w:tcBorders>
+          </w:tcPr>
+          <w:p>
+            <w:pPr>
+              <w:rPr>
+                <w:rFonts w:ascii="Courier New" w:hAnsi="Courier New"/>
+                <w:color w:val="FF0000"/>
+                <w:sz w:val="22"/>
+              </w:rPr>
+            </w:pPr>
+          </w:p>
+        </w:tc>
+        <w:tc>
+          <w:tcPr>
+            <w:tcW w:w="5539" w:type="dxa"/>
             <w:tcBorders>
               <w:top w:val="single" w:sz="6" w:space="0" w:color="FF0000"/>
               <w:left w:val="single" w:sz="6" w:space="0" w:color="FF0000"/>
@@ -7273,6 +8163,26 @@
             </w:pPr>
           </w:p>
         </w:tc>
+        <w:tc>
+          <w:tcPr>
+            <w:tcW w:w="5539" w:type="dxa"/>
+            <w:tcBorders>
+              <w:top w:val="dotted" w:sz="4" w:space="0" w:color="808080"/>
+              <w:left w:val="single" w:sz="6" w:space="0" w:color="FF0000"/>
+              <w:bottom w:val="single" w:sz="6" w:space="0" w:color="FF0000"/>
+              <w:right w:val="single" w:sz="12" w:space="0" w:color="FF0000"/>
+            </w:tcBorders>
+          </w:tcPr>
+          <w:p>
+            <w:pPr>
+              <w:rPr>
+                <w:rFonts w:ascii="Courier New" w:hAnsi="Courier New"/>
+                <w:color w:val="FF0000"/>
+                <w:sz w:val="22"/>
+              </w:rPr>
+            </w:pPr>
+          </w:p>
+        </w:tc>
       </w:tr>
       <w:tr>
         <w:tc>
@@ -7625,6 +8535,27 @@
               </w:rPr>
               <w:t>Datum</w:t>
             </w:r>
+          </w:p>
+        </w:tc>
+        <w:tc>
+          <w:tcPr>
+            <w:tcW w:w="5539" w:type="dxa"/>
+            <w:tcBorders>
+              <w:top w:val="single" w:sz="6" w:space="0" w:color="FF0000"/>
+              <w:left w:val="nil"/>
+              <w:bottom w:val="nil"/>
+              <w:right w:val="single" w:sz="12" w:space="0" w:color="FF0000"/>
+            </w:tcBorders>
+          </w:tcPr>
+          <w:p>
+            <w:pPr>
+              <w:rPr>
+                <w:rFonts w:ascii="Arial CYR" w:hAnsi="Arial CYR"/>
+                <w:color w:val="FF0000"/>
+                <w:sz w:val="11"/>
+                <w:lang w:val="ru-RU"/>
+              </w:rPr>
+            </w:pPr>
           </w:p>
         </w:tc>
       </w:tr>
@@ -7805,12 +8736,9 @@
             </w:r>
           </w:p>
         </w:tc>
-      </w:tr>
-      <w:tr>
-        <w:tc>
-          <w:tcPr>
-            <w:tcW w:w="3855" w:type="dxa"/>
-            <w:gridSpan w:val="15"/>
+        <w:tc>
+          <w:tcPr>
+            <w:tcW w:w="5539" w:type="dxa"/>
             <w:tcBorders>
               <w:top w:val="nil"/>
               <w:left w:val="single" w:sz="12" w:space="0" w:color="FF0000"/>
@@ -7820,6 +8748,30 @@
           </w:tcPr>
           <w:p>
             <w:pPr>
+              <w:rPr>
+                <w:rFonts w:ascii="Arial" w:hAnsi="Arial"/>
+                <w:color w:val="FF0000"/>
+                <w:sz w:val="4"/>
+                <w:lang w:val="ru-RU"/>
+              </w:rPr>
+            </w:pPr>
+          </w:p>
+        </w:tc>
+      </w:tr>
+      <w:tr>
+        <w:tc>
+          <w:tcPr>
+            <w:tcW w:w="3855" w:type="dxa"/>
+            <w:gridSpan w:val="15"/>
+            <w:tcBorders>
+              <w:top w:val="nil"/>
+              <w:left w:val="single" w:sz="12" w:space="0" w:color="FF0000"/>
+              <w:bottom w:val="nil"/>
+              <w:right w:val="single" w:sz="12" w:space="0" w:color="FF0000"/>
+            </w:tcBorders>
+          </w:tcPr>
+          <w:p>
+            <w:pPr>
               <w:spacing w:line="192" w:lineRule="auto"/>
               <w:rPr>
                 <w:color w:val="FF0000"/>
@@ -7828,14 +8780,52 @@
                 <w:lang w:val="ru-RU"/>
               </w:rPr>
             </w:pPr>
+            <w:proofErr w:type="spellStart"/>
             <w:r>
               <w:rPr>
                 <w:color w:val="FF0000"/>
                 <w:sz w:val="11"/>
                 <w:szCs w:val="11"/>
               </w:rPr>
-              <w:t>Прибытие под погрузку</w:t>
-            </w:r>
+              <w:t>Прибытие</w:t>
+            </w:r>
+            <w:proofErr w:type="spellEnd"/>
+            <w:r>
+              <w:rPr>
+                <w:color w:val="FF0000"/>
+                <w:sz w:val="11"/>
+                <w:szCs w:val="11"/>
+              </w:rPr>
+              <w:t xml:space="preserve"> </w:t>
+            </w:r>
+            <w:proofErr w:type="spellStart"/>
+            <w:r>
+              <w:rPr>
+                <w:color w:val="FF0000"/>
+                <w:sz w:val="11"/>
+                <w:szCs w:val="11"/>
+              </w:rPr>
+              <w:t>под</w:t>
+            </w:r>
+            <w:proofErr w:type="spellEnd"/>
+            <w:r>
+              <w:rPr>
+                <w:color w:val="FF0000"/>
+                <w:sz w:val="11"/>
+                <w:szCs w:val="11"/>
+              </w:rPr>
+              <w:t xml:space="preserve"> </w:t>
+            </w:r>
+            <w:proofErr w:type="spellStart"/>
+            <w:r>
+              <w:rPr>
+                <w:color w:val="FF0000"/>
+                <w:sz w:val="11"/>
+                <w:szCs w:val="11"/>
+              </w:rPr>
+              <w:t>погрузку</w:t>
+            </w:r>
+            <w:proofErr w:type="spellEnd"/>
             <w:r>
               <w:rPr>
                 <w:color w:val="FF0000"/>
@@ -8181,6 +9171,27 @@
             </w:r>
           </w:p>
         </w:tc>
+        <w:tc>
+          <w:tcPr>
+            <w:tcW w:w="5539" w:type="dxa"/>
+            <w:tcBorders>
+              <w:top w:val="nil"/>
+              <w:left w:val="single" w:sz="12" w:space="0" w:color="FF0000"/>
+              <w:bottom w:val="nil"/>
+              <w:right w:val="single" w:sz="12" w:space="0" w:color="FF0000"/>
+            </w:tcBorders>
+          </w:tcPr>
+          <w:p>
+            <w:pPr>
+              <w:rPr>
+                <w:rFonts w:ascii="Arial CYR" w:hAnsi="Arial CYR"/>
+                <w:color w:val="FF0000"/>
+                <w:sz w:val="11"/>
+                <w:lang w:val="ru-RU"/>
+              </w:rPr>
+            </w:pPr>
+          </w:p>
+        </w:tc>
       </w:tr>
       <w:tr>
         <w:tc>
@@ -8426,6 +9437,28 @@
             </w:r>
           </w:p>
         </w:tc>
+        <w:tc>
+          <w:tcPr>
+            <w:tcW w:w="5539" w:type="dxa"/>
+            <w:tcBorders>
+              <w:top w:val="nil"/>
+              <w:left w:val="single" w:sz="12" w:space="0" w:color="FF0000"/>
+              <w:bottom w:val="nil"/>
+              <w:right w:val="single" w:sz="12" w:space="0" w:color="FF0000"/>
+            </w:tcBorders>
+          </w:tcPr>
+          <w:p>
+            <w:pPr>
+              <w:spacing w:before="40"/>
+              <w:rPr>
+                <w:rFonts w:ascii="Arial" w:hAnsi="Arial"/>
+                <w:color w:val="FF0000"/>
+                <w:sz w:val="12"/>
+                <w:lang w:val="ru-RU"/>
+              </w:rPr>
+            </w:pPr>
+          </w:p>
+        </w:tc>
       </w:tr>
       <w:tr>
         <w:tc>
@@ -8692,6 +9725,27 @@
             </w:pPr>
           </w:p>
         </w:tc>
+        <w:tc>
+          <w:tcPr>
+            <w:tcW w:w="5539" w:type="dxa"/>
+            <w:tcBorders>
+              <w:top w:val="nil"/>
+              <w:left w:val="single" w:sz="12" w:space="0" w:color="FF0000"/>
+              <w:bottom w:val="nil"/>
+              <w:right w:val="single" w:sz="12" w:space="0" w:color="FF0000"/>
+            </w:tcBorders>
+          </w:tcPr>
+          <w:p>
+            <w:pPr>
+              <w:rPr>
+                <w:rFonts w:ascii="Courier New" w:hAnsi="Courier New"/>
+                <w:color w:val="FF0000"/>
+                <w:sz w:val="22"/>
+                <w:lang w:val="ru-RU"/>
+              </w:rPr>
+            </w:pPr>
+          </w:p>
+        </w:tc>
       </w:tr>
       <w:tr>
         <w:tc>
@@ -8955,6 +10009,27 @@
               </w:rPr>
               <w:t xml:space="preserve"> Unterschrift und Stempel des Empfängers</w:t>
             </w:r>
+          </w:p>
+        </w:tc>
+        <w:tc>
+          <w:tcPr>
+            <w:tcW w:w="5539" w:type="dxa"/>
+            <w:tcBorders>
+              <w:top w:val="nil"/>
+              <w:left w:val="single" w:sz="12" w:space="0" w:color="FF0000"/>
+              <w:bottom w:val="nil"/>
+              <w:right w:val="single" w:sz="12" w:space="0" w:color="FF0000"/>
+            </w:tcBorders>
+          </w:tcPr>
+          <w:p>
+            <w:pPr>
+              <w:rPr>
+                <w:rFonts w:ascii="Arial" w:hAnsi="Arial"/>
+                <w:color w:val="FF0000"/>
+                <w:sz w:val="11"/>
+                <w:lang w:val="it-IT"/>
+              </w:rPr>
+            </w:pPr>
           </w:p>
         </w:tc>
       </w:tr>
@@ -9204,6 +10279,28 @@
             </w:pPr>
           </w:p>
         </w:tc>
+        <w:tc>
+          <w:tcPr>
+            <w:tcW w:w="5539" w:type="dxa"/>
+            <w:tcBorders>
+              <w:top w:val="nil"/>
+              <w:left w:val="single" w:sz="6" w:space="0" w:color="FF0000"/>
+              <w:bottom w:val="nil"/>
+              <w:right w:val="single" w:sz="12" w:space="0" w:color="FF0000"/>
+            </w:tcBorders>
+          </w:tcPr>
+          <w:p>
+            <w:pPr>
+              <w:spacing w:before="60"/>
+              <w:rPr>
+                <w:rFonts w:ascii="Arial" w:hAnsi="Arial"/>
+                <w:color w:val="FF0000"/>
+                <w:sz w:val="11"/>
+                <w:lang w:val="ru-RU"/>
+              </w:rPr>
+            </w:pPr>
+          </w:p>
+        </w:tc>
       </w:tr>
       <w:tr>
         <w:tc>
@@ -9233,7 +10330,21 @@
               <w:rPr>
                 <w:lang w:val="en-US"/>
               </w:rPr>
-              <w:t xml:space="preserve">: {vehicle_number} </w:t>
+              <w:t>: {</w:t>
+            </w:r>
+            <w:proofErr w:type="spellStart"/>
+            <w:r>
+              <w:rPr>
+                <w:lang w:val="en-US"/>
+              </w:rPr>
+              <w:t>vehicle_number</w:t>
+            </w:r>
+            <w:proofErr w:type="spellEnd"/>
+            <w:r>
+              <w:rPr>
+                <w:lang w:val="en-US"/>
+              </w:rPr>
+              <w:t xml:space="preserve">} </w:t>
             </w:r>
           </w:p>
         </w:tc>
@@ -9292,6 +10403,26 @@
             </w:pPr>
           </w:p>
         </w:tc>
+        <w:tc>
+          <w:tcPr>
+            <w:tcW w:w="5539" w:type="dxa"/>
+            <w:tcBorders>
+              <w:top w:val="nil"/>
+              <w:left w:val="single" w:sz="6" w:space="0" w:color="FF0000"/>
+              <w:bottom w:val="nil"/>
+              <w:right w:val="single" w:sz="12" w:space="0" w:color="FF0000"/>
+            </w:tcBorders>
+          </w:tcPr>
+          <w:p>
+            <w:pPr>
+              <w:rPr>
+                <w:rFonts w:ascii="Courier New" w:hAnsi="Courier New"/>
+                <w:color w:val="FF0000"/>
+                <w:sz w:val="22"/>
+              </w:rPr>
+            </w:pPr>
+          </w:p>
+        </w:tc>
       </w:tr>
       <w:tr>
         <w:tc>
@@ -9316,14 +10447,30 @@
                 <w:szCs w:val="18"/>
                 <w:lang w:val="en-US"/>
               </w:rPr>
-              <w:t>{#has_trailer}</w:t>
+              <w:t>{#has_</w:t>
+            </w:r>
+            <w:proofErr w:type="gramStart"/>
+            <w:r>
+              <w:rPr>
+                <w:szCs w:val="18"/>
+                <w:lang w:val="en-US"/>
+              </w:rPr>
+              <w:t>trailer}</w:t>
             </w:r>
             <w:r>
               <w:rPr>
                 <w:szCs w:val="18"/>
                 <w:lang w:val="kk-KZ"/>
               </w:rPr>
-              <w:t>ГРНЗ прицепа</w:t>
+              <w:t>ГРНЗ</w:t>
+            </w:r>
+            <w:proofErr w:type="gramEnd"/>
+            <w:r>
+              <w:rPr>
+                <w:szCs w:val="18"/>
+                <w:lang w:val="kk-KZ"/>
+              </w:rPr>
+              <w:t xml:space="preserve"> прицепа</w:t>
             </w:r>
             <w:r>
               <w:rPr>
@@ -9380,6 +10527,26 @@
           <w:tcPr>
             <w:tcW w:w="3196" w:type="dxa"/>
             <w:gridSpan w:val="9"/>
+            <w:tcBorders>
+              <w:top w:val="nil"/>
+              <w:left w:val="single" w:sz="6" w:space="0" w:color="FF0000"/>
+              <w:bottom w:val="single" w:sz="12" w:space="0" w:color="FF0000"/>
+              <w:right w:val="single" w:sz="12" w:space="0" w:color="FF0000"/>
+            </w:tcBorders>
+          </w:tcPr>
+          <w:p>
+            <w:pPr>
+              <w:rPr>
+                <w:rFonts w:ascii="Courier New" w:hAnsi="Courier New"/>
+                <w:color w:val="FF0000"/>
+                <w:sz w:val="22"/>
+              </w:rPr>
+            </w:pPr>
+          </w:p>
+        </w:tc>
+        <w:tc>
+          <w:tcPr>
+            <w:tcW w:w="5539" w:type="dxa"/>
             <w:tcBorders>
               <w:top w:val="nil"/>
               <w:left w:val="single" w:sz="6" w:space="0" w:color="FF0000"/>

--- a/public/templates/template_smr.docx
+++ b/public/templates/template_smr.docx
@@ -2366,77 +2366,6 @@
       <w:tr>
         <w:tc>
           <w:tcPr>
-            <w:tcW w:w="5385" w:type="dxa"/>
-            <w:gridSpan w:val="20"/>
-            <w:tcBorders>
-              <w:top w:val="dotted" w:sz="4" w:space="0" w:color="auto"/>
-              <w:left w:val="single" w:sz="12" w:space="0" w:color="FF0000"/>
-              <w:bottom w:val="single" w:sz="6" w:space="0" w:color="FF0000"/>
-              <w:right w:val="single" w:sz="12" w:space="0" w:color="FF0000"/>
-            </w:tcBorders>
-          </w:tcPr>
-          <w:p>
-            <w:pPr>
-              <w:ind w:left="227" w:hanging="227"/>
-              <w:rPr>
-                <w:b/>
-                <w:bCs/>
-                <w:lang w:val="en-US"/>
-              </w:rPr>
-            </w:pPr>
-          </w:p>
-        </w:tc>
-        <w:tc>
-          <w:tcPr>
-            <w:tcW w:w="5539" w:type="dxa"/>
-            <w:gridSpan w:val="15"/>
-            <w:tcBorders>
-              <w:top w:val="dotted" w:sz="4" w:space="0" w:color="auto"/>
-              <w:left w:val="single" w:sz="12" w:space="0" w:color="FF0000"/>
-              <w:bottom w:val="single" w:sz="6" w:space="0" w:color="00FFFF"/>
-              <w:right w:val="single" w:sz="12" w:space="0" w:color="FF0000"/>
-            </w:tcBorders>
-          </w:tcPr>
-          <w:p>
-            <w:pPr>
-              <w:jc w:val="center"/>
-              <w:rPr>
-                <w:b/>
-                <w:bCs/>
-                <w:sz w:val="18"/>
-                <w:szCs w:val="18"/>
-                <w:lang w:val="en-US"/>
-              </w:rPr>
-            </w:pPr>
-          </w:p>
-        </w:tc>
-        <w:tc>
-          <w:tcPr>
-            <w:tcW w:w="5539" w:type="dxa"/>
-            <w:tcBorders>
-              <w:top w:val="dotted" w:sz="4" w:space="0" w:color="auto"/>
-              <w:left w:val="single" w:sz="12" w:space="0" w:color="FF0000"/>
-              <w:bottom w:val="single" w:sz="6" w:space="0" w:color="00FFFF"/>
-              <w:right w:val="single" w:sz="12" w:space="0" w:color="FF0000"/>
-            </w:tcBorders>
-          </w:tcPr>
-          <w:p>
-            <w:pPr>
-              <w:jc w:val="center"/>
-              <w:rPr>
-                <w:b/>
-                <w:bCs/>
-                <w:sz w:val="18"/>
-                <w:szCs w:val="18"/>
-                <w:lang w:val="en-US"/>
-              </w:rPr>
-            </w:pPr>
-          </w:p>
-        </w:tc>
-      </w:tr>
-      <w:tr>
-        <w:tc>
-          <w:tcPr>
             <w:tcW w:w="209" w:type="dxa"/>
             <w:tcBorders>
               <w:top w:val="single" w:sz="6" w:space="0" w:color="FF0000"/>
@@ -3723,330 +3652,6 @@
       <w:tr>
         <w:tc>
           <w:tcPr>
-            <w:tcW w:w="5385" w:type="dxa"/>
-            <w:gridSpan w:val="20"/>
-            <w:tcBorders>
-              <w:left w:val="single" w:sz="12" w:space="0" w:color="FF0000"/>
-              <w:bottom w:val="dotted" w:sz="4" w:space="0" w:color="808080"/>
-              <w:right w:val="single" w:sz="12" w:space="0" w:color="FF0000"/>
-            </w:tcBorders>
-          </w:tcPr>
-          <w:p>
-            <w:pPr>
-              <w:rPr>
-                <w:b/>
-                <w:lang w:val="en-US"/>
-              </w:rPr>
-            </w:pPr>
-            <w:r>
-              <w:rPr>
-                <w:b/>
-              </w:rPr>
-              <w:t xml:space="preserve">   </w:t>
-            </w:r>
-          </w:p>
-        </w:tc>
-        <w:tc>
-          <w:tcPr>
-            <w:tcW w:w="5539" w:type="dxa"/>
-            <w:gridSpan w:val="15"/>
-            <w:tcBorders>
-              <w:top w:val="dotted" w:sz="4" w:space="0" w:color="auto"/>
-              <w:left w:val="single" w:sz="12" w:space="0" w:color="FF0000"/>
-              <w:bottom w:val="dotted" w:sz="4" w:space="0" w:color="808080"/>
-              <w:right w:val="single" w:sz="12" w:space="0" w:color="FF0000"/>
-            </w:tcBorders>
-          </w:tcPr>
-          <w:p>
-            <w:pPr>
-              <w:rPr>
-                <w:rFonts w:ascii="Courier New" w:hAnsi="Courier New"/>
-                <w:sz w:val="22"/>
-              </w:rPr>
-            </w:pPr>
-          </w:p>
-        </w:tc>
-        <w:tc>
-          <w:tcPr>
-            <w:tcW w:w="5539" w:type="dxa"/>
-            <w:tcBorders>
-              <w:top w:val="dotted" w:sz="4" w:space="0" w:color="auto"/>
-              <w:left w:val="single" w:sz="12" w:space="0" w:color="FF0000"/>
-              <w:bottom w:val="dotted" w:sz="4" w:space="0" w:color="808080"/>
-              <w:right w:val="single" w:sz="12" w:space="0" w:color="FF0000"/>
-            </w:tcBorders>
-          </w:tcPr>
-          <w:p>
-            <w:pPr>
-              <w:rPr>
-                <w:rFonts w:ascii="Courier New" w:hAnsi="Courier New"/>
-                <w:sz w:val="22"/>
-              </w:rPr>
-            </w:pPr>
-          </w:p>
-        </w:tc>
-      </w:tr>
-      <w:tr>
-        <w:tc>
-          <w:tcPr>
-            <w:tcW w:w="5385" w:type="dxa"/>
-            <w:gridSpan w:val="20"/>
-            <w:tcBorders>
-              <w:top w:val="dotted" w:sz="4" w:space="0" w:color="808080"/>
-              <w:left w:val="single" w:sz="12" w:space="0" w:color="FF0000"/>
-              <w:bottom w:val="dotted" w:sz="4" w:space="0" w:color="808080"/>
-              <w:right w:val="single" w:sz="12" w:space="0" w:color="FF0000"/>
-            </w:tcBorders>
-          </w:tcPr>
-          <w:p>
-            <w:pPr>
-              <w:tabs>
-                <w:tab w:val="left" w:pos="3980"/>
-              </w:tabs>
-              <w:rPr>
-                <w:b/>
-                <w:color w:val="333333"/>
-                <w:sz w:val="18"/>
-                <w:szCs w:val="18"/>
-              </w:rPr>
-            </w:pPr>
-            <w:r>
-              <w:rPr>
-                <w:noProof/>
-                <w:lang w:val="ru-RU" w:eastAsia="ru-RU"/>
-              </w:rPr>
-              <mc:AlternateContent>
-                <mc:Choice Requires="wps">
-                  <w:drawing>
-                    <wp:anchor distT="0" distB="0" distL="114300" distR="114300" simplePos="0" relativeHeight="251661312" behindDoc="1" locked="0" layoutInCell="0" allowOverlap="1" wp14:anchorId="650A4C1F" wp14:editId="35715282">
-                      <wp:simplePos x="0" y="0"/>
-                      <wp:positionH relativeFrom="column">
-                        <wp:posOffset>678815</wp:posOffset>
-                      </wp:positionH>
-                      <wp:positionV relativeFrom="paragraph">
-                        <wp:posOffset>13335</wp:posOffset>
-                      </wp:positionV>
-                      <wp:extent cx="5562600" cy="2124075"/>
-                      <wp:effectExtent l="0" t="0" r="0" b="0"/>
-                      <wp:wrapNone/>
-                      <wp:docPr id="1" name="Text Box 62"/>
-                      <wp:cNvGraphicFramePr>
-                        <a:graphicFrameLocks xmlns:a="http://schemas.openxmlformats.org/drawingml/2006/main"/>
-                      </wp:cNvGraphicFramePr>
-                      <a:graphic xmlns:a="http://schemas.openxmlformats.org/drawingml/2006/main">
-                        <a:graphicData uri="http://schemas.microsoft.com/office/word/2010/wordprocessingShape">
-                          <wps:wsp>
-                            <wps:cNvSpPr txBox="1">
-                              <a:spLocks noChangeArrowheads="1"/>
-                            </wps:cNvSpPr>
-                            <wps:spPr bwMode="auto">
-                              <a:xfrm>
-                                <a:off x="0" y="0"/>
-                                <a:ext cx="5562600" cy="2124075"/>
-                              </a:xfrm>
-                              <a:prstGeom prst="rect">
-                                <a:avLst/>
-                              </a:prstGeom>
-                              <a:noFill/>
-                              <a:ln>
-                                <a:noFill/>
-                              </a:ln>
-                              <a:extLst>
-                                <a:ext uri="{909E8E84-426E-40DD-AFC4-6F175D3DCCD1}">
-                                  <a14:hiddenFill xmlns:a14="http://schemas.microsoft.com/office/drawing/2010/main">
-                                    <a:solidFill>
-                                      <a:srgbClr val="FFFFFF"/>
-                                    </a:solidFill>
-                                  </a14:hiddenFill>
-                                </a:ext>
-                                <a:ext uri="{91240B29-F687-4F45-9708-019B960494DF}">
-                                  <a14:hiddenLine xmlns:a14="http://schemas.microsoft.com/office/drawing/2010/main" w="9525">
-                                    <a:solidFill>
-                                      <a:srgbClr val="000000"/>
-                                    </a:solidFill>
-                                    <a:miter lim="800000"/>
-                                    <a:headEnd/>
-                                    <a:tailEnd/>
-                                  </a14:hiddenLine>
-                                </a:ext>
-                              </a:extLst>
-                            </wps:spPr>
-                            <wps:txbx>
-                              <w:txbxContent>
-                                <w:p>
-                                  <w:pPr>
-                                    <w:jc w:val="center"/>
-                                    <w:rPr>
-                                      <w:rFonts w:ascii="Arial" w:hAnsi="Arial" w:cs="Arial"/>
-                                      <w:b/>
-                                      <w:bCs/>
-                                      <w:sz w:val="40"/>
-                                      <w:szCs w:val="40"/>
-                                      <w:lang w:val="en-US"/>
-                                    </w:rPr>
-                                  </w:pPr>
-                                </w:p>
-                                <w:p>
-                                  <w:pPr>
-                                    <w:jc w:val="center"/>
-                                    <w:rPr>
-                                      <w:rFonts w:ascii="Arial" w:hAnsi="Arial" w:cs="Arial"/>
-                                      <w:b/>
-                                      <w:bCs/>
-                                      <w:color w:val="C0C0C0"/>
-                                      <w:sz w:val="144"/>
-                                      <w:szCs w:val="144"/>
-                                      <w:lang w:val="en-US"/>
-                                    </w:rPr>
-                                  </w:pPr>
-                                </w:p>
-                                <w:p>
-                                  <w:pPr>
-                                    <w:jc w:val="center"/>
-                                    <w:rPr>
-                                      <w:rFonts w:ascii="Arial" w:hAnsi="Arial" w:cs="Arial"/>
-                                      <w:b/>
-                                      <w:bCs/>
-                                      <w:sz w:val="40"/>
-                                      <w:szCs w:val="40"/>
-                                      <w:lang w:val="en-US"/>
-                                    </w:rPr>
-                                  </w:pPr>
-                                </w:p>
-                              </w:txbxContent>
-                            </wps:txbx>
-                            <wps:bodyPr rot="0" vert="horz" wrap="square" lIns="91440" tIns="45720" rIns="91440" bIns="45720" anchor="t" anchorCtr="0" upright="1">
-                              <a:noAutofit/>
-                            </wps:bodyPr>
-                          </wps:wsp>
-                        </a:graphicData>
-                      </a:graphic>
-                      <wp14:sizeRelH relativeFrom="page">
-                        <wp14:pctWidth>0</wp14:pctWidth>
-                      </wp14:sizeRelH>
-                      <wp14:sizeRelV relativeFrom="page">
-                        <wp14:pctHeight>0</wp14:pctHeight>
-                      </wp14:sizeRelV>
-                    </wp:anchor>
-                  </w:drawing>
-                </mc:Choice>
-                <mc:Fallback>
-                  <w:pict>
-                    <v:shapetype w14:anchorId="650A4C1F" id="_x0000_t202" coordsize="21600,21600" o:spt="202" path="m,l,21600r21600,l21600,xe">
-                      <v:stroke joinstyle="miter"/>
-                      <v:path gradientshapeok="t" o:connecttype="rect"/>
-                    </v:shapetype>
-                    <v:shape id="Text Box 62" o:spid="_x0000_s1033" type="#_x0000_t202" style="position:absolute;margin-left:53.45pt;margin-top:1.05pt;width:438pt;height:167.25pt;z-index:-251655168;visibility:visible;mso-wrap-style:square;mso-width-percent:0;mso-height-percent:0;mso-wrap-distance-left:9pt;mso-wrap-distance-top:0;mso-wrap-distance-right:9pt;mso-wrap-distance-bottom:0;mso-position-horizontal:absolute;mso-position-horizontal-relative:text;mso-position-vertical:absolute;mso-position-vertical-relative:text;mso-width-percent:0;mso-height-percent:0;mso-width-relative:page;mso-height-relative:page;v-text-anchor:top" o:gfxdata="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" o:allowincell="f" filled="f" stroked="f">
-                      <v:textbox>
-                        <w:txbxContent>
-                          <w:p>
-                            <w:pPr>
-                              <w:jc w:val="center"/>
-                              <w:rPr>
-                                <w:rFonts w:ascii="Arial" w:hAnsi="Arial" w:cs="Arial"/>
-                                <w:b/>
-                                <w:bCs/>
-                                <w:sz w:val="40"/>
-                                <w:szCs w:val="40"/>
-                                <w:lang w:val="en-US"/>
-                              </w:rPr>
-                            </w:pPr>
-                          </w:p>
-                          <w:p>
-                            <w:pPr>
-                              <w:jc w:val="center"/>
-                              <w:rPr>
-                                <w:rFonts w:ascii="Arial" w:hAnsi="Arial" w:cs="Arial"/>
-                                <w:b/>
-                                <w:bCs/>
-                                <w:color w:val="C0C0C0"/>
-                                <w:sz w:val="144"/>
-                                <w:szCs w:val="144"/>
-                                <w:lang w:val="en-US"/>
-                              </w:rPr>
-                            </w:pPr>
-                          </w:p>
-                          <w:p>
-                            <w:pPr>
-                              <w:jc w:val="center"/>
-                              <w:rPr>
-                                <w:rFonts w:ascii="Arial" w:hAnsi="Arial" w:cs="Arial"/>
-                                <w:b/>
-                                <w:bCs/>
-                                <w:sz w:val="40"/>
-                                <w:szCs w:val="40"/>
-                                <w:lang w:val="en-US"/>
-                              </w:rPr>
-                            </w:pPr>
-                          </w:p>
-                        </w:txbxContent>
-                      </v:textbox>
-                    </v:shape>
-                  </w:pict>
-                </mc:Fallback>
-              </mc:AlternateContent>
-            </w:r>
-            <w:r>
-              <w:rPr>
-                <w:b/>
-                <w:color w:val="FF0000"/>
-              </w:rPr>
-              <w:t xml:space="preserve">   </w:t>
-            </w:r>
-            <w:r>
-              <w:rPr>
-                <w:b/>
-                <w:color w:val="333333"/>
-                <w:sz w:val="18"/>
-                <w:szCs w:val="18"/>
-              </w:rPr>
-              <w:tab/>
-            </w:r>
-          </w:p>
-        </w:tc>
-        <w:tc>
-          <w:tcPr>
-            <w:tcW w:w="5539" w:type="dxa"/>
-            <w:gridSpan w:val="15"/>
-            <w:tcBorders>
-              <w:top w:val="dotted" w:sz="4" w:space="0" w:color="808080"/>
-              <w:left w:val="single" w:sz="12" w:space="0" w:color="FF0000"/>
-              <w:bottom w:val="dotted" w:sz="4" w:space="0" w:color="auto"/>
-              <w:right w:val="single" w:sz="12" w:space="0" w:color="FF0000"/>
-            </w:tcBorders>
-          </w:tcPr>
-          <w:p>
-            <w:pPr>
-              <w:rPr>
-                <w:rFonts w:ascii="Courier New" w:hAnsi="Courier New"/>
-                <w:sz w:val="22"/>
-              </w:rPr>
-            </w:pPr>
-          </w:p>
-        </w:tc>
-        <w:tc>
-          <w:tcPr>
-            <w:tcW w:w="5539" w:type="dxa"/>
-            <w:tcBorders>
-              <w:top w:val="dotted" w:sz="4" w:space="0" w:color="808080"/>
-              <w:left w:val="single" w:sz="12" w:space="0" w:color="FF0000"/>
-              <w:bottom w:val="dotted" w:sz="4" w:space="0" w:color="auto"/>
-              <w:right w:val="single" w:sz="12" w:space="0" w:color="FF0000"/>
-            </w:tcBorders>
-          </w:tcPr>
-          <w:p>
-            <w:pPr>
-              <w:rPr>
-                <w:rFonts w:ascii="Courier New" w:hAnsi="Courier New"/>
-                <w:sz w:val="22"/>
-              </w:rPr>
-            </w:pPr>
-          </w:p>
-        </w:tc>
-      </w:tr>
-      <w:tr>
-        <w:tc>
-          <w:tcPr>
             <w:tcW w:w="209" w:type="dxa"/>
             <w:tcBorders>
               <w:top w:val="single" w:sz="6" w:space="0" w:color="FF0000"/>
@@ -5088,348 +4693,6 @@
               </w:rPr>
             </w:pPr>
           </w:p>
-        </w:tc>
-      </w:tr>
-      <w:tr>
-        <w:tc>
-          <w:tcPr>
-            <w:tcW w:w="6819" w:type="dxa"/>
-            <w:gridSpan w:val="24"/>
-            <w:tcBorders>
-              <w:top w:val="dotted" w:sz="4" w:space="0" w:color="808080"/>
-              <w:left w:val="single" w:sz="12" w:space="0" w:color="FF0000"/>
-              <w:bottom w:val="dotted" w:sz="4" w:space="0" w:color="808080"/>
-              <w:right w:val="single" w:sz="6" w:space="0" w:color="FF0000"/>
-            </w:tcBorders>
-          </w:tcPr>
-          <w:p>
-            <w:pPr>
-              <w:pStyle w:val="2"/>
-              <w:rPr>
-                <w:rFonts w:ascii="Times New Roman" w:hAnsi="Times New Roman"/>
-                <w:sz w:val="20"/>
-              </w:rPr>
-            </w:pPr>
-          </w:p>
-        </w:tc>
-        <w:tc>
-          <w:tcPr>
-            <w:tcW w:w="1362" w:type="dxa"/>
-            <w:gridSpan w:val="5"/>
-            <w:tcBorders>
-              <w:top w:val="dotted" w:sz="4" w:space="0" w:color="808080"/>
-              <w:left w:val="single" w:sz="6" w:space="0" w:color="FF0000"/>
-              <w:bottom w:val="dotted" w:sz="4" w:space="0" w:color="808080"/>
-              <w:right w:val="single" w:sz="6" w:space="0" w:color="FF0000"/>
-            </w:tcBorders>
-          </w:tcPr>
-          <w:p>
-            <w:pPr>
-              <w:jc w:val="center"/>
-              <w:rPr>
-                <w:b/>
-              </w:rPr>
-            </w:pPr>
-          </w:p>
-        </w:tc>
-        <w:tc>
-          <w:tcPr>
-            <w:tcW w:w="1362" w:type="dxa"/>
-            <w:gridSpan w:val="3"/>
-            <w:tcBorders>
-              <w:top w:val="dotted" w:sz="4" w:space="0" w:color="808080"/>
-              <w:left w:val="single" w:sz="6" w:space="0" w:color="FF0000"/>
-              <w:bottom w:val="dotted" w:sz="4" w:space="0" w:color="808080"/>
-              <w:right w:val="single" w:sz="6" w:space="0" w:color="FF0000"/>
-            </w:tcBorders>
-          </w:tcPr>
-          <w:p>
-            <w:pPr>
-              <w:jc w:val="center"/>
-              <w:rPr>
-                <w:b/>
-              </w:rPr>
-            </w:pPr>
-          </w:p>
-        </w:tc>
-        <w:tc>
-          <w:tcPr>
-            <w:tcW w:w="1381" w:type="dxa"/>
-            <w:gridSpan w:val="3"/>
-            <w:tcBorders>
-              <w:top w:val="dotted" w:sz="4" w:space="0" w:color="808080"/>
-              <w:left w:val="single" w:sz="6" w:space="0" w:color="FF0000"/>
-              <w:bottom w:val="dotted" w:sz="4" w:space="0" w:color="808080"/>
-              <w:right w:val="single" w:sz="12" w:space="0" w:color="FF0000"/>
-            </w:tcBorders>
-          </w:tcPr>
-          <w:p/>
-        </w:tc>
-        <w:tc>
-          <w:tcPr>
-            <w:tcW w:w="5539" w:type="dxa"/>
-            <w:tcBorders>
-              <w:top w:val="dotted" w:sz="4" w:space="0" w:color="808080"/>
-              <w:left w:val="single" w:sz="6" w:space="0" w:color="FF0000"/>
-              <w:bottom w:val="dotted" w:sz="4" w:space="0" w:color="808080"/>
-              <w:right w:val="single" w:sz="12" w:space="0" w:color="FF0000"/>
-            </w:tcBorders>
-          </w:tcPr>
-          <w:p/>
-        </w:tc>
-      </w:tr>
-      <w:tr>
-        <w:tc>
-          <w:tcPr>
-            <w:tcW w:w="6819" w:type="dxa"/>
-            <w:gridSpan w:val="24"/>
-            <w:tcBorders>
-              <w:top w:val="dotted" w:sz="4" w:space="0" w:color="808080"/>
-              <w:left w:val="single" w:sz="12" w:space="0" w:color="FF0000"/>
-              <w:bottom w:val="dotted" w:sz="4" w:space="0" w:color="808080"/>
-              <w:right w:val="single" w:sz="6" w:space="0" w:color="FF0000"/>
-            </w:tcBorders>
-          </w:tcPr>
-          <w:p>
-            <w:pPr>
-              <w:pStyle w:val="2"/>
-              <w:rPr>
-                <w:rFonts w:ascii="Times New Roman" w:hAnsi="Times New Roman"/>
-                <w:sz w:val="20"/>
-                <w:lang w:val="en-US"/>
-              </w:rPr>
-            </w:pPr>
-          </w:p>
-        </w:tc>
-        <w:tc>
-          <w:tcPr>
-            <w:tcW w:w="1362" w:type="dxa"/>
-            <w:gridSpan w:val="5"/>
-            <w:tcBorders>
-              <w:top w:val="dotted" w:sz="4" w:space="0" w:color="808080"/>
-              <w:left w:val="single" w:sz="6" w:space="0" w:color="FF0000"/>
-              <w:bottom w:val="dotted" w:sz="4" w:space="0" w:color="808080"/>
-              <w:right w:val="single" w:sz="6" w:space="0" w:color="FF0000"/>
-            </w:tcBorders>
-          </w:tcPr>
-          <w:p>
-            <w:pPr>
-              <w:jc w:val="center"/>
-              <w:rPr>
-                <w:b/>
-              </w:rPr>
-            </w:pPr>
-          </w:p>
-        </w:tc>
-        <w:tc>
-          <w:tcPr>
-            <w:tcW w:w="1362" w:type="dxa"/>
-            <w:gridSpan w:val="3"/>
-            <w:tcBorders>
-              <w:top w:val="dotted" w:sz="4" w:space="0" w:color="808080"/>
-              <w:left w:val="single" w:sz="6" w:space="0" w:color="FF0000"/>
-              <w:bottom w:val="dotted" w:sz="4" w:space="0" w:color="808080"/>
-              <w:right w:val="single" w:sz="6" w:space="0" w:color="FF0000"/>
-            </w:tcBorders>
-          </w:tcPr>
-          <w:p>
-            <w:pPr>
-              <w:jc w:val="center"/>
-              <w:rPr>
-                <w:b/>
-              </w:rPr>
-            </w:pPr>
-          </w:p>
-        </w:tc>
-        <w:tc>
-          <w:tcPr>
-            <w:tcW w:w="1381" w:type="dxa"/>
-            <w:gridSpan w:val="3"/>
-            <w:tcBorders>
-              <w:top w:val="dotted" w:sz="4" w:space="0" w:color="808080"/>
-              <w:left w:val="single" w:sz="6" w:space="0" w:color="FF0000"/>
-              <w:bottom w:val="dotted" w:sz="4" w:space="0" w:color="808080"/>
-              <w:right w:val="single" w:sz="12" w:space="0" w:color="FF0000"/>
-            </w:tcBorders>
-          </w:tcPr>
-          <w:p/>
-        </w:tc>
-        <w:tc>
-          <w:tcPr>
-            <w:tcW w:w="5539" w:type="dxa"/>
-            <w:tcBorders>
-              <w:top w:val="dotted" w:sz="4" w:space="0" w:color="808080"/>
-              <w:left w:val="single" w:sz="6" w:space="0" w:color="FF0000"/>
-              <w:bottom w:val="dotted" w:sz="4" w:space="0" w:color="808080"/>
-              <w:right w:val="single" w:sz="12" w:space="0" w:color="FF0000"/>
-            </w:tcBorders>
-          </w:tcPr>
-          <w:p/>
-        </w:tc>
-      </w:tr>
-      <w:tr>
-        <w:tc>
-          <w:tcPr>
-            <w:tcW w:w="6819" w:type="dxa"/>
-            <w:gridSpan w:val="24"/>
-            <w:tcBorders>
-              <w:top w:val="dotted" w:sz="4" w:space="0" w:color="808080"/>
-              <w:left w:val="single" w:sz="12" w:space="0" w:color="FF0000"/>
-              <w:bottom w:val="dotted" w:sz="4" w:space="0" w:color="808080"/>
-              <w:right w:val="single" w:sz="6" w:space="0" w:color="FF0000"/>
-            </w:tcBorders>
-          </w:tcPr>
-          <w:p>
-            <w:pPr>
-              <w:rPr>
-                <w:b/>
-              </w:rPr>
-            </w:pPr>
-          </w:p>
-        </w:tc>
-        <w:tc>
-          <w:tcPr>
-            <w:tcW w:w="1362" w:type="dxa"/>
-            <w:gridSpan w:val="5"/>
-            <w:tcBorders>
-              <w:top w:val="dotted" w:sz="4" w:space="0" w:color="808080"/>
-              <w:left w:val="single" w:sz="6" w:space="0" w:color="FF0000"/>
-              <w:bottom w:val="dotted" w:sz="4" w:space="0" w:color="808080"/>
-              <w:right w:val="single" w:sz="6" w:space="0" w:color="FF0000"/>
-            </w:tcBorders>
-          </w:tcPr>
-          <w:p>
-            <w:pPr>
-              <w:jc w:val="center"/>
-              <w:rPr>
-                <w:b/>
-              </w:rPr>
-            </w:pPr>
-          </w:p>
-        </w:tc>
-        <w:tc>
-          <w:tcPr>
-            <w:tcW w:w="1362" w:type="dxa"/>
-            <w:gridSpan w:val="3"/>
-            <w:tcBorders>
-              <w:top w:val="dotted" w:sz="4" w:space="0" w:color="808080"/>
-              <w:left w:val="single" w:sz="6" w:space="0" w:color="FF0000"/>
-              <w:bottom w:val="dotted" w:sz="4" w:space="0" w:color="808080"/>
-              <w:right w:val="single" w:sz="6" w:space="0" w:color="FF0000"/>
-            </w:tcBorders>
-          </w:tcPr>
-          <w:p>
-            <w:pPr>
-              <w:jc w:val="center"/>
-              <w:rPr>
-                <w:b/>
-              </w:rPr>
-            </w:pPr>
-          </w:p>
-        </w:tc>
-        <w:tc>
-          <w:tcPr>
-            <w:tcW w:w="1381" w:type="dxa"/>
-            <w:gridSpan w:val="3"/>
-            <w:tcBorders>
-              <w:top w:val="dotted" w:sz="4" w:space="0" w:color="808080"/>
-              <w:left w:val="single" w:sz="6" w:space="0" w:color="FF0000"/>
-              <w:bottom w:val="dotted" w:sz="4" w:space="0" w:color="808080"/>
-              <w:right w:val="single" w:sz="12" w:space="0" w:color="FF0000"/>
-            </w:tcBorders>
-          </w:tcPr>
-          <w:p/>
-        </w:tc>
-        <w:tc>
-          <w:tcPr>
-            <w:tcW w:w="5539" w:type="dxa"/>
-            <w:tcBorders>
-              <w:top w:val="dotted" w:sz="4" w:space="0" w:color="808080"/>
-              <w:left w:val="single" w:sz="6" w:space="0" w:color="FF0000"/>
-              <w:bottom w:val="dotted" w:sz="4" w:space="0" w:color="808080"/>
-              <w:right w:val="single" w:sz="12" w:space="0" w:color="FF0000"/>
-            </w:tcBorders>
-          </w:tcPr>
-          <w:p/>
-        </w:tc>
-      </w:tr>
-      <w:tr>
-        <w:tc>
-          <w:tcPr>
-            <w:tcW w:w="6819" w:type="dxa"/>
-            <w:gridSpan w:val="24"/>
-            <w:tcBorders>
-              <w:top w:val="dotted" w:sz="4" w:space="0" w:color="808080"/>
-              <w:left w:val="single" w:sz="12" w:space="0" w:color="FF0000"/>
-              <w:bottom w:val="single" w:sz="6" w:space="0" w:color="FF0000"/>
-              <w:right w:val="single" w:sz="6" w:space="0" w:color="FF0000"/>
-            </w:tcBorders>
-          </w:tcPr>
-          <w:p>
-            <w:pPr>
-              <w:rPr>
-                <w:b/>
-              </w:rPr>
-            </w:pPr>
-          </w:p>
-        </w:tc>
-        <w:tc>
-          <w:tcPr>
-            <w:tcW w:w="1362" w:type="dxa"/>
-            <w:gridSpan w:val="5"/>
-            <w:tcBorders>
-              <w:top w:val="dotted" w:sz="4" w:space="0" w:color="808080"/>
-              <w:left w:val="single" w:sz="6" w:space="0" w:color="FF0000"/>
-              <w:bottom w:val="single" w:sz="6" w:space="0" w:color="FF0000"/>
-              <w:right w:val="single" w:sz="6" w:space="0" w:color="FF0000"/>
-            </w:tcBorders>
-          </w:tcPr>
-          <w:p/>
-        </w:tc>
-        <w:tc>
-          <w:tcPr>
-            <w:tcW w:w="1362" w:type="dxa"/>
-            <w:gridSpan w:val="3"/>
-            <w:tcBorders>
-              <w:top w:val="dotted" w:sz="4" w:space="0" w:color="808080"/>
-              <w:left w:val="single" w:sz="6" w:space="0" w:color="FF0000"/>
-              <w:bottom w:val="single" w:sz="6" w:space="0" w:color="FF0000"/>
-              <w:right w:val="single" w:sz="6" w:space="0" w:color="FF0000"/>
-            </w:tcBorders>
-          </w:tcPr>
-          <w:p>
-            <w:pPr>
-              <w:jc w:val="center"/>
-              <w:rPr>
-                <w:b/>
-              </w:rPr>
-            </w:pPr>
-          </w:p>
-        </w:tc>
-        <w:tc>
-          <w:tcPr>
-            <w:tcW w:w="1381" w:type="dxa"/>
-            <w:gridSpan w:val="3"/>
-            <w:tcBorders>
-              <w:top w:val="dotted" w:sz="4" w:space="0" w:color="808080"/>
-              <w:left w:val="single" w:sz="6" w:space="0" w:color="FF0000"/>
-              <w:bottom w:val="single" w:sz="6" w:space="0" w:color="FF0000"/>
-              <w:right w:val="single" w:sz="12" w:space="0" w:color="FF0000"/>
-            </w:tcBorders>
-          </w:tcPr>
-          <w:p/>
-        </w:tc>
-        <w:tc>
-          <w:tcPr>
-            <w:tcW w:w="5539" w:type="dxa"/>
-            <w:tcBorders>
-              <w:top w:val="dotted" w:sz="4" w:space="0" w:color="808080"/>
-              <w:left w:val="single" w:sz="6" w:space="0" w:color="FF0000"/>
-              <w:bottom w:val="single" w:sz="6" w:space="0" w:color="FF0000"/>
-              <w:right w:val="single" w:sz="12" w:space="0" w:color="FF0000"/>
-            </w:tcBorders>
-          </w:tcPr>
-          <w:p/>
         </w:tc>
       </w:tr>
       <w:tr>
@@ -8201,12 +7464,15 @@
               <w:rPr>
                 <w:color w:val="FF0000"/>
                 <w:sz w:val="12"/>
+                <w:szCs w:val="12"/>
               </w:rPr>
             </w:pPr>
             <w:r>
               <w:rPr>
                 <w:b/>
                 <w:color w:val="FF0000"/>
+                <w:sz w:val="12"/>
+                <w:szCs w:val="12"/>
               </w:rPr>
               <w:t>21</w:t>
             </w:r>
@@ -8227,13 +7493,15 @@
             <w:pPr>
               <w:rPr>
                 <w:color w:val="FF0000"/>
-                <w:sz w:val="11"/>
-              </w:rPr>
-            </w:pPr>
-            <w:r>
-              <w:rPr>
-                <w:color w:val="FF0000"/>
-                <w:sz w:val="11"/>
+                <w:sz w:val="12"/>
+                <w:szCs w:val="12"/>
+              </w:rPr>
+            </w:pPr>
+            <w:r>
+              <w:rPr>
+                <w:color w:val="FF0000"/>
+                <w:sz w:val="12"/>
+                <w:szCs w:val="12"/>
                 <w:lang w:val="ru-RU"/>
               </w:rPr>
               <w:t>Составлен</w:t>
@@ -8241,14 +7509,16 @@
             <w:r>
               <w:rPr>
                 <w:color w:val="FF0000"/>
-                <w:sz w:val="11"/>
+                <w:sz w:val="12"/>
+                <w:szCs w:val="12"/>
               </w:rPr>
               <w:t xml:space="preserve"> </w:t>
             </w:r>
             <w:r>
               <w:rPr>
                 <w:color w:val="FF0000"/>
-                <w:sz w:val="11"/>
+                <w:sz w:val="12"/>
+                <w:szCs w:val="12"/>
                 <w:lang w:val="ru-RU"/>
               </w:rPr>
               <w:t>в</w:t>
@@ -8258,13 +7528,15 @@
             <w:pPr>
               <w:rPr>
                 <w:color w:val="FF0000"/>
-                <w:sz w:val="11"/>
-              </w:rPr>
-            </w:pPr>
-            <w:r>
-              <w:rPr>
-                <w:color w:val="FF0000"/>
-                <w:sz w:val="11"/>
+                <w:sz w:val="12"/>
+                <w:szCs w:val="12"/>
+              </w:rPr>
+            </w:pPr>
+            <w:r>
+              <w:rPr>
+                <w:color w:val="FF0000"/>
+                <w:sz w:val="12"/>
+                <w:szCs w:val="12"/>
               </w:rPr>
               <w:t>Ausgefertigt in</w:t>
             </w:r>
@@ -8284,11 +7556,15 @@
           <w:p>
             <w:pPr>
               <w:rPr>
+                <w:sz w:val="12"/>
+                <w:szCs w:val="12"/>
                 <w:lang w:val="en-US"/>
               </w:rPr>
             </w:pPr>
             <w:r>
               <w:rPr>
+                <w:sz w:val="12"/>
+                <w:szCs w:val="12"/>
                 <w:lang w:val="en-US"/>
               </w:rPr>
               <w:t>{fromCity}</w:t>
@@ -8309,13 +7585,15 @@
             <w:pPr>
               <w:rPr>
                 <w:color w:val="FF0000"/>
-                <w:sz w:val="11"/>
-              </w:rPr>
-            </w:pPr>
-            <w:r>
-              <w:rPr>
-                <w:color w:val="FF0000"/>
-                <w:sz w:val="11"/>
+                <w:sz w:val="12"/>
+                <w:szCs w:val="12"/>
+              </w:rPr>
+            </w:pPr>
+            <w:r>
+              <w:rPr>
+                <w:color w:val="FF0000"/>
+                <w:sz w:val="12"/>
+                <w:szCs w:val="12"/>
                 <w:lang w:val="ru-RU"/>
               </w:rPr>
               <w:t>Дата</w:t>
@@ -8325,13 +7603,15 @@
             <w:pPr>
               <w:rPr>
                 <w:color w:val="FF0000"/>
-                <w:sz w:val="11"/>
-              </w:rPr>
-            </w:pPr>
-            <w:r>
-              <w:rPr>
-                <w:color w:val="FF0000"/>
-                <w:sz w:val="11"/>
+                <w:sz w:val="12"/>
+                <w:szCs w:val="12"/>
+              </w:rPr>
+            </w:pPr>
+            <w:r>
+              <w:rPr>
+                <w:color w:val="FF0000"/>
+                <w:sz w:val="12"/>
+                <w:szCs w:val="12"/>
               </w:rPr>
               <w:t>am</w:t>
             </w:r>
@@ -8351,11 +7631,15 @@
           <w:p>
             <w:pPr>
               <w:rPr>
+                <w:sz w:val="12"/>
+                <w:szCs w:val="12"/>
                 <w:lang w:val="en-US"/>
               </w:rPr>
             </w:pPr>
             <w:r>
               <w:rPr>
+                <w:sz w:val="12"/>
+                <w:szCs w:val="12"/>
                 <w:lang w:val="en-US"/>
               </w:rPr>
               <w:t>{dateLong}</w:t>
@@ -8377,6 +7661,8 @@
             <w:pPr>
               <w:rPr>
                 <w:color w:val="FF0000"/>
+                <w:sz w:val="12"/>
+                <w:szCs w:val="12"/>
               </w:rPr>
             </w:pPr>
           </w:p>
@@ -8397,7 +7683,8 @@
               <w:rPr>
                 <w:rFonts w:ascii="Arial" w:hAnsi="Arial"/>
                 <w:color w:val="FF0000"/>
-                <w:sz w:val="11"/>
+                <w:sz w:val="12"/>
+                <w:szCs w:val="12"/>
               </w:rPr>
             </w:pPr>
             <w:r>
@@ -8405,6 +7692,8 @@
                 <w:rFonts w:ascii="Arial" w:hAnsi="Arial"/>
                 <w:b/>
                 <w:color w:val="FF0000"/>
+                <w:sz w:val="12"/>
+                <w:szCs w:val="12"/>
               </w:rPr>
               <w:t>24</w:t>
             </w:r>
@@ -8426,17 +7715,19 @@
               <w:rPr>
                 <w:rFonts w:ascii="Arial CYR" w:hAnsi="Arial CYR"/>
                 <w:color w:val="FF0000"/>
-                <w:sz w:val="11"/>
-                <w:lang w:val="ru-RU"/>
-              </w:rPr>
-            </w:pPr>
-          </w:p>
-          <w:p>
-            <w:pPr>
-              <w:rPr>
-                <w:rFonts w:ascii="Arial" w:hAnsi="Arial"/>
-                <w:color w:val="FF0000"/>
-                <w:sz w:val="11"/>
+                <w:sz w:val="12"/>
+                <w:szCs w:val="12"/>
+                <w:lang w:val="ru-RU"/>
+              </w:rPr>
+            </w:pPr>
+          </w:p>
+          <w:p>
+            <w:pPr>
+              <w:rPr>
+                <w:rFonts w:ascii="Arial" w:hAnsi="Arial"/>
+                <w:color w:val="FF0000"/>
+                <w:sz w:val="12"/>
+                <w:szCs w:val="12"/>
                 <w:lang w:val="ru-RU"/>
               </w:rPr>
             </w:pPr>
@@ -8444,7 +7735,8 @@
               <w:rPr>
                 <w:rFonts w:ascii="Arial CYR" w:hAnsi="Arial CYR"/>
                 <w:color w:val="FF0000"/>
-                <w:sz w:val="11"/>
+                <w:sz w:val="12"/>
+                <w:szCs w:val="12"/>
                 <w:lang w:val="ru-RU"/>
               </w:rPr>
               <w:t>Груз</w:t>
@@ -8453,7 +7745,8 @@
               <w:rPr>
                 <w:rFonts w:ascii="Arial" w:hAnsi="Arial"/>
                 <w:color w:val="FF0000"/>
-                <w:sz w:val="11"/>
+                <w:sz w:val="12"/>
+                <w:szCs w:val="12"/>
               </w:rPr>
               <w:t xml:space="preserve"> </w:t>
             </w:r>
@@ -8461,7 +7754,8 @@
               <w:rPr>
                 <w:rFonts w:ascii="Arial CYR" w:hAnsi="Arial CYR"/>
                 <w:color w:val="FF0000"/>
-                <w:sz w:val="11"/>
+                <w:sz w:val="12"/>
+                <w:szCs w:val="12"/>
                 <w:lang w:val="ru-RU"/>
               </w:rPr>
               <w:t>получен</w:t>
@@ -8470,7 +7764,8 @@
               <w:rPr>
                 <w:rFonts w:ascii="Arial" w:hAnsi="Arial"/>
                 <w:color w:val="FF0000"/>
-                <w:sz w:val="11"/>
+                <w:sz w:val="12"/>
+                <w:szCs w:val="12"/>
               </w:rPr>
               <w:t xml:space="preserve">                        </w:t>
             </w:r>
@@ -8478,7 +7773,8 @@
               <w:rPr>
                 <w:rFonts w:ascii="Arial CYR" w:hAnsi="Arial CYR"/>
                 <w:color w:val="FF0000"/>
-                <w:sz w:val="11"/>
+                <w:sz w:val="12"/>
+                <w:szCs w:val="12"/>
                 <w:lang w:val="ru-RU"/>
               </w:rPr>
               <w:t>Дата</w:t>
@@ -8489,15 +7785,17 @@
               <w:rPr>
                 <w:rFonts w:ascii="Arial" w:hAnsi="Arial"/>
                 <w:color w:val="FF0000"/>
-                <w:sz w:val="11"/>
-                <w:lang w:val="ru-RU"/>
-              </w:rPr>
-            </w:pPr>
-            <w:r>
-              <w:rPr>
-                <w:rFonts w:ascii="Arial" w:hAnsi="Arial"/>
-                <w:color w:val="FF0000"/>
-                <w:sz w:val="11"/>
+                <w:sz w:val="12"/>
+                <w:szCs w:val="12"/>
+                <w:lang w:val="ru-RU"/>
+              </w:rPr>
+            </w:pPr>
+            <w:r>
+              <w:rPr>
+                <w:rFonts w:ascii="Arial" w:hAnsi="Arial"/>
+                <w:color w:val="FF0000"/>
+                <w:sz w:val="12"/>
+                <w:szCs w:val="12"/>
               </w:rPr>
               <w:t>Gut</w:t>
             </w:r>
@@ -8505,7 +7803,8 @@
               <w:rPr>
                 <w:rFonts w:ascii="Arial" w:hAnsi="Arial"/>
                 <w:color w:val="FF0000"/>
-                <w:sz w:val="11"/>
+                <w:sz w:val="12"/>
+                <w:szCs w:val="12"/>
                 <w:lang w:val="ru-RU"/>
               </w:rPr>
               <w:t xml:space="preserve"> </w:t>
@@ -8514,7 +7813,8 @@
               <w:rPr>
                 <w:rFonts w:ascii="Arial" w:hAnsi="Arial"/>
                 <w:color w:val="FF0000"/>
-                <w:sz w:val="11"/>
+                <w:sz w:val="12"/>
+                <w:szCs w:val="12"/>
               </w:rPr>
               <w:t>empfangen</w:t>
             </w:r>
@@ -8522,7 +7822,8 @@
               <w:rPr>
                 <w:rFonts w:ascii="Arial" w:hAnsi="Arial"/>
                 <w:color w:val="FF0000"/>
-                <w:sz w:val="11"/>
+                <w:sz w:val="12"/>
+                <w:szCs w:val="12"/>
                 <w:lang w:val="ru-RU"/>
               </w:rPr>
               <w:t xml:space="preserve">                     </w:t>
@@ -8531,7 +7832,8 @@
               <w:rPr>
                 <w:rFonts w:ascii="Arial" w:hAnsi="Arial"/>
                 <w:color w:val="FF0000"/>
-                <w:sz w:val="11"/>
+                <w:sz w:val="12"/>
+                <w:szCs w:val="12"/>
               </w:rPr>
               <w:t>Datum</w:t>
             </w:r>
@@ -8576,7 +7878,8 @@
               <w:jc w:val="center"/>
               <w:rPr>
                 <w:color w:val="FF0000"/>
-                <w:sz w:val="10"/>
+                <w:sz w:val="12"/>
+                <w:szCs w:val="12"/>
                 <w:lang w:val="ru-RU"/>
                 <w14:shadow w14:blurRad="50800" w14:dist="38100" w14:dir="2700000" w14:sx="100000" w14:sy="100000" w14:kx="0" w14:ky="0" w14:algn="tl">
                   <w14:srgbClr w14:val="000000">
@@ -8589,6 +7892,8 @@
               <w:rPr>
                 <w:b/>
                 <w:color w:val="FF0000"/>
+                <w:sz w:val="12"/>
+                <w:szCs w:val="12"/>
                 <w:lang w:val="ru-RU"/>
                 <w14:shadow w14:blurRad="50800" w14:dist="38100" w14:dir="2700000" w14:sx="100000" w14:sy="100000" w14:kx="0" w14:ky="0" w14:algn="tl">
                   <w14:srgbClr w14:val="000000">
@@ -8618,6 +7923,8 @@
                 <w:rFonts w:ascii="Century" w:hAnsi="Century"/>
                 <w:b/>
                 <w:bCs/>
+                <w:sz w:val="12"/>
+                <w:szCs w:val="12"/>
                 <w:lang w:val="en-US"/>
                 <w14:shadow w14:blurRad="50800" w14:dist="38100" w14:dir="2700000" w14:sx="100000" w14:sy="100000" w14:kx="0" w14:ky="0" w14:algn="tl">
                   <w14:srgbClr w14:val="000000">
@@ -8643,6 +7950,7 @@
               <w:rPr>
                 <w:color w:val="FF0000"/>
                 <w:sz w:val="12"/>
+                <w:szCs w:val="12"/>
                 <w:lang w:val="ru-RU"/>
               </w:rPr>
             </w:pPr>
@@ -8650,6 +7958,8 @@
               <w:rPr>
                 <w:b/>
                 <w:color w:val="FF0000"/>
+                <w:sz w:val="12"/>
+                <w:szCs w:val="12"/>
                 <w:lang w:val="ru-RU"/>
               </w:rPr>
               <w:t>23</w:t>
@@ -8671,8 +7981,8 @@
             <w:pPr>
               <w:rPr>
                 <w:color w:val="FF0000"/>
-                <w:sz w:val="24"/>
-                <w:szCs w:val="24"/>
+                <w:sz w:val="12"/>
+                <w:szCs w:val="12"/>
                 <w:lang w:val="ru-RU"/>
               </w:rPr>
             </w:pPr>
@@ -8680,8 +7990,8 @@
               <w:rPr>
                 <w:b/>
                 <w:color w:val="FF0000"/>
-                <w:sz w:val="24"/>
-                <w:szCs w:val="24"/>
+                <w:sz w:val="12"/>
+                <w:szCs w:val="12"/>
                 <w:lang w:val="en-GB"/>
               </w:rPr>
               <w:t xml:space="preserve"> </w:t>
@@ -8704,24 +8014,27 @@
               <w:rPr>
                 <w:rFonts w:ascii="Arial" w:hAnsi="Arial"/>
                 <w:color w:val="FF0000"/>
-                <w:sz w:val="4"/>
-                <w:lang w:val="ru-RU"/>
-              </w:rPr>
-            </w:pPr>
-          </w:p>
-          <w:p>
-            <w:pPr>
-              <w:rPr>
-                <w:rFonts w:ascii="Arial" w:hAnsi="Arial"/>
-                <w:color w:val="FF0000"/>
-                <w:sz w:val="11"/>
-              </w:rPr>
-            </w:pPr>
-            <w:r>
-              <w:rPr>
-                <w:rFonts w:ascii="Arial" w:hAnsi="Arial"/>
-                <w:color w:val="FF0000"/>
-                <w:sz w:val="11"/>
+                <w:sz w:val="12"/>
+                <w:szCs w:val="12"/>
+                <w:lang w:val="ru-RU"/>
+              </w:rPr>
+            </w:pPr>
+          </w:p>
+          <w:p>
+            <w:pPr>
+              <w:rPr>
+                <w:rFonts w:ascii="Arial" w:hAnsi="Arial"/>
+                <w:color w:val="FF0000"/>
+                <w:sz w:val="12"/>
+                <w:szCs w:val="12"/>
+              </w:rPr>
+            </w:pPr>
+            <w:r>
+              <w:rPr>
+                <w:rFonts w:ascii="Arial" w:hAnsi="Arial"/>
+                <w:color w:val="FF0000"/>
+                <w:sz w:val="12"/>
+                <w:szCs w:val="12"/>
                 <w:lang w:val="ru-RU"/>
               </w:rPr>
               <w:t xml:space="preserve">                                  </w:t>
@@ -8730,9 +8043,30 @@
               <w:rPr>
                 <w:rFonts w:ascii="Arial" w:hAnsi="Arial"/>
                 <w:color w:val="FF0000"/>
-                <w:sz w:val="11"/>
-              </w:rPr>
-              <w:t>Am „ _____ “ ______________20</w:t>
+                <w:sz w:val="12"/>
+                <w:szCs w:val="12"/>
+              </w:rPr>
+              <w:t xml:space="preserve">Am </w:t>
+            </w:r>
+            <w:proofErr w:type="gramStart"/>
+            <w:r>
+              <w:rPr>
+                <w:rFonts w:ascii="Arial" w:hAnsi="Arial"/>
+                <w:color w:val="FF0000"/>
+                <w:sz w:val="12"/>
+                <w:szCs w:val="12"/>
+              </w:rPr>
+              <w:t>„ _</w:t>
+            </w:r>
+            <w:proofErr w:type="gramEnd"/>
+            <w:r>
+              <w:rPr>
+                <w:rFonts w:ascii="Arial" w:hAnsi="Arial"/>
+                <w:color w:val="FF0000"/>
+                <w:sz w:val="12"/>
+                <w:szCs w:val="12"/>
+              </w:rPr>
+              <w:t>____ “ ______________20</w:t>
             </w:r>
           </w:p>
         </w:tc>
@@ -8772,11 +8106,10 @@
           </w:tcPr>
           <w:p>
             <w:pPr>
-              <w:spacing w:line="192" w:lineRule="auto"/>
-              <w:rPr>
-                <w:color w:val="FF0000"/>
-                <w:sz w:val="11"/>
-                <w:szCs w:val="11"/>
+              <w:rPr>
+                <w:color w:val="FF0000"/>
+                <w:sz w:val="12"/>
+                <w:szCs w:val="12"/>
                 <w:lang w:val="ru-RU"/>
               </w:rPr>
             </w:pPr>
@@ -8784,8 +8117,8 @@
             <w:r>
               <w:rPr>
                 <w:color w:val="FF0000"/>
-                <w:sz w:val="11"/>
-                <w:szCs w:val="11"/>
+                <w:sz w:val="12"/>
+                <w:szCs w:val="12"/>
               </w:rPr>
               <w:t>Прибытие</w:t>
             </w:r>
@@ -8793,8 +8126,8 @@
             <w:r>
               <w:rPr>
                 <w:color w:val="FF0000"/>
-                <w:sz w:val="11"/>
-                <w:szCs w:val="11"/>
+                <w:sz w:val="12"/>
+                <w:szCs w:val="12"/>
               </w:rPr>
               <w:t xml:space="preserve"> </w:t>
             </w:r>
@@ -8802,8 +8135,8 @@
             <w:r>
               <w:rPr>
                 <w:color w:val="FF0000"/>
-                <w:sz w:val="11"/>
-                <w:szCs w:val="11"/>
+                <w:sz w:val="12"/>
+                <w:szCs w:val="12"/>
               </w:rPr>
               <w:t>под</w:t>
             </w:r>
@@ -8811,8 +8144,8 @@
             <w:r>
               <w:rPr>
                 <w:color w:val="FF0000"/>
-                <w:sz w:val="11"/>
-                <w:szCs w:val="11"/>
+                <w:sz w:val="12"/>
+                <w:szCs w:val="12"/>
               </w:rPr>
               <w:t xml:space="preserve"> </w:t>
             </w:r>
@@ -8820,8 +8153,8 @@
             <w:r>
               <w:rPr>
                 <w:color w:val="FF0000"/>
-                <w:sz w:val="11"/>
-                <w:szCs w:val="11"/>
+                <w:sz w:val="12"/>
+                <w:szCs w:val="12"/>
               </w:rPr>
               <w:t>погрузку</w:t>
             </w:r>
@@ -8829,8 +8162,8 @@
             <w:r>
               <w:rPr>
                 <w:color w:val="FF0000"/>
-                <w:sz w:val="11"/>
-                <w:szCs w:val="11"/>
+                <w:sz w:val="12"/>
+                <w:szCs w:val="12"/>
                 <w:lang w:val="ru-RU"/>
               </w:rPr>
               <w:t xml:space="preserve"> ___________________________час____мин.</w:t>
@@ -8843,16 +8176,16 @@
               </w:tabs>
               <w:rPr>
                 <w:color w:val="FF0000"/>
-                <w:sz w:val="11"/>
-                <w:szCs w:val="11"/>
+                <w:sz w:val="12"/>
+                <w:szCs w:val="12"/>
                 <w:lang w:val="en-US"/>
               </w:rPr>
             </w:pPr>
             <w:r>
               <w:rPr>
                 <w:color w:val="FF0000"/>
-                <w:sz w:val="11"/>
-                <w:szCs w:val="11"/>
+                <w:sz w:val="12"/>
+                <w:szCs w:val="12"/>
                 <w:lang w:val="en-US"/>
               </w:rPr>
               <w:t>Ankunft</w:t>
@@ -8860,16 +8193,16 @@
             <w:r>
               <w:rPr>
                 <w:color w:val="FF0000"/>
-                <w:sz w:val="11"/>
-                <w:szCs w:val="11"/>
+                <w:sz w:val="12"/>
+                <w:szCs w:val="12"/>
               </w:rPr>
               <w:t xml:space="preserve"> </w:t>
             </w:r>
             <w:r>
               <w:rPr>
                 <w:color w:val="FF0000"/>
-                <w:sz w:val="11"/>
-                <w:szCs w:val="11"/>
+                <w:sz w:val="12"/>
+                <w:szCs w:val="12"/>
                 <w:lang w:val="en-US"/>
               </w:rPr>
               <w:t>f</w:t>
@@ -8877,16 +8210,16 @@
             <w:r>
               <w:rPr>
                 <w:color w:val="FF0000"/>
-                <w:sz w:val="11"/>
-                <w:szCs w:val="11"/>
+                <w:sz w:val="12"/>
+                <w:szCs w:val="12"/>
               </w:rPr>
               <w:t>ü</w:t>
             </w:r>
             <w:r>
               <w:rPr>
                 <w:color w:val="FF0000"/>
-                <w:sz w:val="11"/>
-                <w:szCs w:val="11"/>
+                <w:sz w:val="12"/>
+                <w:szCs w:val="12"/>
                 <w:lang w:val="en-US"/>
               </w:rPr>
               <w:t>r</w:t>
@@ -8894,16 +8227,16 @@
             <w:r>
               <w:rPr>
                 <w:color w:val="FF0000"/>
-                <w:sz w:val="11"/>
-                <w:szCs w:val="11"/>
+                <w:sz w:val="12"/>
+                <w:szCs w:val="12"/>
               </w:rPr>
               <w:t xml:space="preserve"> </w:t>
             </w:r>
             <w:r>
               <w:rPr>
                 <w:color w:val="FF0000"/>
-                <w:sz w:val="11"/>
-                <w:szCs w:val="11"/>
+                <w:sz w:val="12"/>
+                <w:szCs w:val="12"/>
                 <w:lang w:val="en-US"/>
               </w:rPr>
               <w:t>Einladung                                                        Uhr.       min.</w:t>
@@ -8918,8 +8251,8 @@
                 <w:bCs/>
                 <w:outline/>
                 <w:color w:val="FF0000"/>
-                <w:sz w:val="11"/>
-                <w:szCs w:val="11"/>
+                <w:sz w:val="12"/>
+                <w:szCs w:val="12"/>
                 <w:lang w:val="en-US"/>
                 <w14:shadow w14:blurRad="50800" w14:dist="38100" w14:dir="2700000" w14:sx="100000" w14:sy="100000" w14:kx="0" w14:ky="0" w14:algn="tl">
                   <w14:srgbClr w14:val="000000">
@@ -8944,8 +8277,8 @@
                 <w:bCs/>
                 <w:outline/>
                 <w:color w:val="FF0000"/>
-                <w:sz w:val="11"/>
-                <w:szCs w:val="11"/>
+                <w:sz w:val="12"/>
+                <w:szCs w:val="12"/>
                 <w:lang w:val="en-US"/>
                 <w14:shadow w14:blurRad="50800" w14:dist="38100" w14:dir="2700000" w14:sx="100000" w14:sy="100000" w14:kx="0" w14:ky="0" w14:algn="tl">
                   <w14:srgbClr w14:val="000000">
@@ -8970,8 +8303,8 @@
                 <w:bCs/>
                 <w:outline/>
                 <w:color w:val="FF0000"/>
-                <w:sz w:val="11"/>
-                <w:szCs w:val="11"/>
+                <w:sz w:val="12"/>
+                <w:szCs w:val="12"/>
                 <w:lang w:val="en-US"/>
                 <w14:shadow w14:blurRad="50800" w14:dist="38100" w14:dir="2700000" w14:sx="100000" w14:sy="100000" w14:kx="0" w14:ky="0" w14:algn="tl">
                   <w14:srgbClr w14:val="000000">
@@ -9010,24 +8343,24 @@
                 <w:b/>
                 <w:bCs/>
                 <w:color w:val="FF0000"/>
-                <w:sz w:val="11"/>
-                <w:szCs w:val="11"/>
-                <w:lang w:val="ru-RU"/>
-              </w:rPr>
-            </w:pPr>
-            <w:r>
-              <w:rPr>
-                <w:color w:val="FF0000"/>
-                <w:sz w:val="11"/>
-                <w:szCs w:val="11"/>
+                <w:sz w:val="12"/>
+                <w:szCs w:val="12"/>
+                <w:lang w:val="ru-RU"/>
+              </w:rPr>
+            </w:pPr>
+            <w:r>
+              <w:rPr>
+                <w:color w:val="FF0000"/>
+                <w:sz w:val="12"/>
+                <w:szCs w:val="12"/>
               </w:rPr>
               <w:t>Путевой лист №________________________</w:t>
             </w:r>
             <w:r>
               <w:rPr>
                 <w:color w:val="FF0000"/>
-                <w:sz w:val="11"/>
-                <w:szCs w:val="11"/>
+                <w:sz w:val="12"/>
+                <w:szCs w:val="12"/>
                 <w:lang w:val="kk-KZ"/>
               </w:rPr>
               <w:t>от</w:t>
@@ -9035,8 +8368,8 @@
             <w:r>
               <w:rPr>
                 <w:color w:val="FF0000"/>
-                <w:sz w:val="11"/>
-                <w:szCs w:val="11"/>
+                <w:sz w:val="12"/>
+                <w:szCs w:val="12"/>
                 <w:lang w:val="ru-RU"/>
               </w:rPr>
               <w:t xml:space="preserve">_______20 </w:t>
@@ -9044,8 +8377,8 @@
             <w:r>
               <w:rPr>
                 <w:color w:val="FF0000"/>
-                <w:sz w:val="11"/>
-                <w:szCs w:val="11"/>
+                <w:sz w:val="12"/>
+                <w:szCs w:val="12"/>
                 <w:lang w:val="en-US"/>
               </w:rPr>
               <w:t>Uhr</w:t>
@@ -9053,8 +8386,8 @@
             <w:r>
               <w:rPr>
                 <w:color w:val="FF0000"/>
-                <w:sz w:val="11"/>
-                <w:szCs w:val="11"/>
+                <w:sz w:val="12"/>
+                <w:szCs w:val="12"/>
                 <w:lang w:val="ru-RU"/>
               </w:rPr>
               <w:t>.</w:t>
@@ -9077,7 +8410,8 @@
               <w:rPr>
                 <w:rFonts w:ascii="Arial CYR" w:hAnsi="Arial CYR"/>
                 <w:color w:val="FF0000"/>
-                <w:sz w:val="11"/>
+                <w:sz w:val="12"/>
+                <w:szCs w:val="12"/>
                 <w:lang w:val="ru-RU"/>
               </w:rPr>
             </w:pPr>
@@ -9085,7 +8419,8 @@
               <w:rPr>
                 <w:rFonts w:ascii="Arial CYR" w:hAnsi="Arial CYR"/>
                 <w:color w:val="FF0000"/>
-                <w:sz w:val="11"/>
+                <w:sz w:val="12"/>
+                <w:szCs w:val="12"/>
                 <w:lang w:val="ru-RU"/>
               </w:rPr>
               <w:t xml:space="preserve">  Прибытие под погрузку</w:t>
@@ -9095,6 +8430,7 @@
                 <w:rFonts w:ascii="Arial" w:hAnsi="Arial"/>
                 <w:color w:val="FF0000"/>
                 <w:sz w:val="12"/>
+                <w:szCs w:val="12"/>
                 <w:lang w:val="ru-RU"/>
               </w:rPr>
               <w:t xml:space="preserve"> </w:t>
@@ -9104,6 +8440,7 @@
                 <w:rFonts w:ascii="Arial" w:hAnsi="Arial"/>
                 <w:color w:val="FF0000"/>
                 <w:sz w:val="12"/>
+                <w:szCs w:val="12"/>
                 <w:u w:val="single"/>
                 <w:lang w:val="ru-RU"/>
               </w:rPr>
@@ -9114,6 +8451,7 @@
                 <w:rFonts w:ascii="Arial" w:hAnsi="Arial"/>
                 <w:color w:val="FF0000"/>
                 <w:sz w:val="12"/>
+                <w:szCs w:val="12"/>
                 <w:lang w:val="ru-RU"/>
               </w:rPr>
               <w:t xml:space="preserve">  </w:t>
@@ -9122,7 +8460,8 @@
               <w:rPr>
                 <w:rFonts w:ascii="Arial CYR" w:hAnsi="Arial CYR"/>
                 <w:color w:val="FF0000"/>
-                <w:sz w:val="11"/>
+                <w:sz w:val="12"/>
+                <w:szCs w:val="12"/>
                 <w:lang w:val="ru-RU"/>
               </w:rPr>
               <w:t>мин.</w:t>
@@ -9134,13 +8473,15 @@
                 <w:rFonts w:ascii="Arial" w:hAnsi="Arial"/>
                 <w:color w:val="FF0000"/>
                 <w:sz w:val="12"/>
-              </w:rPr>
-            </w:pPr>
-            <w:r>
-              <w:rPr>
-                <w:rFonts w:ascii="Arial" w:hAnsi="Arial"/>
-                <w:color w:val="FF0000"/>
-                <w:sz w:val="11"/>
+                <w:szCs w:val="12"/>
+              </w:rPr>
+            </w:pPr>
+            <w:r>
+              <w:rPr>
+                <w:rFonts w:ascii="Arial" w:hAnsi="Arial"/>
+                <w:color w:val="FF0000"/>
+                <w:sz w:val="12"/>
+                <w:szCs w:val="12"/>
                 <w:lang w:val="ru-RU"/>
               </w:rPr>
               <w:t xml:space="preserve">  </w:t>
@@ -9149,25 +8490,10 @@
               <w:rPr>
                 <w:rFonts w:ascii="Arial" w:hAnsi="Arial"/>
                 <w:color w:val="FF0000"/>
-                <w:sz w:val="11"/>
-              </w:rPr>
-              <w:t>Ankunft für Beladung</w:t>
-            </w:r>
-            <w:r>
-              <w:rPr>
-                <w:rFonts w:ascii="Arial" w:hAnsi="Arial"/>
-                <w:color w:val="FF0000"/>
-                <w:sz w:val="12"/>
-              </w:rPr>
-              <w:t xml:space="preserve">                                            </w:t>
-            </w:r>
-            <w:r>
-              <w:rPr>
-                <w:rFonts w:ascii="Arial" w:hAnsi="Arial"/>
-                <w:color w:val="FF0000"/>
-                <w:sz w:val="11"/>
-              </w:rPr>
-              <w:t>Min.</w:t>
+                <w:sz w:val="12"/>
+                <w:szCs w:val="12"/>
+              </w:rPr>
+              <w:t>Ankunft für Beladung                                            Min.</w:t>
             </w:r>
           </w:p>
         </w:tc>
@@ -9215,8 +8541,8 @@
                 <w:bCs/>
                 <w:outline/>
                 <w:color w:val="FF0000"/>
-                <w:sz w:val="11"/>
-                <w:szCs w:val="11"/>
+                <w:sz w:val="12"/>
+                <w:szCs w:val="12"/>
                 <w:lang w:val="ru-RU"/>
                 <w14:shadow w14:blurRad="50800" w14:dist="38100" w14:dir="2700000" w14:sx="100000" w14:sy="100000" w14:kx="0" w14:ky="0" w14:algn="tl">
                   <w14:srgbClr w14:val="000000">
@@ -9254,24 +8580,24 @@
                 <w:b/>
                 <w:bCs/>
                 <w:color w:val="FF0000"/>
-                <w:sz w:val="11"/>
-                <w:szCs w:val="11"/>
-                <w:lang w:val="ru-RU"/>
-              </w:rPr>
-            </w:pPr>
-            <w:r>
-              <w:rPr>
-                <w:color w:val="FF0000"/>
-                <w:sz w:val="11"/>
-                <w:szCs w:val="11"/>
+                <w:sz w:val="12"/>
+                <w:szCs w:val="12"/>
+                <w:lang w:val="ru-RU"/>
+              </w:rPr>
+            </w:pPr>
+            <w:r>
+              <w:rPr>
+                <w:color w:val="FF0000"/>
+                <w:sz w:val="12"/>
+                <w:szCs w:val="12"/>
               </w:rPr>
               <w:t>Фамилии</w:t>
             </w:r>
             <w:r>
               <w:rPr>
                 <w:color w:val="FF0000"/>
-                <w:sz w:val="11"/>
-                <w:szCs w:val="11"/>
+                <w:sz w:val="12"/>
+                <w:szCs w:val="12"/>
                 <w:lang w:val="ru-RU"/>
               </w:rPr>
               <w:t xml:space="preserve"> </w:t>
@@ -9279,8 +8605,8 @@
             <w:r>
               <w:rPr>
                 <w:color w:val="FF0000"/>
-                <w:sz w:val="11"/>
-                <w:szCs w:val="11"/>
+                <w:sz w:val="12"/>
+                <w:szCs w:val="12"/>
                 <w:lang w:val="en-US"/>
               </w:rPr>
               <w:t xml:space="preserve"> </w:t>
@@ -9288,21 +8614,42 @@
             <w:r>
               <w:rPr>
                 <w:color w:val="FF0000"/>
-                <w:sz w:val="11"/>
-                <w:szCs w:val="11"/>
+                <w:sz w:val="12"/>
+                <w:szCs w:val="12"/>
                 <w:lang w:val="kk-KZ"/>
               </w:rPr>
-              <w:t xml:space="preserve">     </w:t>
-            </w:r>
-            <w:r>
-              <w:rPr>
-                <w:color w:val="FF0000"/>
-                <w:sz w:val="11"/>
-                <w:szCs w:val="11"/>
+              <w:t xml:space="preserve">  </w:t>
+            </w:r>
+            <w:proofErr w:type="gramStart"/>
+            <w:r>
+              <w:rPr>
+                <w:color w:val="FF0000"/>
+                <w:sz w:val="12"/>
+                <w:szCs w:val="12"/>
+                <w:lang w:val="kk-KZ"/>
+              </w:rPr>
+              <w:t xml:space="preserve">   </w:t>
+            </w:r>
+            <w:r>
+              <w:rPr>
+                <w:color w:val="FF0000"/>
+                <w:sz w:val="12"/>
+                <w:szCs w:val="12"/>
                 <w:u w:val="single"/>
                 <w:lang w:val="en-US"/>
               </w:rPr>
-              <w:t>{driver}</w:t>
+              <w:t>{</w:t>
+            </w:r>
+            <w:proofErr w:type="gramEnd"/>
+            <w:r>
+              <w:rPr>
+                <w:color w:val="FF0000"/>
+                <w:sz w:val="12"/>
+                <w:szCs w:val="12"/>
+                <w:u w:val="single"/>
+                <w:lang w:val="en-US"/>
+              </w:rPr>
+              <w:t>driver}</w:t>
             </w:r>
           </w:p>
         </w:tc>
@@ -9319,19 +8666,20 @@
           </w:tcPr>
           <w:p>
             <w:pPr>
-              <w:spacing w:before="40"/>
               <w:rPr>
                 <w:rFonts w:ascii="Arial CYR" w:hAnsi="Arial CYR"/>
                 <w:color w:val="FF0000"/>
-                <w:sz w:val="11"/>
-                <w:lang w:val="ru-RU"/>
-              </w:rPr>
-            </w:pPr>
-            <w:r>
-              <w:rPr>
-                <w:rFonts w:ascii="Arial" w:hAnsi="Arial"/>
-                <w:color w:val="FF0000"/>
-                <w:sz w:val="12"/>
+                <w:sz w:val="12"/>
+                <w:szCs w:val="12"/>
+                <w:lang w:val="ru-RU"/>
+              </w:rPr>
+            </w:pPr>
+            <w:r>
+              <w:rPr>
+                <w:rFonts w:ascii="Arial" w:hAnsi="Arial"/>
+                <w:color w:val="FF0000"/>
+                <w:sz w:val="12"/>
+                <w:szCs w:val="12"/>
                 <w:lang w:val="ru-RU"/>
               </w:rPr>
               <w:t xml:space="preserve">                       </w:t>
@@ -9340,7 +8688,8 @@
               <w:rPr>
                 <w:rFonts w:ascii="Arial CYR" w:hAnsi="Arial CYR"/>
                 <w:color w:val="FF0000"/>
-                <w:sz w:val="11"/>
+                <w:sz w:val="12"/>
+                <w:szCs w:val="12"/>
                 <w:lang w:val="ru-RU"/>
               </w:rPr>
               <w:t>Убытие</w:t>
@@ -9350,6 +8699,7 @@
                 <w:rFonts w:ascii="Arial" w:hAnsi="Arial"/>
                 <w:color w:val="FF0000"/>
                 <w:sz w:val="12"/>
+                <w:szCs w:val="12"/>
                 <w:lang w:val="ru-RU"/>
               </w:rPr>
               <w:t xml:space="preserve">     </w:t>
@@ -9359,6 +8709,7 @@
                 <w:rFonts w:ascii="Arial" w:hAnsi="Arial"/>
                 <w:color w:val="FF0000"/>
                 <w:sz w:val="12"/>
+                <w:szCs w:val="12"/>
                 <w:u w:val="single"/>
                 <w:lang w:val="ru-RU"/>
               </w:rPr>
@@ -9369,6 +8720,7 @@
                 <w:rFonts w:ascii="Arial" w:hAnsi="Arial"/>
                 <w:color w:val="FF0000"/>
                 <w:sz w:val="12"/>
+                <w:szCs w:val="12"/>
                 <w:lang w:val="ru-RU"/>
               </w:rPr>
               <w:t xml:space="preserve">  </w:t>
@@ -9377,7 +8729,8 @@
               <w:rPr>
                 <w:rFonts w:ascii="Arial CYR" w:hAnsi="Arial CYR"/>
                 <w:color w:val="FF0000"/>
-                <w:sz w:val="11"/>
+                <w:sz w:val="12"/>
+                <w:szCs w:val="12"/>
                 <w:lang w:val="ru-RU"/>
               </w:rPr>
               <w:t>мин.</w:t>
@@ -9389,14 +8742,16 @@
                 <w:rFonts w:ascii="Arial" w:hAnsi="Arial"/>
                 <w:color w:val="FF0000"/>
                 <w:sz w:val="12"/>
-                <w:lang w:val="ru-RU"/>
-              </w:rPr>
-            </w:pPr>
-            <w:r>
-              <w:rPr>
-                <w:rFonts w:ascii="Arial" w:hAnsi="Arial"/>
-                <w:color w:val="FF0000"/>
-                <w:sz w:val="12"/>
+                <w:szCs w:val="12"/>
+                <w:lang w:val="ru-RU"/>
+              </w:rPr>
+            </w:pPr>
+            <w:r>
+              <w:rPr>
+                <w:rFonts w:ascii="Arial" w:hAnsi="Arial"/>
+                <w:color w:val="FF0000"/>
+                <w:sz w:val="12"/>
+                <w:szCs w:val="12"/>
                 <w:lang w:val="ru-RU"/>
               </w:rPr>
               <w:t xml:space="preserve">                        </w:t>
@@ -9405,7 +8760,8 @@
               <w:rPr>
                 <w:rFonts w:ascii="Arial" w:hAnsi="Arial"/>
                 <w:color w:val="FF0000"/>
-                <w:sz w:val="11"/>
+                <w:sz w:val="12"/>
+                <w:szCs w:val="12"/>
               </w:rPr>
               <w:t>Abfahrt</w:t>
             </w:r>
@@ -9414,6 +8770,7 @@
                 <w:rFonts w:ascii="Arial" w:hAnsi="Arial"/>
                 <w:color w:val="FF0000"/>
                 <w:sz w:val="12"/>
+                <w:szCs w:val="12"/>
                 <w:lang w:val="ru-RU"/>
               </w:rPr>
               <w:t xml:space="preserve">                                           </w:t>
@@ -9422,7 +8779,8 @@
               <w:rPr>
                 <w:rFonts w:ascii="Arial" w:hAnsi="Arial"/>
                 <w:color w:val="FF0000"/>
-                <w:sz w:val="11"/>
+                <w:sz w:val="12"/>
+                <w:szCs w:val="12"/>
               </w:rPr>
               <w:t>Min</w:t>
             </w:r>
@@ -9430,7 +8788,8 @@
               <w:rPr>
                 <w:rFonts w:ascii="Arial" w:hAnsi="Arial"/>
                 <w:color w:val="FF0000"/>
-                <w:sz w:val="11"/>
+                <w:sz w:val="12"/>
+                <w:szCs w:val="12"/>
                 <w:lang w:val="ru-RU"/>
               </w:rPr>
               <w:t>.</w:t>
@@ -9474,38 +8833,36 @@
           </w:tcPr>
           <w:p>
             <w:pPr>
-              <w:spacing w:line="192" w:lineRule="auto"/>
-              <w:rPr>
-                <w:color w:val="FF0000"/>
-                <w:sz w:val="11"/>
-                <w:szCs w:val="11"/>
-                <w:lang w:val="ru-RU"/>
-              </w:rPr>
-            </w:pPr>
-          </w:p>
-          <w:p>
-            <w:pPr>
-              <w:spacing w:line="192" w:lineRule="auto"/>
-              <w:rPr>
-                <w:color w:val="FF0000"/>
-                <w:sz w:val="11"/>
-                <w:szCs w:val="11"/>
-                <w:lang w:val="ru-RU"/>
-              </w:rPr>
-            </w:pPr>
-            <w:r>
-              <w:rPr>
-                <w:color w:val="FF0000"/>
-                <w:sz w:val="11"/>
-                <w:szCs w:val="11"/>
+              <w:rPr>
+                <w:color w:val="FF0000"/>
+                <w:sz w:val="12"/>
+                <w:szCs w:val="12"/>
+                <w:lang w:val="ru-RU"/>
+              </w:rPr>
+            </w:pPr>
+          </w:p>
+          <w:p>
+            <w:pPr>
+              <w:rPr>
+                <w:color w:val="FF0000"/>
+                <w:sz w:val="12"/>
+                <w:szCs w:val="12"/>
+                <w:lang w:val="ru-RU"/>
+              </w:rPr>
+            </w:pPr>
+            <w:r>
+              <w:rPr>
+                <w:color w:val="FF0000"/>
+                <w:sz w:val="12"/>
+                <w:szCs w:val="12"/>
               </w:rPr>
               <w:t xml:space="preserve">Убытие                           </w:t>
             </w:r>
             <w:r>
               <w:rPr>
                 <w:color w:val="FF0000"/>
-                <w:sz w:val="11"/>
-                <w:szCs w:val="11"/>
+                <w:sz w:val="12"/>
+                <w:szCs w:val="12"/>
                 <w:lang w:val="ru-RU"/>
               </w:rPr>
               <w:t>___________________________час____мин.</w:t>
@@ -9515,16 +8872,16 @@
             <w:pPr>
               <w:rPr>
                 <w:color w:val="FF0000"/>
-                <w:sz w:val="11"/>
-                <w:szCs w:val="11"/>
-                <w:lang w:val="ru-RU"/>
-              </w:rPr>
-            </w:pPr>
-            <w:r>
-              <w:rPr>
-                <w:color w:val="FF0000"/>
-                <w:sz w:val="11"/>
-                <w:szCs w:val="11"/>
+                <w:sz w:val="12"/>
+                <w:szCs w:val="12"/>
+                <w:lang w:val="ru-RU"/>
+              </w:rPr>
+            </w:pPr>
+            <w:r>
+              <w:rPr>
+                <w:color w:val="FF0000"/>
+                <w:sz w:val="12"/>
+                <w:szCs w:val="12"/>
                 <w:lang w:val="en-US"/>
               </w:rPr>
               <w:t>Abfahrt</w:t>
@@ -9532,8 +8889,8 @@
             <w:r>
               <w:rPr>
                 <w:color w:val="FF0000"/>
-                <w:sz w:val="11"/>
-                <w:szCs w:val="11"/>
+                <w:sz w:val="12"/>
+                <w:szCs w:val="12"/>
                 <w:lang w:val="ru-RU"/>
               </w:rPr>
               <w:t xml:space="preserve">                                                                               </w:t>
@@ -9541,8 +8898,8 @@
             <w:r>
               <w:rPr>
                 <w:color w:val="FF0000"/>
-                <w:sz w:val="11"/>
-                <w:szCs w:val="11"/>
+                <w:sz w:val="12"/>
+                <w:szCs w:val="12"/>
                 <w:lang w:val="en-US"/>
               </w:rPr>
               <w:t>Uhr</w:t>
@@ -9550,8 +8907,8 @@
             <w:r>
               <w:rPr>
                 <w:color w:val="FF0000"/>
-                <w:sz w:val="11"/>
-                <w:szCs w:val="11"/>
+                <w:sz w:val="12"/>
+                <w:szCs w:val="12"/>
                 <w:lang w:val="ru-RU"/>
               </w:rPr>
               <w:t xml:space="preserve">.       </w:t>
@@ -9559,8 +8916,8 @@
             <w:r>
               <w:rPr>
                 <w:color w:val="FF0000"/>
-                <w:sz w:val="11"/>
-                <w:szCs w:val="11"/>
+                <w:sz w:val="12"/>
+                <w:szCs w:val="12"/>
                 <w:lang w:val="en-US"/>
               </w:rPr>
               <w:t>min</w:t>
@@ -9568,8 +8925,8 @@
             <w:r>
               <w:rPr>
                 <w:color w:val="FF0000"/>
-                <w:sz w:val="11"/>
-                <w:szCs w:val="11"/>
+                <w:sz w:val="12"/>
+                <w:szCs w:val="12"/>
                 <w:lang w:val="ru-RU"/>
               </w:rPr>
               <w:t>.</w:t>
@@ -9579,8 +8936,8 @@
                 <w:bCs/>
                 <w:outline/>
                 <w:color w:val="FF0000"/>
-                <w:sz w:val="11"/>
-                <w:szCs w:val="11"/>
+                <w:sz w:val="12"/>
+                <w:szCs w:val="12"/>
                 <w:lang w:val="ru-RU"/>
                 <w14:shadow w14:blurRad="50800" w14:dist="38100" w14:dir="2700000" w14:sx="100000" w14:sy="100000" w14:kx="0" w14:ky="0" w14:algn="tl">
                   <w14:srgbClr w14:val="000000">
@@ -9606,11 +8963,10 @@
               <w:tabs>
                 <w:tab w:val="left" w:pos="1110"/>
               </w:tabs>
-              <w:spacing w:line="192" w:lineRule="auto"/>
-              <w:rPr>
-                <w:color w:val="FF0000"/>
-                <w:sz w:val="11"/>
-                <w:szCs w:val="11"/>
+              <w:rPr>
+                <w:color w:val="FF0000"/>
+                <w:sz w:val="12"/>
+                <w:szCs w:val="12"/>
               </w:rPr>
             </w:pPr>
             <w:r>
@@ -9619,8 +8975,8 @@
                 <w:bCs/>
                 <w:outline/>
                 <w:color w:val="FF0000"/>
-                <w:sz w:val="11"/>
-                <w:szCs w:val="11"/>
+                <w:sz w:val="12"/>
+                <w:szCs w:val="12"/>
                 <w:lang w:val="ru-RU"/>
                 <w14:shadow w14:blurRad="50800" w14:dist="38100" w14:dir="2700000" w14:sx="100000" w14:sy="100000" w14:kx="0" w14:ky="0" w14:algn="tl">
                   <w14:srgbClr w14:val="000000">
@@ -9659,24 +9015,24 @@
                 <w:b/>
                 <w:bCs/>
                 <w:color w:val="FF0000"/>
-                <w:sz w:val="11"/>
-                <w:szCs w:val="11"/>
-                <w:lang w:val="ru-RU"/>
-              </w:rPr>
-            </w:pPr>
-            <w:r>
-              <w:rPr>
-                <w:color w:val="FF0000"/>
-                <w:sz w:val="11"/>
-                <w:szCs w:val="11"/>
+                <w:sz w:val="12"/>
+                <w:szCs w:val="12"/>
+                <w:lang w:val="ru-RU"/>
+              </w:rPr>
+            </w:pPr>
+            <w:r>
+              <w:rPr>
+                <w:color w:val="FF0000"/>
+                <w:sz w:val="12"/>
+                <w:szCs w:val="12"/>
               </w:rPr>
               <w:t>Водителей</w:t>
             </w:r>
             <w:r>
               <w:rPr>
                 <w:color w:val="FF0000"/>
-                <w:sz w:val="11"/>
-                <w:szCs w:val="11"/>
+                <w:sz w:val="12"/>
+                <w:szCs w:val="12"/>
                 <w:lang w:val="ru-RU"/>
               </w:rPr>
               <w:t xml:space="preserve">     ____________________________</w:t>
@@ -9699,7 +9055,8 @@
               <w:rPr>
                 <w:rFonts w:ascii="Courier New" w:hAnsi="Courier New"/>
                 <w:color w:val="FF0000"/>
-                <w:sz w:val="22"/>
+                <w:sz w:val="12"/>
+                <w:szCs w:val="12"/>
                 <w:lang w:val="ru-RU"/>
               </w:rPr>
             </w:pPr>
@@ -9709,7 +9066,8 @@
               <w:rPr>
                 <w:rFonts w:ascii="Courier New" w:hAnsi="Courier New"/>
                 <w:color w:val="FF0000"/>
-                <w:sz w:val="22"/>
+                <w:sz w:val="12"/>
+                <w:szCs w:val="12"/>
                 <w:lang w:val="ru-RU"/>
               </w:rPr>
             </w:pPr>
@@ -9719,7 +9077,8 @@
               <w:rPr>
                 <w:rFonts w:ascii="Courier New" w:hAnsi="Courier New"/>
                 <w:color w:val="FF0000"/>
-                <w:sz w:val="22"/>
+                <w:sz w:val="12"/>
+                <w:szCs w:val="12"/>
                 <w:lang w:val="ru-RU"/>
               </w:rPr>
             </w:pPr>
@@ -9763,13 +9122,15 @@
             <w:pPr>
               <w:rPr>
                 <w:color w:val="FF0000"/>
-                <w:sz w:val="11"/>
-              </w:rPr>
-            </w:pPr>
-            <w:r>
-              <w:rPr>
-                <w:color w:val="FF0000"/>
-                <w:sz w:val="11"/>
+                <w:sz w:val="12"/>
+                <w:szCs w:val="12"/>
+              </w:rPr>
+            </w:pPr>
+            <w:r>
+              <w:rPr>
+                <w:color w:val="FF0000"/>
+                <w:sz w:val="12"/>
+                <w:szCs w:val="12"/>
                 <w:lang w:val="en-US"/>
               </w:rPr>
               <w:t xml:space="preserve"> </w:t>
@@ -9777,7 +9138,8 @@
             <w:r>
               <w:rPr>
                 <w:color w:val="FF0000"/>
-                <w:sz w:val="11"/>
+                <w:sz w:val="12"/>
+                <w:szCs w:val="12"/>
                 <w:lang w:val="ru-RU"/>
               </w:rPr>
               <w:t>Подпись</w:t>
@@ -9785,14 +9147,16 @@
             <w:r>
               <w:rPr>
                 <w:color w:val="FF0000"/>
-                <w:sz w:val="11"/>
+                <w:sz w:val="12"/>
+                <w:szCs w:val="12"/>
               </w:rPr>
               <w:t xml:space="preserve"> </w:t>
             </w:r>
             <w:r>
               <w:rPr>
                 <w:color w:val="FF0000"/>
-                <w:sz w:val="11"/>
+                <w:sz w:val="12"/>
+                <w:szCs w:val="12"/>
                 <w:lang w:val="ru-RU"/>
               </w:rPr>
               <w:t>и</w:t>
@@ -9800,14 +9164,16 @@
             <w:r>
               <w:rPr>
                 <w:color w:val="FF0000"/>
-                <w:sz w:val="11"/>
+                <w:sz w:val="12"/>
+                <w:szCs w:val="12"/>
               </w:rPr>
               <w:t xml:space="preserve"> </w:t>
             </w:r>
             <w:r>
               <w:rPr>
                 <w:color w:val="FF0000"/>
-                <w:sz w:val="11"/>
+                <w:sz w:val="12"/>
+                <w:szCs w:val="12"/>
                 <w:lang w:val="ru-RU"/>
               </w:rPr>
               <w:t>штамп</w:t>
@@ -9815,14 +9181,16 @@
             <w:r>
               <w:rPr>
                 <w:color w:val="FF0000"/>
-                <w:sz w:val="11"/>
+                <w:sz w:val="12"/>
+                <w:szCs w:val="12"/>
               </w:rPr>
               <w:t xml:space="preserve"> </w:t>
             </w:r>
             <w:r>
               <w:rPr>
                 <w:color w:val="FF0000"/>
-                <w:sz w:val="11"/>
+                <w:sz w:val="12"/>
+                <w:szCs w:val="12"/>
                 <w:lang w:val="ru-RU"/>
               </w:rPr>
               <w:t>отправителя</w:t>
@@ -9832,13 +9200,15 @@
             <w:pPr>
               <w:rPr>
                 <w:color w:val="FF0000"/>
-                <w:sz w:val="11"/>
-              </w:rPr>
-            </w:pPr>
-            <w:r>
-              <w:rPr>
-                <w:color w:val="FF0000"/>
-                <w:sz w:val="11"/>
+                <w:sz w:val="12"/>
+                <w:szCs w:val="12"/>
+              </w:rPr>
+            </w:pPr>
+            <w:r>
+              <w:rPr>
+                <w:color w:val="FF0000"/>
+                <w:sz w:val="12"/>
+                <w:szCs w:val="12"/>
               </w:rPr>
               <w:t xml:space="preserve"> Unterschrift und Stempel des Absenders</w:t>
             </w:r>
@@ -9857,39 +9227,35 @@
           </w:tcPr>
           <w:p>
             <w:pPr>
-              <w:spacing w:line="16" w:lineRule="atLeast"/>
-              <w:ind w:left="57"/>
-              <w:rPr>
-                <w:color w:val="FF0000"/>
-                <w:sz w:val="11"/>
-                <w:szCs w:val="11"/>
+              <w:rPr>
+                <w:color w:val="FF0000"/>
+                <w:sz w:val="12"/>
+                <w:szCs w:val="12"/>
                 <w:lang w:val="en-US"/>
               </w:rPr>
             </w:pPr>
             <w:r>
               <w:rPr>
                 <w:color w:val="FF0000"/>
-                <w:sz w:val="11"/>
-                <w:szCs w:val="11"/>
+                <w:sz w:val="12"/>
+                <w:szCs w:val="12"/>
               </w:rPr>
               <w:t>Подпись и штамп перевозчика</w:t>
             </w:r>
           </w:p>
           <w:p>
             <w:pPr>
-              <w:spacing w:line="16" w:lineRule="atLeast"/>
-              <w:ind w:left="57"/>
-              <w:rPr>
-                <w:color w:val="FF0000"/>
-                <w:sz w:val="11"/>
-                <w:szCs w:val="11"/>
-              </w:rPr>
-            </w:pPr>
-            <w:r>
-              <w:rPr>
-                <w:color w:val="FF0000"/>
-                <w:sz w:val="11"/>
-                <w:szCs w:val="11"/>
+              <w:rPr>
+                <w:color w:val="FF0000"/>
+                <w:sz w:val="12"/>
+                <w:szCs w:val="12"/>
+              </w:rPr>
+            </w:pPr>
+            <w:r>
+              <w:rPr>
+                <w:color w:val="FF0000"/>
+                <w:sz w:val="12"/>
+                <w:szCs w:val="12"/>
               </w:rPr>
               <w:t>Unterschrift und Stempel des Frachtführers</w:t>
             </w:r>
@@ -9897,8 +9263,16 @@
           <w:p>
             <w:pPr>
               <w:jc w:val="center"/>
-            </w:pPr>
-            <w:r>
+              <w:rPr>
+                <w:sz w:val="12"/>
+                <w:szCs w:val="12"/>
+              </w:rPr>
+            </w:pPr>
+            <w:r>
+              <w:rPr>
+                <w:sz w:val="12"/>
+                <w:szCs w:val="12"/>
+              </w:rPr>
               <w:t>{%stamp}</w:t>
             </w:r>
           </w:p>
@@ -9919,7 +9293,8 @@
               <w:rPr>
                 <w:rFonts w:ascii="Arial" w:hAnsi="Arial"/>
                 <w:color w:val="FF0000"/>
-                <w:sz w:val="11"/>
+                <w:sz w:val="12"/>
+                <w:szCs w:val="12"/>
                 <w:lang w:val="en-US"/>
               </w:rPr>
             </w:pPr>
@@ -9927,7 +9302,8 @@
               <w:rPr>
                 <w:rFonts w:ascii="Arial" w:hAnsi="Arial"/>
                 <w:color w:val="FF0000"/>
-                <w:sz w:val="11"/>
+                <w:sz w:val="12"/>
+                <w:szCs w:val="12"/>
                 <w:lang w:val="it-IT"/>
               </w:rPr>
               <w:t xml:space="preserve"> </w:t>
@@ -9936,7 +9312,8 @@
               <w:rPr>
                 <w:rFonts w:ascii="Arial CYR" w:hAnsi="Arial CYR"/>
                 <w:color w:val="FF0000"/>
-                <w:sz w:val="11"/>
+                <w:sz w:val="12"/>
+                <w:szCs w:val="12"/>
                 <w:lang w:val="ru-RU"/>
               </w:rPr>
               <w:t>Подпись</w:t>
@@ -9945,7 +9322,8 @@
               <w:rPr>
                 <w:rFonts w:ascii="Arial CYR" w:hAnsi="Arial CYR"/>
                 <w:color w:val="FF0000"/>
-                <w:sz w:val="11"/>
+                <w:sz w:val="12"/>
+                <w:szCs w:val="12"/>
               </w:rPr>
               <w:t xml:space="preserve"> </w:t>
             </w:r>
@@ -9953,7 +9331,8 @@
               <w:rPr>
                 <w:rFonts w:ascii="Arial CYR" w:hAnsi="Arial CYR"/>
                 <w:color w:val="FF0000"/>
-                <w:sz w:val="11"/>
+                <w:sz w:val="12"/>
+                <w:szCs w:val="12"/>
                 <w:lang w:val="ru-RU"/>
               </w:rPr>
               <w:t>и</w:t>
@@ -9962,7 +9341,8 @@
               <w:rPr>
                 <w:rFonts w:ascii="Arial CYR" w:hAnsi="Arial CYR"/>
                 <w:color w:val="FF0000"/>
-                <w:sz w:val="11"/>
+                <w:sz w:val="12"/>
+                <w:szCs w:val="12"/>
               </w:rPr>
               <w:t xml:space="preserve"> </w:t>
             </w:r>
@@ -9970,7 +9350,8 @@
               <w:rPr>
                 <w:rFonts w:ascii="Arial CYR" w:hAnsi="Arial CYR"/>
                 <w:color w:val="FF0000"/>
-                <w:sz w:val="11"/>
+                <w:sz w:val="12"/>
+                <w:szCs w:val="12"/>
                 <w:lang w:val="ru-RU"/>
               </w:rPr>
               <w:t>штамп</w:t>
@@ -9979,7 +9360,8 @@
               <w:rPr>
                 <w:rFonts w:ascii="Arial CYR" w:hAnsi="Arial CYR"/>
                 <w:color w:val="FF0000"/>
-                <w:sz w:val="11"/>
+                <w:sz w:val="12"/>
+                <w:szCs w:val="12"/>
               </w:rPr>
               <w:t xml:space="preserve"> </w:t>
             </w:r>
@@ -9987,7 +9369,8 @@
               <w:rPr>
                 <w:rFonts w:ascii="Arial CYR" w:hAnsi="Arial CYR"/>
                 <w:color w:val="FF0000"/>
-                <w:sz w:val="11"/>
+                <w:sz w:val="12"/>
+                <w:szCs w:val="12"/>
                 <w:lang w:val="ru-RU"/>
               </w:rPr>
               <w:t>получателя</w:t>
@@ -9998,14 +9381,16 @@
               <w:rPr>
                 <w:rFonts w:ascii="Arial" w:hAnsi="Arial"/>
                 <w:color w:val="FF0000"/>
-                <w:sz w:val="11"/>
-              </w:rPr>
-            </w:pPr>
-            <w:r>
-              <w:rPr>
-                <w:rFonts w:ascii="Arial" w:hAnsi="Arial"/>
-                <w:color w:val="FF0000"/>
-                <w:sz w:val="11"/>
+                <w:sz w:val="12"/>
+                <w:szCs w:val="12"/>
+              </w:rPr>
+            </w:pPr>
+            <w:r>
+              <w:rPr>
+                <w:rFonts w:ascii="Arial" w:hAnsi="Arial"/>
+                <w:color w:val="FF0000"/>
+                <w:sz w:val="12"/>
+                <w:szCs w:val="12"/>
               </w:rPr>
               <w:t xml:space="preserve"> Unterschrift und Stempel des Empfängers</w:t>
             </w:r>
@@ -10049,7 +9434,8 @@
             <w:pPr>
               <w:rPr>
                 <w:color w:val="FF0000"/>
-                <w:sz w:val="11"/>
+                <w:sz w:val="12"/>
+                <w:szCs w:val="12"/>
                 <w:lang w:val="ru-RU"/>
               </w:rPr>
             </w:pPr>
@@ -10057,6 +9443,8 @@
               <w:rPr>
                 <w:b/>
                 <w:color w:val="FF0000"/>
+                <w:sz w:val="12"/>
+                <w:szCs w:val="12"/>
                 <w:lang w:val="ru-RU"/>
               </w:rPr>
               <w:t>25</w:t>
@@ -10078,14 +9466,16 @@
             <w:pPr>
               <w:rPr>
                 <w:color w:val="FF0000"/>
-                <w:sz w:val="11"/>
-                <w:lang w:val="ru-RU"/>
-              </w:rPr>
-            </w:pPr>
-            <w:r>
-              <w:rPr>
-                <w:color w:val="FF0000"/>
-                <w:sz w:val="11"/>
+                <w:sz w:val="12"/>
+                <w:szCs w:val="12"/>
+                <w:lang w:val="ru-RU"/>
+              </w:rPr>
+            </w:pPr>
+            <w:r>
+              <w:rPr>
+                <w:color w:val="FF0000"/>
+                <w:sz w:val="12"/>
+                <w:szCs w:val="12"/>
                 <w:lang w:val="ru-RU"/>
               </w:rPr>
               <w:t>Регистрац. номер/</w:t>
@@ -10093,14 +9483,16 @@
             <w:r>
               <w:rPr>
                 <w:color w:val="FF0000"/>
-                <w:sz w:val="11"/>
+                <w:sz w:val="12"/>
+                <w:szCs w:val="12"/>
               </w:rPr>
               <w:t xml:space="preserve"> Amtliches</w:t>
             </w:r>
             <w:r>
               <w:rPr>
                 <w:color w:val="FF0000"/>
-                <w:sz w:val="11"/>
+                <w:sz w:val="12"/>
+                <w:szCs w:val="12"/>
                 <w:lang w:val="ru-RU"/>
               </w:rPr>
               <w:t xml:space="preserve"> </w:t>
@@ -10108,7 +9500,8 @@
             <w:r>
               <w:rPr>
                 <w:color w:val="FF0000"/>
-                <w:sz w:val="11"/>
+                <w:sz w:val="12"/>
+                <w:szCs w:val="12"/>
               </w:rPr>
               <w:t>Kennzeichen</w:t>
             </w:r>
@@ -10117,14 +9510,16 @@
             <w:pPr>
               <w:rPr>
                 <w:color w:val="FF0000"/>
-                <w:sz w:val="11"/>
-                <w:lang w:val="ru-RU"/>
-              </w:rPr>
-            </w:pPr>
-            <w:r>
-              <w:rPr>
-                <w:color w:val="FF0000"/>
-                <w:sz w:val="11"/>
+                <w:sz w:val="12"/>
+                <w:szCs w:val="12"/>
+                <w:lang w:val="ru-RU"/>
+              </w:rPr>
+            </w:pPr>
+            <w:r>
+              <w:rPr>
+                <w:color w:val="FF0000"/>
+                <w:sz w:val="12"/>
+                <w:szCs w:val="12"/>
                 <w:lang w:val="ru-RU"/>
               </w:rPr>
               <w:t>Тягач/</w:t>
@@ -10132,14 +9527,16 @@
             <w:r>
               <w:rPr>
                 <w:color w:val="FF0000"/>
-                <w:sz w:val="11"/>
+                <w:sz w:val="12"/>
+                <w:szCs w:val="12"/>
               </w:rPr>
               <w:t>Kfz</w:t>
             </w:r>
             <w:r>
               <w:rPr>
                 <w:color w:val="FF0000"/>
-                <w:sz w:val="11"/>
+                <w:sz w:val="12"/>
+                <w:szCs w:val="12"/>
                 <w:lang w:val="ru-RU"/>
               </w:rPr>
               <w:t xml:space="preserve">           Полуприцеп/</w:t>
@@ -10147,7 +9544,8 @@
             <w:r>
               <w:rPr>
                 <w:color w:val="FF0000"/>
-                <w:sz w:val="11"/>
+                <w:sz w:val="12"/>
+                <w:szCs w:val="12"/>
               </w:rPr>
               <w:t>Anhänger</w:t>
             </w:r>
@@ -10167,7 +9565,8 @@
             <w:pPr>
               <w:rPr>
                 <w:color w:val="FF0000"/>
-                <w:sz w:val="11"/>
+                <w:sz w:val="12"/>
+                <w:szCs w:val="12"/>
                 <w:lang w:val="ru-RU"/>
               </w:rPr>
             </w:pPr>
@@ -10175,6 +9574,8 @@
               <w:rPr>
                 <w:b/>
                 <w:color w:val="FF0000"/>
+                <w:sz w:val="12"/>
+                <w:szCs w:val="12"/>
                 <w:lang w:val="ru-RU"/>
               </w:rPr>
               <w:t>26</w:t>
@@ -10196,14 +9597,16 @@
             <w:pPr>
               <w:rPr>
                 <w:color w:val="FF0000"/>
-                <w:sz w:val="11"/>
-                <w:lang w:val="ru-RU"/>
-              </w:rPr>
-            </w:pPr>
-            <w:r>
-              <w:rPr>
-                <w:color w:val="FF0000"/>
-                <w:sz w:val="11"/>
+                <w:sz w:val="12"/>
+                <w:szCs w:val="12"/>
+                <w:lang w:val="ru-RU"/>
+              </w:rPr>
+            </w:pPr>
+            <w:r>
+              <w:rPr>
+                <w:color w:val="FF0000"/>
+                <w:sz w:val="12"/>
+                <w:szCs w:val="12"/>
                 <w:lang w:val="ru-RU"/>
               </w:rPr>
               <w:t xml:space="preserve">                 Марка/</w:t>
@@ -10211,7 +9614,8 @@
             <w:r>
               <w:rPr>
                 <w:color w:val="FF0000"/>
-                <w:sz w:val="11"/>
+                <w:sz w:val="12"/>
+                <w:szCs w:val="12"/>
               </w:rPr>
               <w:t>Typ</w:t>
             </w:r>
@@ -10220,14 +9624,16 @@
             <w:pPr>
               <w:rPr>
                 <w:color w:val="FF0000"/>
-                <w:sz w:val="11"/>
-                <w:lang w:val="ru-RU"/>
-              </w:rPr>
-            </w:pPr>
-            <w:r>
-              <w:rPr>
-                <w:color w:val="FF0000"/>
-                <w:sz w:val="11"/>
+                <w:sz w:val="12"/>
+                <w:szCs w:val="12"/>
+                <w:lang w:val="ru-RU"/>
+              </w:rPr>
+            </w:pPr>
+            <w:r>
+              <w:rPr>
+                <w:color w:val="FF0000"/>
+                <w:sz w:val="12"/>
+                <w:szCs w:val="12"/>
                 <w:lang w:val="ru-RU"/>
               </w:rPr>
               <w:t>Тягач/</w:t>
@@ -10235,14 +9641,16 @@
             <w:r>
               <w:rPr>
                 <w:color w:val="FF0000"/>
-                <w:sz w:val="11"/>
+                <w:sz w:val="12"/>
+                <w:szCs w:val="12"/>
               </w:rPr>
               <w:t>Kfz</w:t>
             </w:r>
             <w:r>
               <w:rPr>
                 <w:color w:val="FF0000"/>
-                <w:sz w:val="11"/>
+                <w:sz w:val="12"/>
+                <w:szCs w:val="12"/>
                 <w:lang w:val="ru-RU"/>
               </w:rPr>
               <w:t xml:space="preserve">           Полуприцеп/</w:t>
@@ -10250,7 +9658,8 @@
             <w:r>
               <w:rPr>
                 <w:color w:val="FF0000"/>
-                <w:sz w:val="11"/>
+                <w:sz w:val="12"/>
+                <w:szCs w:val="12"/>
               </w:rPr>
               <w:t>Anhänger</w:t>
             </w:r>

--- a/public/templates/template_smr.docx
+++ b/public/templates/template_smr.docx
@@ -9394,6 +9394,15 @@
               </w:rPr>
               <w:t xml:space="preserve"> Unterschrift und Stempel des Empfängers</w:t>
             </w:r>
+            <w:r>
+              <w:rPr>
+                <w:rFonts w:ascii="Arial" w:hAnsi="Arial"/>
+                <w:color w:val="FF0000"/>
+                <w:sz w:val="12"/>
+                <w:szCs w:val="12"/>
+              </w:rPr>
+              <w:t xml:space="preserve">{%signature_receiver}</w:t>
+            </w:r>
           </w:p>
         </w:tc>
         <w:tc>

--- a/public/templates/template_smr.docx
+++ b/public/templates/template_smr.docx
@@ -26,7 +26,7 @@
     </w:p>
     <w:tbl>
       <w:tblPr>
-        <w:tblW w:w="16463" w:type="dxa"/>
+        <w:tblW w:w="10944" w:type="dxa"/>
         <w:tblLayout w:type="fixed"/>
         <w:tblCellMar>
           <w:left w:w="70" w:type="dxa"/>
@@ -70,7 +70,7 @@
         <w:gridCol w:w="453"/>
         <w:gridCol w:w="557"/>
         <w:gridCol w:w="371"/>
-        <w:gridCol w:w="5539"/>
+        <w:gridCol w:w="20"/>
       </w:tblGrid>
       <w:tr>
         <w:tc>
@@ -212,7 +212,7 @@
         </w:tc>
         <w:tc>
           <w:tcPr>
-            <w:tcW w:w="5539" w:type="dxa"/>
+            <w:tcW w:w="20" w:type="dxa"/>
             <w:gridSpan w:val="15"/>
             <w:tcBorders>
               <w:top w:val="single" w:sz="12" w:space="0" w:color="FF0000"/>
@@ -1273,7 +1273,7 @@
         </w:tc>
         <w:tc>
           <w:tcPr>
-            <w:tcW w:w="5539" w:type="dxa"/>
+            <w:tcW w:w="20" w:type="dxa"/>
             <w:tcBorders>
               <w:top w:val="single" w:sz="12" w:space="0" w:color="FF0000"/>
               <w:left w:val="single" w:sz="6" w:space="0" w:color="FF0000"/>
@@ -1342,7 +1342,7 @@
         </w:tc>
         <w:tc>
           <w:tcPr>
-            <w:tcW w:w="5539" w:type="dxa"/>
+            <w:tcW w:w="20" w:type="dxa"/>
             <w:gridSpan w:val="15"/>
             <w:tcBorders>
               <w:top w:val="nil"/>
@@ -1376,7 +1376,7 @@
         </w:tc>
         <w:tc>
           <w:tcPr>
-            <w:tcW w:w="5539" w:type="dxa"/>
+            <w:tcW w:w="20" w:type="dxa"/>
             <w:tcBorders>
               <w:top w:val="nil"/>
               <w:left w:val="single" w:sz="6" w:space="0" w:color="FF0000"/>
@@ -1426,7 +1426,7 @@
         </w:tc>
         <w:tc>
           <w:tcPr>
-            <w:tcW w:w="5539" w:type="dxa"/>
+            <w:tcW w:w="20" w:type="dxa"/>
             <w:gridSpan w:val="15"/>
             <w:tcBorders>
               <w:top w:val="nil"/>
@@ -1448,7 +1448,7 @@
         </w:tc>
         <w:tc>
           <w:tcPr>
-            <w:tcW w:w="5539" w:type="dxa"/>
+            <w:tcW w:w="20" w:type="dxa"/>
             <w:tcBorders>
               <w:top w:val="nil"/>
               <w:left w:val="single" w:sz="6" w:space="0" w:color="FF0000"/>
@@ -1492,7 +1492,7 @@
         </w:tc>
         <w:tc>
           <w:tcPr>
-            <w:tcW w:w="5539" w:type="dxa"/>
+            <w:tcW w:w="20" w:type="dxa"/>
             <w:gridSpan w:val="15"/>
             <w:tcBorders>
               <w:top w:val="nil"/>
@@ -1513,7 +1513,7 @@
         </w:tc>
         <w:tc>
           <w:tcPr>
-            <w:tcW w:w="5539" w:type="dxa"/>
+            <w:tcW w:w="20" w:type="dxa"/>
             <w:tcBorders>
               <w:top w:val="nil"/>
               <w:left w:val="single" w:sz="6" w:space="0" w:color="FF0000"/>
@@ -1562,7 +1562,7 @@
         </w:tc>
         <w:tc>
           <w:tcPr>
-            <w:tcW w:w="5539" w:type="dxa"/>
+            <w:tcW w:w="20" w:type="dxa"/>
             <w:gridSpan w:val="15"/>
             <w:tcBorders>
               <w:top w:val="nil"/>
@@ -1584,7 +1584,7 @@
         </w:tc>
         <w:tc>
           <w:tcPr>
-            <w:tcW w:w="5539" w:type="dxa"/>
+            <w:tcW w:w="20" w:type="dxa"/>
             <w:tcBorders>
               <w:top w:val="nil"/>
               <w:left w:val="single" w:sz="6" w:space="0" w:color="FF0000"/>
@@ -1635,7 +1635,7 @@
         </w:tc>
         <w:tc>
           <w:tcPr>
-            <w:tcW w:w="5539" w:type="dxa"/>
+            <w:tcW w:w="20" w:type="dxa"/>
             <w:gridSpan w:val="15"/>
             <w:tcBorders>
               <w:top w:val="nil"/>
@@ -1657,7 +1657,7 @@
         </w:tc>
         <w:tc>
           <w:tcPr>
-            <w:tcW w:w="5539" w:type="dxa"/>
+            <w:tcW w:w="20" w:type="dxa"/>
             <w:tcBorders>
               <w:top w:val="nil"/>
               <w:left w:val="single" w:sz="6" w:space="0" w:color="FF0000"/>
@@ -1991,7 +1991,7 @@
         </w:tc>
         <w:tc>
           <w:tcPr>
-            <w:tcW w:w="5539" w:type="dxa"/>
+            <w:tcW w:w="20" w:type="dxa"/>
             <w:tcBorders>
               <w:top w:val="nil"/>
               <w:left w:val="nil"/>
@@ -2047,7 +2047,7 @@
         </w:tc>
         <w:tc>
           <w:tcPr>
-            <w:tcW w:w="5539" w:type="dxa"/>
+            <w:tcW w:w="20" w:type="dxa"/>
             <w:gridSpan w:val="15"/>
             <w:tcBorders>
               <w:top w:val="nil"/>
@@ -2074,7 +2074,7 @@
         </w:tc>
         <w:tc>
           <w:tcPr>
-            <w:tcW w:w="5539" w:type="dxa"/>
+            <w:tcW w:w="20" w:type="dxa"/>
             <w:tcBorders>
               <w:top w:val="nil"/>
               <w:left w:val="single" w:sz="12" w:space="0" w:color="FF0000"/>
@@ -2138,7 +2138,7 @@
         </w:tc>
         <w:tc>
           <w:tcPr>
-            <w:tcW w:w="5539" w:type="dxa"/>
+            <w:tcW w:w="20" w:type="dxa"/>
             <w:gridSpan w:val="15"/>
             <w:tcBorders>
               <w:top w:val="dotted" w:sz="4" w:space="0" w:color="auto"/>
@@ -2167,7 +2167,7 @@
         </w:tc>
         <w:tc>
           <w:tcPr>
-            <w:tcW w:w="5539" w:type="dxa"/>
+            <w:tcW w:w="20" w:type="dxa"/>
             <w:tcBorders>
               <w:top w:val="dotted" w:sz="4" w:space="0" w:color="auto"/>
               <w:left w:val="single" w:sz="12" w:space="0" w:color="FF0000"/>
@@ -2240,7 +2240,7 @@
         </w:tc>
         <w:tc>
           <w:tcPr>
-            <w:tcW w:w="5539" w:type="dxa"/>
+            <w:tcW w:w="20" w:type="dxa"/>
             <w:gridSpan w:val="15"/>
             <w:tcBorders>
               <w:top w:val="dotted" w:sz="4" w:space="0" w:color="auto"/>
@@ -2277,7 +2277,7 @@
         </w:tc>
         <w:tc>
           <w:tcPr>
-            <w:tcW w:w="5539" w:type="dxa"/>
+            <w:tcW w:w="20" w:type="dxa"/>
             <w:tcBorders>
               <w:top w:val="dotted" w:sz="4" w:space="0" w:color="auto"/>
               <w:left w:val="single" w:sz="12" w:space="0" w:color="FF0000"/>
@@ -2319,7 +2319,7 @@
         </w:tc>
         <w:tc>
           <w:tcPr>
-            <w:tcW w:w="5539" w:type="dxa"/>
+            <w:tcW w:w="20" w:type="dxa"/>
             <w:gridSpan w:val="15"/>
             <w:tcBorders>
               <w:top w:val="dotted" w:sz="4" w:space="0" w:color="auto"/>
@@ -2342,7 +2342,7 @@
         </w:tc>
         <w:tc>
           <w:tcPr>
-            <w:tcW w:w="5539" w:type="dxa"/>
+            <w:tcW w:w="20" w:type="dxa"/>
             <w:tcBorders>
               <w:top w:val="dotted" w:sz="4" w:space="0" w:color="auto"/>
               <w:left w:val="single" w:sz="12" w:space="0" w:color="FF0000"/>
@@ -2583,7 +2583,7 @@
         </w:tc>
         <w:tc>
           <w:tcPr>
-            <w:tcW w:w="5539" w:type="dxa"/>
+            <w:tcW w:w="20" w:type="dxa"/>
             <w:tcBorders>
               <w:top w:val="single" w:sz="6" w:space="0" w:color="FF0000"/>
               <w:left w:val="nil"/>
@@ -2688,7 +2688,7 @@
         </w:tc>
         <w:tc>
           <w:tcPr>
-            <w:tcW w:w="5539" w:type="dxa"/>
+            <w:tcW w:w="20" w:type="dxa"/>
             <w:gridSpan w:val="15"/>
             <w:tcBorders>
               <w:top w:val="nil"/>
@@ -2707,7 +2707,7 @@
         </w:tc>
         <w:tc>
           <w:tcPr>
-            <w:tcW w:w="5539" w:type="dxa"/>
+            <w:tcW w:w="20" w:type="dxa"/>
             <w:tcBorders>
               <w:top w:val="nil"/>
               <w:left w:val="single" w:sz="12" w:space="0" w:color="FF0000"/>
@@ -2786,7 +2786,7 @@
         </w:tc>
         <w:tc>
           <w:tcPr>
-            <w:tcW w:w="5539" w:type="dxa"/>
+            <w:tcW w:w="20" w:type="dxa"/>
             <w:gridSpan w:val="15"/>
             <w:tcBorders>
               <w:top w:val="dotted" w:sz="4" w:space="0" w:color="auto"/>
@@ -2807,7 +2807,7 @@
         </w:tc>
         <w:tc>
           <w:tcPr>
-            <w:tcW w:w="5539" w:type="dxa"/>
+            <w:tcW w:w="20" w:type="dxa"/>
             <w:tcBorders>
               <w:top w:val="dotted" w:sz="4" w:space="0" w:color="auto"/>
               <w:left w:val="single" w:sz="12" w:space="0" w:color="FF0000"/>
@@ -2859,7 +2859,7 @@
         </w:tc>
         <w:tc>
           <w:tcPr>
-            <w:tcW w:w="5539" w:type="dxa"/>
+            <w:tcW w:w="20" w:type="dxa"/>
             <w:gridSpan w:val="15"/>
             <w:tcBorders>
               <w:top w:val="dotted" w:sz="4" w:space="0" w:color="auto"/>
@@ -2880,7 +2880,7 @@
         </w:tc>
         <w:tc>
           <w:tcPr>
-            <w:tcW w:w="5539" w:type="dxa"/>
+            <w:tcW w:w="20" w:type="dxa"/>
             <w:tcBorders>
               <w:top w:val="dotted" w:sz="4" w:space="0" w:color="auto"/>
               <w:left w:val="single" w:sz="12" w:space="0" w:color="FF0000"/>
@@ -3034,7 +3034,7 @@
         </w:tc>
         <w:tc>
           <w:tcPr>
-            <w:tcW w:w="5539" w:type="dxa"/>
+            <w:tcW w:w="20" w:type="dxa"/>
             <w:gridSpan w:val="15"/>
             <w:tcBorders>
               <w:top w:val="dotted" w:sz="4" w:space="0" w:color="auto"/>
@@ -3053,7 +3053,7 @@
         </w:tc>
         <w:tc>
           <w:tcPr>
-            <w:tcW w:w="5539" w:type="dxa"/>
+            <w:tcW w:w="20" w:type="dxa"/>
             <w:tcBorders>
               <w:top w:val="dotted" w:sz="4" w:space="0" w:color="auto"/>
               <w:left w:val="single" w:sz="12" w:space="0" w:color="FF0000"/>
@@ -3150,7 +3150,7 @@
         </w:tc>
         <w:tc>
           <w:tcPr>
-            <w:tcW w:w="5539" w:type="dxa"/>
+            <w:tcW w:w="20" w:type="dxa"/>
             <w:gridSpan w:val="15"/>
             <w:tcBorders>
               <w:top w:val="dotted" w:sz="4" w:space="0" w:color="auto"/>
@@ -3171,7 +3171,7 @@
         </w:tc>
         <w:tc>
           <w:tcPr>
-            <w:tcW w:w="5539" w:type="dxa"/>
+            <w:tcW w:w="20" w:type="dxa"/>
             <w:tcBorders>
               <w:top w:val="dotted" w:sz="4" w:space="0" w:color="auto"/>
               <w:left w:val="single" w:sz="12" w:space="0" w:color="FF0000"/>
@@ -3387,7 +3387,7 @@
         </w:tc>
         <w:tc>
           <w:tcPr>
-            <w:tcW w:w="5539" w:type="dxa"/>
+            <w:tcW w:w="20" w:type="dxa"/>
             <w:tcBorders>
               <w:top w:val="single" w:sz="6" w:space="0" w:color="FF0000"/>
               <w:left w:val="nil"/>
@@ -3474,7 +3474,7 @@
         </w:tc>
         <w:tc>
           <w:tcPr>
-            <w:tcW w:w="5539" w:type="dxa"/>
+            <w:tcW w:w="20" w:type="dxa"/>
             <w:gridSpan w:val="15"/>
             <w:tcBorders>
               <w:top w:val="nil"/>
@@ -3495,7 +3495,7 @@
         </w:tc>
         <w:tc>
           <w:tcPr>
-            <w:tcW w:w="5539" w:type="dxa"/>
+            <w:tcW w:w="20" w:type="dxa"/>
             <w:tcBorders>
               <w:top w:val="nil"/>
               <w:left w:val="single" w:sz="12" w:space="0" w:color="FF0000"/>
@@ -3611,7 +3611,7 @@
         </w:tc>
         <w:tc>
           <w:tcPr>
-            <w:tcW w:w="5539" w:type="dxa"/>
+            <w:tcW w:w="20" w:type="dxa"/>
             <w:gridSpan w:val="15"/>
             <w:tcBorders>
               <w:top w:val="single" w:sz="4" w:space="0" w:color="808080"/>
@@ -3631,7 +3631,7 @@
         </w:tc>
         <w:tc>
           <w:tcPr>
-            <w:tcW w:w="5539" w:type="dxa"/>
+            <w:tcW w:w="20" w:type="dxa"/>
             <w:tcBorders>
               <w:top w:val="single" w:sz="4" w:space="0" w:color="808080"/>
               <w:left w:val="single" w:sz="12" w:space="0" w:color="FF0000"/>
@@ -4226,7 +4226,7 @@
         </w:tc>
         <w:tc>
           <w:tcPr>
-            <w:tcW w:w="5539" w:type="dxa"/>
+            <w:tcW w:w="20" w:type="dxa"/>
             <w:tcBorders>
               <w:top w:val="single" w:sz="12" w:space="0" w:color="FF0000"/>
               <w:left w:val="nil"/>
@@ -4325,7 +4325,7 @@
         </w:tc>
         <w:tc>
           <w:tcPr>
-            <w:tcW w:w="5539" w:type="dxa"/>
+            <w:tcW w:w="20" w:type="dxa"/>
             <w:tcBorders>
               <w:top w:val="single" w:sz="6" w:space="0" w:color="auto"/>
               <w:left w:val="single" w:sz="6" w:space="0" w:color="FF0000"/>
@@ -4578,7 +4578,7 @@
         </w:tc>
         <w:tc>
           <w:tcPr>
-            <w:tcW w:w="5539" w:type="dxa"/>
+            <w:tcW w:w="20" w:type="dxa"/>
             <w:tcBorders>
               <w:top w:val="dotted" w:sz="4" w:space="0" w:color="808080"/>
               <w:left w:val="single" w:sz="6" w:space="0" w:color="FF0000"/>
@@ -4678,7 +4678,7 @@
         </w:tc>
         <w:tc>
           <w:tcPr>
-            <w:tcW w:w="5539" w:type="dxa"/>
+            <w:tcW w:w="20" w:type="dxa"/>
             <w:tcBorders>
               <w:top w:val="dotted" w:sz="4" w:space="0" w:color="808080"/>
               <w:left w:val="single" w:sz="6" w:space="0" w:color="FF0000"/>
@@ -4933,7 +4933,7 @@
         </w:tc>
         <w:tc>
           <w:tcPr>
-            <w:tcW w:w="5539" w:type="dxa"/>
+            <w:tcW w:w="20" w:type="dxa"/>
             <w:tcBorders>
               <w:top w:val="single" w:sz="6" w:space="0" w:color="FF0000"/>
               <w:left w:val="single" w:sz="6" w:space="0" w:color="FF0000"/>
@@ -5271,7 +5271,7 @@
         </w:tc>
         <w:tc>
           <w:tcPr>
-            <w:tcW w:w="5539" w:type="dxa"/>
+            <w:tcW w:w="20" w:type="dxa"/>
             <w:tcBorders>
               <w:top w:val="single" w:sz="12" w:space="0" w:color="FF0000"/>
               <w:left w:val="single" w:sz="6" w:space="0" w:color="FF0000"/>
@@ -5492,7 +5492,7 @@
         </w:tc>
         <w:tc>
           <w:tcPr>
-            <w:tcW w:w="5539" w:type="dxa"/>
+            <w:tcW w:w="20" w:type="dxa"/>
             <w:tcBorders>
               <w:top w:val="single" w:sz="6" w:space="0" w:color="FF0000"/>
               <w:left w:val="dotted" w:sz="4" w:space="0" w:color="808080"/>
@@ -5720,7 +5720,7 @@
         </w:tc>
         <w:tc>
           <w:tcPr>
-            <w:tcW w:w="5539" w:type="dxa"/>
+            <w:tcW w:w="20" w:type="dxa"/>
             <w:tcBorders>
               <w:top w:val="dotted" w:sz="4" w:space="0" w:color="808080"/>
               <w:left w:val="dotted" w:sz="4" w:space="0" w:color="808080"/>
@@ -5941,7 +5941,7 @@
         </w:tc>
         <w:tc>
           <w:tcPr>
-            <w:tcW w:w="5539" w:type="dxa"/>
+            <w:tcW w:w="20" w:type="dxa"/>
             <w:tcBorders>
               <w:top w:val="dotted" w:sz="4" w:space="0" w:color="808080"/>
               <w:left w:val="dotted" w:sz="4" w:space="0" w:color="808080"/>
@@ -6161,7 +6161,7 @@
         </w:tc>
         <w:tc>
           <w:tcPr>
-            <w:tcW w:w="5539" w:type="dxa"/>
+            <w:tcW w:w="20" w:type="dxa"/>
             <w:tcBorders>
               <w:top w:val="dotted" w:sz="4" w:space="0" w:color="808080"/>
               <w:left w:val="dotted" w:sz="4" w:space="0" w:color="808080"/>
@@ -6381,7 +6381,7 @@
         </w:tc>
         <w:tc>
           <w:tcPr>
-            <w:tcW w:w="5539" w:type="dxa"/>
+            <w:tcW w:w="20" w:type="dxa"/>
             <w:tcBorders>
               <w:top w:val="dotted" w:sz="4" w:space="0" w:color="808080"/>
               <w:left w:val="dotted" w:sz="4" w:space="0" w:color="808080"/>
@@ -6600,7 +6600,7 @@
         </w:tc>
         <w:tc>
           <w:tcPr>
-            <w:tcW w:w="5539" w:type="dxa"/>
+            <w:tcW w:w="20" w:type="dxa"/>
             <w:tcBorders>
               <w:top w:val="dotted" w:sz="4" w:space="0" w:color="808080"/>
               <w:left w:val="dotted" w:sz="4" w:space="0" w:color="808080"/>
@@ -6828,7 +6828,7 @@
         </w:tc>
         <w:tc>
           <w:tcPr>
-            <w:tcW w:w="5539" w:type="dxa"/>
+            <w:tcW w:w="20" w:type="dxa"/>
             <w:tcBorders>
               <w:top w:val="dotted" w:sz="4" w:space="0" w:color="808080"/>
               <w:left w:val="dotted" w:sz="4" w:space="0" w:color="808080"/>
@@ -6988,7 +6988,7 @@
         </w:tc>
         <w:tc>
           <w:tcPr>
-            <w:tcW w:w="5539" w:type="dxa"/>
+            <w:tcW w:w="20" w:type="dxa"/>
             <w:tcBorders>
               <w:top w:val="single" w:sz="6" w:space="0" w:color="FF0000"/>
               <w:left w:val="nil"/>
@@ -7198,7 +7198,7 @@
         </w:tc>
         <w:tc>
           <w:tcPr>
-            <w:tcW w:w="5539" w:type="dxa"/>
+            <w:tcW w:w="20" w:type="dxa"/>
             <w:tcBorders>
               <w:top w:val="single" w:sz="6" w:space="0" w:color="FF0000"/>
               <w:left w:val="nil"/>
@@ -7284,7 +7284,7 @@
         </w:tc>
         <w:tc>
           <w:tcPr>
-            <w:tcW w:w="5539" w:type="dxa"/>
+            <w:tcW w:w="20" w:type="dxa"/>
             <w:gridSpan w:val="15"/>
             <w:tcBorders>
               <w:top w:val="single" w:sz="6" w:space="0" w:color="FF0000"/>
@@ -7305,7 +7305,7 @@
         </w:tc>
         <w:tc>
           <w:tcPr>
-            <w:tcW w:w="5539" w:type="dxa"/>
+            <w:tcW w:w="20" w:type="dxa"/>
             <w:tcBorders>
               <w:top w:val="single" w:sz="6" w:space="0" w:color="FF0000"/>
               <w:left w:val="single" w:sz="6" w:space="0" w:color="FF0000"/>
@@ -7407,7 +7407,7 @@
         </w:tc>
         <w:tc>
           <w:tcPr>
-            <w:tcW w:w="5539" w:type="dxa"/>
+            <w:tcW w:w="20" w:type="dxa"/>
             <w:gridSpan w:val="15"/>
             <w:tcBorders>
               <w:top w:val="dotted" w:sz="4" w:space="0" w:color="808080"/>
@@ -7428,7 +7428,7 @@
         </w:tc>
         <w:tc>
           <w:tcPr>
-            <w:tcW w:w="5539" w:type="dxa"/>
+            <w:tcW w:w="20" w:type="dxa"/>
             <w:tcBorders>
               <w:top w:val="dotted" w:sz="4" w:space="0" w:color="808080"/>
               <w:left w:val="single" w:sz="6" w:space="0" w:color="FF0000"/>
@@ -7841,7 +7841,7 @@
         </w:tc>
         <w:tc>
           <w:tcPr>
-            <w:tcW w:w="5539" w:type="dxa"/>
+            <w:tcW w:w="20" w:type="dxa"/>
             <w:tcBorders>
               <w:top w:val="single" w:sz="6" w:space="0" w:color="FF0000"/>
               <w:left w:val="nil"/>
@@ -8072,7 +8072,7 @@
         </w:tc>
         <w:tc>
           <w:tcPr>
-            <w:tcW w:w="5539" w:type="dxa"/>
+            <w:tcW w:w="20" w:type="dxa"/>
             <w:tcBorders>
               <w:top w:val="nil"/>
               <w:left w:val="single" w:sz="12" w:space="0" w:color="FF0000"/>
@@ -8499,7 +8499,7 @@
         </w:tc>
         <w:tc>
           <w:tcPr>
-            <w:tcW w:w="5539" w:type="dxa"/>
+            <w:tcW w:w="20" w:type="dxa"/>
             <w:tcBorders>
               <w:top w:val="nil"/>
               <w:left w:val="single" w:sz="12" w:space="0" w:color="FF0000"/>
@@ -8630,27 +8630,6 @@
               </w:rPr>
               <w:t xml:space="preserve">   </w:t>
             </w:r>
-            <w:r>
-              <w:rPr>
-                <w:color w:val="FF0000"/>
-                <w:sz w:val="12"/>
-                <w:szCs w:val="12"/>
-                <w:u w:val="single"/>
-                <w:lang w:val="en-US"/>
-              </w:rPr>
-              <w:t>{</w:t>
-            </w:r>
-            <w:proofErr w:type="gramEnd"/>
-            <w:r>
-              <w:rPr>
-                <w:color w:val="FF0000"/>
-                <w:sz w:val="12"/>
-                <w:szCs w:val="12"/>
-                <w:u w:val="single"/>
-                <w:lang w:val="en-US"/>
-              </w:rPr>
-              <w:t>driver}</w:t>
-            </w:r>
           </w:p>
         </w:tc>
         <w:tc>
@@ -8798,7 +8777,7 @@
         </w:tc>
         <w:tc>
           <w:tcPr>
-            <w:tcW w:w="5539" w:type="dxa"/>
+            <w:tcW w:w="20" w:type="dxa"/>
             <w:tcBorders>
               <w:top w:val="nil"/>
               <w:left w:val="single" w:sz="12" w:space="0" w:color="FF0000"/>
@@ -9035,7 +9014,15 @@
                 <w:szCs w:val="12"/>
                 <w:lang w:val="ru-RU"/>
               </w:rPr>
-              <w:t xml:space="preserve">     ____________________________</w:t>
+              <w:t xml:space="preserve">     </w:t>
+            </w:r>
+            <w:r>
+              <w:rPr>
+                <w:b/>
+                <w:sz w:val="16"/>
+                <w:szCs w:val="16"/>
+              </w:rPr>
+              <w:t>{driver}</w:t>
             </w:r>
           </w:p>
         </w:tc>
@@ -9086,7 +9073,7 @@
         </w:tc>
         <w:tc>
           <w:tcPr>
-            <w:tcW w:w="5539" w:type="dxa"/>
+            <w:tcW w:w="20" w:type="dxa"/>
             <w:tcBorders>
               <w:top w:val="nil"/>
               <w:left w:val="single" w:sz="12" w:space="0" w:color="FF0000"/>
@@ -9212,6 +9199,13 @@
               </w:rPr>
               <w:t xml:space="preserve"> Unterschrift und Stempel des Absenders</w:t>
             </w:r>
+            <w:r>
+              <w:rPr>
+                <w:sz w:val="16"/>
+                <w:szCs w:val="16"/>
+              </w:rPr>
+              <w:t>{%signature_client}</w:t>
+            </w:r>
           </w:p>
         </w:tc>
         <w:tc>
@@ -9275,6 +9269,13 @@
               </w:rPr>
               <w:t>{%stamp}</w:t>
             </w:r>
+            <w:r>
+              <w:rPr>
+                <w:sz w:val="16"/>
+                <w:szCs w:val="16"/>
+              </w:rPr>
+              <w:t>{%signature_driver}</w:t>
+            </w:r>
           </w:p>
         </w:tc>
         <w:tc>
@@ -9407,7 +9408,7 @@
         </w:tc>
         <w:tc>
           <w:tcPr>
-            <w:tcW w:w="5539" w:type="dxa"/>
+            <w:tcW w:w="20" w:type="dxa"/>
             <w:tcBorders>
               <w:top w:val="nil"/>
               <w:left w:val="single" w:sz="12" w:space="0" w:color="FF0000"/>
@@ -9699,7 +9700,7 @@
         </w:tc>
         <w:tc>
           <w:tcPr>
-            <w:tcW w:w="5539" w:type="dxa"/>
+            <w:tcW w:w="20" w:type="dxa"/>
             <w:tcBorders>
               <w:top w:val="nil"/>
               <w:left w:val="single" w:sz="6" w:space="0" w:color="FF0000"/>
@@ -9823,7 +9824,7 @@
         </w:tc>
         <w:tc>
           <w:tcPr>
-            <w:tcW w:w="5539" w:type="dxa"/>
+            <w:tcW w:w="20" w:type="dxa"/>
             <w:tcBorders>
               <w:top w:val="nil"/>
               <w:left w:val="single" w:sz="6" w:space="0" w:color="FF0000"/>
@@ -9964,7 +9965,7 @@
         </w:tc>
         <w:tc>
           <w:tcPr>
-            <w:tcW w:w="5539" w:type="dxa"/>
+            <w:tcW w:w="20" w:type="dxa"/>
             <w:tcBorders>
               <w:top w:val="nil"/>
               <w:left w:val="single" w:sz="6" w:space="0" w:color="FF0000"/>
@@ -9995,7 +9996,7 @@
     </w:p>
     <w:sectPr>
       <w:pgSz w:w="11907" w:h="16840"/>
-      <w:pgMar w:top="426" w:right="567" w:bottom="295" w:left="567" w:header="720" w:footer="720" w:gutter="0"/>
+      <w:pgMar w:top="1480" w:right="340" w:bottom="200" w:left="340" w:header="720" w:footer="720" w:gutter="0"/>
       <w:cols w:space="720"/>
     </w:sectPr>
   </w:body>

--- a/public/templates/template_smr.docx
+++ b/public/templates/template_smr.docx
@@ -1315,7 +1315,7 @@
             <w:r>
               <w:rPr>
                 <w:color w:val="000000"/>
-                <w:szCs w:val="24"/>
+                <w:szCs w:val="16"/>
                 <w:lang w:val="en-US" w:eastAsia="ru-RU"/>
               </w:rPr>
               <w:t>{</w:t>
@@ -1324,7 +1324,7 @@
             <w:r>
               <w:rPr>
                 <w:color w:val="000000"/>
-                <w:szCs w:val="24"/>
+                <w:szCs w:val="16"/>
                 <w:lang w:val="en-US" w:eastAsia="ru-RU"/>
               </w:rPr>
               <w:t>smr_sender</w:t>
@@ -1333,7 +1333,7 @@
             <w:r>
               <w:rPr>
                 <w:color w:val="000000"/>
-                <w:szCs w:val="24"/>
+                <w:szCs w:val="16"/>
                 <w:lang w:val="en-US" w:eastAsia="ru-RU"/>
               </w:rPr>
               <w:t>}</w:t>
@@ -1554,7 +1554,7 @@
               <w:textAlignment w:val="auto"/>
               <w:rPr>
                 <w:color w:val="000000"/>
-                <w:szCs w:val="24"/>
+                <w:szCs w:val="16"/>
                 <w:lang w:val="en-US" w:eastAsia="ru-RU"/>
               </w:rPr>
             </w:pPr>
@@ -1627,7 +1627,7 @@
               <w:rPr>
                 <w:b/>
                 <w:color w:val="000000"/>
-                <w:szCs w:val="24"/>
+                <w:szCs w:val="16"/>
                 <w:lang w:val="ru-RU" w:eastAsia="ru-RU"/>
               </w:rPr>
             </w:pPr>
@@ -1649,7 +1649,7 @@
               <w:rPr>
                 <w:rFonts w:ascii="Courier New" w:hAnsi="Courier New"/>
                 <w:color w:val="FF0000"/>
-                <w:sz w:val="22"/>
+                <w:sz w:val="16"/>
                 <w:lang w:val="ru-RU"/>
               </w:rPr>
             </w:pPr>
@@ -1670,7 +1670,7 @@
               <w:rPr>
                 <w:rFonts w:ascii="Courier New" w:hAnsi="Courier New"/>
                 <w:color w:val="FF0000"/>
-                <w:sz w:val="22"/>
+                <w:sz w:val="16"/>
                 <w:lang w:val="ru-RU"/>
               </w:rPr>
             </w:pPr>
@@ -1694,7 +1694,7 @@
                 <w:rFonts w:ascii="Arial" w:hAnsi="Arial"/>
                 <w:b/>
                 <w:color w:val="FF0000"/>
-                <w:sz w:val="22"/>
+                <w:sz w:val="16"/>
                 <w:lang w:val="ru-RU"/>
               </w:rPr>
             </w:pPr>
@@ -2031,7 +2031,7 @@
                 <w:rFonts w:ascii="Times New Roman" w:hAnsi="Times New Roman"/>
                 <w:b w:val="0"/>
                 <w:bCs/>
-                <w:sz w:val="20"/>
+                <w:sz w:val="16"/>
                 <w:lang w:val="ru-RU"/>
               </w:rPr>
             </w:pPr>
@@ -2039,7 +2039,7 @@
               <w:rPr>
                 <w:rFonts w:ascii="Times New Roman" w:hAnsi="Times New Roman"/>
                 <w:b w:val="0"/>
-                <w:sz w:val="20"/>
+                <w:sz w:val="16"/>
               </w:rPr>
               <w:t>{receiver_company}</w:t>
             </w:r>
@@ -2151,14 +2151,14 @@
             <w:pPr>
               <w:rPr>
                 <w:bCs/>
-                <w:szCs w:val="18"/>
+                <w:szCs w:val="16"/>
                 <w:lang w:val="en-US"/>
               </w:rPr>
             </w:pPr>
             <w:r>
               <w:rPr>
                 <w:bCs/>
-                <w:szCs w:val="18"/>
+                <w:szCs w:val="16"/>
                 <w:lang w:val="en-US"/>
               </w:rPr>
               <w:t>{expeditor_address}</w:t>
@@ -2179,7 +2179,7 @@
             <w:pPr>
               <w:rPr>
                 <w:bCs/>
-                <w:szCs w:val="18"/>
+                <w:szCs w:val="16"/>
                 <w:lang w:val="en-US"/>
               </w:rPr>
             </w:pPr>
@@ -2253,14 +2253,14 @@
             <w:pPr>
               <w:rPr>
                 <w:bCs/>
-                <w:szCs w:val="18"/>
+                <w:szCs w:val="16"/>
                 <w:lang w:val="en-US"/>
               </w:rPr>
             </w:pPr>
             <w:r>
               <w:rPr>
                 <w:bCs/>
-                <w:szCs w:val="18"/>
+                <w:szCs w:val="16"/>
                 <w:lang w:val="kk-KZ"/>
               </w:rPr>
               <w:t xml:space="preserve">БИН </w:t>
@@ -2268,7 +2268,7 @@
             <w:r>
               <w:rPr>
                 <w:bCs/>
-                <w:szCs w:val="18"/>
+                <w:szCs w:val="16"/>
                 <w:lang w:val="en-US"/>
               </w:rPr>
               <w:t>{expeditor_bin}</w:t>
@@ -2289,7 +2289,7 @@
             <w:pPr>
               <w:rPr>
                 <w:bCs/>
-                <w:szCs w:val="18"/>
+                <w:szCs w:val="16"/>
                 <w:lang w:val="kk-KZ"/>
               </w:rPr>
             </w:pPr>
@@ -2333,8 +2333,8 @@
               <w:rPr>
                 <w:b/>
                 <w:bCs/>
-                <w:sz w:val="18"/>
-                <w:szCs w:val="18"/>
+                <w:sz w:val="16"/>
+                <w:szCs w:val="16"/>
                 <w:lang w:val="en-US"/>
               </w:rPr>
             </w:pPr>
@@ -2355,8 +2355,8 @@
               <w:rPr>
                 <w:b/>
                 <w:bCs/>
-                <w:sz w:val="18"/>
-                <w:szCs w:val="18"/>
+                <w:sz w:val="16"/>
+                <w:szCs w:val="16"/>
                 <w:lang w:val="en-US"/>
               </w:rPr>
             </w:pPr>
@@ -2380,7 +2380,7 @@
                 <w:rFonts w:ascii="Arial" w:hAnsi="Arial"/>
                 <w:b/>
                 <w:color w:val="FF0000"/>
-                <w:sz w:val="22"/>
+                <w:sz w:val="16"/>
                 <w:lang w:val="ru-RU"/>
               </w:rPr>
             </w:pPr>
@@ -2700,7 +2700,7 @@
           <w:p>
             <w:pPr>
               <w:rPr>
-                <w:sz w:val="22"/>
+                <w:sz w:val="16"/>
               </w:rPr>
             </w:pPr>
           </w:p>
@@ -2718,7 +2718,7 @@
           <w:p>
             <w:pPr>
               <w:rPr>
-                <w:sz w:val="22"/>
+                <w:sz w:val="16"/>
               </w:rPr>
             </w:pPr>
           </w:p>
@@ -2916,7 +2916,7 @@
                 <w:rFonts w:ascii="Arial" w:hAnsi="Arial"/>
                 <w:b/>
                 <w:color w:val="FF0000"/>
-                <w:sz w:val="22"/>
+                <w:sz w:val="16"/>
               </w:rPr>
             </w:pPr>
             <w:r>
@@ -3046,7 +3046,7 @@
           <w:p>
             <w:pPr>
               <w:rPr>
-                <w:sz w:val="22"/>
+                <w:sz w:val="16"/>
               </w:rPr>
             </w:pPr>
           </w:p>
@@ -3064,7 +3064,7 @@
           <w:p>
             <w:pPr>
               <w:rPr>
-                <w:sz w:val="22"/>
+                <w:sz w:val="16"/>
               </w:rPr>
             </w:pPr>
           </w:p>
@@ -3133,7 +3133,7 @@
               <w:rPr>
                 <w:rFonts w:ascii="Times New Roman" w:hAnsi="Times New Roman"/>
                 <w:b w:val="0"/>
-                <w:sz w:val="20"/>
+                <w:sz w:val="16"/>
                 <w:lang w:val="en-US"/>
               </w:rPr>
             </w:pPr>
@@ -3141,7 +3141,7 @@
               <w:rPr>
                 <w:rFonts w:ascii="Times New Roman" w:hAnsi="Times New Roman"/>
                 <w:b w:val="0"/>
-                <w:sz w:val="20"/>
+                <w:sz w:val="16"/>
                 <w:lang w:val="en-US"/>
               </w:rPr>
               <w:t>{fromAddress}</w:t>
@@ -3164,7 +3164,7 @@
               <w:rPr>
                 <w:rFonts w:ascii="Courier New" w:hAnsi="Courier New"/>
                 <w:color w:val="FF0000"/>
-                <w:sz w:val="22"/>
+                <w:sz w:val="16"/>
               </w:rPr>
             </w:pPr>
           </w:p>
@@ -3184,7 +3184,7 @@
               <w:rPr>
                 <w:rFonts w:ascii="Courier New" w:hAnsi="Courier New"/>
                 <w:color w:val="FF0000"/>
-                <w:sz w:val="22"/>
+                <w:sz w:val="16"/>
               </w:rPr>
             </w:pPr>
           </w:p>
@@ -3280,7 +3280,7 @@
                 <w:rFonts w:ascii="Arial" w:hAnsi="Arial"/>
                 <w:b/>
                 <w:color w:val="FF0000"/>
-                <w:sz w:val="22"/>
+                <w:sz w:val="16"/>
                 <w:lang w:val="ru-RU"/>
               </w:rPr>
               <w:t>18</w:t>
@@ -3488,7 +3488,7 @@
               <w:rPr>
                 <w:rFonts w:ascii="Courier New" w:hAnsi="Courier New"/>
                 <w:color w:val="FF0000"/>
-                <w:sz w:val="22"/>
+                <w:sz w:val="16"/>
               </w:rPr>
             </w:pPr>
           </w:p>
@@ -3508,7 +3508,7 @@
               <w:rPr>
                 <w:rFonts w:ascii="Courier New" w:hAnsi="Courier New"/>
                 <w:color w:val="FF0000"/>
-                <w:sz w:val="22"/>
+                <w:sz w:val="16"/>
               </w:rPr>
             </w:pPr>
           </w:p>
@@ -3623,7 +3623,7 @@
             <w:pPr>
               <w:rPr>
                 <w:rFonts w:ascii="Courier New" w:hAnsi="Courier New"/>
-                <w:sz w:val="22"/>
+                <w:sz w:val="16"/>
                 <w:lang w:val="ru-RU"/>
               </w:rPr>
             </w:pPr>
@@ -3642,7 +3642,7 @@
             <w:pPr>
               <w:rPr>
                 <w:rFonts w:ascii="Courier New" w:hAnsi="Courier New"/>
-                <w:sz w:val="22"/>
+                <w:sz w:val="16"/>
                 <w:lang w:val="ru-RU"/>
               </w:rPr>
             </w:pPr>
@@ -4267,7 +4267,7 @@
               <w:rPr>
                 <w:b/>
               </w:rPr>
-              <w:t xml:space="preserve">             </w:t>
+              <w:t xml:space="preserve">{%watermark_8910}</w:t>
             </w:r>
           </w:p>
         </w:tc>
@@ -4350,22 +4350,6 @@
           </w:tcPr>
           <w:p>
             <w:pPr>
-              <w:jc w:val="right"/>
-              <w:rPr>
-                <w:sz w:val="16"/>
-                <w:lang w:val="en-US"/>
-              </w:rPr>
-            </w:pPr>
-            <w:r>
-              <w:rPr>
-                <w:sz w:val="16"/>
-                <w:lang w:val="en-US"/>
-              </w:rPr>
-              <w:t>{%watermark_8910}</w:t>
-            </w:r>
-          </w:p>
-          <w:p>
-            <w:pPr>
               <w:pStyle w:val="2"/>
               <w:tabs>
                 <w:tab w:val="left" w:pos="5580"/>
@@ -4374,7 +4358,7 @@
                 <w:rFonts w:ascii="Times New Roman" w:hAnsi="Times New Roman"/>
                 <w:b w:val="0"/>
                 <w:color w:val="000000"/>
-                <w:sz w:val="20"/>
+                <w:sz w:val="16"/>
                 <w:lang w:val="en-US"/>
               </w:rPr>
             </w:pPr>
@@ -4383,7 +4367,7 @@
                 <w:rFonts w:ascii="Times New Roman" w:hAnsi="Times New Roman"/>
                 <w:b w:val="0"/>
                 <w:color w:val="000000"/>
-                <w:sz w:val="20"/>
+                <w:sz w:val="16"/>
                 <w:lang w:val="en-US"/>
               </w:rPr>
               <w:t xml:space="preserve">                    </w:t>
@@ -4393,7 +4377,7 @@
                 <w:rFonts w:ascii="Times New Roman" w:hAnsi="Times New Roman"/>
                 <w:b w:val="0"/>
                 <w:color w:val="000000"/>
-                <w:sz w:val="20"/>
+                <w:sz w:val="16"/>
                 <w:lang w:val="en-US"/>
               </w:rPr>
               <w:t xml:space="preserve">               {#</w:t>
@@ -4404,7 +4388,7 @@
                 <w:rFonts w:ascii="Times New Roman" w:hAnsi="Times New Roman"/>
                 <w:b w:val="0"/>
                 <w:color w:val="000000"/>
-                <w:sz w:val="20"/>
+                <w:sz w:val="16"/>
                 <w:lang w:val="en-US"/>
               </w:rPr>
               <w:t xml:space="preserve">rows} </w:t>
@@ -4414,7 +4398,7 @@
                 <w:rFonts w:ascii="Times New Roman" w:hAnsi="Times New Roman"/>
                 <w:b w:val="0"/>
                 <w:color w:val="000000"/>
-                <w:sz w:val="20"/>
+                <w:sz w:val="16"/>
                 <w:lang w:val="en-US"/>
               </w:rPr>
               <w:t xml:space="preserve">  </w:t>
@@ -4425,7 +4409,7 @@
                 <w:rFonts w:ascii="Times New Roman" w:hAnsi="Times New Roman"/>
                 <w:b w:val="0"/>
                 <w:color w:val="000000"/>
-                <w:sz w:val="20"/>
+                <w:sz w:val="16"/>
                 <w:lang w:val="en-US"/>
               </w:rPr>
               <w:t xml:space="preserve">   </w:t>
@@ -4435,7 +4419,7 @@
                 <w:rFonts w:ascii="Times New Roman" w:hAnsi="Times New Roman"/>
                 <w:b w:val="0"/>
                 <w:color w:val="000000"/>
-                <w:sz w:val="20"/>
+                <w:sz w:val="16"/>
                 <w:lang w:val="en-US"/>
               </w:rPr>
               <w:t xml:space="preserve"> {seats}</w:t>
@@ -4445,7 +4429,7 @@
                 <w:rFonts w:ascii="Times New Roman" w:hAnsi="Times New Roman"/>
                 <w:b w:val="0"/>
                 <w:color w:val="000000"/>
-                <w:sz w:val="20"/>
+                <w:sz w:val="16"/>
                 <w:lang w:val="en-US"/>
               </w:rPr>
               <w:t xml:space="preserve">                     </w:t>
@@ -4455,7 +4439,7 @@
                 <w:rFonts w:ascii="Times New Roman" w:hAnsi="Times New Roman"/>
                 <w:b w:val="0"/>
                 <w:color w:val="000000"/>
-                <w:sz w:val="20"/>
+                <w:sz w:val="16"/>
                 <w:lang w:val="en-US"/>
               </w:rPr>
               <w:t>{packaging}</w:t>
@@ -4465,7 +4449,7 @@
                 <w:rFonts w:ascii="Times New Roman" w:hAnsi="Times New Roman"/>
                 <w:b w:val="0"/>
                 <w:color w:val="000000"/>
-                <w:sz w:val="20"/>
+                <w:sz w:val="16"/>
                 <w:lang w:val="en-US"/>
               </w:rPr>
               <w:t xml:space="preserve">        </w:t>
@@ -4475,7 +4459,7 @@
                 <w:rFonts w:ascii="Times New Roman" w:hAnsi="Times New Roman"/>
                 <w:b w:val="0"/>
                 <w:color w:val="000000"/>
-                <w:sz w:val="20"/>
+                <w:sz w:val="16"/>
                 <w:lang w:val="en-US"/>
               </w:rPr>
               <w:t>{title}</w:t>
@@ -4612,7 +4596,7 @@
               <w:pStyle w:val="2"/>
               <w:rPr>
                 <w:rFonts w:ascii="Times New Roman" w:hAnsi="Times New Roman"/>
-                <w:sz w:val="20"/>
+                <w:sz w:val="16"/>
               </w:rPr>
             </w:pPr>
           </w:p>
@@ -4884,7 +4868,7 @@
               <w:rPr>
                 <w:rFonts w:ascii="Courier New" w:hAnsi="Courier New"/>
                 <w:color w:val="FF0000"/>
-                <w:sz w:val="22"/>
+                <w:sz w:val="16"/>
               </w:rPr>
             </w:pPr>
           </w:p>
@@ -4905,7 +4889,7 @@
               <w:rPr>
                 <w:rFonts w:ascii="Courier New" w:hAnsi="Courier New"/>
                 <w:color w:val="FF0000"/>
-                <w:sz w:val="22"/>
+                <w:sz w:val="16"/>
               </w:rPr>
             </w:pPr>
           </w:p>
@@ -4926,7 +4910,7 @@
               <w:rPr>
                 <w:rFonts w:ascii="Courier New" w:hAnsi="Courier New"/>
                 <w:color w:val="FF0000"/>
-                <w:sz w:val="22"/>
+                <w:sz w:val="16"/>
               </w:rPr>
             </w:pPr>
           </w:p>
@@ -4946,7 +4930,7 @@
               <w:rPr>
                 <w:rFonts w:ascii="Courier New" w:hAnsi="Courier New"/>
                 <w:color w:val="FF0000"/>
-                <w:sz w:val="22"/>
+                <w:sz w:val="16"/>
               </w:rPr>
             </w:pPr>
           </w:p>
@@ -5308,8 +5292,8 @@
               <w:spacing w:after="60"/>
               <w:rPr>
                 <w:b/>
-                <w:sz w:val="18"/>
-                <w:szCs w:val="18"/>
+                <w:sz w:val="16"/>
+                <w:szCs w:val="16"/>
                 <w:lang w:val="en-US"/>
               </w:rPr>
             </w:pPr>
@@ -5376,7 +5360,7 @@
               <w:rPr>
                 <w:rFonts w:ascii="Courier New" w:hAnsi="Courier New"/>
                 <w:color w:val="FF0000"/>
-                <w:sz w:val="22"/>
+                <w:sz w:val="16"/>
                 <w:lang w:val="ru-RU"/>
               </w:rPr>
             </w:pPr>
@@ -5398,7 +5382,7 @@
               <w:rPr>
                 <w:rFonts w:ascii="Courier New" w:hAnsi="Courier New"/>
                 <w:color w:val="FF0000"/>
-                <w:sz w:val="22"/>
+                <w:sz w:val="16"/>
                 <w:lang w:val="ru-RU"/>
               </w:rPr>
             </w:pPr>
@@ -5420,7 +5404,7 @@
               <w:rPr>
                 <w:rFonts w:ascii="Courier New" w:hAnsi="Courier New"/>
                 <w:color w:val="FF0000"/>
-                <w:sz w:val="22"/>
+                <w:sz w:val="16"/>
                 <w:lang w:val="ru-RU"/>
               </w:rPr>
             </w:pPr>
@@ -5441,7 +5425,7 @@
               <w:rPr>
                 <w:rFonts w:ascii="Courier New" w:hAnsi="Courier New"/>
                 <w:color w:val="FF0000"/>
-                <w:sz w:val="22"/>
+                <w:sz w:val="16"/>
                 <w:lang w:val="ru-RU"/>
               </w:rPr>
             </w:pPr>
@@ -5463,7 +5447,7 @@
               <w:rPr>
                 <w:rFonts w:ascii="Courier New" w:hAnsi="Courier New"/>
                 <w:color w:val="FF0000"/>
-                <w:sz w:val="22"/>
+                <w:sz w:val="16"/>
                 <w:lang w:val="ru-RU"/>
               </w:rPr>
             </w:pPr>
@@ -5484,7 +5468,7 @@
               <w:rPr>
                 <w:rFonts w:ascii="Courier New" w:hAnsi="Courier New"/>
                 <w:color w:val="FF0000"/>
-                <w:sz w:val="22"/>
+                <w:sz w:val="16"/>
                 <w:lang w:val="ru-RU"/>
               </w:rPr>
             </w:pPr>
@@ -5505,7 +5489,7 @@
               <w:rPr>
                 <w:rFonts w:ascii="Courier New" w:hAnsi="Courier New"/>
                 <w:color w:val="FF0000"/>
-                <w:sz w:val="22"/>
+                <w:sz w:val="16"/>
                 <w:lang w:val="ru-RU"/>
               </w:rPr>
             </w:pPr>
@@ -5528,8 +5512,8 @@
             <w:pPr>
               <w:rPr>
                 <w:b/>
-                <w:sz w:val="18"/>
-                <w:szCs w:val="18"/>
+                <w:sz w:val="16"/>
+                <w:szCs w:val="16"/>
                 <w:lang w:val="kk-KZ"/>
               </w:rPr>
             </w:pPr>
@@ -5604,7 +5588,7 @@
               <w:rPr>
                 <w:rFonts w:ascii="Courier New" w:hAnsi="Courier New"/>
                 <w:color w:val="FF0000"/>
-                <w:sz w:val="22"/>
+                <w:sz w:val="16"/>
                 <w:lang w:val="ru-RU"/>
               </w:rPr>
             </w:pPr>
@@ -5626,7 +5610,7 @@
               <w:rPr>
                 <w:rFonts w:ascii="Courier New" w:hAnsi="Courier New"/>
                 <w:color w:val="FF0000"/>
-                <w:sz w:val="22"/>
+                <w:sz w:val="16"/>
                 <w:lang w:val="ru-RU"/>
               </w:rPr>
             </w:pPr>
@@ -5648,7 +5632,7 @@
               <w:rPr>
                 <w:rFonts w:ascii="Courier New" w:hAnsi="Courier New"/>
                 <w:color w:val="FF0000"/>
-                <w:sz w:val="22"/>
+                <w:sz w:val="16"/>
                 <w:lang w:val="ru-RU"/>
               </w:rPr>
             </w:pPr>
@@ -5669,7 +5653,7 @@
               <w:rPr>
                 <w:rFonts w:ascii="Courier New" w:hAnsi="Courier New"/>
                 <w:color w:val="FF0000"/>
-                <w:sz w:val="22"/>
+                <w:sz w:val="16"/>
                 <w:lang w:val="ru-RU"/>
               </w:rPr>
             </w:pPr>
@@ -5691,7 +5675,7 @@
               <w:rPr>
                 <w:rFonts w:ascii="Courier New" w:hAnsi="Courier New"/>
                 <w:color w:val="FF0000"/>
-                <w:sz w:val="22"/>
+                <w:sz w:val="16"/>
                 <w:lang w:val="ru-RU"/>
               </w:rPr>
             </w:pPr>
@@ -5712,7 +5696,7 @@
               <w:rPr>
                 <w:rFonts w:ascii="Courier New" w:hAnsi="Courier New"/>
                 <w:color w:val="FF0000"/>
-                <w:sz w:val="22"/>
+                <w:sz w:val="16"/>
                 <w:lang w:val="ru-RU"/>
               </w:rPr>
             </w:pPr>
@@ -5733,7 +5717,7 @@
               <w:rPr>
                 <w:rFonts w:ascii="Courier New" w:hAnsi="Courier New"/>
                 <w:color w:val="FF0000"/>
-                <w:sz w:val="22"/>
+                <w:sz w:val="16"/>
                 <w:lang w:val="ru-RU"/>
               </w:rPr>
             </w:pPr>
@@ -5757,8 +5741,8 @@
               <w:spacing w:after="60"/>
               <w:rPr>
                 <w:b/>
-                <w:sz w:val="18"/>
-                <w:szCs w:val="18"/>
+                <w:sz w:val="16"/>
+                <w:szCs w:val="16"/>
                 <w:lang w:val="en-US"/>
               </w:rPr>
             </w:pPr>
@@ -5825,7 +5809,7 @@
               <w:rPr>
                 <w:rFonts w:ascii="Courier New" w:hAnsi="Courier New"/>
                 <w:color w:val="FF0000"/>
-                <w:sz w:val="22"/>
+                <w:sz w:val="16"/>
                 <w:lang w:val="ru-RU"/>
               </w:rPr>
             </w:pPr>
@@ -5847,7 +5831,7 @@
               <w:rPr>
                 <w:rFonts w:ascii="Courier New" w:hAnsi="Courier New"/>
                 <w:color w:val="FF0000"/>
-                <w:sz w:val="22"/>
+                <w:sz w:val="16"/>
                 <w:lang w:val="ru-RU"/>
               </w:rPr>
             </w:pPr>
@@ -5869,7 +5853,7 @@
               <w:rPr>
                 <w:rFonts w:ascii="Courier New" w:hAnsi="Courier New"/>
                 <w:color w:val="FF0000"/>
-                <w:sz w:val="22"/>
+                <w:sz w:val="16"/>
                 <w:lang w:val="ru-RU"/>
               </w:rPr>
             </w:pPr>
@@ -5890,7 +5874,7 @@
               <w:rPr>
                 <w:rFonts w:ascii="Courier New" w:hAnsi="Courier New"/>
                 <w:color w:val="FF0000"/>
-                <w:sz w:val="22"/>
+                <w:sz w:val="16"/>
                 <w:lang w:val="ru-RU"/>
               </w:rPr>
             </w:pPr>
@@ -5912,7 +5896,7 @@
               <w:rPr>
                 <w:rFonts w:ascii="Courier New" w:hAnsi="Courier New"/>
                 <w:color w:val="FF0000"/>
-                <w:sz w:val="22"/>
+                <w:sz w:val="16"/>
                 <w:lang w:val="ru-RU"/>
               </w:rPr>
             </w:pPr>
@@ -5933,7 +5917,7 @@
               <w:rPr>
                 <w:rFonts w:ascii="Courier New" w:hAnsi="Courier New"/>
                 <w:color w:val="FF0000"/>
-                <w:sz w:val="22"/>
+                <w:sz w:val="16"/>
                 <w:lang w:val="ru-RU"/>
               </w:rPr>
             </w:pPr>
@@ -5954,7 +5938,7 @@
               <w:rPr>
                 <w:rFonts w:ascii="Courier New" w:hAnsi="Courier New"/>
                 <w:color w:val="FF0000"/>
-                <w:sz w:val="22"/>
+                <w:sz w:val="16"/>
                 <w:lang w:val="ru-RU"/>
               </w:rPr>
             </w:pPr>
@@ -5977,8 +5961,8 @@
             <w:pPr>
               <w:rPr>
                 <w:b/>
-                <w:sz w:val="18"/>
-                <w:szCs w:val="18"/>
+                <w:sz w:val="16"/>
+                <w:szCs w:val="16"/>
                 <w:lang w:val="en-US"/>
               </w:rPr>
             </w:pPr>
@@ -6045,7 +6029,7 @@
               <w:rPr>
                 <w:rFonts w:ascii="Courier New" w:hAnsi="Courier New"/>
                 <w:color w:val="FF0000"/>
-                <w:sz w:val="22"/>
+                <w:sz w:val="16"/>
                 <w:lang w:val="ru-RU"/>
               </w:rPr>
             </w:pPr>
@@ -6067,7 +6051,7 @@
               <w:rPr>
                 <w:rFonts w:ascii="Courier New" w:hAnsi="Courier New"/>
                 <w:color w:val="FF0000"/>
-                <w:sz w:val="22"/>
+                <w:sz w:val="16"/>
                 <w:lang w:val="ru-RU"/>
               </w:rPr>
             </w:pPr>
@@ -6089,7 +6073,7 @@
               <w:rPr>
                 <w:rFonts w:ascii="Courier New" w:hAnsi="Courier New"/>
                 <w:color w:val="FF0000"/>
-                <w:sz w:val="22"/>
+                <w:sz w:val="16"/>
                 <w:lang w:val="ru-RU"/>
               </w:rPr>
             </w:pPr>
@@ -6110,7 +6094,7 @@
               <w:rPr>
                 <w:rFonts w:ascii="Courier New" w:hAnsi="Courier New"/>
                 <w:color w:val="FF0000"/>
-                <w:sz w:val="22"/>
+                <w:sz w:val="16"/>
                 <w:lang w:val="ru-RU"/>
               </w:rPr>
             </w:pPr>
@@ -6132,7 +6116,7 @@
               <w:rPr>
                 <w:rFonts w:ascii="Courier New" w:hAnsi="Courier New"/>
                 <w:color w:val="FF0000"/>
-                <w:sz w:val="22"/>
+                <w:sz w:val="16"/>
                 <w:lang w:val="ru-RU"/>
               </w:rPr>
             </w:pPr>
@@ -6153,7 +6137,7 @@
               <w:rPr>
                 <w:rFonts w:ascii="Courier New" w:hAnsi="Courier New"/>
                 <w:color w:val="FF0000"/>
-                <w:sz w:val="22"/>
+                <w:sz w:val="16"/>
                 <w:lang w:val="ru-RU"/>
               </w:rPr>
             </w:pPr>
@@ -6174,7 +6158,7 @@
               <w:rPr>
                 <w:rFonts w:ascii="Courier New" w:hAnsi="Courier New"/>
                 <w:color w:val="FF0000"/>
-                <w:sz w:val="22"/>
+                <w:sz w:val="16"/>
                 <w:lang w:val="ru-RU"/>
               </w:rPr>
             </w:pPr>
@@ -6197,8 +6181,8 @@
             <w:pPr>
               <w:rPr>
                 <w:b/>
-                <w:sz w:val="18"/>
-                <w:szCs w:val="18"/>
+                <w:sz w:val="16"/>
+                <w:szCs w:val="16"/>
                 <w:lang w:val="en-US"/>
               </w:rPr>
             </w:pPr>
@@ -6265,7 +6249,7 @@
               <w:rPr>
                 <w:rFonts w:ascii="Courier New" w:hAnsi="Courier New"/>
                 <w:color w:val="FF0000"/>
-                <w:sz w:val="22"/>
+                <w:sz w:val="16"/>
                 <w:lang w:val="ru-RU"/>
               </w:rPr>
             </w:pPr>
@@ -6287,7 +6271,7 @@
               <w:rPr>
                 <w:rFonts w:ascii="Courier New" w:hAnsi="Courier New"/>
                 <w:color w:val="FF0000"/>
-                <w:sz w:val="22"/>
+                <w:sz w:val="16"/>
                 <w:lang w:val="ru-RU"/>
               </w:rPr>
             </w:pPr>
@@ -6309,7 +6293,7 @@
               <w:rPr>
                 <w:rFonts w:ascii="Courier New" w:hAnsi="Courier New"/>
                 <w:color w:val="FF0000"/>
-                <w:sz w:val="22"/>
+                <w:sz w:val="16"/>
                 <w:lang w:val="ru-RU"/>
               </w:rPr>
             </w:pPr>
@@ -6330,7 +6314,7 @@
               <w:rPr>
                 <w:rFonts w:ascii="Courier New" w:hAnsi="Courier New"/>
                 <w:color w:val="FF0000"/>
-                <w:sz w:val="22"/>
+                <w:sz w:val="16"/>
                 <w:lang w:val="ru-RU"/>
               </w:rPr>
             </w:pPr>
@@ -6352,7 +6336,7 @@
               <w:rPr>
                 <w:rFonts w:ascii="Courier New" w:hAnsi="Courier New"/>
                 <w:color w:val="FF0000"/>
-                <w:sz w:val="22"/>
+                <w:sz w:val="16"/>
                 <w:lang w:val="ru-RU"/>
               </w:rPr>
             </w:pPr>
@@ -6373,7 +6357,7 @@
               <w:rPr>
                 <w:rFonts w:ascii="Courier New" w:hAnsi="Courier New"/>
                 <w:color w:val="FF0000"/>
-                <w:sz w:val="22"/>
+                <w:sz w:val="16"/>
                 <w:lang w:val="ru-RU"/>
               </w:rPr>
             </w:pPr>
@@ -6394,7 +6378,7 @@
               <w:rPr>
                 <w:rFonts w:ascii="Courier New" w:hAnsi="Courier New"/>
                 <w:color w:val="FF0000"/>
-                <w:sz w:val="22"/>
+                <w:sz w:val="16"/>
                 <w:lang w:val="ru-RU"/>
               </w:rPr>
             </w:pPr>
@@ -6417,8 +6401,8 @@
             <w:pPr>
               <w:rPr>
                 <w:b/>
-                <w:sz w:val="18"/>
-                <w:szCs w:val="18"/>
+                <w:sz w:val="16"/>
+                <w:szCs w:val="16"/>
               </w:rPr>
             </w:pPr>
           </w:p>
@@ -6484,7 +6468,7 @@
               <w:rPr>
                 <w:rFonts w:ascii="Courier New" w:hAnsi="Courier New"/>
                 <w:color w:val="FF0000"/>
-                <w:sz w:val="22"/>
+                <w:sz w:val="16"/>
                 <w:lang w:val="ru-RU"/>
               </w:rPr>
             </w:pPr>
@@ -6506,7 +6490,7 @@
               <w:rPr>
                 <w:rFonts w:ascii="Courier New" w:hAnsi="Courier New"/>
                 <w:color w:val="FF0000"/>
-                <w:sz w:val="22"/>
+                <w:sz w:val="16"/>
                 <w:lang w:val="ru-RU"/>
               </w:rPr>
             </w:pPr>
@@ -6528,7 +6512,7 @@
               <w:rPr>
                 <w:rFonts w:ascii="Courier New" w:hAnsi="Courier New"/>
                 <w:color w:val="FF0000"/>
-                <w:sz w:val="22"/>
+                <w:sz w:val="16"/>
                 <w:lang w:val="ru-RU"/>
               </w:rPr>
             </w:pPr>
@@ -6549,7 +6533,7 @@
               <w:rPr>
                 <w:rFonts w:ascii="Courier New" w:hAnsi="Courier New"/>
                 <w:color w:val="FF0000"/>
-                <w:sz w:val="22"/>
+                <w:sz w:val="16"/>
                 <w:lang w:val="ru-RU"/>
               </w:rPr>
             </w:pPr>
@@ -6571,7 +6555,7 @@
               <w:rPr>
                 <w:rFonts w:ascii="Courier New" w:hAnsi="Courier New"/>
                 <w:color w:val="FF0000"/>
-                <w:sz w:val="22"/>
+                <w:sz w:val="16"/>
                 <w:lang w:val="ru-RU"/>
               </w:rPr>
             </w:pPr>
@@ -6592,7 +6576,7 @@
               <w:rPr>
                 <w:rFonts w:ascii="Courier New" w:hAnsi="Courier New"/>
                 <w:color w:val="FF0000"/>
-                <w:sz w:val="22"/>
+                <w:sz w:val="16"/>
                 <w:lang w:val="ru-RU"/>
               </w:rPr>
             </w:pPr>
@@ -6613,7 +6597,7 @@
               <w:rPr>
                 <w:rFonts w:ascii="Courier New" w:hAnsi="Courier New"/>
                 <w:color w:val="FF0000"/>
-                <w:sz w:val="22"/>
+                <w:sz w:val="16"/>
                 <w:lang w:val="ru-RU"/>
               </w:rPr>
             </w:pPr>
@@ -6636,8 +6620,8 @@
             <w:pPr>
               <w:rPr>
                 <w:b/>
-                <w:sz w:val="18"/>
-                <w:szCs w:val="18"/>
+                <w:sz w:val="16"/>
+                <w:szCs w:val="16"/>
                 <w:lang w:val="ru-RU"/>
               </w:rPr>
             </w:pPr>
@@ -6718,7 +6702,7 @@
               <w:rPr>
                 <w:rFonts w:ascii="Courier New" w:hAnsi="Courier New"/>
                 <w:color w:val="FF0000"/>
-                <w:sz w:val="22"/>
+                <w:sz w:val="16"/>
               </w:rPr>
             </w:pPr>
           </w:p>
@@ -6739,7 +6723,7 @@
               <w:rPr>
                 <w:rFonts w:ascii="Courier New" w:hAnsi="Courier New"/>
                 <w:color w:val="FF0000"/>
-                <w:sz w:val="22"/>
+                <w:sz w:val="16"/>
               </w:rPr>
             </w:pPr>
           </w:p>
@@ -6760,7 +6744,7 @@
               <w:rPr>
                 <w:rFonts w:ascii="Courier New" w:hAnsi="Courier New"/>
                 <w:color w:val="FF0000"/>
-                <w:sz w:val="22"/>
+                <w:sz w:val="16"/>
               </w:rPr>
             </w:pPr>
           </w:p>
@@ -6780,7 +6764,7 @@
               <w:rPr>
                 <w:rFonts w:ascii="Courier New" w:hAnsi="Courier New"/>
                 <w:color w:val="FF0000"/>
-                <w:sz w:val="22"/>
+                <w:sz w:val="16"/>
               </w:rPr>
             </w:pPr>
           </w:p>
@@ -6801,7 +6785,7 @@
               <w:rPr>
                 <w:rFonts w:ascii="Courier New" w:hAnsi="Courier New"/>
                 <w:color w:val="FF0000"/>
-                <w:sz w:val="22"/>
+                <w:sz w:val="16"/>
               </w:rPr>
             </w:pPr>
           </w:p>
@@ -6821,7 +6805,7 @@
               <w:rPr>
                 <w:rFonts w:ascii="Courier New" w:hAnsi="Courier New"/>
                 <w:color w:val="FF0000"/>
-                <w:sz w:val="22"/>
+                <w:sz w:val="16"/>
               </w:rPr>
             </w:pPr>
           </w:p>
@@ -6841,7 +6825,7 @@
               <w:rPr>
                 <w:rFonts w:ascii="Courier New" w:hAnsi="Courier New"/>
                 <w:color w:val="FF0000"/>
-                <w:sz w:val="22"/>
+                <w:sz w:val="16"/>
               </w:rPr>
             </w:pPr>
           </w:p>
@@ -6938,7 +6922,7 @@
             <w:pPr>
               <w:rPr>
                 <w:color w:val="FF0000"/>
-                <w:sz w:val="22"/>
+                <w:sz w:val="16"/>
                 <w:lang w:val="ru-RU"/>
               </w:rPr>
             </w:pPr>
@@ -6959,7 +6943,7 @@
             <w:pPr>
               <w:rPr>
                 <w:color w:val="FF0000"/>
-                <w:sz w:val="22"/>
+                <w:sz w:val="16"/>
                 <w:lang w:val="ru-RU"/>
               </w:rPr>
             </w:pPr>
@@ -6980,7 +6964,7 @@
             <w:pPr>
               <w:rPr>
                 <w:color w:val="FF0000"/>
-                <w:sz w:val="22"/>
+                <w:sz w:val="16"/>
                 <w:lang w:val="ru-RU"/>
               </w:rPr>
             </w:pPr>
@@ -7000,7 +6984,7 @@
             <w:pPr>
               <w:rPr>
                 <w:color w:val="FF0000"/>
-                <w:sz w:val="22"/>
+                <w:sz w:val="16"/>
                 <w:lang w:val="ru-RU"/>
               </w:rPr>
             </w:pPr>
@@ -7123,7 +7107,7 @@
                 <w:rFonts w:ascii="Arial" w:hAnsi="Arial"/>
                 <w:b/>
                 <w:color w:val="FF0000"/>
-                <w:sz w:val="22"/>
+                <w:sz w:val="16"/>
                 <w:lang w:val="ru-RU"/>
               </w:rPr>
               <w:t>20</w:t>
@@ -7277,7 +7261,7 @@
             <w:pPr>
               <w:rPr>
                 <w:b/>
-                <w:sz w:val="22"/>
+                <w:sz w:val="16"/>
               </w:rPr>
             </w:pPr>
           </w:p>
@@ -7298,7 +7282,7 @@
               <w:rPr>
                 <w:rFonts w:ascii="Courier New" w:hAnsi="Courier New"/>
                 <w:color w:val="FF0000"/>
-                <w:sz w:val="22"/>
+                <w:sz w:val="16"/>
               </w:rPr>
             </w:pPr>
           </w:p>
@@ -7318,7 +7302,7 @@
               <w:rPr>
                 <w:rFonts w:ascii="Courier New" w:hAnsi="Courier New"/>
                 <w:color w:val="FF0000"/>
-                <w:sz w:val="22"/>
+                <w:sz w:val="16"/>
               </w:rPr>
             </w:pPr>
           </w:p>
@@ -7421,7 +7405,7 @@
               <w:rPr>
                 <w:rFonts w:ascii="Courier New" w:hAnsi="Courier New"/>
                 <w:color w:val="FF0000"/>
-                <w:sz w:val="22"/>
+                <w:sz w:val="16"/>
               </w:rPr>
             </w:pPr>
           </w:p>
@@ -7441,7 +7425,7 @@
               <w:rPr>
                 <w:rFonts w:ascii="Courier New" w:hAnsi="Courier New"/>
                 <w:color w:val="FF0000"/>
-                <w:sz w:val="22"/>
+                <w:sz w:val="16"/>
               </w:rPr>
             </w:pPr>
           </w:p>
@@ -9086,7 +9070,7 @@
               <w:rPr>
                 <w:rFonts w:ascii="Courier New" w:hAnsi="Courier New"/>
                 <w:color w:val="FF0000"/>
-                <w:sz w:val="22"/>
+                <w:sz w:val="16"/>
                 <w:lang w:val="ru-RU"/>
               </w:rPr>
             </w:pPr>
@@ -9781,20 +9765,20 @@
           <w:p>
             <w:pPr>
               <w:rPr>
-                <w:sz w:val="22"/>
+                <w:sz w:val="16"/>
                 <w:lang w:val="en-US"/>
               </w:rPr>
             </w:pPr>
             <w:r>
               <w:rPr>
-                <w:sz w:val="22"/>
+                <w:sz w:val="16"/>
                 <w:lang w:val="kk-KZ"/>
               </w:rPr>
               <w:t>Марка</w:t>
             </w:r>
             <w:r>
               <w:rPr>
-                <w:sz w:val="22"/>
+                <w:sz w:val="16"/>
                 <w:lang w:val="en-US"/>
               </w:rPr>
               <w:t>: {vehicle_model}</w:t>
@@ -9817,7 +9801,7 @@
               <w:rPr>
                 <w:rFonts w:ascii="Courier New" w:hAnsi="Courier New"/>
                 <w:color w:val="FF0000"/>
-                <w:sz w:val="22"/>
+                <w:sz w:val="16"/>
               </w:rPr>
             </w:pPr>
           </w:p>
@@ -9837,7 +9821,7 @@
               <w:rPr>
                 <w:rFonts w:ascii="Courier New" w:hAnsi="Courier New"/>
                 <w:color w:val="FF0000"/>
-                <w:sz w:val="22"/>
+                <w:sz w:val="16"/>
               </w:rPr>
             </w:pPr>
           </w:p>
@@ -9863,7 +9847,7 @@
             </w:pPr>
             <w:r>
               <w:rPr>
-                <w:szCs w:val="18"/>
+                <w:szCs w:val="16"/>
                 <w:lang w:val="en-US"/>
               </w:rPr>
               <w:t>{#has_</w:t>
@@ -9871,14 +9855,14 @@
             <w:proofErr w:type="gramStart"/>
             <w:r>
               <w:rPr>
-                <w:szCs w:val="18"/>
+                <w:szCs w:val="16"/>
                 <w:lang w:val="en-US"/>
               </w:rPr>
               <w:t>trailer}</w:t>
             </w:r>
             <w:r>
               <w:rPr>
-                <w:szCs w:val="18"/>
+                <w:szCs w:val="16"/>
                 <w:lang w:val="kk-KZ"/>
               </w:rPr>
               <w:t>ГРНЗ</w:t>
@@ -9886,14 +9870,14 @@
             <w:proofErr w:type="gramEnd"/>
             <w:r>
               <w:rPr>
-                <w:szCs w:val="18"/>
+                <w:szCs w:val="16"/>
                 <w:lang w:val="kk-KZ"/>
               </w:rPr>
               <w:t xml:space="preserve"> прицепа</w:t>
             </w:r>
             <w:r>
               <w:rPr>
-                <w:szCs w:val="18"/>
+                <w:szCs w:val="16"/>
                 <w:lang w:val="en-US"/>
               </w:rPr>
               <w:t>: {trailer_number}{/has_trailer}</w:t>
@@ -9915,27 +9899,27 @@
             <w:pPr>
               <w:rPr>
                 <w:color w:val="FF0000"/>
-                <w:sz w:val="22"/>
+                <w:sz w:val="16"/>
                 <w:lang w:val="kk-KZ"/>
               </w:rPr>
             </w:pPr>
             <w:r>
               <w:rPr>
-                <w:szCs w:val="18"/>
+                <w:szCs w:val="16"/>
                 <w:lang w:val="en-US"/>
               </w:rPr>
               <w:t>{#has_trailer}</w:t>
             </w:r>
             <w:r>
               <w:rPr>
-                <w:szCs w:val="18"/>
+                <w:szCs w:val="16"/>
                 <w:lang w:val="kk-KZ"/>
               </w:rPr>
               <w:t>Марка прицепа</w:t>
             </w:r>
             <w:r>
               <w:rPr>
-                <w:szCs w:val="18"/>
+                <w:szCs w:val="16"/>
                 <w:lang w:val="en-US"/>
               </w:rPr>
               <w:t>: {trailer_model}{/has_trailer}</w:t>
@@ -9958,7 +9942,7 @@
               <w:rPr>
                 <w:rFonts w:ascii="Courier New" w:hAnsi="Courier New"/>
                 <w:color w:val="FF0000"/>
-                <w:sz w:val="22"/>
+                <w:sz w:val="16"/>
               </w:rPr>
             </w:pPr>
           </w:p>
@@ -9978,7 +9962,7 @@
               <w:rPr>
                 <w:rFonts w:ascii="Courier New" w:hAnsi="Courier New"/>
                 <w:color w:val="FF0000"/>
-                <w:sz w:val="22"/>
+                <w:sz w:val="16"/>
               </w:rPr>
             </w:pPr>
           </w:p>
@@ -9996,7 +9980,7 @@
     </w:p>
     <w:sectPr>
       <w:pgSz w:w="11907" w:h="16840"/>
-      <w:pgMar w:top="1480" w:right="340" w:bottom="200" w:left="340" w:header="720" w:footer="720" w:gutter="0"/>
+      <w:pgMar w:top="340" w:right="340" w:bottom="140" w:left="340" w:header="720" w:footer="720" w:gutter="0"/>
       <w:cols w:space="720"/>
     </w:sectPr>
   </w:body>
@@ -10010,6 +9994,8 @@
       <w:rPr>
         <w:rFonts w:ascii="Times New Roman" w:eastAsia="Times New Roman" w:hAnsi="Times New Roman" w:cs="Times New Roman"/>
         <w:lang w:val="ru-RU" w:eastAsia="ru-RU" w:bidi="ar-SA"/>
+        <w:sz w:val="16"/>
+        <w:szCs w:val="16"/>
       </w:rPr>
     </w:rPrDefault>
     <w:pPrDefault/>
@@ -10322,7 +10308,7 @@
     <w:rPr>
       <w:rFonts w:ascii="Courier New" w:hAnsi="Courier New"/>
       <w:b/>
-      <w:sz w:val="22"/>
+      <w:sz w:val="16"/>
       <w:lang w:val="fr-FR"/>
     </w:rPr>
   </w:style>
@@ -10338,7 +10324,7 @@
     <w:rPr>
       <w:rFonts w:ascii="Courier New" w:hAnsi="Courier New"/>
       <w:b/>
-      <w:sz w:val="22"/>
+      <w:sz w:val="16"/>
     </w:rPr>
   </w:style>
   <w:style w:type="paragraph" w:styleId="3">
@@ -10354,7 +10340,7 @@
     <w:rPr>
       <w:rFonts w:ascii="Courier New" w:hAnsi="Courier New"/>
       <w:b/>
-      <w:sz w:val="22"/>
+      <w:sz w:val="16"/>
     </w:rPr>
   </w:style>
   <w:style w:type="paragraph" w:styleId="4">
@@ -10370,7 +10356,7 @@
     <w:rPr>
       <w:rFonts w:ascii="Courier New" w:hAnsi="Courier New"/>
       <w:b/>
-      <w:sz w:val="22"/>
+      <w:sz w:val="16"/>
     </w:rPr>
   </w:style>
   <w:style w:type="paragraph" w:styleId="5">
@@ -10403,7 +10389,7 @@
       <w:rFonts w:ascii="Arial" w:hAnsi="Arial"/>
       <w:b/>
       <w:color w:val="FF0000"/>
-      <w:sz w:val="24"/>
+      <w:sz w:val="16"/>
     </w:rPr>
   </w:style>
   <w:style w:type="paragraph" w:styleId="7">

--- a/public/templates/template_smr.docx
+++ b/public/templates/template_smr.docx
@@ -4,6 +4,7 @@
   <w:body>
     <w:p>
       <w:pPr>
+        <w:spacing w:line="240" w:lineRule="auto"/>
         <w:rPr>
           <w:lang w:val="ru-RU"/>
         </w:rPr>
@@ -1605,6 +1606,9 @@
         </w:tc>
       </w:tr>
       <w:tr>
+        <w:trPr>
+          <w:trHeight w:val="600" w:hRule="atLeast"/>
+        </w:trPr>
         <w:tc>
           <w:tcPr>
             <w:tcW w:w="5385" w:type="dxa"/>
@@ -4259,6 +4263,7 @@
           </w:tcPr>
           <w:p>
             <w:pPr>
+              <w:spacing w:line="240" w:lineRule="auto"/>
               <w:rPr>
                 <w:b/>
               </w:rPr>
@@ -9169,6 +9174,7 @@
           </w:p>
           <w:p>
             <w:pPr>
+              <w:spacing w:line="240" w:lineRule="auto"/>
               <w:rPr>
                 <w:color w:val="FF0000"/>
                 <w:sz w:val="12"/>
@@ -9240,6 +9246,7 @@
           </w:p>
           <w:p>
             <w:pPr>
+              <w:spacing w:line="240" w:lineRule="auto"/>
               <w:jc w:val="center"/>
               <w:rPr>
                 <w:sz w:val="12"/>
@@ -9363,6 +9370,7 @@
           </w:p>
           <w:p>
             <w:pPr>
+              <w:spacing w:line="240" w:lineRule="auto"/>
               <w:rPr>
                 <w:rFonts w:ascii="Arial" w:hAnsi="Arial"/>
                 <w:color w:val="FF0000"/>
@@ -9969,18 +9977,9 @@
         </w:tc>
       </w:tr>
     </w:tbl>
-    <w:p>
-      <w:pPr>
-        <w:rPr>
-          <w:rFonts w:ascii="StoryC" w:hAnsi="StoryC"/>
-          <w:color w:val="FF0000"/>
-          <w:sz w:val="8"/>
-        </w:rPr>
-      </w:pPr>
-    </w:p>
     <w:sectPr>
       <w:pgSz w:w="11907" w:h="16840"/>
-      <w:pgMar w:top="340" w:right="340" w:bottom="140" w:left="340" w:header="720" w:footer="720" w:gutter="0"/>
+      <w:pgMar w:top="200" w:right="340" w:bottom="100" w:left="340" w:header="720" w:footer="720" w:gutter="0"/>
       <w:cols w:space="720"/>
     </w:sectPr>
   </w:body>
@@ -9998,7 +9997,11 @@
         <w:szCs w:val="16"/>
       </w:rPr>
     </w:rPrDefault>
-    <w:pPrDefault/>
+    <w:pPrDefault>
+      <w:pPr>
+        <w:spacing w:after="0" w:line="200" w:lineRule="auto"/>
+      </w:pPr>
+    </w:pPrDefault>
   </w:docDefaults>
   <w:latentStyles w:defLockedState="0" w:defUIPriority="0" w:defSemiHidden="0" w:defUnhideWhenUsed="0" w:defQFormat="0" w:count="376">
     <w:lsdException w:name="Normal" w:qFormat="1"/>

--- a/public/templates/template_smr.docx
+++ b/public/templates/template_smr.docx
@@ -20,7 +20,8 @@
       <w:pPr>
         <w:jc w:val="center"/>
         <w:rPr>
-          <w:sz w:val="16"/>
+          <w:sz w:val="4"/>
+          <w:szCs w:val="4"/>
           <w:lang w:val="ru-RU"/>
         </w:rPr>
       </w:pPr>
@@ -9979,7 +9980,7 @@
     </w:tbl>
     <w:sectPr>
       <w:pgSz w:w="11907" w:h="16840"/>
-      <w:pgMar w:top="200" w:right="340" w:bottom="100" w:left="340" w:header="720" w:footer="720" w:gutter="0"/>
+      <w:pgMar w:top="240" w:right="340" w:bottom="100" w:left="340" w:header="720" w:footer="720" w:gutter="0"/>
       <w:cols w:space="720"/>
     </w:sectPr>
   </w:body>
